--- a/swh/docx/011.content.docx
+++ b/swh/docx/011.content.docx
@@ -299,66 +299,48 @@
           <w:lang w:val="sw_KE" w:bidi="sw_KE"/>
         </w:rPr>
       </w:r>
-      <w:hyperlink r:id="rId13">
-        <w:r>
-          <w:rPr>
-            <w:lang w:val="sw_KE" w:bidi="sw_KE"/>
-          </w:rPr>
-          <w:rPr>
-            <w:color w:val="0000EE"/>
-            <w:u w:val="single"/>
-          </w:rPr>
-          <w:t>Warumi 16:9–11</w:t>
-        </w:r>
-      </w:hyperlink>
-    </w:p>
-    <w:p>
-      <w:pPr>
-        <w:pStyle w:val="ListBullet"/>
-        <w:spacing w:line="240" w:lineRule="auto"/>
-        <w:ind w:left="720"/>
-      </w:pPr>
-      <w:r>
-        <w:rPr>
-          <w:lang w:val="sw_KE" w:bidi="sw_KE"/>
-        </w:rPr>
-      </w:r>
-      <w:hyperlink r:id="rId14">
-        <w:r>
-          <w:rPr>
-            <w:lang w:val="sw_KE" w:bidi="sw_KE"/>
-          </w:rPr>
-          <w:rPr>
-            <w:color w:val="0000EE"/>
-            <w:u w:val="single"/>
-          </w:rPr>
-          <w:t>Ruthu 2:20</w:t>
-        </w:r>
-      </w:hyperlink>
-    </w:p>
-    <w:p>
-      <w:pPr>
-        <w:pStyle w:val="ListBullet"/>
-        <w:spacing w:line="240" w:lineRule="auto"/>
-        <w:ind w:left="720"/>
-      </w:pPr>
-      <w:r>
-        <w:rPr>
-          <w:lang w:val="sw_KE" w:bidi="sw_KE"/>
-        </w:rPr>
-      </w:r>
-      <w:hyperlink r:id="rId15">
-        <w:r>
-          <w:rPr>
-            <w:lang w:val="sw_KE" w:bidi="sw_KE"/>
-          </w:rPr>
-          <w:rPr>
-            <w:color w:val="0000EE"/>
-            <w:u w:val="single"/>
-          </w:rPr>
-          <w:t>Ruthu 3:9</w:t>
-        </w:r>
-      </w:hyperlink>
+      <w:r>
+        <w:rPr>
+          <w:lang w:val="sw_KE" w:bidi="sw_KE"/>
+        </w:rPr>
+        <w:t>Warumi 16:9–11</w:t>
+      </w:r>
+    </w:p>
+    <w:p>
+      <w:pPr>
+        <w:pStyle w:val="ListBullet"/>
+        <w:spacing w:line="240" w:lineRule="auto"/>
+        <w:ind w:left="720"/>
+      </w:pPr>
+      <w:r>
+        <w:rPr>
+          <w:lang w:val="sw_KE" w:bidi="sw_KE"/>
+        </w:rPr>
+      </w:r>
+      <w:r>
+        <w:rPr>
+          <w:lang w:val="sw_KE" w:bidi="sw_KE"/>
+        </w:rPr>
+        <w:t>Ruthu 2:20</w:t>
+      </w:r>
+    </w:p>
+    <w:p>
+      <w:pPr>
+        <w:pStyle w:val="ListBullet"/>
+        <w:spacing w:line="240" w:lineRule="auto"/>
+        <w:ind w:left="720"/>
+      </w:pPr>
+      <w:r>
+        <w:rPr>
+          <w:lang w:val="sw_KE" w:bidi="sw_KE"/>
+        </w:rPr>
+      </w:r>
+      <w:r>
+        <w:rPr>
+          <w:lang w:val="sw_KE" w:bidi="sw_KE"/>
+        </w:rPr>
+        <w:t>Ruthu 3:9</w:t>
+      </w:r>
     </w:p>
     <w:p>
       <w:pPr>
@@ -542,234 +524,174 @@
           <w:lang w:val="sw_KE" w:bidi="sw_KE"/>
         </w:rPr>
       </w:r>
-      <w:hyperlink r:id="rId16">
-        <w:r>
-          <w:rPr>
-            <w:lang w:val="sw_KE" w:bidi="sw_KE"/>
-          </w:rPr>
-          <w:rPr>
-            <w:color w:val="0000EE"/>
-            <w:u w:val="single"/>
-          </w:rPr>
-          <w:t>Matendo 13:16–18</w:t>
-        </w:r>
-      </w:hyperlink>
-    </w:p>
-    <w:p>
-      <w:pPr>
-        <w:pStyle w:val="ListBullet"/>
-        <w:spacing w:line="240" w:lineRule="auto"/>
-        <w:ind w:left="720"/>
-      </w:pPr>
-      <w:r>
-        <w:rPr>
-          <w:lang w:val="sw_KE" w:bidi="sw_KE"/>
-        </w:rPr>
-      </w:r>
-      <w:hyperlink r:id="rId17">
-        <w:r>
-          <w:rPr>
-            <w:lang w:val="sw_KE" w:bidi="sw_KE"/>
-          </w:rPr>
-          <w:rPr>
-            <w:color w:val="0000EE"/>
-            <w:u w:val="single"/>
-          </w:rPr>
-          <w:t>Matendo 21:38</w:t>
-        </w:r>
-      </w:hyperlink>
-    </w:p>
-    <w:p>
-      <w:pPr>
-        <w:pStyle w:val="ListBullet"/>
-        <w:spacing w:line="240" w:lineRule="auto"/>
-        <w:ind w:left="720"/>
-      </w:pPr>
-      <w:r>
-        <w:rPr>
-          <w:lang w:val="sw_KE" w:bidi="sw_KE"/>
-        </w:rPr>
-      </w:r>
-      <w:hyperlink r:id="rId18">
-        <w:r>
-          <w:rPr>
-            <w:lang w:val="sw_KE" w:bidi="sw_KE"/>
-          </w:rPr>
-          <w:rPr>
-            <w:color w:val="0000EE"/>
-            <w:u w:val="single"/>
-          </w:rPr>
-          <w:t>Kutoka 4:27–28</w:t>
-        </w:r>
-      </w:hyperlink>
-    </w:p>
-    <w:p>
-      <w:pPr>
-        <w:pStyle w:val="ListBullet"/>
-        <w:spacing w:line="240" w:lineRule="auto"/>
-        <w:ind w:left="720"/>
-      </w:pPr>
-      <w:r>
-        <w:rPr>
-          <w:lang w:val="sw_KE" w:bidi="sw_KE"/>
-        </w:rPr>
-      </w:r>
-      <w:hyperlink r:id="rId19">
-        <w:r>
-          <w:rPr>
-            <w:lang w:val="sw_KE" w:bidi="sw_KE"/>
-          </w:rPr>
-          <w:rPr>
-            <w:color w:val="0000EE"/>
-            <w:u w:val="single"/>
-          </w:rPr>
-          <w:t>Mwanzo 37:21–22</w:t>
-        </w:r>
-      </w:hyperlink>
-    </w:p>
-    <w:p>
-      <w:pPr>
-        <w:pStyle w:val="ListBullet"/>
-        <w:spacing w:line="240" w:lineRule="auto"/>
-        <w:ind w:left="720"/>
-      </w:pPr>
-      <w:r>
-        <w:rPr>
-          <w:lang w:val="sw_KE" w:bidi="sw_KE"/>
-        </w:rPr>
-      </w:r>
-      <w:hyperlink r:id="rId20">
-        <w:r>
-          <w:rPr>
-            <w:lang w:val="sw_KE" w:bidi="sw_KE"/>
-          </w:rPr>
-          <w:rPr>
-            <w:color w:val="0000EE"/>
-            <w:u w:val="single"/>
-          </w:rPr>
-          <w:t>Yohana 3:14</w:t>
-        </w:r>
-      </w:hyperlink>
-    </w:p>
-    <w:p>
-      <w:pPr>
-        <w:pStyle w:val="ListBullet"/>
-        <w:spacing w:line="240" w:lineRule="auto"/>
-        <w:ind w:left="720"/>
-      </w:pPr>
-      <w:r>
-        <w:rPr>
-          <w:lang w:val="sw_KE" w:bidi="sw_KE"/>
-        </w:rPr>
-      </w:r>
-      <w:hyperlink r:id="rId21">
-        <w:r>
-          <w:rPr>
-            <w:lang w:val="sw_KE" w:bidi="sw_KE"/>
-          </w:rPr>
-          <w:rPr>
-            <w:color w:val="0000EE"/>
-            <w:u w:val="single"/>
-          </w:rPr>
-          <w:t>Luka 1:80</w:t>
-        </w:r>
-      </w:hyperlink>
-    </w:p>
-    <w:p>
-      <w:pPr>
-        <w:pStyle w:val="ListBullet"/>
-        <w:spacing w:line="240" w:lineRule="auto"/>
-        <w:ind w:left="720"/>
-      </w:pPr>
-      <w:r>
-        <w:rPr>
-          <w:lang w:val="sw_KE" w:bidi="sw_KE"/>
-        </w:rPr>
-      </w:r>
-      <w:hyperlink r:id="rId22">
-        <w:r>
-          <w:rPr>
-            <w:lang w:val="sw_KE" w:bidi="sw_KE"/>
-          </w:rPr>
-          <w:rPr>
-            <w:color w:val="0000EE"/>
-            <w:u w:val="single"/>
-          </w:rPr>
-          <w:t>Luka 9:12–14</w:t>
-        </w:r>
-      </w:hyperlink>
-    </w:p>
-    <w:p>
-      <w:pPr>
-        <w:pStyle w:val="ListBullet"/>
-        <w:spacing w:line="240" w:lineRule="auto"/>
-        <w:ind w:left="720"/>
-      </w:pPr>
-      <w:r>
-        <w:rPr>
-          <w:lang w:val="sw_KE" w:bidi="sw_KE"/>
-        </w:rPr>
-      </w:r>
-      <w:hyperlink r:id="rId23">
-        <w:r>
-          <w:rPr>
-            <w:lang w:val="sw_KE" w:bidi="sw_KE"/>
-          </w:rPr>
-          <w:rPr>
-            <w:color w:val="0000EE"/>
-            <w:u w:val="single"/>
-          </w:rPr>
-          <w:t>Marko 1:3</w:t>
-        </w:r>
-      </w:hyperlink>
-    </w:p>
-    <w:p>
-      <w:pPr>
-        <w:pStyle w:val="ListBullet"/>
-        <w:spacing w:line="240" w:lineRule="auto"/>
-        <w:ind w:left="720"/>
-      </w:pPr>
-      <w:r>
-        <w:rPr>
-          <w:lang w:val="sw_KE" w:bidi="sw_KE"/>
-        </w:rPr>
-      </w:r>
-      <w:hyperlink r:id="rId24">
-        <w:r>
-          <w:rPr>
-            <w:lang w:val="sw_KE" w:bidi="sw_KE"/>
-          </w:rPr>
-          <w:rPr>
-            <w:color w:val="0000EE"/>
-            <w:u w:val="single"/>
-          </w:rPr>
-          <w:t>Mathayo 4:1</w:t>
-        </w:r>
-      </w:hyperlink>
-    </w:p>
-    <w:p>
-      <w:pPr>
-        <w:pStyle w:val="ListBullet"/>
-        <w:spacing w:line="240" w:lineRule="auto"/>
-        <w:ind w:left="720"/>
-      </w:pPr>
-      <w:r>
-        <w:rPr>
-          <w:lang w:val="sw_KE" w:bidi="sw_KE"/>
-        </w:rPr>
-      </w:r>
-      <w:hyperlink r:id="rId25">
-        <w:r>
-          <w:rPr>
-            <w:lang w:val="sw_KE" w:bidi="sw_KE"/>
-          </w:rPr>
-          <w:rPr>
-            <w:color w:val="0000EE"/>
-            <w:u w:val="single"/>
-          </w:rPr>
-          <w:t>Mathayo 11:8</w:t>
-        </w:r>
-      </w:hyperlink>
+      <w:r>
+        <w:rPr>
+          <w:lang w:val="sw_KE" w:bidi="sw_KE"/>
+        </w:rPr>
+        <w:t>Matendo 13:16–18</w:t>
+      </w:r>
+    </w:p>
+    <w:p>
+      <w:pPr>
+        <w:pStyle w:val="ListBullet"/>
+        <w:spacing w:line="240" w:lineRule="auto"/>
+        <w:ind w:left="720"/>
+      </w:pPr>
+      <w:r>
+        <w:rPr>
+          <w:lang w:val="sw_KE" w:bidi="sw_KE"/>
+        </w:rPr>
+      </w:r>
+      <w:r>
+        <w:rPr>
+          <w:lang w:val="sw_KE" w:bidi="sw_KE"/>
+        </w:rPr>
+        <w:t>Matendo 21:38</w:t>
+      </w:r>
+    </w:p>
+    <w:p>
+      <w:pPr>
+        <w:pStyle w:val="ListBullet"/>
+        <w:spacing w:line="240" w:lineRule="auto"/>
+        <w:ind w:left="720"/>
+      </w:pPr>
+      <w:r>
+        <w:rPr>
+          <w:lang w:val="sw_KE" w:bidi="sw_KE"/>
+        </w:rPr>
+      </w:r>
+      <w:r>
+        <w:rPr>
+          <w:lang w:val="sw_KE" w:bidi="sw_KE"/>
+        </w:rPr>
+        <w:t>Kutoka 4:27–28</w:t>
+      </w:r>
+    </w:p>
+    <w:p>
+      <w:pPr>
+        <w:pStyle w:val="ListBullet"/>
+        <w:spacing w:line="240" w:lineRule="auto"/>
+        <w:ind w:left="720"/>
+      </w:pPr>
+      <w:r>
+        <w:rPr>
+          <w:lang w:val="sw_KE" w:bidi="sw_KE"/>
+        </w:rPr>
+      </w:r>
+      <w:r>
+        <w:rPr>
+          <w:lang w:val="sw_KE" w:bidi="sw_KE"/>
+        </w:rPr>
+        <w:t>Mwanzo 37:21–22</w:t>
+      </w:r>
+    </w:p>
+    <w:p>
+      <w:pPr>
+        <w:pStyle w:val="ListBullet"/>
+        <w:spacing w:line="240" w:lineRule="auto"/>
+        <w:ind w:left="720"/>
+      </w:pPr>
+      <w:r>
+        <w:rPr>
+          <w:lang w:val="sw_KE" w:bidi="sw_KE"/>
+        </w:rPr>
+      </w:r>
+      <w:r>
+        <w:rPr>
+          <w:lang w:val="sw_KE" w:bidi="sw_KE"/>
+        </w:rPr>
+        <w:t>Yohana 3:14</w:t>
+      </w:r>
+    </w:p>
+    <w:p>
+      <w:pPr>
+        <w:pStyle w:val="ListBullet"/>
+        <w:spacing w:line="240" w:lineRule="auto"/>
+        <w:ind w:left="720"/>
+      </w:pPr>
+      <w:r>
+        <w:rPr>
+          <w:lang w:val="sw_KE" w:bidi="sw_KE"/>
+        </w:rPr>
+      </w:r>
+      <w:r>
+        <w:rPr>
+          <w:lang w:val="sw_KE" w:bidi="sw_KE"/>
+        </w:rPr>
+        <w:t>Luka 1:80</w:t>
+      </w:r>
+    </w:p>
+    <w:p>
+      <w:pPr>
+        <w:pStyle w:val="ListBullet"/>
+        <w:spacing w:line="240" w:lineRule="auto"/>
+        <w:ind w:left="720"/>
+      </w:pPr>
+      <w:r>
+        <w:rPr>
+          <w:lang w:val="sw_KE" w:bidi="sw_KE"/>
+        </w:rPr>
+      </w:r>
+      <w:r>
+        <w:rPr>
+          <w:lang w:val="sw_KE" w:bidi="sw_KE"/>
+        </w:rPr>
+        <w:t>Luka 9:12–14</w:t>
+      </w:r>
+    </w:p>
+    <w:p>
+      <w:pPr>
+        <w:pStyle w:val="ListBullet"/>
+        <w:spacing w:line="240" w:lineRule="auto"/>
+        <w:ind w:left="720"/>
+      </w:pPr>
+      <w:r>
+        <w:rPr>
+          <w:lang w:val="sw_KE" w:bidi="sw_KE"/>
+        </w:rPr>
+      </w:r>
+      <w:r>
+        <w:rPr>
+          <w:lang w:val="sw_KE" w:bidi="sw_KE"/>
+        </w:rPr>
+        <w:t>Marko 1:3</w:t>
+      </w:r>
+    </w:p>
+    <w:p>
+      <w:pPr>
+        <w:pStyle w:val="ListBullet"/>
+        <w:spacing w:line="240" w:lineRule="auto"/>
+        <w:ind w:left="720"/>
+      </w:pPr>
+      <w:r>
+        <w:rPr>
+          <w:lang w:val="sw_KE" w:bidi="sw_KE"/>
+        </w:rPr>
+      </w:r>
+      <w:r>
+        <w:rPr>
+          <w:lang w:val="sw_KE" w:bidi="sw_KE"/>
+        </w:rPr>
+        <w:t>Mathayo 4:1</w:t>
+      </w:r>
+    </w:p>
+    <w:p>
+      <w:pPr>
+        <w:pStyle w:val="ListBullet"/>
+        <w:spacing w:line="240" w:lineRule="auto"/>
+        <w:ind w:left="720"/>
+      </w:pPr>
+      <w:r>
+        <w:rPr>
+          <w:lang w:val="sw_KE" w:bidi="sw_KE"/>
+        </w:rPr>
+      </w:r>
+      <w:r>
+        <w:rPr>
+          <w:lang w:val="sw_KE" w:bidi="sw_KE"/>
+        </w:rPr>
+        <w:t>Mathayo 11:8</w:t>
+      </w:r>
     </w:p>
     <w:p>
       <w:pPr>
@@ -1116,234 +1038,174 @@
           <w:lang w:val="sw_KE" w:bidi="sw_KE"/>
         </w:rPr>
       </w:r>
-      <w:hyperlink r:id="rId26">
-        <w:r>
-          <w:rPr>
-            <w:lang w:val="sw_KE" w:bidi="sw_KE"/>
-          </w:rPr>
-          <w:rPr>
-            <w:color w:val="0000EE"/>
-            <w:u w:val="single"/>
-          </w:rPr>
-          <w:t>1 Yohana 4:1</w:t>
-        </w:r>
-      </w:hyperlink>
-    </w:p>
-    <w:p>
-      <w:pPr>
-        <w:pStyle w:val="ListBullet"/>
-        <w:spacing w:line="240" w:lineRule="auto"/>
-        <w:ind w:left="720"/>
-      </w:pPr>
-      <w:r>
-        <w:rPr>
-          <w:lang w:val="sw_KE" w:bidi="sw_KE"/>
-        </w:rPr>
-      </w:r>
-      <w:hyperlink r:id="rId27">
-        <w:r>
-          <w:rPr>
-            <w:lang w:val="sw_KE" w:bidi="sw_KE"/>
-          </w:rPr>
-          <w:rPr>
-            <w:color w:val="0000EE"/>
-            <w:u w:val="single"/>
-          </w:rPr>
-          <w:t>1 Wathesalonike 5:21</w:t>
-        </w:r>
-      </w:hyperlink>
-    </w:p>
-    <w:p>
-      <w:pPr>
-        <w:pStyle w:val="ListBullet"/>
-        <w:spacing w:line="240" w:lineRule="auto"/>
-        <w:ind w:left="720"/>
-      </w:pPr>
-      <w:r>
-        <w:rPr>
-          <w:lang w:val="sw_KE" w:bidi="sw_KE"/>
-        </w:rPr>
-      </w:r>
-      <w:hyperlink r:id="rId28">
-        <w:r>
-          <w:rPr>
-            <w:lang w:val="sw_KE" w:bidi="sw_KE"/>
-          </w:rPr>
-          <w:rPr>
-            <w:color w:val="0000EE"/>
-            <w:u w:val="single"/>
-          </w:rPr>
-          <w:t>Matendo 15:10</w:t>
-        </w:r>
-      </w:hyperlink>
-    </w:p>
-    <w:p>
-      <w:pPr>
-        <w:pStyle w:val="ListBullet"/>
-        <w:spacing w:line="240" w:lineRule="auto"/>
-        <w:ind w:left="720"/>
-      </w:pPr>
-      <w:r>
-        <w:rPr>
-          <w:lang w:val="sw_KE" w:bidi="sw_KE"/>
-        </w:rPr>
-      </w:r>
-      <w:hyperlink r:id="rId29">
-        <w:r>
-          <w:rPr>
-            <w:lang w:val="sw_KE" w:bidi="sw_KE"/>
-          </w:rPr>
-          <w:rPr>
-            <w:color w:val="0000EE"/>
-            <w:u w:val="single"/>
-          </w:rPr>
-          <w:t>Mwanzo 22:1</w:t>
-        </w:r>
-      </w:hyperlink>
-    </w:p>
-    <w:p>
-      <w:pPr>
-        <w:pStyle w:val="ListBullet"/>
-        <w:spacing w:line="240" w:lineRule="auto"/>
-        <w:ind w:left="720"/>
-      </w:pPr>
-      <w:r>
-        <w:rPr>
-          <w:lang w:val="sw_KE" w:bidi="sw_KE"/>
-        </w:rPr>
-      </w:r>
-      <w:hyperlink r:id="rId30">
-        <w:r>
-          <w:rPr>
-            <w:lang w:val="sw_KE" w:bidi="sw_KE"/>
-          </w:rPr>
-          <w:rPr>
-            <w:color w:val="0000EE"/>
-            <w:u w:val="single"/>
-          </w:rPr>
-          <w:t>Isaya 7:13</w:t>
-        </w:r>
-      </w:hyperlink>
-    </w:p>
-    <w:p>
-      <w:pPr>
-        <w:pStyle w:val="ListBullet"/>
-        <w:spacing w:line="240" w:lineRule="auto"/>
-        <w:ind w:left="720"/>
-      </w:pPr>
-      <w:r>
-        <w:rPr>
-          <w:lang w:val="sw_KE" w:bidi="sw_KE"/>
-        </w:rPr>
-      </w:r>
-      <w:hyperlink r:id="rId31">
-        <w:r>
-          <w:rPr>
-            <w:lang w:val="sw_KE" w:bidi="sw_KE"/>
-          </w:rPr>
-          <w:rPr>
-            <w:color w:val="0000EE"/>
-            <w:u w:val="single"/>
-          </w:rPr>
-          <w:t>Yakobo 1:12</w:t>
-        </w:r>
-      </w:hyperlink>
-    </w:p>
-    <w:p>
-      <w:pPr>
-        <w:pStyle w:val="ListBullet"/>
-        <w:spacing w:line="240" w:lineRule="auto"/>
-        <w:ind w:left="720"/>
-      </w:pPr>
-      <w:r>
-        <w:rPr>
-          <w:lang w:val="sw_KE" w:bidi="sw_KE"/>
-        </w:rPr>
-      </w:r>
-      <w:hyperlink r:id="rId32">
-        <w:r>
-          <w:rPr>
-            <w:lang w:val="sw_KE" w:bidi="sw_KE"/>
-          </w:rPr>
-          <w:rPr>
-            <w:color w:val="0000EE"/>
-            <w:u w:val="single"/>
-          </w:rPr>
-          <w:t>Maombolezo 3:40–43</w:t>
-        </w:r>
-      </w:hyperlink>
-    </w:p>
-    <w:p>
-      <w:pPr>
-        <w:pStyle w:val="ListBullet"/>
-        <w:spacing w:line="240" w:lineRule="auto"/>
-        <w:ind w:left="720"/>
-      </w:pPr>
-      <w:r>
-        <w:rPr>
-          <w:lang w:val="sw_KE" w:bidi="sw_KE"/>
-        </w:rPr>
-      </w:r>
-      <w:hyperlink r:id="rId33">
-        <w:r>
-          <w:rPr>
-            <w:lang w:val="sw_KE" w:bidi="sw_KE"/>
-          </w:rPr>
-          <w:rPr>
-            <w:color w:val="0000EE"/>
-            <w:u w:val="single"/>
-          </w:rPr>
-          <w:t>Malaki 3:10</w:t>
-        </w:r>
-      </w:hyperlink>
-    </w:p>
-    <w:p>
-      <w:pPr>
-        <w:pStyle w:val="ListBullet"/>
-        <w:spacing w:line="240" w:lineRule="auto"/>
-        <w:ind w:left="720"/>
-      </w:pPr>
-      <w:r>
-        <w:rPr>
-          <w:lang w:val="sw_KE" w:bidi="sw_KE"/>
-        </w:rPr>
-      </w:r>
-      <w:hyperlink r:id="rId34">
-        <w:r>
-          <w:rPr>
-            <w:lang w:val="sw_KE" w:bidi="sw_KE"/>
-          </w:rPr>
-          <w:rPr>
-            <w:color w:val="0000EE"/>
-            <w:u w:val="single"/>
-          </w:rPr>
-          <w:t>Wafilipi 1:10</w:t>
-        </w:r>
-      </w:hyperlink>
-    </w:p>
-    <w:p>
-      <w:pPr>
-        <w:pStyle w:val="ListBullet"/>
-        <w:spacing w:line="240" w:lineRule="auto"/>
-        <w:ind w:left="720"/>
-      </w:pPr>
-      <w:r>
-        <w:rPr>
-          <w:lang w:val="sw_KE" w:bidi="sw_KE"/>
-        </w:rPr>
-      </w:r>
-      <w:hyperlink r:id="rId35">
-        <w:r>
-          <w:rPr>
-            <w:lang w:val="sw_KE" w:bidi="sw_KE"/>
-          </w:rPr>
-          <w:rPr>
-            <w:color w:val="0000EE"/>
-            <w:u w:val="single"/>
-          </w:rPr>
-          <w:t>Zaburi 26:2</w:t>
-        </w:r>
-      </w:hyperlink>
+      <w:r>
+        <w:rPr>
+          <w:lang w:val="sw_KE" w:bidi="sw_KE"/>
+        </w:rPr>
+        <w:t>1 Yohana 4:1</w:t>
+      </w:r>
+    </w:p>
+    <w:p>
+      <w:pPr>
+        <w:pStyle w:val="ListBullet"/>
+        <w:spacing w:line="240" w:lineRule="auto"/>
+        <w:ind w:left="720"/>
+      </w:pPr>
+      <w:r>
+        <w:rPr>
+          <w:lang w:val="sw_KE" w:bidi="sw_KE"/>
+        </w:rPr>
+      </w:r>
+      <w:r>
+        <w:rPr>
+          <w:lang w:val="sw_KE" w:bidi="sw_KE"/>
+        </w:rPr>
+        <w:t>1 Wathesalonike 5:21</w:t>
+      </w:r>
+    </w:p>
+    <w:p>
+      <w:pPr>
+        <w:pStyle w:val="ListBullet"/>
+        <w:spacing w:line="240" w:lineRule="auto"/>
+        <w:ind w:left="720"/>
+      </w:pPr>
+      <w:r>
+        <w:rPr>
+          <w:lang w:val="sw_KE" w:bidi="sw_KE"/>
+        </w:rPr>
+      </w:r>
+      <w:r>
+        <w:rPr>
+          <w:lang w:val="sw_KE" w:bidi="sw_KE"/>
+        </w:rPr>
+        <w:t>Matendo 15:10</w:t>
+      </w:r>
+    </w:p>
+    <w:p>
+      <w:pPr>
+        <w:pStyle w:val="ListBullet"/>
+        <w:spacing w:line="240" w:lineRule="auto"/>
+        <w:ind w:left="720"/>
+      </w:pPr>
+      <w:r>
+        <w:rPr>
+          <w:lang w:val="sw_KE" w:bidi="sw_KE"/>
+        </w:rPr>
+      </w:r>
+      <w:r>
+        <w:rPr>
+          <w:lang w:val="sw_KE" w:bidi="sw_KE"/>
+        </w:rPr>
+        <w:t>Mwanzo 22:1</w:t>
+      </w:r>
+    </w:p>
+    <w:p>
+      <w:pPr>
+        <w:pStyle w:val="ListBullet"/>
+        <w:spacing w:line="240" w:lineRule="auto"/>
+        <w:ind w:left="720"/>
+      </w:pPr>
+      <w:r>
+        <w:rPr>
+          <w:lang w:val="sw_KE" w:bidi="sw_KE"/>
+        </w:rPr>
+      </w:r>
+      <w:r>
+        <w:rPr>
+          <w:lang w:val="sw_KE" w:bidi="sw_KE"/>
+        </w:rPr>
+        <w:t>Isaya 7:13</w:t>
+      </w:r>
+    </w:p>
+    <w:p>
+      <w:pPr>
+        <w:pStyle w:val="ListBullet"/>
+        <w:spacing w:line="240" w:lineRule="auto"/>
+        <w:ind w:left="720"/>
+      </w:pPr>
+      <w:r>
+        <w:rPr>
+          <w:lang w:val="sw_KE" w:bidi="sw_KE"/>
+        </w:rPr>
+      </w:r>
+      <w:r>
+        <w:rPr>
+          <w:lang w:val="sw_KE" w:bidi="sw_KE"/>
+        </w:rPr>
+        <w:t>Yakobo 1:12</w:t>
+      </w:r>
+    </w:p>
+    <w:p>
+      <w:pPr>
+        <w:pStyle w:val="ListBullet"/>
+        <w:spacing w:line="240" w:lineRule="auto"/>
+        <w:ind w:left="720"/>
+      </w:pPr>
+      <w:r>
+        <w:rPr>
+          <w:lang w:val="sw_KE" w:bidi="sw_KE"/>
+        </w:rPr>
+      </w:r>
+      <w:r>
+        <w:rPr>
+          <w:lang w:val="sw_KE" w:bidi="sw_KE"/>
+        </w:rPr>
+        <w:t>Maombolezo 3:40–43</w:t>
+      </w:r>
+    </w:p>
+    <w:p>
+      <w:pPr>
+        <w:pStyle w:val="ListBullet"/>
+        <w:spacing w:line="240" w:lineRule="auto"/>
+        <w:ind w:left="720"/>
+      </w:pPr>
+      <w:r>
+        <w:rPr>
+          <w:lang w:val="sw_KE" w:bidi="sw_KE"/>
+        </w:rPr>
+      </w:r>
+      <w:r>
+        <w:rPr>
+          <w:lang w:val="sw_KE" w:bidi="sw_KE"/>
+        </w:rPr>
+        <w:t>Malaki 3:10</w:t>
+      </w:r>
+    </w:p>
+    <w:p>
+      <w:pPr>
+        <w:pStyle w:val="ListBullet"/>
+        <w:spacing w:line="240" w:lineRule="auto"/>
+        <w:ind w:left="720"/>
+      </w:pPr>
+      <w:r>
+        <w:rPr>
+          <w:lang w:val="sw_KE" w:bidi="sw_KE"/>
+        </w:rPr>
+      </w:r>
+      <w:r>
+        <w:rPr>
+          <w:lang w:val="sw_KE" w:bidi="sw_KE"/>
+        </w:rPr>
+        <w:t>Wafilipi 1:10</w:t>
+      </w:r>
+    </w:p>
+    <w:p>
+      <w:pPr>
+        <w:pStyle w:val="ListBullet"/>
+        <w:spacing w:line="240" w:lineRule="auto"/>
+        <w:ind w:left="720"/>
+      </w:pPr>
+      <w:r>
+        <w:rPr>
+          <w:lang w:val="sw_KE" w:bidi="sw_KE"/>
+        </w:rPr>
+      </w:r>
+      <w:r>
+        <w:rPr>
+          <w:lang w:val="sw_KE" w:bidi="sw_KE"/>
+        </w:rPr>
+        <w:t>Zaburi 26:2</w:t>
+      </w:r>
     </w:p>
     <w:p>
       <w:pPr>
@@ -1571,90 +1433,66 @@
           <w:lang w:val="sw_KE" w:bidi="sw_KE"/>
         </w:rPr>
       </w:r>
-      <w:hyperlink r:id="rId36">
-        <w:r>
-          <w:rPr>
-            <w:lang w:val="sw_KE" w:bidi="sw_KE"/>
-          </w:rPr>
-          <w:rPr>
-            <w:color w:val="0000EE"/>
-            <w:u w:val="single"/>
-          </w:rPr>
-          <w:t>Kumbukumbu la Torati 4:34</w:t>
-        </w:r>
-      </w:hyperlink>
-    </w:p>
-    <w:p>
-      <w:pPr>
-        <w:pStyle w:val="ListBullet"/>
-        <w:spacing w:line="240" w:lineRule="auto"/>
-        <w:ind w:left="720"/>
-      </w:pPr>
-      <w:r>
-        <w:rPr>
-          <w:lang w:val="sw_KE" w:bidi="sw_KE"/>
-        </w:rPr>
-      </w:r>
-      <w:hyperlink r:id="rId37">
-        <w:r>
-          <w:rPr>
-            <w:lang w:val="sw_KE" w:bidi="sw_KE"/>
-          </w:rPr>
-          <w:rPr>
-            <w:color w:val="0000EE"/>
-            <w:u w:val="single"/>
-          </w:rPr>
-          <w:t>Ezekieli 21:12–13</w:t>
-        </w:r>
-      </w:hyperlink>
-    </w:p>
-    <w:p>
-      <w:pPr>
-        <w:pStyle w:val="ListBullet"/>
-        <w:spacing w:line="240" w:lineRule="auto"/>
-        <w:ind w:left="720"/>
-      </w:pPr>
-      <w:r>
-        <w:rPr>
-          <w:lang w:val="sw_KE" w:bidi="sw_KE"/>
-        </w:rPr>
-      </w:r>
-      <w:hyperlink r:id="rId38">
-        <w:r>
-          <w:rPr>
-            <w:lang w:val="sw_KE" w:bidi="sw_KE"/>
-          </w:rPr>
-          <w:rPr>
-            <w:color w:val="0000EE"/>
-            <w:u w:val="single"/>
-          </w:rPr>
-          <w:t>Maombolezo 3:58–61</w:t>
-        </w:r>
-      </w:hyperlink>
-    </w:p>
-    <w:p>
-      <w:pPr>
-        <w:pStyle w:val="ListBullet"/>
-        <w:spacing w:line="240" w:lineRule="auto"/>
-        <w:ind w:left="720"/>
-      </w:pPr>
-      <w:r>
-        <w:rPr>
-          <w:lang w:val="sw_KE" w:bidi="sw_KE"/>
-        </w:rPr>
-      </w:r>
-      <w:hyperlink r:id="rId39">
-        <w:r>
-          <w:rPr>
-            <w:lang w:val="sw_KE" w:bidi="sw_KE"/>
-          </w:rPr>
-          <w:rPr>
-            <w:color w:val="0000EE"/>
-            <w:u w:val="single"/>
-          </w:rPr>
-          <w:t>Mithali 25:7–8</w:t>
-        </w:r>
-      </w:hyperlink>
+      <w:r>
+        <w:rPr>
+          <w:lang w:val="sw_KE" w:bidi="sw_KE"/>
+        </w:rPr>
+        <w:t>Kumbukumbu la Torati 4:34</w:t>
+      </w:r>
+    </w:p>
+    <w:p>
+      <w:pPr>
+        <w:pStyle w:val="ListBullet"/>
+        <w:spacing w:line="240" w:lineRule="auto"/>
+        <w:ind w:left="720"/>
+      </w:pPr>
+      <w:r>
+        <w:rPr>
+          <w:lang w:val="sw_KE" w:bidi="sw_KE"/>
+        </w:rPr>
+      </w:r>
+      <w:r>
+        <w:rPr>
+          <w:lang w:val="sw_KE" w:bidi="sw_KE"/>
+        </w:rPr>
+        <w:t>Ezekieli 21:12–13</w:t>
+      </w:r>
+    </w:p>
+    <w:p>
+      <w:pPr>
+        <w:pStyle w:val="ListBullet"/>
+        <w:spacing w:line="240" w:lineRule="auto"/>
+        <w:ind w:left="720"/>
+      </w:pPr>
+      <w:r>
+        <w:rPr>
+          <w:lang w:val="sw_KE" w:bidi="sw_KE"/>
+        </w:rPr>
+      </w:r>
+      <w:r>
+        <w:rPr>
+          <w:lang w:val="sw_KE" w:bidi="sw_KE"/>
+        </w:rPr>
+        <w:t>Maombolezo 3:58–61</w:t>
+      </w:r>
+    </w:p>
+    <w:p>
+      <w:pPr>
+        <w:pStyle w:val="ListBullet"/>
+        <w:spacing w:line="240" w:lineRule="auto"/>
+        <w:ind w:left="720"/>
+      </w:pPr>
+      <w:r>
+        <w:rPr>
+          <w:lang w:val="sw_KE" w:bidi="sw_KE"/>
+        </w:rPr>
+      </w:r>
+      <w:r>
+        <w:rPr>
+          <w:lang w:val="sw_KE" w:bidi="sw_KE"/>
+        </w:rPr>
+        <w:t>Mithali 25:7–8</w:t>
+      </w:r>
     </w:p>
     <w:p>
       <w:pPr>
@@ -1983,138 +1821,102 @@
           <w:lang w:val="sw_KE" w:bidi="sw_KE"/>
         </w:rPr>
       </w:r>
-      <w:hyperlink r:id="rId40">
-        <w:r>
-          <w:rPr>
-            <w:lang w:val="sw_KE" w:bidi="sw_KE"/>
-          </w:rPr>
-          <w:rPr>
-            <w:color w:val="0000EE"/>
-            <w:u w:val="single"/>
-          </w:rPr>
-          <w:t>1 Wathesalonike 3:4–5</w:t>
-        </w:r>
-      </w:hyperlink>
-    </w:p>
-    <w:p>
-      <w:pPr>
-        <w:pStyle w:val="ListBullet"/>
-        <w:spacing w:line="240" w:lineRule="auto"/>
-        <w:ind w:left="720"/>
-      </w:pPr>
-      <w:r>
-        <w:rPr>
-          <w:lang w:val="sw_KE" w:bidi="sw_KE"/>
-        </w:rPr>
-      </w:r>
-      <w:hyperlink r:id="rId41">
-        <w:r>
-          <w:rPr>
-            <w:lang w:val="sw_KE" w:bidi="sw_KE"/>
-          </w:rPr>
-          <w:rPr>
-            <w:color w:val="0000EE"/>
-            <w:u w:val="single"/>
-          </w:rPr>
-          <w:t>Waebrania 4:15</w:t>
-        </w:r>
-      </w:hyperlink>
-    </w:p>
-    <w:p>
-      <w:pPr>
-        <w:pStyle w:val="ListBullet"/>
-        <w:spacing w:line="240" w:lineRule="auto"/>
-        <w:ind w:left="720"/>
-      </w:pPr>
-      <w:r>
-        <w:rPr>
-          <w:lang w:val="sw_KE" w:bidi="sw_KE"/>
-        </w:rPr>
-      </w:r>
-      <w:hyperlink r:id="rId42">
-        <w:r>
-          <w:rPr>
-            <w:lang w:val="sw_KE" w:bidi="sw_KE"/>
-          </w:rPr>
-          <w:rPr>
-            <w:color w:val="0000EE"/>
-            <w:u w:val="single"/>
-          </w:rPr>
-          <w:t>Yakobo 1:13</w:t>
-        </w:r>
-      </w:hyperlink>
-    </w:p>
-    <w:p>
-      <w:pPr>
-        <w:pStyle w:val="ListBullet"/>
-        <w:spacing w:line="240" w:lineRule="auto"/>
-        <w:ind w:left="720"/>
-      </w:pPr>
-      <w:r>
-        <w:rPr>
-          <w:lang w:val="sw_KE" w:bidi="sw_KE"/>
-        </w:rPr>
-      </w:r>
-      <w:hyperlink r:id="rId43">
-        <w:r>
-          <w:rPr>
-            <w:lang w:val="sw_KE" w:bidi="sw_KE"/>
-          </w:rPr>
-          <w:rPr>
-            <w:color w:val="0000EE"/>
-            <w:u w:val="single"/>
-          </w:rPr>
-          <w:t>Luka 4:2</w:t>
-        </w:r>
-      </w:hyperlink>
-    </w:p>
-    <w:p>
-      <w:pPr>
-        <w:pStyle w:val="ListBullet"/>
-        <w:spacing w:line="240" w:lineRule="auto"/>
-        <w:ind w:left="720"/>
-      </w:pPr>
-      <w:r>
-        <w:rPr>
-          <w:lang w:val="sw_KE" w:bidi="sw_KE"/>
-        </w:rPr>
-      </w:r>
-      <w:hyperlink r:id="rId44">
-        <w:r>
-          <w:rPr>
-            <w:lang w:val="sw_KE" w:bidi="sw_KE"/>
-          </w:rPr>
-          <w:rPr>
-            <w:color w:val="0000EE"/>
-            <w:u w:val="single"/>
-          </w:rPr>
-          <w:t>Luka 11:4</w:t>
-        </w:r>
-      </w:hyperlink>
-    </w:p>
-    <w:p>
-      <w:pPr>
-        <w:pStyle w:val="ListBullet"/>
-        <w:spacing w:line="240" w:lineRule="auto"/>
-        <w:ind w:left="720"/>
-      </w:pPr>
-      <w:r>
-        <w:rPr>
-          <w:lang w:val="sw_KE" w:bidi="sw_KE"/>
-        </w:rPr>
-      </w:r>
-      <w:hyperlink r:id="rId45">
-        <w:r>
-          <w:rPr>
-            <w:lang w:val="sw_KE" w:bidi="sw_KE"/>
-          </w:rPr>
-          <w:rPr>
-            <w:color w:val="0000EE"/>
-            <w:u w:val="single"/>
-          </w:rPr>
-          <w:t>Mathayo 26:41</w:t>
-        </w:r>
-      </w:hyperlink>
+      <w:r>
+        <w:rPr>
+          <w:lang w:val="sw_KE" w:bidi="sw_KE"/>
+        </w:rPr>
+        <w:t>1 Wathesalonike 3:4–5</w:t>
+      </w:r>
+    </w:p>
+    <w:p>
+      <w:pPr>
+        <w:pStyle w:val="ListBullet"/>
+        <w:spacing w:line="240" w:lineRule="auto"/>
+        <w:ind w:left="720"/>
+      </w:pPr>
+      <w:r>
+        <w:rPr>
+          <w:lang w:val="sw_KE" w:bidi="sw_KE"/>
+        </w:rPr>
+      </w:r>
+      <w:r>
+        <w:rPr>
+          <w:lang w:val="sw_KE" w:bidi="sw_KE"/>
+        </w:rPr>
+        <w:t>Waebrania 4:15</w:t>
+      </w:r>
+    </w:p>
+    <w:p>
+      <w:pPr>
+        <w:pStyle w:val="ListBullet"/>
+        <w:spacing w:line="240" w:lineRule="auto"/>
+        <w:ind w:left="720"/>
+      </w:pPr>
+      <w:r>
+        <w:rPr>
+          <w:lang w:val="sw_KE" w:bidi="sw_KE"/>
+        </w:rPr>
+      </w:r>
+      <w:r>
+        <w:rPr>
+          <w:lang w:val="sw_KE" w:bidi="sw_KE"/>
+        </w:rPr>
+        <w:t>Yakobo 1:13</w:t>
+      </w:r>
+    </w:p>
+    <w:p>
+      <w:pPr>
+        <w:pStyle w:val="ListBullet"/>
+        <w:spacing w:line="240" w:lineRule="auto"/>
+        <w:ind w:left="720"/>
+      </w:pPr>
+      <w:r>
+        <w:rPr>
+          <w:lang w:val="sw_KE" w:bidi="sw_KE"/>
+        </w:rPr>
+      </w:r>
+      <w:r>
+        <w:rPr>
+          <w:lang w:val="sw_KE" w:bidi="sw_KE"/>
+        </w:rPr>
+        <w:t>Luka 4:2</w:t>
+      </w:r>
+    </w:p>
+    <w:p>
+      <w:pPr>
+        <w:pStyle w:val="ListBullet"/>
+        <w:spacing w:line="240" w:lineRule="auto"/>
+        <w:ind w:left="720"/>
+      </w:pPr>
+      <w:r>
+        <w:rPr>
+          <w:lang w:val="sw_KE" w:bidi="sw_KE"/>
+        </w:rPr>
+      </w:r>
+      <w:r>
+        <w:rPr>
+          <w:lang w:val="sw_KE" w:bidi="sw_KE"/>
+        </w:rPr>
+        <w:t>Luka 11:4</w:t>
+      </w:r>
+    </w:p>
+    <w:p>
+      <w:pPr>
+        <w:pStyle w:val="ListBullet"/>
+        <w:spacing w:line="240" w:lineRule="auto"/>
+        <w:ind w:left="720"/>
+      </w:pPr>
+      <w:r>
+        <w:rPr>
+          <w:lang w:val="sw_KE" w:bidi="sw_KE"/>
+        </w:rPr>
+      </w:r>
+      <w:r>
+        <w:rPr>
+          <w:lang w:val="sw_KE" w:bidi="sw_KE"/>
+        </w:rPr>
+        <w:t>Mathayo 26:41</w:t>
+      </w:r>
     </w:p>
     <w:p>
       <w:pPr>
@@ -2550,210 +2352,156 @@
           <w:lang w:val="sw_KE" w:bidi="sw_KE"/>
         </w:rPr>
       </w:r>
-      <w:hyperlink r:id="rId46">
-        <w:r>
-          <w:rPr>
-            <w:lang w:val="sw_KE" w:bidi="sw_KE"/>
-          </w:rPr>
-          <w:rPr>
-            <w:color w:val="0000EE"/>
-            <w:u w:val="single"/>
-          </w:rPr>
-          <w:t>Yakobo 3:6</w:t>
-        </w:r>
-      </w:hyperlink>
-    </w:p>
-    <w:p>
-      <w:pPr>
-        <w:pStyle w:val="ListBullet"/>
-        <w:spacing w:line="240" w:lineRule="auto"/>
-        <w:ind w:left="720"/>
-      </w:pPr>
-      <w:r>
-        <w:rPr>
-          <w:lang w:val="sw_KE" w:bidi="sw_KE"/>
-        </w:rPr>
-      </w:r>
-      <w:hyperlink r:id="rId47">
-        <w:r>
-          <w:rPr>
-            <w:lang w:val="sw_KE" w:bidi="sw_KE"/>
-          </w:rPr>
-          <w:rPr>
-            <w:color w:val="0000EE"/>
-            <w:u w:val="single"/>
-          </w:rPr>
-          <w:t>Luka 12:5</w:t>
-        </w:r>
-      </w:hyperlink>
-    </w:p>
-    <w:p>
-      <w:pPr>
-        <w:pStyle w:val="ListBullet"/>
-        <w:spacing w:line="240" w:lineRule="auto"/>
-        <w:ind w:left="720"/>
-      </w:pPr>
-      <w:r>
-        <w:rPr>
-          <w:lang w:val="sw_KE" w:bidi="sw_KE"/>
-        </w:rPr>
-      </w:r>
-      <w:hyperlink r:id="rId48">
-        <w:r>
-          <w:rPr>
-            <w:lang w:val="sw_KE" w:bidi="sw_KE"/>
-          </w:rPr>
-          <w:rPr>
-            <w:color w:val="0000EE"/>
-            <w:u w:val="single"/>
-          </w:rPr>
-          <w:t>Marko 9:42–44</w:t>
-        </w:r>
-      </w:hyperlink>
-    </w:p>
-    <w:p>
-      <w:pPr>
-        <w:pStyle w:val="ListBullet"/>
-        <w:spacing w:line="240" w:lineRule="auto"/>
-        <w:ind w:left="720"/>
-      </w:pPr>
-      <w:r>
-        <w:rPr>
-          <w:lang w:val="sw_KE" w:bidi="sw_KE"/>
-        </w:rPr>
-      </w:r>
-      <w:hyperlink r:id="rId49">
-        <w:r>
-          <w:rPr>
-            <w:lang w:val="sw_KE" w:bidi="sw_KE"/>
-          </w:rPr>
-          <w:rPr>
-            <w:color w:val="0000EE"/>
-            <w:u w:val="single"/>
-          </w:rPr>
-          <w:t>Mathayo 5:21–22</w:t>
-        </w:r>
-      </w:hyperlink>
-    </w:p>
-    <w:p>
-      <w:pPr>
-        <w:pStyle w:val="ListBullet"/>
-        <w:spacing w:line="240" w:lineRule="auto"/>
-        <w:ind w:left="720"/>
-      </w:pPr>
-      <w:r>
-        <w:rPr>
-          <w:lang w:val="sw_KE" w:bidi="sw_KE"/>
-        </w:rPr>
-      </w:r>
-      <w:hyperlink r:id="rId50">
-        <w:r>
-          <w:rPr>
-            <w:lang w:val="sw_KE" w:bidi="sw_KE"/>
-          </w:rPr>
-          <w:rPr>
-            <w:color w:val="0000EE"/>
-            <w:u w:val="single"/>
-          </w:rPr>
-          <w:t>Mathayo 5:29</w:t>
-        </w:r>
-      </w:hyperlink>
-    </w:p>
-    <w:p>
-      <w:pPr>
-        <w:pStyle w:val="ListBullet"/>
-        <w:spacing w:line="240" w:lineRule="auto"/>
-        <w:ind w:left="720"/>
-      </w:pPr>
-      <w:r>
-        <w:rPr>
-          <w:lang w:val="sw_KE" w:bidi="sw_KE"/>
-        </w:rPr>
-      </w:r>
-      <w:hyperlink r:id="rId51">
-        <w:r>
-          <w:rPr>
-            <w:lang w:val="sw_KE" w:bidi="sw_KE"/>
-          </w:rPr>
-          <w:rPr>
-            <w:color w:val="0000EE"/>
-            <w:u w:val="single"/>
-          </w:rPr>
-          <w:t>Mathayo 10:28–31</w:t>
-        </w:r>
-      </w:hyperlink>
-    </w:p>
-    <w:p>
-      <w:pPr>
-        <w:pStyle w:val="ListBullet"/>
-        <w:spacing w:line="240" w:lineRule="auto"/>
-        <w:ind w:left="720"/>
-      </w:pPr>
-      <w:r>
-        <w:rPr>
-          <w:lang w:val="sw_KE" w:bidi="sw_KE"/>
-        </w:rPr>
-      </w:r>
-      <w:hyperlink r:id="rId52">
-        <w:r>
-          <w:rPr>
-            <w:lang w:val="sw_KE" w:bidi="sw_KE"/>
-          </w:rPr>
-          <w:rPr>
-            <w:color w:val="0000EE"/>
-            <w:u w:val="single"/>
-          </w:rPr>
-          <w:t>Mathayo 23:33</w:t>
-        </w:r>
-      </w:hyperlink>
-    </w:p>
-    <w:p>
-      <w:pPr>
-        <w:pStyle w:val="ListBullet"/>
-        <w:spacing w:line="240" w:lineRule="auto"/>
-        <w:ind w:left="720"/>
-      </w:pPr>
-      <w:r>
-        <w:rPr>
-          <w:lang w:val="sw_KE" w:bidi="sw_KE"/>
-        </w:rPr>
-      </w:r>
-      <w:hyperlink r:id="rId53">
-        <w:r>
-          <w:rPr>
-            <w:lang w:val="sw_KE" w:bidi="sw_KE"/>
-          </w:rPr>
-          <w:rPr>
-            <w:color w:val="0000EE"/>
-            <w:u w:val="single"/>
-          </w:rPr>
-          <w:t>Mathayo 25:41–43</w:t>
-        </w:r>
-      </w:hyperlink>
-    </w:p>
-    <w:p>
-      <w:pPr>
-        <w:pStyle w:val="ListBullet"/>
-        <w:spacing w:line="240" w:lineRule="auto"/>
-        <w:ind w:left="720"/>
-      </w:pPr>
-      <w:r>
-        <w:rPr>
-          <w:lang w:val="sw_KE" w:bidi="sw_KE"/>
-        </w:rPr>
-      </w:r>
-      <w:hyperlink r:id="rId54">
-        <w:r>
-          <w:rPr>
-            <w:lang w:val="sw_KE" w:bidi="sw_KE"/>
-          </w:rPr>
-          <w:rPr>
-            <w:color w:val="0000EE"/>
-            <w:u w:val="single"/>
-          </w:rPr>
-          <w:t>Ufunuo 20:15</w:t>
-        </w:r>
-      </w:hyperlink>
+      <w:r>
+        <w:rPr>
+          <w:lang w:val="sw_KE" w:bidi="sw_KE"/>
+        </w:rPr>
+        <w:t>Yakobo 3:6</w:t>
+      </w:r>
+    </w:p>
+    <w:p>
+      <w:pPr>
+        <w:pStyle w:val="ListBullet"/>
+        <w:spacing w:line="240" w:lineRule="auto"/>
+        <w:ind w:left="720"/>
+      </w:pPr>
+      <w:r>
+        <w:rPr>
+          <w:lang w:val="sw_KE" w:bidi="sw_KE"/>
+        </w:rPr>
+      </w:r>
+      <w:r>
+        <w:rPr>
+          <w:lang w:val="sw_KE" w:bidi="sw_KE"/>
+        </w:rPr>
+        <w:t>Luka 12:5</w:t>
+      </w:r>
+    </w:p>
+    <w:p>
+      <w:pPr>
+        <w:pStyle w:val="ListBullet"/>
+        <w:spacing w:line="240" w:lineRule="auto"/>
+        <w:ind w:left="720"/>
+      </w:pPr>
+      <w:r>
+        <w:rPr>
+          <w:lang w:val="sw_KE" w:bidi="sw_KE"/>
+        </w:rPr>
+      </w:r>
+      <w:r>
+        <w:rPr>
+          <w:lang w:val="sw_KE" w:bidi="sw_KE"/>
+        </w:rPr>
+        <w:t>Marko 9:42–44</w:t>
+      </w:r>
+    </w:p>
+    <w:p>
+      <w:pPr>
+        <w:pStyle w:val="ListBullet"/>
+        <w:spacing w:line="240" w:lineRule="auto"/>
+        <w:ind w:left="720"/>
+      </w:pPr>
+      <w:r>
+        <w:rPr>
+          <w:lang w:val="sw_KE" w:bidi="sw_KE"/>
+        </w:rPr>
+      </w:r>
+      <w:r>
+        <w:rPr>
+          <w:lang w:val="sw_KE" w:bidi="sw_KE"/>
+        </w:rPr>
+        <w:t>Mathayo 5:21–22</w:t>
+      </w:r>
+    </w:p>
+    <w:p>
+      <w:pPr>
+        <w:pStyle w:val="ListBullet"/>
+        <w:spacing w:line="240" w:lineRule="auto"/>
+        <w:ind w:left="720"/>
+      </w:pPr>
+      <w:r>
+        <w:rPr>
+          <w:lang w:val="sw_KE" w:bidi="sw_KE"/>
+        </w:rPr>
+      </w:r>
+      <w:r>
+        <w:rPr>
+          <w:lang w:val="sw_KE" w:bidi="sw_KE"/>
+        </w:rPr>
+        <w:t>Mathayo 5:29</w:t>
+      </w:r>
+    </w:p>
+    <w:p>
+      <w:pPr>
+        <w:pStyle w:val="ListBullet"/>
+        <w:spacing w:line="240" w:lineRule="auto"/>
+        <w:ind w:left="720"/>
+      </w:pPr>
+      <w:r>
+        <w:rPr>
+          <w:lang w:val="sw_KE" w:bidi="sw_KE"/>
+        </w:rPr>
+      </w:r>
+      <w:r>
+        <w:rPr>
+          <w:lang w:val="sw_KE" w:bidi="sw_KE"/>
+        </w:rPr>
+        <w:t>Mathayo 10:28–31</w:t>
+      </w:r>
+    </w:p>
+    <w:p>
+      <w:pPr>
+        <w:pStyle w:val="ListBullet"/>
+        <w:spacing w:line="240" w:lineRule="auto"/>
+        <w:ind w:left="720"/>
+      </w:pPr>
+      <w:r>
+        <w:rPr>
+          <w:lang w:val="sw_KE" w:bidi="sw_KE"/>
+        </w:rPr>
+      </w:r>
+      <w:r>
+        <w:rPr>
+          <w:lang w:val="sw_KE" w:bidi="sw_KE"/>
+        </w:rPr>
+        <w:t>Mathayo 23:33</w:t>
+      </w:r>
+    </w:p>
+    <w:p>
+      <w:pPr>
+        <w:pStyle w:val="ListBullet"/>
+        <w:spacing w:line="240" w:lineRule="auto"/>
+        <w:ind w:left="720"/>
+      </w:pPr>
+      <w:r>
+        <w:rPr>
+          <w:lang w:val="sw_KE" w:bidi="sw_KE"/>
+        </w:rPr>
+      </w:r>
+      <w:r>
+        <w:rPr>
+          <w:lang w:val="sw_KE" w:bidi="sw_KE"/>
+        </w:rPr>
+        <w:t>Mathayo 25:41–43</w:t>
+      </w:r>
+    </w:p>
+    <w:p>
+      <w:pPr>
+        <w:pStyle w:val="ListBullet"/>
+        <w:spacing w:line="240" w:lineRule="auto"/>
+        <w:ind w:left="720"/>
+      </w:pPr>
+      <w:r>
+        <w:rPr>
+          <w:lang w:val="sw_KE" w:bidi="sw_KE"/>
+        </w:rPr>
+      </w:r>
+      <w:r>
+        <w:rPr>
+          <w:lang w:val="sw_KE" w:bidi="sw_KE"/>
+        </w:rPr>
+        <w:t>Ufunuo 20:15</w:t>
+      </w:r>
     </w:p>
     <w:p>
       <w:pPr>
@@ -3068,90 +2816,66 @@
           <w:lang w:val="sw_KE" w:bidi="sw_KE"/>
         </w:rPr>
       </w:r>
-      <w:hyperlink r:id="rId55">
-        <w:r>
-          <w:rPr>
-            <w:lang w:val="sw_KE" w:bidi="sw_KE"/>
-          </w:rPr>
-          <w:rPr>
-            <w:color w:val="0000EE"/>
-            <w:u w:val="single"/>
-          </w:rPr>
-          <w:t>Danieli 1:11–13</w:t>
-        </w:r>
-      </w:hyperlink>
-    </w:p>
-    <w:p>
-      <w:pPr>
-        <w:pStyle w:val="ListBullet"/>
-        <w:spacing w:line="240" w:lineRule="auto"/>
-        <w:ind w:left="720"/>
-      </w:pPr>
-      <w:r>
-        <w:rPr>
-          <w:lang w:val="sw_KE" w:bidi="sw_KE"/>
-        </w:rPr>
-      </w:r>
-      <w:hyperlink r:id="rId56">
-        <w:r>
-          <w:rPr>
-            <w:lang w:val="sw_KE" w:bidi="sw_KE"/>
-          </w:rPr>
-          <w:rPr>
-            <w:color w:val="0000EE"/>
-            <w:u w:val="single"/>
-          </w:rPr>
-          <w:t>Ezekieli 26:15–16</w:t>
-        </w:r>
-      </w:hyperlink>
-    </w:p>
-    <w:p>
-      <w:pPr>
-        <w:pStyle w:val="ListBullet"/>
-        <w:spacing w:line="240" w:lineRule="auto"/>
-        <w:ind w:left="720"/>
-      </w:pPr>
-      <w:r>
-        <w:rPr>
-          <w:lang w:val="sw_KE" w:bidi="sw_KE"/>
-        </w:rPr>
-      </w:r>
-      <w:hyperlink r:id="rId57">
-        <w:r>
-          <w:rPr>
-            <w:lang w:val="sw_KE" w:bidi="sw_KE"/>
-          </w:rPr>
-          <w:rPr>
-            <w:color w:val="0000EE"/>
-            <w:u w:val="single"/>
-          </w:rPr>
-          <w:t>Luka 19:2</w:t>
-        </w:r>
-      </w:hyperlink>
-    </w:p>
-    <w:p>
-      <w:pPr>
-        <w:pStyle w:val="ListBullet"/>
-        <w:spacing w:line="240" w:lineRule="auto"/>
-        <w:ind w:left="720"/>
-      </w:pPr>
-      <w:r>
-        <w:rPr>
-          <w:lang w:val="sw_KE" w:bidi="sw_KE"/>
-        </w:rPr>
-      </w:r>
-      <w:hyperlink r:id="rId58">
-        <w:r>
-          <w:rPr>
-            <w:lang w:val="sw_KE" w:bidi="sw_KE"/>
-          </w:rPr>
-          <w:rPr>
-            <w:color w:val="0000EE"/>
-            <w:u w:val="single"/>
-          </w:rPr>
-          <w:t>Zaburi 4:1</w:t>
-        </w:r>
-      </w:hyperlink>
+      <w:r>
+        <w:rPr>
+          <w:lang w:val="sw_KE" w:bidi="sw_KE"/>
+        </w:rPr>
+        <w:t>Danieli 1:11–13</w:t>
+      </w:r>
+    </w:p>
+    <w:p>
+      <w:pPr>
+        <w:pStyle w:val="ListBullet"/>
+        <w:spacing w:line="240" w:lineRule="auto"/>
+        <w:ind w:left="720"/>
+      </w:pPr>
+      <w:r>
+        <w:rPr>
+          <w:lang w:val="sw_KE" w:bidi="sw_KE"/>
+        </w:rPr>
+      </w:r>
+      <w:r>
+        <w:rPr>
+          <w:lang w:val="sw_KE" w:bidi="sw_KE"/>
+        </w:rPr>
+        <w:t>Ezekieli 26:15–16</w:t>
+      </w:r>
+    </w:p>
+    <w:p>
+      <w:pPr>
+        <w:pStyle w:val="ListBullet"/>
+        <w:spacing w:line="240" w:lineRule="auto"/>
+        <w:ind w:left="720"/>
+      </w:pPr>
+      <w:r>
+        <w:rPr>
+          <w:lang w:val="sw_KE" w:bidi="sw_KE"/>
+        </w:rPr>
+      </w:r>
+      <w:r>
+        <w:rPr>
+          <w:lang w:val="sw_KE" w:bidi="sw_KE"/>
+        </w:rPr>
+        <w:t>Luka 19:2</w:t>
+      </w:r>
+    </w:p>
+    <w:p>
+      <w:pPr>
+        <w:pStyle w:val="ListBullet"/>
+        <w:spacing w:line="240" w:lineRule="auto"/>
+        <w:ind w:left="720"/>
+      </w:pPr>
+      <w:r>
+        <w:rPr>
+          <w:lang w:val="sw_KE" w:bidi="sw_KE"/>
+        </w:rPr>
+      </w:r>
+      <w:r>
+        <w:rPr>
+          <w:lang w:val="sw_KE" w:bidi="sw_KE"/>
+        </w:rPr>
+        <w:t>Zaburi 4:1</w:t>
+      </w:r>
     </w:p>
     <w:p>
       <w:pPr>
@@ -3355,114 +3079,84 @@
           <w:lang w:val="sw_KE" w:bidi="sw_KE"/>
         </w:rPr>
       </w:r>
-      <w:hyperlink r:id="rId59">
-        <w:r>
-          <w:rPr>
-            <w:lang w:val="sw_KE" w:bidi="sw_KE"/>
-          </w:rPr>
-          <w:rPr>
-            <w:color w:val="0000EE"/>
-            <w:u w:val="single"/>
-          </w:rPr>
-          <w:t>1 Samweli 8:10–12</w:t>
-        </w:r>
-      </w:hyperlink>
-    </w:p>
-    <w:p>
-      <w:pPr>
-        <w:pStyle w:val="ListBullet"/>
-        <w:spacing w:line="240" w:lineRule="auto"/>
-        <w:ind w:left="720"/>
-      </w:pPr>
-      <w:r>
-        <w:rPr>
-          <w:lang w:val="sw_KE" w:bidi="sw_KE"/>
-        </w:rPr>
-      </w:r>
-      <w:hyperlink r:id="rId60">
-        <w:r>
-          <w:rPr>
-            <w:lang w:val="sw_KE" w:bidi="sw_KE"/>
-          </w:rPr>
-          <w:rPr>
-            <w:color w:val="0000EE"/>
-            <w:u w:val="single"/>
-          </w:rPr>
-          <w:t>Kumbukumbu la Torati 21:4</w:t>
-        </w:r>
-      </w:hyperlink>
-    </w:p>
-    <w:p>
-      <w:pPr>
-        <w:pStyle w:val="ListBullet"/>
-        <w:spacing w:line="240" w:lineRule="auto"/>
-        <w:ind w:left="720"/>
-      </w:pPr>
-      <w:r>
-        <w:rPr>
-          <w:lang w:val="sw_KE" w:bidi="sw_KE"/>
-        </w:rPr>
-      </w:r>
-      <w:hyperlink r:id="rId61">
-        <w:r>
-          <w:rPr>
-            <w:lang w:val="sw_KE" w:bidi="sw_KE"/>
-          </w:rPr>
-          <w:rPr>
-            <w:color w:val="0000EE"/>
-            <w:u w:val="single"/>
-          </w:rPr>
-          <w:t>Luka 9:62</w:t>
-        </w:r>
-      </w:hyperlink>
-    </w:p>
-    <w:p>
-      <w:pPr>
-        <w:pStyle w:val="ListBullet"/>
-        <w:spacing w:line="240" w:lineRule="auto"/>
-        <w:ind w:left="720"/>
-      </w:pPr>
-      <w:r>
-        <w:rPr>
-          <w:lang w:val="sw_KE" w:bidi="sw_KE"/>
-        </w:rPr>
-      </w:r>
-      <w:hyperlink r:id="rId62">
-        <w:r>
-          <w:rPr>
-            <w:lang w:val="sw_KE" w:bidi="sw_KE"/>
-          </w:rPr>
-          <w:rPr>
-            <w:color w:val="0000EE"/>
-            <w:u w:val="single"/>
-          </w:rPr>
-          <w:t>Luka 17:7</w:t>
-        </w:r>
-      </w:hyperlink>
-    </w:p>
-    <w:p>
-      <w:pPr>
-        <w:pStyle w:val="ListBullet"/>
-        <w:spacing w:line="240" w:lineRule="auto"/>
-        <w:ind w:left="720"/>
-      </w:pPr>
-      <w:r>
-        <w:rPr>
-          <w:lang w:val="sw_KE" w:bidi="sw_KE"/>
-        </w:rPr>
-      </w:r>
-      <w:hyperlink r:id="rId63">
-        <w:r>
-          <w:rPr>
-            <w:lang w:val="sw_KE" w:bidi="sw_KE"/>
-          </w:rPr>
-          <w:rPr>
-            <w:color w:val="0000EE"/>
-            <w:u w:val="single"/>
-          </w:rPr>
-          <w:t>Zaburi 141:5–7</w:t>
-        </w:r>
-      </w:hyperlink>
+      <w:r>
+        <w:rPr>
+          <w:lang w:val="sw_KE" w:bidi="sw_KE"/>
+        </w:rPr>
+        <w:t>1 Samweli 8:10–12</w:t>
+      </w:r>
+    </w:p>
+    <w:p>
+      <w:pPr>
+        <w:pStyle w:val="ListBullet"/>
+        <w:spacing w:line="240" w:lineRule="auto"/>
+        <w:ind w:left="720"/>
+      </w:pPr>
+      <w:r>
+        <w:rPr>
+          <w:lang w:val="sw_KE" w:bidi="sw_KE"/>
+        </w:rPr>
+      </w:r>
+      <w:r>
+        <w:rPr>
+          <w:lang w:val="sw_KE" w:bidi="sw_KE"/>
+        </w:rPr>
+        <w:t>Kumbukumbu la Torati 21:4</w:t>
+      </w:r>
+    </w:p>
+    <w:p>
+      <w:pPr>
+        <w:pStyle w:val="ListBullet"/>
+        <w:spacing w:line="240" w:lineRule="auto"/>
+        <w:ind w:left="720"/>
+      </w:pPr>
+      <w:r>
+        <w:rPr>
+          <w:lang w:val="sw_KE" w:bidi="sw_KE"/>
+        </w:rPr>
+      </w:r>
+      <w:r>
+        <w:rPr>
+          <w:lang w:val="sw_KE" w:bidi="sw_KE"/>
+        </w:rPr>
+        <w:t>Luka 9:62</w:t>
+      </w:r>
+    </w:p>
+    <w:p>
+      <w:pPr>
+        <w:pStyle w:val="ListBullet"/>
+        <w:spacing w:line="240" w:lineRule="auto"/>
+        <w:ind w:left="720"/>
+      </w:pPr>
+      <w:r>
+        <w:rPr>
+          <w:lang w:val="sw_KE" w:bidi="sw_KE"/>
+        </w:rPr>
+      </w:r>
+      <w:r>
+        <w:rPr>
+          <w:lang w:val="sw_KE" w:bidi="sw_KE"/>
+        </w:rPr>
+        <w:t>Luka 17:7</w:t>
+      </w:r>
+    </w:p>
+    <w:p>
+      <w:pPr>
+        <w:pStyle w:val="ListBullet"/>
+        <w:spacing w:line="240" w:lineRule="auto"/>
+        <w:ind w:left="720"/>
+      </w:pPr>
+      <w:r>
+        <w:rPr>
+          <w:lang w:val="sw_KE" w:bidi="sw_KE"/>
+        </w:rPr>
+      </w:r>
+      <w:r>
+        <w:rPr>
+          <w:lang w:val="sw_KE" w:bidi="sw_KE"/>
+        </w:rPr>
+        <w:t>Zaburi 141:5–7</w:t>
+      </w:r>
     </w:p>
     <w:p>
       <w:pPr>
@@ -3773,114 +3467,84 @@
           <w:lang w:val="sw_KE" w:bidi="sw_KE"/>
         </w:rPr>
       </w:r>
-      <w:hyperlink r:id="rId64">
-        <w:r>
-          <w:rPr>
-            <w:lang w:val="sw_KE" w:bidi="sw_KE"/>
-          </w:rPr>
-          <w:rPr>
-            <w:color w:val="0000EE"/>
-            <w:u w:val="single"/>
-          </w:rPr>
-          <w:t>1 Petro 2:8</w:t>
-        </w:r>
-      </w:hyperlink>
-    </w:p>
-    <w:p>
-      <w:pPr>
-        <w:pStyle w:val="ListBullet"/>
-        <w:spacing w:line="240" w:lineRule="auto"/>
-        <w:ind w:left="720"/>
-      </w:pPr>
-      <w:r>
-        <w:rPr>
-          <w:lang w:val="sw_KE" w:bidi="sw_KE"/>
-        </w:rPr>
-      </w:r>
-      <w:hyperlink r:id="rId65">
-        <w:r>
-          <w:rPr>
-            <w:lang w:val="sw_KE" w:bidi="sw_KE"/>
-          </w:rPr>
-          <w:rPr>
-            <w:color w:val="0000EE"/>
-            <w:u w:val="single"/>
-          </w:rPr>
-          <w:t>Hosea 4:5</w:t>
-        </w:r>
-      </w:hyperlink>
-    </w:p>
-    <w:p>
-      <w:pPr>
-        <w:pStyle w:val="ListBullet"/>
-        <w:spacing w:line="240" w:lineRule="auto"/>
-        <w:ind w:left="720"/>
-      </w:pPr>
-      <w:r>
-        <w:rPr>
-          <w:lang w:val="sw_KE" w:bidi="sw_KE"/>
-        </w:rPr>
-      </w:r>
-      <w:hyperlink r:id="rId66">
-        <w:r>
-          <w:rPr>
-            <w:lang w:val="sw_KE" w:bidi="sw_KE"/>
-          </w:rPr>
-          <w:rPr>
-            <w:color w:val="0000EE"/>
-            <w:u w:val="single"/>
-          </w:rPr>
-          <w:t>Isaya 31:3</w:t>
-        </w:r>
-      </w:hyperlink>
-    </w:p>
-    <w:p>
-      <w:pPr>
-        <w:pStyle w:val="ListBullet"/>
-        <w:spacing w:line="240" w:lineRule="auto"/>
-        <w:ind w:left="720"/>
-      </w:pPr>
-      <w:r>
-        <w:rPr>
-          <w:lang w:val="sw_KE" w:bidi="sw_KE"/>
-        </w:rPr>
-      </w:r>
-      <w:hyperlink r:id="rId67">
-        <w:r>
-          <w:rPr>
-            <w:lang w:val="sw_KE" w:bidi="sw_KE"/>
-          </w:rPr>
-          <w:rPr>
-            <w:color w:val="0000EE"/>
-            <w:u w:val="single"/>
-          </w:rPr>
-          <w:t>Mathayo 11:4–6</w:t>
-        </w:r>
-      </w:hyperlink>
-    </w:p>
-    <w:p>
-      <w:pPr>
-        <w:pStyle w:val="ListBullet"/>
-        <w:spacing w:line="240" w:lineRule="auto"/>
-        <w:ind w:left="720"/>
-      </w:pPr>
-      <w:r>
-        <w:rPr>
-          <w:lang w:val="sw_KE" w:bidi="sw_KE"/>
-        </w:rPr>
-      </w:r>
-      <w:hyperlink r:id="rId68">
-        <w:r>
-          <w:rPr>
-            <w:lang w:val="sw_KE" w:bidi="sw_KE"/>
-          </w:rPr>
-          <w:rPr>
-            <w:color w:val="0000EE"/>
-            <w:u w:val="single"/>
-          </w:rPr>
-          <w:t>Mathayo 18:8</w:t>
-        </w:r>
-      </w:hyperlink>
+      <w:r>
+        <w:rPr>
+          <w:lang w:val="sw_KE" w:bidi="sw_KE"/>
+        </w:rPr>
+        <w:t>1 Petro 2:8</w:t>
+      </w:r>
+    </w:p>
+    <w:p>
+      <w:pPr>
+        <w:pStyle w:val="ListBullet"/>
+        <w:spacing w:line="240" w:lineRule="auto"/>
+        <w:ind w:left="720"/>
+      </w:pPr>
+      <w:r>
+        <w:rPr>
+          <w:lang w:val="sw_KE" w:bidi="sw_KE"/>
+        </w:rPr>
+      </w:r>
+      <w:r>
+        <w:rPr>
+          <w:lang w:val="sw_KE" w:bidi="sw_KE"/>
+        </w:rPr>
+        <w:t>Hosea 4:5</w:t>
+      </w:r>
+    </w:p>
+    <w:p>
+      <w:pPr>
+        <w:pStyle w:val="ListBullet"/>
+        <w:spacing w:line="240" w:lineRule="auto"/>
+        <w:ind w:left="720"/>
+      </w:pPr>
+      <w:r>
+        <w:rPr>
+          <w:lang w:val="sw_KE" w:bidi="sw_KE"/>
+        </w:rPr>
+      </w:r>
+      <w:r>
+        <w:rPr>
+          <w:lang w:val="sw_KE" w:bidi="sw_KE"/>
+        </w:rPr>
+        <w:t>Isaya 31:3</w:t>
+      </w:r>
+    </w:p>
+    <w:p>
+      <w:pPr>
+        <w:pStyle w:val="ListBullet"/>
+        <w:spacing w:line="240" w:lineRule="auto"/>
+        <w:ind w:left="720"/>
+      </w:pPr>
+      <w:r>
+        <w:rPr>
+          <w:lang w:val="sw_KE" w:bidi="sw_KE"/>
+        </w:rPr>
+      </w:r>
+      <w:r>
+        <w:rPr>
+          <w:lang w:val="sw_KE" w:bidi="sw_KE"/>
+        </w:rPr>
+        <w:t>Mathayo 11:4–6</w:t>
+      </w:r>
+    </w:p>
+    <w:p>
+      <w:pPr>
+        <w:pStyle w:val="ListBullet"/>
+        <w:spacing w:line="240" w:lineRule="auto"/>
+        <w:ind w:left="720"/>
+      </w:pPr>
+      <w:r>
+        <w:rPr>
+          <w:lang w:val="sw_KE" w:bidi="sw_KE"/>
+        </w:rPr>
+      </w:r>
+      <w:r>
+        <w:rPr>
+          <w:lang w:val="sw_KE" w:bidi="sw_KE"/>
+        </w:rPr>
+        <w:t>Mathayo 18:8</w:t>
+      </w:r>
     </w:p>
     <w:p>
       <w:pPr>
@@ -4108,210 +3772,156 @@
           <w:lang w:val="sw_KE" w:bidi="sw_KE"/>
         </w:rPr>
       </w:r>
-      <w:hyperlink r:id="rId69">
-        <w:r>
-          <w:rPr>
-            <w:lang w:val="sw_KE" w:bidi="sw_KE"/>
-          </w:rPr>
-          <w:rPr>
-            <w:color w:val="0000EE"/>
-            <w:u w:val="single"/>
-          </w:rPr>
-          <w:t>Matendo 7:26–28</w:t>
-        </w:r>
-      </w:hyperlink>
-    </w:p>
-    <w:p>
-      <w:pPr>
-        <w:pStyle w:val="ListBullet"/>
-        <w:spacing w:line="240" w:lineRule="auto"/>
-        <w:ind w:left="720"/>
-      </w:pPr>
-      <w:r>
-        <w:rPr>
-          <w:lang w:val="sw_KE" w:bidi="sw_KE"/>
-        </w:rPr>
-      </w:r>
-      <w:hyperlink r:id="rId70">
-        <w:r>
-          <w:rPr>
-            <w:lang w:val="sw_KE" w:bidi="sw_KE"/>
-          </w:rPr>
-          <w:rPr>
-            <w:color w:val="0000EE"/>
-            <w:u w:val="single"/>
-          </w:rPr>
-          <w:t>Waefeso 4:25–27</w:t>
-        </w:r>
-      </w:hyperlink>
-    </w:p>
-    <w:p>
-      <w:pPr>
-        <w:pStyle w:val="ListBullet"/>
-        <w:spacing w:line="240" w:lineRule="auto"/>
-        <w:ind w:left="720"/>
-      </w:pPr>
-      <w:r>
-        <w:rPr>
-          <w:lang w:val="sw_KE" w:bidi="sw_KE"/>
-        </w:rPr>
-      </w:r>
-      <w:hyperlink r:id="rId71">
-        <w:r>
-          <w:rPr>
-            <w:lang w:val="sw_KE" w:bidi="sw_KE"/>
-          </w:rPr>
-          <w:rPr>
-            <w:color w:val="0000EE"/>
-            <w:u w:val="single"/>
-          </w:rPr>
-          <w:t>Wagalatia 5:14</w:t>
-        </w:r>
-      </w:hyperlink>
-    </w:p>
-    <w:p>
-      <w:pPr>
-        <w:pStyle w:val="ListBullet"/>
-        <w:spacing w:line="240" w:lineRule="auto"/>
-        <w:ind w:left="720"/>
-      </w:pPr>
-      <w:r>
-        <w:rPr>
-          <w:lang w:val="sw_KE" w:bidi="sw_KE"/>
-        </w:rPr>
-      </w:r>
-      <w:hyperlink r:id="rId72">
-        <w:r>
-          <w:rPr>
-            <w:lang w:val="sw_KE" w:bidi="sw_KE"/>
-          </w:rPr>
-          <w:rPr>
-            <w:color w:val="0000EE"/>
-            <w:u w:val="single"/>
-          </w:rPr>
-          <w:t>Yakobo 2:8</w:t>
-        </w:r>
-      </w:hyperlink>
-    </w:p>
-    <w:p>
-      <w:pPr>
-        <w:pStyle w:val="ListBullet"/>
-        <w:spacing w:line="240" w:lineRule="auto"/>
-        <w:ind w:left="720"/>
-      </w:pPr>
-      <w:r>
-        <w:rPr>
-          <w:lang w:val="sw_KE" w:bidi="sw_KE"/>
-        </w:rPr>
-      </w:r>
-      <w:hyperlink r:id="rId73">
-        <w:r>
-          <w:rPr>
-            <w:lang w:val="sw_KE" w:bidi="sw_KE"/>
-          </w:rPr>
-          <w:rPr>
-            <w:color w:val="0000EE"/>
-            <w:u w:val="single"/>
-          </w:rPr>
-          <w:t>Yohana 9:8–9</w:t>
-        </w:r>
-      </w:hyperlink>
-    </w:p>
-    <w:p>
-      <w:pPr>
-        <w:pStyle w:val="ListBullet"/>
-        <w:spacing w:line="240" w:lineRule="auto"/>
-        <w:ind w:left="720"/>
-      </w:pPr>
-      <w:r>
-        <w:rPr>
-          <w:lang w:val="sw_KE" w:bidi="sw_KE"/>
-        </w:rPr>
-      </w:r>
-      <w:hyperlink r:id="rId74">
-        <w:r>
-          <w:rPr>
-            <w:lang w:val="sw_KE" w:bidi="sw_KE"/>
-          </w:rPr>
-          <w:rPr>
-            <w:color w:val="0000EE"/>
-            <w:u w:val="single"/>
-          </w:rPr>
-          <w:t>Luka 1:58</w:t>
-        </w:r>
-      </w:hyperlink>
-    </w:p>
-    <w:p>
-      <w:pPr>
-        <w:pStyle w:val="ListBullet"/>
-        <w:spacing w:line="240" w:lineRule="auto"/>
-        <w:ind w:left="720"/>
-      </w:pPr>
-      <w:r>
-        <w:rPr>
-          <w:lang w:val="sw_KE" w:bidi="sw_KE"/>
-        </w:rPr>
-      </w:r>
-      <w:hyperlink r:id="rId75">
-        <w:r>
-          <w:rPr>
-            <w:lang w:val="sw_KE" w:bidi="sw_KE"/>
-          </w:rPr>
-          <w:rPr>
-            <w:color w:val="0000EE"/>
-            <w:u w:val="single"/>
-          </w:rPr>
-          <w:t>Mathayo 5:43</w:t>
-        </w:r>
-      </w:hyperlink>
-    </w:p>
-    <w:p>
-      <w:pPr>
-        <w:pStyle w:val="ListBullet"/>
-        <w:spacing w:line="240" w:lineRule="auto"/>
-        <w:ind w:left="720"/>
-      </w:pPr>
-      <w:r>
-        <w:rPr>
-          <w:lang w:val="sw_KE" w:bidi="sw_KE"/>
-        </w:rPr>
-      </w:r>
-      <w:hyperlink r:id="rId76">
-        <w:r>
-          <w:rPr>
-            <w:lang w:val="sw_KE" w:bidi="sw_KE"/>
-          </w:rPr>
-          <w:rPr>
-            <w:color w:val="0000EE"/>
-            <w:u w:val="single"/>
-          </w:rPr>
-          <w:t>Mathayo 19:19</w:t>
-        </w:r>
-      </w:hyperlink>
-    </w:p>
-    <w:p>
-      <w:pPr>
-        <w:pStyle w:val="ListBullet"/>
-        <w:spacing w:line="240" w:lineRule="auto"/>
-        <w:ind w:left="720"/>
-      </w:pPr>
-      <w:r>
-        <w:rPr>
-          <w:lang w:val="sw_KE" w:bidi="sw_KE"/>
-        </w:rPr>
-      </w:r>
-      <w:hyperlink r:id="rId77">
-        <w:r>
-          <w:rPr>
-            <w:lang w:val="sw_KE" w:bidi="sw_KE"/>
-          </w:rPr>
-          <w:rPr>
-            <w:color w:val="0000EE"/>
-            <w:u w:val="single"/>
-          </w:rPr>
-          <w:t>Mathayo 22:39</w:t>
-        </w:r>
-      </w:hyperlink>
+      <w:r>
+        <w:rPr>
+          <w:lang w:val="sw_KE" w:bidi="sw_KE"/>
+        </w:rPr>
+        <w:t>Matendo 7:26–28</w:t>
+      </w:r>
+    </w:p>
+    <w:p>
+      <w:pPr>
+        <w:pStyle w:val="ListBullet"/>
+        <w:spacing w:line="240" w:lineRule="auto"/>
+        <w:ind w:left="720"/>
+      </w:pPr>
+      <w:r>
+        <w:rPr>
+          <w:lang w:val="sw_KE" w:bidi="sw_KE"/>
+        </w:rPr>
+      </w:r>
+      <w:r>
+        <w:rPr>
+          <w:lang w:val="sw_KE" w:bidi="sw_KE"/>
+        </w:rPr>
+        <w:t>Waefeso 4:25–27</w:t>
+      </w:r>
+    </w:p>
+    <w:p>
+      <w:pPr>
+        <w:pStyle w:val="ListBullet"/>
+        <w:spacing w:line="240" w:lineRule="auto"/>
+        <w:ind w:left="720"/>
+      </w:pPr>
+      <w:r>
+        <w:rPr>
+          <w:lang w:val="sw_KE" w:bidi="sw_KE"/>
+        </w:rPr>
+      </w:r>
+      <w:r>
+        <w:rPr>
+          <w:lang w:val="sw_KE" w:bidi="sw_KE"/>
+        </w:rPr>
+        <w:t>Wagalatia 5:14</w:t>
+      </w:r>
+    </w:p>
+    <w:p>
+      <w:pPr>
+        <w:pStyle w:val="ListBullet"/>
+        <w:spacing w:line="240" w:lineRule="auto"/>
+        <w:ind w:left="720"/>
+      </w:pPr>
+      <w:r>
+        <w:rPr>
+          <w:lang w:val="sw_KE" w:bidi="sw_KE"/>
+        </w:rPr>
+      </w:r>
+      <w:r>
+        <w:rPr>
+          <w:lang w:val="sw_KE" w:bidi="sw_KE"/>
+        </w:rPr>
+        <w:t>Yakobo 2:8</w:t>
+      </w:r>
+    </w:p>
+    <w:p>
+      <w:pPr>
+        <w:pStyle w:val="ListBullet"/>
+        <w:spacing w:line="240" w:lineRule="auto"/>
+        <w:ind w:left="720"/>
+      </w:pPr>
+      <w:r>
+        <w:rPr>
+          <w:lang w:val="sw_KE" w:bidi="sw_KE"/>
+        </w:rPr>
+      </w:r>
+      <w:r>
+        <w:rPr>
+          <w:lang w:val="sw_KE" w:bidi="sw_KE"/>
+        </w:rPr>
+        <w:t>Yohana 9:8–9</w:t>
+      </w:r>
+    </w:p>
+    <w:p>
+      <w:pPr>
+        <w:pStyle w:val="ListBullet"/>
+        <w:spacing w:line="240" w:lineRule="auto"/>
+        <w:ind w:left="720"/>
+      </w:pPr>
+      <w:r>
+        <w:rPr>
+          <w:lang w:val="sw_KE" w:bidi="sw_KE"/>
+        </w:rPr>
+      </w:r>
+      <w:r>
+        <w:rPr>
+          <w:lang w:val="sw_KE" w:bidi="sw_KE"/>
+        </w:rPr>
+        <w:t>Luka 1:58</w:t>
+      </w:r>
+    </w:p>
+    <w:p>
+      <w:pPr>
+        <w:pStyle w:val="ListBullet"/>
+        <w:spacing w:line="240" w:lineRule="auto"/>
+        <w:ind w:left="720"/>
+      </w:pPr>
+      <w:r>
+        <w:rPr>
+          <w:lang w:val="sw_KE" w:bidi="sw_KE"/>
+        </w:rPr>
+      </w:r>
+      <w:r>
+        <w:rPr>
+          <w:lang w:val="sw_KE" w:bidi="sw_KE"/>
+        </w:rPr>
+        <w:t>Mathayo 5:43</w:t>
+      </w:r>
+    </w:p>
+    <w:p>
+      <w:pPr>
+        <w:pStyle w:val="ListBullet"/>
+        <w:spacing w:line="240" w:lineRule="auto"/>
+        <w:ind w:left="720"/>
+      </w:pPr>
+      <w:r>
+        <w:rPr>
+          <w:lang w:val="sw_KE" w:bidi="sw_KE"/>
+        </w:rPr>
+      </w:r>
+      <w:r>
+        <w:rPr>
+          <w:lang w:val="sw_KE" w:bidi="sw_KE"/>
+        </w:rPr>
+        <w:t>Mathayo 19:19</w:t>
+      </w:r>
+    </w:p>
+    <w:p>
+      <w:pPr>
+        <w:pStyle w:val="ListBullet"/>
+        <w:spacing w:line="240" w:lineRule="auto"/>
+        <w:ind w:left="720"/>
+      </w:pPr>
+      <w:r>
+        <w:rPr>
+          <w:lang w:val="sw_KE" w:bidi="sw_KE"/>
+        </w:rPr>
+      </w:r>
+      <w:r>
+        <w:rPr>
+          <w:lang w:val="sw_KE" w:bidi="sw_KE"/>
+        </w:rPr>
+        <w:t>Mathayo 22:39</w:t>
+      </w:r>
     </w:p>
     <w:p>
       <w:pPr>
@@ -4753,42 +4363,30 @@
           <w:lang w:val="sw_KE" w:bidi="sw_KE"/>
         </w:rPr>
       </w:r>
-      <w:hyperlink r:id="rId78">
-        <w:r>
-          <w:rPr>
-            <w:lang w:val="sw_KE" w:bidi="sw_KE"/>
-          </w:rPr>
-          <w:rPr>
-            <w:color w:val="0000EE"/>
-            <w:u w:val="single"/>
-          </w:rPr>
-          <w:t>Mwanzo 6:4</w:t>
-        </w:r>
-      </w:hyperlink>
-    </w:p>
-    <w:p>
-      <w:pPr>
-        <w:pStyle w:val="ListBullet"/>
-        <w:spacing w:line="240" w:lineRule="auto"/>
-        <w:ind w:left="720"/>
-      </w:pPr>
-      <w:r>
-        <w:rPr>
-          <w:lang w:val="sw_KE" w:bidi="sw_KE"/>
-        </w:rPr>
-      </w:r>
-      <w:hyperlink r:id="rId79">
-        <w:r>
-          <w:rPr>
-            <w:lang w:val="sw_KE" w:bidi="sw_KE"/>
-          </w:rPr>
-          <w:rPr>
-            <w:color w:val="0000EE"/>
-            <w:u w:val="single"/>
-          </w:rPr>
-          <w:t>Hesabu 13:32–33</w:t>
-        </w:r>
-      </w:hyperlink>
+      <w:r>
+        <w:rPr>
+          <w:lang w:val="sw_KE" w:bidi="sw_KE"/>
+        </w:rPr>
+        <w:t>Mwanzo 6:4</w:t>
+      </w:r>
+    </w:p>
+    <w:p>
+      <w:pPr>
+        <w:pStyle w:val="ListBullet"/>
+        <w:spacing w:line="240" w:lineRule="auto"/>
+        <w:ind w:left="720"/>
+      </w:pPr>
+      <w:r>
+        <w:rPr>
+          <w:lang w:val="sw_KE" w:bidi="sw_KE"/>
+        </w:rPr>
+      </w:r>
+      <w:r>
+        <w:rPr>
+          <w:lang w:val="sw_KE" w:bidi="sw_KE"/>
+        </w:rPr>
+        <w:t>Hesabu 13:32–33</w:t>
+      </w:r>
     </w:p>
     <w:p>
       <w:pPr>
@@ -5076,186 +4674,138 @@
           <w:lang w:val="sw_KE" w:bidi="sw_KE"/>
         </w:rPr>
       </w:r>
-      <w:hyperlink r:id="rId80">
-        <w:r>
-          <w:rPr>
-            <w:lang w:val="sw_KE" w:bidi="sw_KE"/>
-          </w:rPr>
-          <w:rPr>
-            <w:color w:val="0000EE"/>
-            <w:u w:val="single"/>
-          </w:rPr>
-          <w:t>Matendo 7:57–58</w:t>
-        </w:r>
-      </w:hyperlink>
-    </w:p>
-    <w:p>
-      <w:pPr>
-        <w:pStyle w:val="ListBullet"/>
-        <w:spacing w:line="240" w:lineRule="auto"/>
-        <w:ind w:left="720"/>
-      </w:pPr>
-      <w:r>
-        <w:rPr>
-          <w:lang w:val="sw_KE" w:bidi="sw_KE"/>
-        </w:rPr>
-      </w:r>
-      <w:hyperlink r:id="rId81">
-        <w:r>
-          <w:rPr>
-            <w:lang w:val="sw_KE" w:bidi="sw_KE"/>
-          </w:rPr>
-          <w:rPr>
-            <w:color w:val="0000EE"/>
-            <w:u w:val="single"/>
-          </w:rPr>
-          <w:t>Matendo 7:59–60</w:t>
-        </w:r>
-      </w:hyperlink>
-    </w:p>
-    <w:p>
-      <w:pPr>
-        <w:pStyle w:val="ListBullet"/>
-        <w:spacing w:line="240" w:lineRule="auto"/>
-        <w:ind w:left="720"/>
-      </w:pPr>
-      <w:r>
-        <w:rPr>
-          <w:lang w:val="sw_KE" w:bidi="sw_KE"/>
-        </w:rPr>
-      </w:r>
-      <w:hyperlink r:id="rId82">
-        <w:r>
-          <w:rPr>
-            <w:lang w:val="sw_KE" w:bidi="sw_KE"/>
-          </w:rPr>
-          <w:rPr>
-            <w:color w:val="0000EE"/>
-            <w:u w:val="single"/>
-          </w:rPr>
-          <w:t>Matendo 14:5</w:t>
-        </w:r>
-      </w:hyperlink>
-    </w:p>
-    <w:p>
-      <w:pPr>
-        <w:pStyle w:val="ListBullet"/>
-        <w:spacing w:line="240" w:lineRule="auto"/>
-        <w:ind w:left="720"/>
-      </w:pPr>
-      <w:r>
-        <w:rPr>
-          <w:lang w:val="sw_KE" w:bidi="sw_KE"/>
-        </w:rPr>
-      </w:r>
-      <w:hyperlink r:id="rId83">
-        <w:r>
-          <w:rPr>
-            <w:lang w:val="sw_KE" w:bidi="sw_KE"/>
-          </w:rPr>
-          <w:rPr>
-            <w:color w:val="0000EE"/>
-            <w:u w:val="single"/>
-          </w:rPr>
-          <w:t>Matendo 14:19–20</w:t>
-        </w:r>
-      </w:hyperlink>
-    </w:p>
-    <w:p>
-      <w:pPr>
-        <w:pStyle w:val="ListBullet"/>
-        <w:spacing w:line="240" w:lineRule="auto"/>
-        <w:ind w:left="720"/>
-      </w:pPr>
-      <w:r>
-        <w:rPr>
-          <w:lang w:val="sw_KE" w:bidi="sw_KE"/>
-        </w:rPr>
-      </w:r>
-      <w:hyperlink r:id="rId84">
-        <w:r>
-          <w:rPr>
-            <w:lang w:val="sw_KE" w:bidi="sw_KE"/>
-          </w:rPr>
-          <w:rPr>
-            <w:color w:val="0000EE"/>
-            <w:u w:val="single"/>
-          </w:rPr>
-          <w:t>Yohana 8:4–6</w:t>
-        </w:r>
-      </w:hyperlink>
-    </w:p>
-    <w:p>
-      <w:pPr>
-        <w:pStyle w:val="ListBullet"/>
-        <w:spacing w:line="240" w:lineRule="auto"/>
-        <w:ind w:left="720"/>
-      </w:pPr>
-      <w:r>
-        <w:rPr>
-          <w:lang w:val="sw_KE" w:bidi="sw_KE"/>
-        </w:rPr>
-      </w:r>
-      <w:hyperlink r:id="rId85">
-        <w:r>
-          <w:rPr>
-            <w:lang w:val="sw_KE" w:bidi="sw_KE"/>
-          </w:rPr>
-          <w:rPr>
-            <w:color w:val="0000EE"/>
-            <w:u w:val="single"/>
-          </w:rPr>
-          <w:t>Luka 13:34</w:t>
-        </w:r>
-      </w:hyperlink>
-    </w:p>
-    <w:p>
-      <w:pPr>
-        <w:pStyle w:val="ListBullet"/>
-        <w:spacing w:line="240" w:lineRule="auto"/>
-        <w:ind w:left="720"/>
-      </w:pPr>
-      <w:r>
-        <w:rPr>
-          <w:lang w:val="sw_KE" w:bidi="sw_KE"/>
-        </w:rPr>
-      </w:r>
-      <w:hyperlink r:id="rId86">
-        <w:r>
-          <w:rPr>
-            <w:lang w:val="sw_KE" w:bidi="sw_KE"/>
-          </w:rPr>
-          <w:rPr>
-            <w:color w:val="0000EE"/>
-            <w:u w:val="single"/>
-          </w:rPr>
-          <w:t>Luka 20:6</w:t>
-        </w:r>
-      </w:hyperlink>
-    </w:p>
-    <w:p>
-      <w:pPr>
-        <w:pStyle w:val="ListBullet"/>
-        <w:spacing w:line="240" w:lineRule="auto"/>
-        <w:ind w:left="720"/>
-      </w:pPr>
-      <w:r>
-        <w:rPr>
-          <w:lang w:val="sw_KE" w:bidi="sw_KE"/>
-        </w:rPr>
-      </w:r>
-      <w:hyperlink r:id="rId87">
-        <w:r>
-          <w:rPr>
-            <w:lang w:val="sw_KE" w:bidi="sw_KE"/>
-          </w:rPr>
-          <w:rPr>
-            <w:color w:val="0000EE"/>
-            <w:u w:val="single"/>
-          </w:rPr>
-          <w:t>Mathayo 23:37–39</w:t>
-        </w:r>
-      </w:hyperlink>
+      <w:r>
+        <w:rPr>
+          <w:lang w:val="sw_KE" w:bidi="sw_KE"/>
+        </w:rPr>
+        <w:t>Matendo 7:57–58</w:t>
+      </w:r>
+    </w:p>
+    <w:p>
+      <w:pPr>
+        <w:pStyle w:val="ListBullet"/>
+        <w:spacing w:line="240" w:lineRule="auto"/>
+        <w:ind w:left="720"/>
+      </w:pPr>
+      <w:r>
+        <w:rPr>
+          <w:lang w:val="sw_KE" w:bidi="sw_KE"/>
+        </w:rPr>
+      </w:r>
+      <w:r>
+        <w:rPr>
+          <w:lang w:val="sw_KE" w:bidi="sw_KE"/>
+        </w:rPr>
+        <w:t>Matendo 7:59–60</w:t>
+      </w:r>
+    </w:p>
+    <w:p>
+      <w:pPr>
+        <w:pStyle w:val="ListBullet"/>
+        <w:spacing w:line="240" w:lineRule="auto"/>
+        <w:ind w:left="720"/>
+      </w:pPr>
+      <w:r>
+        <w:rPr>
+          <w:lang w:val="sw_KE" w:bidi="sw_KE"/>
+        </w:rPr>
+      </w:r>
+      <w:r>
+        <w:rPr>
+          <w:lang w:val="sw_KE" w:bidi="sw_KE"/>
+        </w:rPr>
+        <w:t>Matendo 14:5</w:t>
+      </w:r>
+    </w:p>
+    <w:p>
+      <w:pPr>
+        <w:pStyle w:val="ListBullet"/>
+        <w:spacing w:line="240" w:lineRule="auto"/>
+        <w:ind w:left="720"/>
+      </w:pPr>
+      <w:r>
+        <w:rPr>
+          <w:lang w:val="sw_KE" w:bidi="sw_KE"/>
+        </w:rPr>
+      </w:r>
+      <w:r>
+        <w:rPr>
+          <w:lang w:val="sw_KE" w:bidi="sw_KE"/>
+        </w:rPr>
+        <w:t>Matendo 14:19–20</w:t>
+      </w:r>
+    </w:p>
+    <w:p>
+      <w:pPr>
+        <w:pStyle w:val="ListBullet"/>
+        <w:spacing w:line="240" w:lineRule="auto"/>
+        <w:ind w:left="720"/>
+      </w:pPr>
+      <w:r>
+        <w:rPr>
+          <w:lang w:val="sw_KE" w:bidi="sw_KE"/>
+        </w:rPr>
+      </w:r>
+      <w:r>
+        <w:rPr>
+          <w:lang w:val="sw_KE" w:bidi="sw_KE"/>
+        </w:rPr>
+        <w:t>Yohana 8:4–6</w:t>
+      </w:r>
+    </w:p>
+    <w:p>
+      <w:pPr>
+        <w:pStyle w:val="ListBullet"/>
+        <w:spacing w:line="240" w:lineRule="auto"/>
+        <w:ind w:left="720"/>
+      </w:pPr>
+      <w:r>
+        <w:rPr>
+          <w:lang w:val="sw_KE" w:bidi="sw_KE"/>
+        </w:rPr>
+      </w:r>
+      <w:r>
+        <w:rPr>
+          <w:lang w:val="sw_KE" w:bidi="sw_KE"/>
+        </w:rPr>
+        <w:t>Luka 13:34</w:t>
+      </w:r>
+    </w:p>
+    <w:p>
+      <w:pPr>
+        <w:pStyle w:val="ListBullet"/>
+        <w:spacing w:line="240" w:lineRule="auto"/>
+        <w:ind w:left="720"/>
+      </w:pPr>
+      <w:r>
+        <w:rPr>
+          <w:lang w:val="sw_KE" w:bidi="sw_KE"/>
+        </w:rPr>
+      </w:r>
+      <w:r>
+        <w:rPr>
+          <w:lang w:val="sw_KE" w:bidi="sw_KE"/>
+        </w:rPr>
+        <w:t>Luka 20:6</w:t>
+      </w:r>
+    </w:p>
+    <w:p>
+      <w:pPr>
+        <w:pStyle w:val="ListBullet"/>
+        <w:spacing w:line="240" w:lineRule="auto"/>
+        <w:ind w:left="720"/>
+      </w:pPr>
+      <w:r>
+        <w:rPr>
+          <w:lang w:val="sw_KE" w:bidi="sw_KE"/>
+        </w:rPr>
+      </w:r>
+      <w:r>
+        <w:rPr>
+          <w:lang w:val="sw_KE" w:bidi="sw_KE"/>
+        </w:rPr>
+        <w:t>Mathayo 23:37–39</w:t>
+      </w:r>
     </w:p>
     <w:p>
       <w:pPr>
@@ -5522,90 +5072,66 @@
           <w:lang w:val="sw_KE" w:bidi="sw_KE"/>
         </w:rPr>
       </w:r>
-      <w:hyperlink r:id="rId88">
-        <w:r>
-          <w:rPr>
-            <w:lang w:val="sw_KE" w:bidi="sw_KE"/>
-          </w:rPr>
-          <w:rPr>
-            <w:color w:val="0000EE"/>
-            <w:u w:val="single"/>
-          </w:rPr>
-          <w:t>Matendo 4:11</w:t>
-        </w:r>
-      </w:hyperlink>
-    </w:p>
-    <w:p>
-      <w:pPr>
-        <w:pStyle w:val="ListBullet"/>
-        <w:spacing w:line="240" w:lineRule="auto"/>
-        <w:ind w:left="720"/>
-      </w:pPr>
-      <w:r>
-        <w:rPr>
-          <w:lang w:val="sw_KE" w:bidi="sw_KE"/>
-        </w:rPr>
-      </w:r>
-      <w:hyperlink r:id="rId89">
-        <w:r>
-          <w:rPr>
-            <w:lang w:val="sw_KE" w:bidi="sw_KE"/>
-          </w:rPr>
-          <w:rPr>
-            <w:color w:val="0000EE"/>
-            <w:u w:val="single"/>
-          </w:rPr>
-          <w:t>Waefeso 2:20</w:t>
-        </w:r>
-      </w:hyperlink>
-    </w:p>
-    <w:p>
-      <w:pPr>
-        <w:pStyle w:val="ListBullet"/>
-        <w:spacing w:line="240" w:lineRule="auto"/>
-        <w:ind w:left="720"/>
-      </w:pPr>
-      <w:r>
-        <w:rPr>
-          <w:lang w:val="sw_KE" w:bidi="sw_KE"/>
-        </w:rPr>
-      </w:r>
-      <w:hyperlink r:id="rId90">
-        <w:r>
-          <w:rPr>
-            <w:lang w:val="sw_KE" w:bidi="sw_KE"/>
-          </w:rPr>
-          <w:rPr>
-            <w:color w:val="0000EE"/>
-            <w:u w:val="single"/>
-          </w:rPr>
-          <w:t>Mathayo 21:42</w:t>
-        </w:r>
-      </w:hyperlink>
-    </w:p>
-    <w:p>
-      <w:pPr>
-        <w:pStyle w:val="ListBullet"/>
-        <w:spacing w:line="240" w:lineRule="auto"/>
-        <w:ind w:left="720"/>
-      </w:pPr>
-      <w:r>
-        <w:rPr>
-          <w:lang w:val="sw_KE" w:bidi="sw_KE"/>
-        </w:rPr>
-      </w:r>
-      <w:hyperlink r:id="rId91">
-        <w:r>
-          <w:rPr>
-            <w:lang w:val="sw_KE" w:bidi="sw_KE"/>
-          </w:rPr>
-          <w:rPr>
-            <w:color w:val="0000EE"/>
-            <w:u w:val="single"/>
-          </w:rPr>
-          <w:t>Zaburi 118:22</w:t>
-        </w:r>
-      </w:hyperlink>
+      <w:r>
+        <w:rPr>
+          <w:lang w:val="sw_KE" w:bidi="sw_KE"/>
+        </w:rPr>
+        <w:t>Matendo 4:11</w:t>
+      </w:r>
+    </w:p>
+    <w:p>
+      <w:pPr>
+        <w:pStyle w:val="ListBullet"/>
+        <w:spacing w:line="240" w:lineRule="auto"/>
+        <w:ind w:left="720"/>
+      </w:pPr>
+      <w:r>
+        <w:rPr>
+          <w:lang w:val="sw_KE" w:bidi="sw_KE"/>
+        </w:rPr>
+      </w:r>
+      <w:r>
+        <w:rPr>
+          <w:lang w:val="sw_KE" w:bidi="sw_KE"/>
+        </w:rPr>
+        <w:t>Waefeso 2:20</w:t>
+      </w:r>
+    </w:p>
+    <w:p>
+      <w:pPr>
+        <w:pStyle w:val="ListBullet"/>
+        <w:spacing w:line="240" w:lineRule="auto"/>
+        <w:ind w:left="720"/>
+      </w:pPr>
+      <w:r>
+        <w:rPr>
+          <w:lang w:val="sw_KE" w:bidi="sw_KE"/>
+        </w:rPr>
+      </w:r>
+      <w:r>
+        <w:rPr>
+          <w:lang w:val="sw_KE" w:bidi="sw_KE"/>
+        </w:rPr>
+        <w:t>Mathayo 21:42</w:t>
+      </w:r>
+    </w:p>
+    <w:p>
+      <w:pPr>
+        <w:pStyle w:val="ListBullet"/>
+        <w:spacing w:line="240" w:lineRule="auto"/>
+        <w:ind w:left="720"/>
+      </w:pPr>
+      <w:r>
+        <w:rPr>
+          <w:lang w:val="sw_KE" w:bidi="sw_KE"/>
+        </w:rPr>
+      </w:r>
+      <w:r>
+        <w:rPr>
+          <w:lang w:val="sw_KE" w:bidi="sw_KE"/>
+        </w:rPr>
+        <w:t>Zaburi 118:22</w:t>
+      </w:r>
     </w:p>
     <w:p>
       <w:pPr>
@@ -5809,114 +5335,84 @@
           <w:lang w:val="sw_KE" w:bidi="sw_KE"/>
         </w:rPr>
       </w:r>
-      <w:hyperlink r:id="rId92">
-        <w:r>
-          <w:rPr>
-            <w:lang w:val="sw_KE" w:bidi="sw_KE"/>
-          </w:rPr>
-          <w:rPr>
-            <w:color w:val="0000EE"/>
-            <w:u w:val="single"/>
-          </w:rPr>
-          <w:t>Kutoka 28:4–5</w:t>
-        </w:r>
-      </w:hyperlink>
-    </w:p>
-    <w:p>
-      <w:pPr>
-        <w:pStyle w:val="ListBullet"/>
-        <w:spacing w:line="240" w:lineRule="auto"/>
-        <w:ind w:left="720"/>
-      </w:pPr>
-      <w:r>
-        <w:rPr>
-          <w:lang w:val="sw_KE" w:bidi="sw_KE"/>
-        </w:rPr>
-      </w:r>
-      <w:hyperlink r:id="rId93">
-        <w:r>
-          <w:rPr>
-            <w:lang w:val="sw_KE" w:bidi="sw_KE"/>
-          </w:rPr>
-          <w:rPr>
-            <w:color w:val="0000EE"/>
-            <w:u w:val="single"/>
-          </w:rPr>
-          <w:t>Mwanzo 49:11–12</w:t>
-        </w:r>
-      </w:hyperlink>
-    </w:p>
-    <w:p>
-      <w:pPr>
-        <w:pStyle w:val="ListBullet"/>
-        <w:spacing w:line="240" w:lineRule="auto"/>
-        <w:ind w:left="720"/>
-      </w:pPr>
-      <w:r>
-        <w:rPr>
-          <w:lang w:val="sw_KE" w:bidi="sw_KE"/>
-        </w:rPr>
-      </w:r>
-      <w:hyperlink r:id="rId94">
-        <w:r>
-          <w:rPr>
-            <w:lang w:val="sw_KE" w:bidi="sw_KE"/>
-          </w:rPr>
-          <w:rPr>
-            <w:color w:val="0000EE"/>
-            <w:u w:val="single"/>
-          </w:rPr>
-          <w:t>Luka 15:22</w:t>
-        </w:r>
-      </w:hyperlink>
-    </w:p>
-    <w:p>
-      <w:pPr>
-        <w:pStyle w:val="ListBullet"/>
-        <w:spacing w:line="240" w:lineRule="auto"/>
-        <w:ind w:left="720"/>
-      </w:pPr>
-      <w:r>
-        <w:rPr>
-          <w:lang w:val="sw_KE" w:bidi="sw_KE"/>
-        </w:rPr>
-      </w:r>
-      <w:hyperlink r:id="rId95">
-        <w:r>
-          <w:rPr>
-            <w:lang w:val="sw_KE" w:bidi="sw_KE"/>
-          </w:rPr>
-          <w:rPr>
-            <w:color w:val="0000EE"/>
-            <w:u w:val="single"/>
-          </w:rPr>
-          <w:t>Luka 20:46</w:t>
-        </w:r>
-      </w:hyperlink>
-    </w:p>
-    <w:p>
-      <w:pPr>
-        <w:pStyle w:val="ListBullet"/>
-        <w:spacing w:line="240" w:lineRule="auto"/>
-        <w:ind w:left="720"/>
-      </w:pPr>
-      <w:r>
-        <w:rPr>
-          <w:lang w:val="sw_KE" w:bidi="sw_KE"/>
-        </w:rPr>
-      </w:r>
-      <w:hyperlink r:id="rId96">
-        <w:r>
-          <w:rPr>
-            <w:lang w:val="sw_KE" w:bidi="sw_KE"/>
-          </w:rPr>
-          <w:rPr>
-            <w:color w:val="0000EE"/>
-            <w:u w:val="single"/>
-          </w:rPr>
-          <w:t>Mathayo 27:27–29</w:t>
-        </w:r>
-      </w:hyperlink>
+      <w:r>
+        <w:rPr>
+          <w:lang w:val="sw_KE" w:bidi="sw_KE"/>
+        </w:rPr>
+        <w:t>Kutoka 28:4–5</w:t>
+      </w:r>
+    </w:p>
+    <w:p>
+      <w:pPr>
+        <w:pStyle w:val="ListBullet"/>
+        <w:spacing w:line="240" w:lineRule="auto"/>
+        <w:ind w:left="720"/>
+      </w:pPr>
+      <w:r>
+        <w:rPr>
+          <w:lang w:val="sw_KE" w:bidi="sw_KE"/>
+        </w:rPr>
+      </w:r>
+      <w:r>
+        <w:rPr>
+          <w:lang w:val="sw_KE" w:bidi="sw_KE"/>
+        </w:rPr>
+        <w:t>Mwanzo 49:11–12</w:t>
+      </w:r>
+    </w:p>
+    <w:p>
+      <w:pPr>
+        <w:pStyle w:val="ListBullet"/>
+        <w:spacing w:line="240" w:lineRule="auto"/>
+        <w:ind w:left="720"/>
+      </w:pPr>
+      <w:r>
+        <w:rPr>
+          <w:lang w:val="sw_KE" w:bidi="sw_KE"/>
+        </w:rPr>
+      </w:r>
+      <w:r>
+        <w:rPr>
+          <w:lang w:val="sw_KE" w:bidi="sw_KE"/>
+        </w:rPr>
+        <w:t>Luka 15:22</w:t>
+      </w:r>
+    </w:p>
+    <w:p>
+      <w:pPr>
+        <w:pStyle w:val="ListBullet"/>
+        <w:spacing w:line="240" w:lineRule="auto"/>
+        <w:ind w:left="720"/>
+      </w:pPr>
+      <w:r>
+        <w:rPr>
+          <w:lang w:val="sw_KE" w:bidi="sw_KE"/>
+        </w:rPr>
+      </w:r>
+      <w:r>
+        <w:rPr>
+          <w:lang w:val="sw_KE" w:bidi="sw_KE"/>
+        </w:rPr>
+        <w:t>Luka 20:46</w:t>
+      </w:r>
+    </w:p>
+    <w:p>
+      <w:pPr>
+        <w:pStyle w:val="ListBullet"/>
+        <w:spacing w:line="240" w:lineRule="auto"/>
+        <w:ind w:left="720"/>
+      </w:pPr>
+      <w:r>
+        <w:rPr>
+          <w:lang w:val="sw_KE" w:bidi="sw_KE"/>
+        </w:rPr>
+      </w:r>
+      <w:r>
+        <w:rPr>
+          <w:lang w:val="sw_KE" w:bidi="sw_KE"/>
+        </w:rPr>
+        <w:t>Mathayo 27:27–29</w:t>
+      </w:r>
     </w:p>
     <w:p>
       <w:pPr>
@@ -6727,56 +6223,38 @@
         <w:rPr>
           <w:lang w:val="sw_KE" w:bidi="sw_KE"/>
         </w:rPr>
+      </w:r>
+      <w:r>
+        <w:rPr>
+          <w:lang w:val="sw_KE" w:bidi="sw_KE"/>
+        </w:rPr>
+        <w:t>Matendo 20:7–8</w:t>
         <w:br/>
       </w:r>
-      <w:hyperlink r:id="rId97">
-        <w:r>
-          <w:rPr>
-            <w:lang w:val="sw_KE" w:bidi="sw_KE"/>
-          </w:rPr>
-          <w:rPr>
-            <w:color w:val="0000EE"/>
-            <w:u w:val="single"/>
-          </w:rPr>
-          <w:t>Matendo 20:7–8</w:t>
-        </w:r>
-      </w:hyperlink>
-      <w:hyperlink r:id="rId98">
-        <w:r>
-          <w:rPr>
-            <w:lang w:val="sw_KE" w:bidi="sw_KE"/>
-          </w:rPr>
-          <w:rPr>
-            <w:color w:val="0000EE"/>
-            <w:u w:val="single"/>
-          </w:rPr>
-          <w:t>Kumbukumbu la Torati 16:9</w:t>
-        </w:r>
-      </w:hyperlink>
-    </w:p>
-    <w:p>
-      <w:pPr>
-        <w:pStyle w:val="ListBullet"/>
-        <w:spacing w:line="240" w:lineRule="auto"/>
-        <w:ind w:left="720"/>
-      </w:pPr>
-      <w:r>
-        <w:rPr>
-          <w:lang w:val="sw_KE" w:bidi="sw_KE"/>
-        </w:rPr>
-      </w:r>
-      <w:hyperlink r:id="rId99">
-        <w:r>
-          <w:rPr>
-            <w:lang w:val="sw_KE" w:bidi="sw_KE"/>
-          </w:rPr>
-          <w:rPr>
-            <w:color w:val="0000EE"/>
-            <w:u w:val="single"/>
-          </w:rPr>
-          <w:t>Mambo ya Walawi 23:15–16</w:t>
-        </w:r>
-      </w:hyperlink>
+      <w:r>
+        <w:rPr>
+          <w:lang w:val="sw_KE" w:bidi="sw_KE"/>
+        </w:rPr>
+        <w:t>Kumbukumbu la Torati 16:9</w:t>
+      </w:r>
+    </w:p>
+    <w:p>
+      <w:pPr>
+        <w:pStyle w:val="ListBullet"/>
+        <w:spacing w:line="240" w:lineRule="auto"/>
+        <w:ind w:left="720"/>
+      </w:pPr>
+      <w:r>
+        <w:rPr>
+          <w:lang w:val="sw_KE" w:bidi="sw_KE"/>
+        </w:rPr>
+      </w:r>
+      <w:r>
+        <w:rPr>
+          <w:lang w:val="sw_KE" w:bidi="sw_KE"/>
+        </w:rPr>
+        <w:t>Mambo ya Walawi 23:15–16</w:t>
+      </w:r>
     </w:p>
     <w:p>
       <w:pPr>
@@ -7016,42 +6494,30 @@
           <w:lang w:val="sw_KE" w:bidi="sw_KE"/>
         </w:rPr>
       </w:r>
-      <w:hyperlink r:id="rId100">
-        <w:r>
-          <w:rPr>
-            <w:lang w:val="sw_KE" w:bidi="sw_KE"/>
-          </w:rPr>
-          <w:rPr>
-            <w:color w:val="0000EE"/>
-            <w:u w:val="single"/>
-          </w:rPr>
-          <w:t>Maombolezo 1:13</w:t>
-        </w:r>
-      </w:hyperlink>
-    </w:p>
-    <w:p>
-      <w:pPr>
-        <w:pStyle w:val="ListBullet"/>
-        <w:spacing w:line="240" w:lineRule="auto"/>
-        <w:ind w:left="720"/>
-      </w:pPr>
-      <w:r>
-        <w:rPr>
-          <w:lang w:val="sw_KE" w:bidi="sw_KE"/>
-        </w:rPr>
-      </w:r>
-      <w:hyperlink r:id="rId101">
-        <w:r>
-          <w:rPr>
-            <w:lang w:val="sw_KE" w:bidi="sw_KE"/>
-          </w:rPr>
-          <w:rPr>
-            <w:color w:val="0000EE"/>
-            <w:u w:val="single"/>
-          </w:rPr>
-          <w:t>Zaburi 69:29</w:t>
-        </w:r>
-      </w:hyperlink>
+      <w:r>
+        <w:rPr>
+          <w:lang w:val="sw_KE" w:bidi="sw_KE"/>
+        </w:rPr>
+        <w:t>Maombolezo 1:13</w:t>
+      </w:r>
+    </w:p>
+    <w:p>
+      <w:pPr>
+        <w:pStyle w:val="ListBullet"/>
+        <w:spacing w:line="240" w:lineRule="auto"/>
+        <w:ind w:left="720"/>
+      </w:pPr>
+      <w:r>
+        <w:rPr>
+          <w:lang w:val="sw_KE" w:bidi="sw_KE"/>
+        </w:rPr>
+      </w:r>
+      <w:r>
+        <w:rPr>
+          <w:lang w:val="sw_KE" w:bidi="sw_KE"/>
+        </w:rPr>
+        <w:t>Zaburi 69:29</w:t>
+      </w:r>
     </w:p>
     <w:p>
       <w:pPr>

--- a/swh/docx/011.content.docx
+++ b/swh/docx/011.content.docx
@@ -1748,13 +1748,544 @@
         <w:rPr>
           <w:lang w:val="sw_KE" w:bidi="sw_KE"/>
         </w:rPr>
+        <w:t xml:space="preserve">(Tazama pia: kutotii, </w:t>
+      </w:r>
+      <w:r>
+        <w:rPr>
+          <w:lang w:val="sw_KE" w:bidi="sw_KE"/>
+        </w:rPr>
+        <w:t>Shetani</w:t>
+      </w:r>
+      <w:r>
+        <w:rPr>
+          <w:lang w:val="sw_KE" w:bidi="sw_KE"/>
+        </w:rPr>
+        <w:t xml:space="preserve">, </w:t>
+      </w:r>
+      <w:r>
+        <w:rPr>
+          <w:lang w:val="sw_KE" w:bidi="sw_KE"/>
+        </w:rPr>
+        <w:t>dhambi</w:t>
+      </w:r>
+      <w:r>
+        <w:rPr>
+          <w:lang w:val="sw_KE" w:bidi="sw_KE"/>
+        </w:rPr>
+        <w:t xml:space="preserve">, </w:t>
+      </w:r>
+      <w:r>
+        <w:rPr>
+          <w:lang w:val="sw_KE" w:bidi="sw_KE"/>
+        </w:rPr>
+        <w:t>jaribio</w:t>
+      </w:r>
+      <w:r>
+        <w:rPr>
+          <w:lang w:val="sw_KE" w:bidi="sw_KE"/>
+        </w:rPr>
+        <w:t>)</w:t>
+      </w:r>
+    </w:p>
+    <w:p>
+      <w:pPr>
+        <w:pStyle w:val="Heading3"/>
+      </w:pPr>
+      <w:r>
+        <w:rPr>
+          <w:lang w:val="sw_KE" w:bidi="sw_KE"/>
+        </w:rPr>
+        <w:t>Marejeleo ya Biblia:</w:t>
+      </w:r>
+    </w:p>
+    <w:p>
+      <w:pPr>
+        <w:pStyle w:val="ListBullet"/>
+        <w:spacing w:line="240" w:lineRule="auto"/>
+        <w:ind w:left="720"/>
+      </w:pPr>
+      <w:r>
+        <w:rPr>
+          <w:lang w:val="sw_KE" w:bidi="sw_KE"/>
+        </w:rPr>
+      </w:r>
+      <w:r>
+        <w:rPr>
+          <w:lang w:val="sw_KE" w:bidi="sw_KE"/>
+        </w:rPr>
+        <w:t>1 Wathesalonike 3:4–5</w:t>
+      </w:r>
+    </w:p>
+    <w:p>
+      <w:pPr>
+        <w:pStyle w:val="ListBullet"/>
+        <w:spacing w:line="240" w:lineRule="auto"/>
+        <w:ind w:left="720"/>
+      </w:pPr>
+      <w:r>
+        <w:rPr>
+          <w:lang w:val="sw_KE" w:bidi="sw_KE"/>
+        </w:rPr>
+      </w:r>
+      <w:r>
+        <w:rPr>
+          <w:lang w:val="sw_KE" w:bidi="sw_KE"/>
+        </w:rPr>
+        <w:t>Waebrania 4:15</w:t>
+      </w:r>
+    </w:p>
+    <w:p>
+      <w:pPr>
+        <w:pStyle w:val="ListBullet"/>
+        <w:spacing w:line="240" w:lineRule="auto"/>
+        <w:ind w:left="720"/>
+      </w:pPr>
+      <w:r>
+        <w:rPr>
+          <w:lang w:val="sw_KE" w:bidi="sw_KE"/>
+        </w:rPr>
+      </w:r>
+      <w:r>
+        <w:rPr>
+          <w:lang w:val="sw_KE" w:bidi="sw_KE"/>
+        </w:rPr>
+        <w:t>Yakobo 1:13</w:t>
+      </w:r>
+    </w:p>
+    <w:p>
+      <w:pPr>
+        <w:pStyle w:val="ListBullet"/>
+        <w:spacing w:line="240" w:lineRule="auto"/>
+        <w:ind w:left="720"/>
+      </w:pPr>
+      <w:r>
+        <w:rPr>
+          <w:lang w:val="sw_KE" w:bidi="sw_KE"/>
+        </w:rPr>
+      </w:r>
+      <w:r>
+        <w:rPr>
+          <w:lang w:val="sw_KE" w:bidi="sw_KE"/>
+        </w:rPr>
+        <w:t>Luka 4:2</w:t>
+      </w:r>
+    </w:p>
+    <w:p>
+      <w:pPr>
+        <w:pStyle w:val="ListBullet"/>
+        <w:spacing w:line="240" w:lineRule="auto"/>
+        <w:ind w:left="720"/>
+      </w:pPr>
+      <w:r>
+        <w:rPr>
+          <w:lang w:val="sw_KE" w:bidi="sw_KE"/>
+        </w:rPr>
+      </w:r>
+      <w:r>
+        <w:rPr>
+          <w:lang w:val="sw_KE" w:bidi="sw_KE"/>
+        </w:rPr>
+        <w:t>Luka 11:4</w:t>
+      </w:r>
+    </w:p>
+    <w:p>
+      <w:pPr>
+        <w:pStyle w:val="ListBullet"/>
+        <w:spacing w:line="240" w:lineRule="auto"/>
+        <w:ind w:left="720"/>
+      </w:pPr>
+      <w:r>
+        <w:rPr>
+          <w:lang w:val="sw_KE" w:bidi="sw_KE"/>
+        </w:rPr>
+      </w:r>
+      <w:r>
+        <w:rPr>
+          <w:lang w:val="sw_KE" w:bidi="sw_KE"/>
+        </w:rPr>
+        <w:t>Mathayo 26:41</w:t>
+      </w:r>
+    </w:p>
+    <w:p>
+      <w:pPr>
+        <w:pStyle w:val="Heading3"/>
+      </w:pPr>
+      <w:r>
+        <w:rPr>
+          <w:lang w:val="sw_KE" w:bidi="sw_KE"/>
+        </w:rPr>
+        <w:t>Mifano kutoka kwa hadithi za Biblia:</w:t>
+      </w:r>
+    </w:p>
+    <w:p>
+      <w:pPr>
+        <w:pStyle w:val="ListBullet"/>
+        <w:spacing w:line="240" w:lineRule="auto"/>
+        <w:ind w:left="720"/>
+      </w:pPr>
+      <w:r>
+        <w:rPr>
+          <w:lang w:val="sw_KE" w:bidi="sw_KE"/>
+        </w:rPr>
+      </w:r>
+      <w:r>
+        <w:rPr>
+          <w:b/>
+          <w:lang w:val="sw_KE" w:bidi="sw_KE"/>
+        </w:rPr>
+        <w:t>25:1</w:t>
+      </w:r>
+      <w:r>
+        <w:rPr>
+          <w:lang w:val="sw_KE" w:bidi="sw_KE"/>
+        </w:rPr>
+        <w:t xml:space="preserve"> Kisha Shetani alikuja kwa Yesu na </w:t>
+      </w:r>
+      <w:r>
+        <w:rPr>
+          <w:b/>
+          <w:lang w:val="sw_KE" w:bidi="sw_KE"/>
+        </w:rPr>
+        <w:t>kumjaribu</w:t>
+      </w:r>
+      <w:r>
+        <w:rPr>
+          <w:lang w:val="sw_KE" w:bidi="sw_KE"/>
+        </w:rPr>
+        <w:t xml:space="preserve"> kufanya dhambi.</w:t>
+      </w:r>
+    </w:p>
+    <w:p>
+      <w:pPr>
+        <w:pStyle w:val="ListBullet"/>
+        <w:spacing w:line="240" w:lineRule="auto"/>
+        <w:ind w:left="720"/>
+      </w:pPr>
+      <w:r>
+        <w:rPr>
+          <w:lang w:val="sw_KE" w:bidi="sw_KE"/>
+        </w:rPr>
+      </w:r>
+      <w:r>
+        <w:rPr>
+          <w:b/>
+          <w:lang w:val="sw_KE" w:bidi="sw_KE"/>
+        </w:rPr>
+        <w:t>25:8</w:t>
+      </w:r>
+      <w:r>
+        <w:rPr>
+          <w:lang w:val="sw_KE" w:bidi="sw_KE"/>
+        </w:rPr>
+        <w:t xml:space="preserve"> Yesu hakukubali </w:t>
+      </w:r>
+      <w:r>
+        <w:rPr>
+          <w:b/>
+          <w:lang w:val="sw_KE" w:bidi="sw_KE"/>
+        </w:rPr>
+        <w:t xml:space="preserve">majaribu </w:t>
+      </w:r>
+      <w:r>
+        <w:rPr>
+          <w:lang w:val="sw_KE" w:bidi="sw_KE"/>
+        </w:rPr>
+        <w:t>ya Shetani, hivyo Shetani alimuacha.</w:t>
+      </w:r>
+    </w:p>
+    <w:p>
+      <w:pPr>
+        <w:pStyle w:val="ListBullet"/>
+        <w:spacing w:line="240" w:lineRule="auto"/>
+        <w:ind w:left="720"/>
+      </w:pPr>
+      <w:r>
+        <w:rPr>
+          <w:lang w:val="sw_KE" w:bidi="sw_KE"/>
+        </w:rPr>
+      </w:r>
+      <w:r>
+        <w:rPr>
+          <w:b/>
+          <w:lang w:val="sw_KE" w:bidi="sw_KE"/>
+        </w:rPr>
+        <w:t>38:11</w:t>
+      </w:r>
+      <w:r>
+        <w:rPr>
+          <w:lang w:val="sw_KE" w:bidi="sw_KE"/>
+        </w:rPr>
+        <w:t xml:space="preserve"> Yesu aliwaambia wanafunzi wake waombe ili wasije wakaingia katika </w:t>
+      </w:r>
+      <w:r>
+        <w:rPr>
+          <w:b/>
+          <w:lang w:val="sw_KE" w:bidi="sw_KE"/>
+        </w:rPr>
+        <w:t>majaribu</w:t>
+      </w:r>
+      <w:r>
+        <w:rPr>
+          <w:lang w:val="sw_KE" w:bidi="sw_KE"/>
+        </w:rPr>
+        <w:t>.</w:t>
+      </w:r>
+    </w:p>
+    <w:p>
+      <w:pPr>
+        <w:pStyle w:val="Heading3"/>
+      </w:pPr>
+      <w:r>
+        <w:rPr>
+          <w:lang w:val="sw_KE" w:bidi="sw_KE"/>
+        </w:rPr>
+        <w:t>Data ya Neno:</w:t>
+      </w:r>
+    </w:p>
+    <w:p>
+      <w:pPr>
+        <w:pStyle w:val="ListBullet"/>
+        <w:spacing w:line="240" w:lineRule="auto"/>
+        <w:ind w:left="720"/>
+      </w:pPr>
+      <w:r>
+        <w:rPr>
+          <w:lang w:val="sw_KE" w:bidi="sw_KE"/>
+        </w:rPr>
+      </w:r>
+      <w:r>
+        <w:rPr>
+          <w:lang w:val="sw_KE" w:bidi="sw_KE"/>
+        </w:rPr>
+        <w:t>Strong's: H0974, H4531, H5254, G05510, G15980, G39850, G39860, G39870</w:t>
+      </w:r>
+      <w:r>
+        <w:rPr>
+          <w:lang w:val="sw_KE" w:bidi="sw_KE"/>
+        </w:rPr>
+      </w:r>
+      <w:r>
+        <w:rPr>
+          <w:lang w:val="sw_KE" w:bidi="sw_KE"/>
+        </w:rPr>
+      </w:r>
+    </w:p>
+    <w:p>
+      <w:pPr/>
+      <w:r>
+        <w:rPr>
+          <w:lang w:val="sw_KE" w:bidi="sw_KE"/>
+        </w:rPr>
+      </w:r>
+    </w:p>
+    <w:p>
+      <w:pPr>
+        <w:pStyle w:val="Heading2"/>
+      </w:pPr>
+      <w:r>
+        <w:rPr>
+          <w:lang w:val="sw_KE" w:bidi="sw_KE"/>
+        </w:rPr>
+        <w:t>Jehanamu</w:t>
+      </w:r>
+      <w:r>
+        <w:rPr>
+          <w:lang w:val="sw_KE" w:bidi="sw_KE"/>
+        </w:rPr>
+      </w:r>
+    </w:p>
+    <w:p>
+      <w:pPr>
+        <w:pStyle w:val="Heading3"/>
+      </w:pPr>
+      <w:r>
+        <w:rPr>
+          <w:lang w:val="sw_KE" w:bidi="sw_KE"/>
+        </w:rPr>
+        <w:t>Ufafanuzi:</w:t>
+      </w:r>
+    </w:p>
+    <w:p>
+      <w:pPr/>
+      <w:r>
+        <w:rPr>
+          <w:lang w:val="sw_KE" w:bidi="sw_KE"/>
+        </w:rPr>
+      </w:r>
+      <w:r>
+        <w:rPr>
+          <w:lang w:val="sw_KE" w:bidi="sw_KE"/>
+        </w:rPr>
+        <w:t>Jehanamu ni mahali pa mwisho pa maumivu na mateso yasiyo na mwisho ambapo Mungu atawaadhibu wote wanaomuasi na kukataa mpango wake wa kuwaokoa kupitia dhabihu ya Yesu. Pia inajulikana kama "ziwa la moto."</w:t>
+      </w:r>
+    </w:p>
+    <w:p>
+      <w:pPr>
+        <w:pStyle w:val="ListBullet"/>
+        <w:spacing w:line="240" w:lineRule="auto"/>
+        <w:ind w:left="720"/>
+      </w:pPr>
+      <w:r>
+        <w:rPr>
+          <w:lang w:val="sw_KE" w:bidi="sw_KE"/>
+        </w:rPr>
+      </w:r>
+      <w:r>
+        <w:rPr>
+          <w:lang w:val="sw_KE" w:bidi="sw_KE"/>
+        </w:rPr>
+        <w:t>Jehanamu inaelezewa kama mahali pa moto na mateso makali.</w:t>
+      </w:r>
+    </w:p>
+    <w:p>
+      <w:pPr>
+        <w:pStyle w:val="ListBullet"/>
+        <w:spacing w:line="240" w:lineRule="auto"/>
+        <w:ind w:left="720"/>
+      </w:pPr>
+      <w:r>
+        <w:rPr>
+          <w:lang w:val="sw_KE" w:bidi="sw_KE"/>
+        </w:rPr>
+      </w:r>
+      <w:r>
+        <w:rPr>
+          <w:lang w:val="sw_KE" w:bidi="sw_KE"/>
+        </w:rPr>
+        <w:t>Shetani na pepo mbaya wanaomfuata watatupwa katika jehanamu kwa adhabu ya milele.</w:t>
+      </w:r>
+    </w:p>
+    <w:p>
+      <w:pPr>
+        <w:pStyle w:val="ListBullet"/>
+        <w:spacing w:line="240" w:lineRule="auto"/>
+        <w:ind w:left="720"/>
+      </w:pPr>
+      <w:r>
+        <w:rPr>
+          <w:lang w:val="sw_KE" w:bidi="sw_KE"/>
+        </w:rPr>
+      </w:r>
+      <w:r>
+        <w:rPr>
+          <w:lang w:val="sw_KE" w:bidi="sw_KE"/>
+        </w:rPr>
+        <w:t>Watu ambao hawaamini dhabihu ya Yesu kwa dhambi zao na hawamwamini ili awaokoe, wataadhibiwa milele motoni.</w:t>
+      </w:r>
+    </w:p>
+    <w:p>
+      <w:pPr>
+        <w:pStyle w:val="Heading3"/>
+      </w:pPr>
+      <w:r>
+        <w:rPr>
+          <w:lang w:val="sw_KE" w:bidi="sw_KE"/>
+        </w:rPr>
+        <w:t>Mapendekezo ya Tafsiri:</w:t>
+      </w:r>
+    </w:p>
+    <w:p>
+      <w:pPr>
+        <w:pStyle w:val="ListBullet"/>
+        <w:spacing w:line="240" w:lineRule="auto"/>
+        <w:ind w:left="720"/>
+      </w:pPr>
+      <w:r>
+        <w:rPr>
+          <w:lang w:val="sw_KE" w:bidi="sw_KE"/>
+        </w:rPr>
+      </w:r>
+      <w:r>
+        <w:rPr>
+          <w:lang w:val="sw_KE" w:bidi="sw_KE"/>
+        </w:rPr>
+        <w:t>Maneno haya yanapaswa kutafsiriwa tofauti kwa kuwa yanatokea katika muktadha tofauti.</w:t>
+      </w:r>
+    </w:p>
+    <w:p>
+      <w:pPr>
+        <w:pStyle w:val="ListBullet"/>
+        <w:spacing w:line="240" w:lineRule="auto"/>
+        <w:ind w:left="720"/>
+      </w:pPr>
+      <w:r>
+        <w:rPr>
+          <w:lang w:val="sw_KE" w:bidi="sw_KE"/>
+        </w:rPr>
+      </w:r>
+      <w:r>
+        <w:rPr>
+          <w:lang w:val="sw_KE" w:bidi="sw_KE"/>
+        </w:rPr>
+        <w:t>Lugha zingine haziwezi kutumia "ziwa" katika kifungu "ziwa la moto" kwa sababu inahusu maji.</w:t>
+      </w:r>
+    </w:p>
+    <w:p>
+      <w:pPr>
+        <w:pStyle w:val="ListBullet"/>
+        <w:spacing w:line="240" w:lineRule="auto"/>
+        <w:ind w:left="720"/>
+      </w:pPr>
+      <w:r>
+        <w:rPr>
+          <w:lang w:val="sw_KE" w:bidi="sw_KE"/>
+        </w:rPr>
+      </w:r>
+      <w:r>
+        <w:rPr>
+          <w:lang w:val="sw_KE" w:bidi="sw_KE"/>
+        </w:rPr>
+        <w:t>Neno "jehanamu" linaweza kutafsiriwa kama "mahali pa mateso" au "mahali pa mwisho pa giza na maumivu."</w:t>
+      </w:r>
+    </w:p>
+    <w:p>
+      <w:pPr>
+        <w:pStyle w:val="ListBullet"/>
+        <w:spacing w:line="240" w:lineRule="auto"/>
+        <w:ind w:left="720"/>
+      </w:pPr>
+      <w:r>
+        <w:rPr>
+          <w:lang w:val="sw_KE" w:bidi="sw_KE"/>
+        </w:rPr>
+      </w:r>
+      <w:r>
+        <w:rPr>
+          <w:lang w:val="sw_KE" w:bidi="sw_KE"/>
+        </w:rPr>
+        <w:t>Neno "ziwa la moto" linaweza pia kutafsiriwa kama "bahari ya moto" au "moto mkubwa (wa mateso)" au "uwanja wa moto."</w:t>
+      </w:r>
+    </w:p>
+    <w:p>
+      <w:pPr/>
+      <w:r>
+        <w:rPr>
+          <w:lang w:val="sw_KE" w:bidi="sw_KE"/>
+        </w:rPr>
+      </w:r>
+      <w:r>
+        <w:rPr>
+          <w:lang w:val="sw_KE" w:bidi="sw_KE"/>
+        </w:rPr>
         <w:t xml:space="preserve">(Tazama pia: </w:t>
       </w:r>
       <w:r>
         <w:rPr>
           <w:lang w:val="sw_KE" w:bidi="sw_KE"/>
         </w:rPr>
-        <w:t>kutotii</w:t>
+        <w:t>mbinguni</w:t>
+      </w:r>
+      <w:r>
+        <w:rPr>
+          <w:lang w:val="sw_KE" w:bidi="sw_KE"/>
+        </w:rPr>
+        <w:t xml:space="preserve">, kifo, </w:t>
+      </w:r>
+      <w:r>
+        <w:rPr>
+          <w:lang w:val="sw_KE" w:bidi="sw_KE"/>
+        </w:rPr>
+        <w:t>kuzimu</w:t>
       </w:r>
       <w:r>
         <w:rPr>
@@ -1766,7 +2297,435 @@
         <w:rPr>
           <w:lang w:val="sw_KE" w:bidi="sw_KE"/>
         </w:rPr>
-        <w:t>Shetani</w:t>
+        <w:t>shimo</w:t>
+      </w:r>
+      <w:r>
+        <w:rPr>
+          <w:lang w:val="sw_KE" w:bidi="sw_KE"/>
+        </w:rPr>
+        <w:t>)</w:t>
+      </w:r>
+    </w:p>
+    <w:p>
+      <w:pPr>
+        <w:pStyle w:val="Heading3"/>
+      </w:pPr>
+      <w:r>
+        <w:rPr>
+          <w:lang w:val="sw_KE" w:bidi="sw_KE"/>
+        </w:rPr>
+        <w:t>Marejeleo ya Biblia:</w:t>
+      </w:r>
+    </w:p>
+    <w:p>
+      <w:pPr>
+        <w:pStyle w:val="ListBullet"/>
+        <w:spacing w:line="240" w:lineRule="auto"/>
+        <w:ind w:left="720"/>
+      </w:pPr>
+      <w:r>
+        <w:rPr>
+          <w:lang w:val="sw_KE" w:bidi="sw_KE"/>
+        </w:rPr>
+      </w:r>
+      <w:r>
+        <w:rPr>
+          <w:lang w:val="sw_KE" w:bidi="sw_KE"/>
+        </w:rPr>
+        <w:t>Yakobo 3:6</w:t>
+      </w:r>
+    </w:p>
+    <w:p>
+      <w:pPr>
+        <w:pStyle w:val="ListBullet"/>
+        <w:spacing w:line="240" w:lineRule="auto"/>
+        <w:ind w:left="720"/>
+      </w:pPr>
+      <w:r>
+        <w:rPr>
+          <w:lang w:val="sw_KE" w:bidi="sw_KE"/>
+        </w:rPr>
+      </w:r>
+      <w:r>
+        <w:rPr>
+          <w:lang w:val="sw_KE" w:bidi="sw_KE"/>
+        </w:rPr>
+        <w:t>Luka 12:5</w:t>
+      </w:r>
+    </w:p>
+    <w:p>
+      <w:pPr>
+        <w:pStyle w:val="ListBullet"/>
+        <w:spacing w:line="240" w:lineRule="auto"/>
+        <w:ind w:left="720"/>
+      </w:pPr>
+      <w:r>
+        <w:rPr>
+          <w:lang w:val="sw_KE" w:bidi="sw_KE"/>
+        </w:rPr>
+      </w:r>
+      <w:r>
+        <w:rPr>
+          <w:lang w:val="sw_KE" w:bidi="sw_KE"/>
+        </w:rPr>
+        <w:t>Marko 9:42–44</w:t>
+      </w:r>
+    </w:p>
+    <w:p>
+      <w:pPr>
+        <w:pStyle w:val="ListBullet"/>
+        <w:spacing w:line="240" w:lineRule="auto"/>
+        <w:ind w:left="720"/>
+      </w:pPr>
+      <w:r>
+        <w:rPr>
+          <w:lang w:val="sw_KE" w:bidi="sw_KE"/>
+        </w:rPr>
+      </w:r>
+      <w:r>
+        <w:rPr>
+          <w:lang w:val="sw_KE" w:bidi="sw_KE"/>
+        </w:rPr>
+        <w:t>Mathayo 5:21–22</w:t>
+      </w:r>
+    </w:p>
+    <w:p>
+      <w:pPr>
+        <w:pStyle w:val="ListBullet"/>
+        <w:spacing w:line="240" w:lineRule="auto"/>
+        <w:ind w:left="720"/>
+      </w:pPr>
+      <w:r>
+        <w:rPr>
+          <w:lang w:val="sw_KE" w:bidi="sw_KE"/>
+        </w:rPr>
+      </w:r>
+      <w:r>
+        <w:rPr>
+          <w:lang w:val="sw_KE" w:bidi="sw_KE"/>
+        </w:rPr>
+        <w:t>Mathayo 5:29</w:t>
+      </w:r>
+    </w:p>
+    <w:p>
+      <w:pPr>
+        <w:pStyle w:val="ListBullet"/>
+        <w:spacing w:line="240" w:lineRule="auto"/>
+        <w:ind w:left="720"/>
+      </w:pPr>
+      <w:r>
+        <w:rPr>
+          <w:lang w:val="sw_KE" w:bidi="sw_KE"/>
+        </w:rPr>
+      </w:r>
+      <w:r>
+        <w:rPr>
+          <w:lang w:val="sw_KE" w:bidi="sw_KE"/>
+        </w:rPr>
+        <w:t>Mathayo 10:28–31</w:t>
+      </w:r>
+    </w:p>
+    <w:p>
+      <w:pPr>
+        <w:pStyle w:val="ListBullet"/>
+        <w:spacing w:line="240" w:lineRule="auto"/>
+        <w:ind w:left="720"/>
+      </w:pPr>
+      <w:r>
+        <w:rPr>
+          <w:lang w:val="sw_KE" w:bidi="sw_KE"/>
+        </w:rPr>
+      </w:r>
+      <w:r>
+        <w:rPr>
+          <w:lang w:val="sw_KE" w:bidi="sw_KE"/>
+        </w:rPr>
+        <w:t>Mathayo 23:33</w:t>
+      </w:r>
+    </w:p>
+    <w:p>
+      <w:pPr>
+        <w:pStyle w:val="ListBullet"/>
+        <w:spacing w:line="240" w:lineRule="auto"/>
+        <w:ind w:left="720"/>
+      </w:pPr>
+      <w:r>
+        <w:rPr>
+          <w:lang w:val="sw_KE" w:bidi="sw_KE"/>
+        </w:rPr>
+      </w:r>
+      <w:r>
+        <w:rPr>
+          <w:lang w:val="sw_KE" w:bidi="sw_KE"/>
+        </w:rPr>
+        <w:t>Mathayo 25:41–43</w:t>
+      </w:r>
+    </w:p>
+    <w:p>
+      <w:pPr>
+        <w:pStyle w:val="ListBullet"/>
+        <w:spacing w:line="240" w:lineRule="auto"/>
+        <w:ind w:left="720"/>
+      </w:pPr>
+      <w:r>
+        <w:rPr>
+          <w:lang w:val="sw_KE" w:bidi="sw_KE"/>
+        </w:rPr>
+      </w:r>
+      <w:r>
+        <w:rPr>
+          <w:lang w:val="sw_KE" w:bidi="sw_KE"/>
+        </w:rPr>
+        <w:t>Ufunuo 20:15</w:t>
+      </w:r>
+    </w:p>
+    <w:p>
+      <w:pPr>
+        <w:pStyle w:val="Heading3"/>
+      </w:pPr>
+      <w:r>
+        <w:rPr>
+          <w:lang w:val="sw_KE" w:bidi="sw_KE"/>
+        </w:rPr>
+        <w:t>Mifano kutoka kwa hadithi za Biblia:</w:t>
+      </w:r>
+    </w:p>
+    <w:p>
+      <w:pPr>
+        <w:pStyle w:val="ListBullet"/>
+        <w:spacing w:line="240" w:lineRule="auto"/>
+        <w:ind w:left="720"/>
+      </w:pPr>
+      <w:r>
+        <w:rPr>
+          <w:lang w:val="sw_KE" w:bidi="sw_KE"/>
+        </w:rPr>
+      </w:r>
+      <w:r>
+        <w:rPr>
+          <w:b/>
+          <w:lang w:val="sw_KE" w:bidi="sw_KE"/>
+        </w:rPr>
+        <w:t>50:14</w:t>
+      </w:r>
+      <w:r>
+        <w:rPr>
+          <w:lang w:val="sw_KE" w:bidi="sw_KE"/>
+        </w:rPr>
+        <w:t xml:space="preserve"> Yeye (Mungu) atawatupa katika </w:t>
+      </w:r>
+      <w:r>
+        <w:rPr>
+          <w:b/>
+          <w:lang w:val="sw_KE" w:bidi="sw_KE"/>
+        </w:rPr>
+        <w:t>jehanamu</w:t>
+      </w:r>
+      <w:r>
+        <w:rPr>
+          <w:lang w:val="sw_KE" w:bidi="sw_KE"/>
+        </w:rPr>
+        <w:t>, ambako watalia na kusaga meno yao kwa uchungu milele. Moto ambao hauzimiki utaendelea kuwachoma, na minyoo haitawahi kuacha kuwatafuna.</w:t>
+      </w:r>
+    </w:p>
+    <w:p>
+      <w:pPr>
+        <w:pStyle w:val="ListBullet"/>
+        <w:spacing w:line="240" w:lineRule="auto"/>
+        <w:ind w:left="720"/>
+      </w:pPr>
+      <w:r>
+        <w:rPr>
+          <w:lang w:val="sw_KE" w:bidi="sw_KE"/>
+        </w:rPr>
+      </w:r>
+      <w:r>
+        <w:rPr>
+          <w:b/>
+          <w:lang w:val="sw_KE" w:bidi="sw_KE"/>
+        </w:rPr>
+        <w:t>50:15</w:t>
+      </w:r>
+      <w:r>
+        <w:rPr>
+          <w:lang w:val="sw_KE" w:bidi="sw_KE"/>
+        </w:rPr>
+        <w:t xml:space="preserve"> Atamtupa Shetani katika </w:t>
+      </w:r>
+      <w:r>
+        <w:rPr>
+          <w:b/>
+          <w:lang w:val="sw_KE" w:bidi="sw_KE"/>
+        </w:rPr>
+        <w:t>jehanamu</w:t>
+      </w:r>
+      <w:r>
+        <w:rPr>
+          <w:lang w:val="sw_KE" w:bidi="sw_KE"/>
+        </w:rPr>
+        <w:t xml:space="preserve"> ambako atateketea milele, pamoja na kila mtu aliyemchagua kumfuata badala ya kumtii Mungu.</w:t>
+      </w:r>
+    </w:p>
+    <w:p>
+      <w:pPr>
+        <w:pStyle w:val="Heading3"/>
+      </w:pPr>
+      <w:r>
+        <w:rPr>
+          <w:lang w:val="sw_KE" w:bidi="sw_KE"/>
+        </w:rPr>
+        <w:t>Data ya Neno:</w:t>
+      </w:r>
+    </w:p>
+    <w:p>
+      <w:pPr>
+        <w:pStyle w:val="ListBullet"/>
+        <w:spacing w:line="240" w:lineRule="auto"/>
+        <w:ind w:left="720"/>
+      </w:pPr>
+      <w:r>
+        <w:rPr>
+          <w:lang w:val="sw_KE" w:bidi="sw_KE"/>
+        </w:rPr>
+      </w:r>
+      <w:r>
+        <w:rPr>
+          <w:lang w:val="sw_KE" w:bidi="sw_KE"/>
+        </w:rPr>
+        <w:t>Strong's: H7585, G00860, G04390, G04400, G10670, G30410, G44420, G44430, G44470, G44480, G50200, G53940, G54570</w:t>
+      </w:r>
+      <w:r>
+        <w:rPr>
+          <w:lang w:val="sw_KE" w:bidi="sw_KE"/>
+        </w:rPr>
+      </w:r>
+      <w:r>
+        <w:rPr>
+          <w:lang w:val="sw_KE" w:bidi="sw_KE"/>
+        </w:rPr>
+      </w:r>
+    </w:p>
+    <w:p>
+      <w:pPr/>
+      <w:r>
+        <w:rPr>
+          <w:lang w:val="sw_KE" w:bidi="sw_KE"/>
+        </w:rPr>
+      </w:r>
+    </w:p>
+    <w:p>
+      <w:pPr>
+        <w:pStyle w:val="Heading2"/>
+      </w:pPr>
+      <w:r>
+        <w:rPr>
+          <w:lang w:val="sw_KE" w:bidi="sw_KE"/>
+        </w:rPr>
+        <w:t>Jemadari</w:t>
+      </w:r>
+      <w:r>
+        <w:rPr>
+          <w:lang w:val="sw_KE" w:bidi="sw_KE"/>
+        </w:rPr>
+      </w:r>
+    </w:p>
+    <w:p>
+      <w:pPr>
+        <w:pStyle w:val="Heading3"/>
+      </w:pPr>
+      <w:r>
+        <w:rPr>
+          <w:lang w:val="sw_KE" w:bidi="sw_KE"/>
+        </w:rPr>
+        <w:t>Ufafanuzi:</w:t>
+      </w:r>
+    </w:p>
+    <w:p>
+      <w:pPr/>
+      <w:r>
+        <w:rPr>
+          <w:lang w:val="sw_KE" w:bidi="sw_KE"/>
+        </w:rPr>
+      </w:r>
+      <w:r>
+        <w:rPr>
+          <w:lang w:val="sw_KE" w:bidi="sw_KE"/>
+        </w:rPr>
+        <w:t>Neno "jemadari" linamaanisha kiongozi mwenye nguvu au muhimu zaidi wa kundi fulani.</w:t>
+      </w:r>
+    </w:p>
+    <w:p>
+      <w:pPr>
+        <w:pStyle w:val="ListBullet"/>
+        <w:spacing w:line="240" w:lineRule="auto"/>
+        <w:ind w:left="720"/>
+      </w:pPr>
+      <w:r>
+        <w:rPr>
+          <w:lang w:val="sw_KE" w:bidi="sw_KE"/>
+        </w:rPr>
+      </w:r>
+      <w:r>
+        <w:rPr>
+          <w:lang w:val="sw_KE" w:bidi="sw_KE"/>
+        </w:rPr>
+        <w:t>Mifano ya hii ni pamoja na "jemadari mwanamuziki," "jemadari kuhani," "jemadari mkusanya kodi," na "jemadari mtawala."</w:t>
+      </w:r>
+    </w:p>
+    <w:p>
+      <w:pPr>
+        <w:pStyle w:val="ListBullet"/>
+        <w:spacing w:line="240" w:lineRule="auto"/>
+        <w:ind w:left="720"/>
+      </w:pPr>
+      <w:r>
+        <w:rPr>
+          <w:lang w:val="sw_KE" w:bidi="sw_KE"/>
+        </w:rPr>
+      </w:r>
+      <w:r>
+        <w:rPr>
+          <w:lang w:val="sw_KE" w:bidi="sw_KE"/>
+        </w:rPr>
+        <w:t>Pia, inaweza kutumika kumrejelea mkuu wa familia maalum, kama ilivyo katika Mwanzo 36 ambapo wanaume fulani wanatajwa kama "majemadari" wa koo zao za familia. Katika muktadha huu, neno "jemadari" linaweza pia kutafsiriwa kama "kiongozi" au "mkuu wa familia."</w:t>
+      </w:r>
+    </w:p>
+    <w:p>
+      <w:pPr>
+        <w:pStyle w:val="ListBullet"/>
+        <w:spacing w:line="240" w:lineRule="auto"/>
+        <w:ind w:left="720"/>
+      </w:pPr>
+      <w:r>
+        <w:rPr>
+          <w:lang w:val="sw_KE" w:bidi="sw_KE"/>
+        </w:rPr>
+      </w:r>
+      <w:r>
+        <w:rPr>
+          <w:lang w:val="sw_KE" w:bidi="sw_KE"/>
+        </w:rPr>
+        <w:t>Linapotumika kuelezea nomino, neno hili linaweza kutafsiriwa kama "inayoongoza" au "inayotawala," kama vile "mwanamuziki anayeongoza" au "kuhani anayetawala."</w:t>
+      </w:r>
+    </w:p>
+    <w:p>
+      <w:pPr/>
+      <w:r>
+        <w:rPr>
+          <w:lang w:val="sw_KE" w:bidi="sw_KE"/>
+        </w:rPr>
+      </w:r>
+      <w:r>
+        <w:rPr>
+          <w:lang w:val="sw_KE" w:bidi="sw_KE"/>
+        </w:rPr>
+        <w:t xml:space="preserve">(Tazama pia: mkuu, </w:t>
+      </w:r>
+      <w:r>
+        <w:rPr>
+          <w:lang w:val="sw_KE" w:bidi="sw_KE"/>
+        </w:rPr>
+        <w:t>makuhani wakuu</w:t>
       </w:r>
       <w:r>
         <w:rPr>
@@ -1778,19 +2737,963 @@
         <w:rPr>
           <w:lang w:val="sw_KE" w:bidi="sw_KE"/>
         </w:rPr>
+        <w:t>kuhani</w:t>
+      </w:r>
+      <w:r>
+        <w:rPr>
+          <w:lang w:val="sw_KE" w:bidi="sw_KE"/>
+        </w:rPr>
+        <w:t xml:space="preserve">, </w:t>
+      </w:r>
+      <w:r>
+        <w:rPr>
+          <w:lang w:val="sw_KE" w:bidi="sw_KE"/>
+        </w:rPr>
+        <w:t>mtoza ushuru</w:t>
+      </w:r>
+      <w:r>
+        <w:rPr>
+          <w:lang w:val="sw_KE" w:bidi="sw_KE"/>
+        </w:rPr>
+        <w:t>)</w:t>
+      </w:r>
+    </w:p>
+    <w:p>
+      <w:pPr>
+        <w:pStyle w:val="Heading3"/>
+      </w:pPr>
+      <w:r>
+        <w:rPr>
+          <w:lang w:val="sw_KE" w:bidi="sw_KE"/>
+        </w:rPr>
+        <w:t>Marejeleo ya Biblia:</w:t>
+      </w:r>
+    </w:p>
+    <w:p>
+      <w:pPr>
+        <w:pStyle w:val="ListBullet"/>
+        <w:spacing w:line="240" w:lineRule="auto"/>
+        <w:ind w:left="720"/>
+      </w:pPr>
+      <w:r>
+        <w:rPr>
+          <w:lang w:val="sw_KE" w:bidi="sw_KE"/>
+        </w:rPr>
+      </w:r>
+      <w:r>
+        <w:rPr>
+          <w:lang w:val="sw_KE" w:bidi="sw_KE"/>
+        </w:rPr>
+        <w:t>Danieli 1:11–13</w:t>
+      </w:r>
+    </w:p>
+    <w:p>
+      <w:pPr>
+        <w:pStyle w:val="ListBullet"/>
+        <w:spacing w:line="240" w:lineRule="auto"/>
+        <w:ind w:left="720"/>
+      </w:pPr>
+      <w:r>
+        <w:rPr>
+          <w:lang w:val="sw_KE" w:bidi="sw_KE"/>
+        </w:rPr>
+      </w:r>
+      <w:r>
+        <w:rPr>
+          <w:lang w:val="sw_KE" w:bidi="sw_KE"/>
+        </w:rPr>
+        <w:t>Ezekieli 26:15–16</w:t>
+      </w:r>
+    </w:p>
+    <w:p>
+      <w:pPr>
+        <w:pStyle w:val="ListBullet"/>
+        <w:spacing w:line="240" w:lineRule="auto"/>
+        <w:ind w:left="720"/>
+      </w:pPr>
+      <w:r>
+        <w:rPr>
+          <w:lang w:val="sw_KE" w:bidi="sw_KE"/>
+        </w:rPr>
+      </w:r>
+      <w:r>
+        <w:rPr>
+          <w:lang w:val="sw_KE" w:bidi="sw_KE"/>
+        </w:rPr>
+        <w:t>Luka 19:2</w:t>
+      </w:r>
+    </w:p>
+    <w:p>
+      <w:pPr>
+        <w:pStyle w:val="ListBullet"/>
+        <w:spacing w:line="240" w:lineRule="auto"/>
+        <w:ind w:left="720"/>
+      </w:pPr>
+      <w:r>
+        <w:rPr>
+          <w:lang w:val="sw_KE" w:bidi="sw_KE"/>
+        </w:rPr>
+      </w:r>
+      <w:r>
+        <w:rPr>
+          <w:lang w:val="sw_KE" w:bidi="sw_KE"/>
+        </w:rPr>
+        <w:t>Zaburi 4:1</w:t>
+      </w:r>
+    </w:p>
+    <w:p>
+      <w:pPr>
+        <w:pStyle w:val="Heading3"/>
+      </w:pPr>
+      <w:r>
+        <w:rPr>
+          <w:lang w:val="sw_KE" w:bidi="sw_KE"/>
+        </w:rPr>
+        <w:t>Data ya Neno:</w:t>
+      </w:r>
+    </w:p>
+    <w:p>
+      <w:pPr>
+        <w:pStyle w:val="ListBullet"/>
+        <w:spacing w:line="240" w:lineRule="auto"/>
+        <w:ind w:left="720"/>
+      </w:pPr>
+      <w:r>
+        <w:rPr>
+          <w:lang w:val="sw_KE" w:bidi="sw_KE"/>
+        </w:rPr>
+      </w:r>
+      <w:r>
+        <w:rPr>
+          <w:lang w:val="sw_KE" w:bidi="sw_KE"/>
+        </w:rPr>
+        <w:t>Strong's: H0047, H0441, H5057, H5387, H5632, H6496, H7218, H7225, H7227, H7229, H7262, H8269, H8334, G07490, G07500, G07540, G44100, G44130, G55060</w:t>
+      </w:r>
+      <w:r>
+        <w:rPr>
+          <w:lang w:val="sw_KE" w:bidi="sw_KE"/>
+        </w:rPr>
+      </w:r>
+      <w:r>
+        <w:rPr>
+          <w:lang w:val="sw_KE" w:bidi="sw_KE"/>
+        </w:rPr>
+      </w:r>
+    </w:p>
+    <w:p>
+      <w:pPr/>
+      <w:r>
+        <w:rPr>
+          <w:lang w:val="sw_KE" w:bidi="sw_KE"/>
+        </w:rPr>
+      </w:r>
+    </w:p>
+    <w:p>
+      <w:pPr>
+        <w:pStyle w:val="Heading2"/>
+      </w:pPr>
+      <w:r>
+        <w:rPr>
+          <w:lang w:val="sw_KE" w:bidi="sw_KE"/>
+        </w:rPr>
+        <w:t>Jembe</w:t>
+      </w:r>
+      <w:r>
+        <w:rPr>
+          <w:lang w:val="sw_KE" w:bidi="sw_KE"/>
+        </w:rPr>
+      </w:r>
+    </w:p>
+    <w:p>
+      <w:pPr>
+        <w:pStyle w:val="Heading3"/>
+      </w:pPr>
+      <w:r>
+        <w:rPr>
+          <w:lang w:val="sw_KE" w:bidi="sw_KE"/>
+        </w:rPr>
+        <w:t>Ufafanuzi:</w:t>
+      </w:r>
+    </w:p>
+    <w:p>
+      <w:pPr/>
+      <w:r>
+        <w:rPr>
+          <w:lang w:val="sw_KE" w:bidi="sw_KE"/>
+        </w:rPr>
+      </w:r>
+      <w:r>
+        <w:rPr>
+          <w:lang w:val="sw_KE" w:bidi="sw_KE"/>
+        </w:rPr>
+        <w:t>“Jembe” ni kifaa cha shambani kinachotumika kulima udongo ili kuandaa shamba kwa ajili ya kupanda.</w:t>
+      </w:r>
+    </w:p>
+    <w:p>
+      <w:pPr>
+        <w:pStyle w:val="ListBullet"/>
+        <w:spacing w:line="240" w:lineRule="auto"/>
+        <w:ind w:left="720"/>
+      </w:pPr>
+      <w:r>
+        <w:rPr>
+          <w:lang w:val="sw_KE" w:bidi="sw_KE"/>
+        </w:rPr>
+      </w:r>
+      <w:r>
+        <w:rPr>
+          <w:lang w:val="sw_KE" w:bidi="sw_KE"/>
+        </w:rPr>
+        <w:t>Majembe yana ncha kali zilizoelekezwa, ambazo huchimba kwenye udongo. Kwa kawaida, yana vipini ambavyo mkulima hutumia kuongozea jembe.</w:t>
+      </w:r>
+    </w:p>
+    <w:p>
+      <w:pPr>
+        <w:pStyle w:val="ListBullet"/>
+        <w:spacing w:line="240" w:lineRule="auto"/>
+        <w:ind w:left="720"/>
+      </w:pPr>
+      <w:r>
+        <w:rPr>
+          <w:lang w:val="sw_KE" w:bidi="sw_KE"/>
+        </w:rPr>
+      </w:r>
+      <w:r>
+        <w:rPr>
+          <w:lang w:val="sw_KE" w:bidi="sw_KE"/>
+        </w:rPr>
+        <w:t>Katika nyakati za Biblia, majembe yalivutwa kwa kawaida na jozi ya ng'ombe au wanyama wengine wa kazi.</w:t>
+      </w:r>
+    </w:p>
+    <w:p>
+      <w:pPr>
+        <w:pStyle w:val="ListBullet"/>
+        <w:spacing w:line="240" w:lineRule="auto"/>
+        <w:ind w:left="720"/>
+      </w:pPr>
+      <w:r>
+        <w:rPr>
+          <w:lang w:val="sw_KE" w:bidi="sw_KE"/>
+        </w:rPr>
+      </w:r>
+      <w:r>
+        <w:rPr>
+          <w:lang w:val="sw_KE" w:bidi="sw_KE"/>
+        </w:rPr>
+        <w:t>Majembe mengi yalitengenezwa kwa mbao ngumu, isipokuwa sehemu kali ambazo zilifanywa kwa chuma, kama vile shaba au chuma.</w:t>
+      </w:r>
+    </w:p>
+    <w:p>
+      <w:pPr/>
+      <w:r>
+        <w:rPr>
+          <w:lang w:val="sw_KE" w:bidi="sw_KE"/>
+        </w:rPr>
+      </w:r>
+      <w:r>
+        <w:rPr>
+          <w:lang w:val="sw_KE" w:bidi="sw_KE"/>
+        </w:rPr>
+        <w:t xml:space="preserve">(Tazama pia: </w:t>
+      </w:r>
+      <w:r>
+        <w:rPr>
+          <w:lang w:val="sw_KE" w:bidi="sw_KE"/>
+        </w:rPr>
+        <w:t>shaba</w:t>
+      </w:r>
+      <w:r>
+        <w:rPr>
+          <w:lang w:val="sw_KE" w:bidi="sw_KE"/>
+        </w:rPr>
+        <w:t xml:space="preserve">, </w:t>
+      </w:r>
+      <w:r>
+        <w:rPr>
+          <w:lang w:val="sw_KE" w:bidi="sw_KE"/>
+        </w:rPr>
+        <w:t>ng'ombe</w:t>
+      </w:r>
+      <w:r>
+        <w:rPr>
+          <w:lang w:val="sw_KE" w:bidi="sw_KE"/>
+        </w:rPr>
+        <w:t>)</w:t>
+      </w:r>
+    </w:p>
+    <w:p>
+      <w:pPr>
+        <w:pStyle w:val="Heading3"/>
+      </w:pPr>
+      <w:r>
+        <w:rPr>
+          <w:lang w:val="sw_KE" w:bidi="sw_KE"/>
+        </w:rPr>
+        <w:t>Marejeleo ya Biblia:</w:t>
+      </w:r>
+    </w:p>
+    <w:p>
+      <w:pPr>
+        <w:pStyle w:val="ListBullet"/>
+        <w:spacing w:line="240" w:lineRule="auto"/>
+        <w:ind w:left="720"/>
+      </w:pPr>
+      <w:r>
+        <w:rPr>
+          <w:lang w:val="sw_KE" w:bidi="sw_KE"/>
+        </w:rPr>
+      </w:r>
+      <w:r>
+        <w:rPr>
+          <w:lang w:val="sw_KE" w:bidi="sw_KE"/>
+        </w:rPr>
+        <w:t>1 Samweli 8:10–12</w:t>
+      </w:r>
+    </w:p>
+    <w:p>
+      <w:pPr>
+        <w:pStyle w:val="ListBullet"/>
+        <w:spacing w:line="240" w:lineRule="auto"/>
+        <w:ind w:left="720"/>
+      </w:pPr>
+      <w:r>
+        <w:rPr>
+          <w:lang w:val="sw_KE" w:bidi="sw_KE"/>
+        </w:rPr>
+      </w:r>
+      <w:r>
+        <w:rPr>
+          <w:lang w:val="sw_KE" w:bidi="sw_KE"/>
+        </w:rPr>
+        <w:t>Kumbukumbu la Torati 21:4</w:t>
+      </w:r>
+    </w:p>
+    <w:p>
+      <w:pPr>
+        <w:pStyle w:val="ListBullet"/>
+        <w:spacing w:line="240" w:lineRule="auto"/>
+        <w:ind w:left="720"/>
+      </w:pPr>
+      <w:r>
+        <w:rPr>
+          <w:lang w:val="sw_KE" w:bidi="sw_KE"/>
+        </w:rPr>
+      </w:r>
+      <w:r>
+        <w:rPr>
+          <w:lang w:val="sw_KE" w:bidi="sw_KE"/>
+        </w:rPr>
+        <w:t>Luka 9:62</w:t>
+      </w:r>
+    </w:p>
+    <w:p>
+      <w:pPr>
+        <w:pStyle w:val="ListBullet"/>
+        <w:spacing w:line="240" w:lineRule="auto"/>
+        <w:ind w:left="720"/>
+      </w:pPr>
+      <w:r>
+        <w:rPr>
+          <w:lang w:val="sw_KE" w:bidi="sw_KE"/>
+        </w:rPr>
+      </w:r>
+      <w:r>
+        <w:rPr>
+          <w:lang w:val="sw_KE" w:bidi="sw_KE"/>
+        </w:rPr>
+        <w:t>Luka 17:7</w:t>
+      </w:r>
+    </w:p>
+    <w:p>
+      <w:pPr>
+        <w:pStyle w:val="ListBullet"/>
+        <w:spacing w:line="240" w:lineRule="auto"/>
+        <w:ind w:left="720"/>
+      </w:pPr>
+      <w:r>
+        <w:rPr>
+          <w:lang w:val="sw_KE" w:bidi="sw_KE"/>
+        </w:rPr>
+      </w:r>
+      <w:r>
+        <w:rPr>
+          <w:lang w:val="sw_KE" w:bidi="sw_KE"/>
+        </w:rPr>
+        <w:t>Zaburi 141:5–7</w:t>
+      </w:r>
+    </w:p>
+    <w:p>
+      <w:pPr>
+        <w:pStyle w:val="Heading3"/>
+      </w:pPr>
+      <w:r>
+        <w:rPr>
+          <w:lang w:val="sw_KE" w:bidi="sw_KE"/>
+        </w:rPr>
+        <w:t>Data ya Neno:</w:t>
+      </w:r>
+    </w:p>
+    <w:p>
+      <w:pPr>
+        <w:pStyle w:val="ListBullet"/>
+        <w:spacing w:line="240" w:lineRule="auto"/>
+        <w:ind w:left="720"/>
+      </w:pPr>
+      <w:r>
+        <w:rPr>
+          <w:lang w:val="sw_KE" w:bidi="sw_KE"/>
+        </w:rPr>
+      </w:r>
+      <w:r>
+        <w:rPr>
+          <w:lang w:val="sw_KE" w:bidi="sw_KE"/>
+        </w:rPr>
+        <w:t>Strong's: H0406, H0855, H2758, H2790, H5215, H5647, H5656, H5674, H6213, H6398, G07220, G07230</w:t>
+      </w:r>
+      <w:r>
+        <w:rPr>
+          <w:lang w:val="sw_KE" w:bidi="sw_KE"/>
+        </w:rPr>
+      </w:r>
+      <w:r>
+        <w:rPr>
+          <w:lang w:val="sw_KE" w:bidi="sw_KE"/>
+        </w:rPr>
+      </w:r>
+    </w:p>
+    <w:p>
+      <w:pPr/>
+      <w:r>
+        <w:rPr>
+          <w:lang w:val="sw_KE" w:bidi="sw_KE"/>
+        </w:rPr>
+      </w:r>
+    </w:p>
+    <w:p>
+      <w:pPr>
+        <w:pStyle w:val="Heading2"/>
+      </w:pPr>
+      <w:r>
+        <w:rPr>
+          <w:lang w:val="sw_KE" w:bidi="sw_KE"/>
+        </w:rPr>
+        <w:t>Jikwaa</w:t>
+      </w:r>
+      <w:r>
+        <w:rPr>
+          <w:lang w:val="sw_KE" w:bidi="sw_KE"/>
+        </w:rPr>
+      </w:r>
+    </w:p>
+    <w:p>
+      <w:pPr>
+        <w:pStyle w:val="Heading3"/>
+      </w:pPr>
+      <w:r>
+        <w:rPr>
+          <w:lang w:val="sw_KE" w:bidi="sw_KE"/>
+        </w:rPr>
+        <w:t>Ufafanuzi:</w:t>
+      </w:r>
+    </w:p>
+    <w:p>
+      <w:pPr/>
+      <w:r>
+        <w:rPr>
+          <w:lang w:val="sw_KE" w:bidi="sw_KE"/>
+        </w:rPr>
+      </w:r>
+      <w:r>
+        <w:rPr>
+          <w:lang w:val="sw_KE" w:bidi="sw_KE"/>
+        </w:rPr>
+        <w:t>Neno "jikwaa" linamaanisha "karibu kuanguka" wakati wa kutembea au kukimbia. Kwa kawaida inahusisha kujikwaa juu ya kitu.</w:t>
+      </w:r>
+    </w:p>
+    <w:p>
+      <w:pPr>
+        <w:pStyle w:val="ListBullet"/>
+        <w:spacing w:line="240" w:lineRule="auto"/>
+        <w:ind w:left="720"/>
+      </w:pPr>
+      <w:r>
+        <w:rPr>
+          <w:lang w:val="sw_KE" w:bidi="sw_KE"/>
+        </w:rPr>
+      </w:r>
+      <w:r>
+        <w:rPr>
+          <w:lang w:val="sw_KE" w:bidi="sw_KE"/>
+        </w:rPr>
+        <w:t>Kwa njia ya mfano, "kujikwaa" kunaweza kumaanisha "dhambi" au "kuyumba" katika kuamini.</w:t>
+      </w:r>
+    </w:p>
+    <w:p>
+      <w:pPr>
+        <w:pStyle w:val="ListBullet"/>
+        <w:spacing w:line="240" w:lineRule="auto"/>
+        <w:ind w:left="720"/>
+      </w:pPr>
+      <w:r>
+        <w:rPr>
+          <w:lang w:val="sw_KE" w:bidi="sw_KE"/>
+        </w:rPr>
+      </w:r>
+      <w:r>
+        <w:rPr>
+          <w:lang w:val="sw_KE" w:bidi="sw_KE"/>
+        </w:rPr>
+        <w:t>Neno hili pia linaweza kumaanisha kuyumba au kuonyesha udhaifu wakati wa kupigana vita au wakati wa kuteswa au kuadhibiwa.</w:t>
+      </w:r>
+    </w:p>
+    <w:p>
+      <w:pPr>
+        <w:pStyle w:val="Heading3"/>
+      </w:pPr>
+      <w:r>
+        <w:rPr>
+          <w:lang w:val="sw_KE" w:bidi="sw_KE"/>
+        </w:rPr>
+        <w:t>Mapendekezo ya Tafsiri</w:t>
+      </w:r>
+    </w:p>
+    <w:p>
+      <w:pPr>
+        <w:pStyle w:val="ListBullet"/>
+        <w:spacing w:line="240" w:lineRule="auto"/>
+        <w:ind w:left="720"/>
+      </w:pPr>
+      <w:r>
+        <w:rPr>
+          <w:lang w:val="sw_KE" w:bidi="sw_KE"/>
+        </w:rPr>
+      </w:r>
+      <w:r>
+        <w:rPr>
+          <w:lang w:val="sw_KE" w:bidi="sw_KE"/>
+        </w:rPr>
+        <w:t>Kwenye muktadha ambapo neno "jikwaa" linamaanisha kujikwaa kimwili juu ya kitu, inapaswa kutafsiriwa kwa neno linalomaanisha "karibu kuanguka" au "kujikwaa."</w:t>
+      </w:r>
+    </w:p>
+    <w:p>
+      <w:pPr>
+        <w:pStyle w:val="ListBullet"/>
+        <w:spacing w:line="240" w:lineRule="auto"/>
+        <w:ind w:left="720"/>
+      </w:pPr>
+      <w:r>
+        <w:rPr>
+          <w:lang w:val="sw_KE" w:bidi="sw_KE"/>
+        </w:rPr>
+      </w:r>
+      <w:r>
+        <w:rPr>
+          <w:lang w:val="sw_KE" w:bidi="sw_KE"/>
+        </w:rPr>
+        <w:t>Maana halisi hii inaweza pia kutumika katika muktadha wa mfano, ikiwa inawasilisha maana sahihi katika muktadha huo.</w:t>
+      </w:r>
+    </w:p>
+    <w:p>
+      <w:pPr>
+        <w:pStyle w:val="ListBullet"/>
+        <w:spacing w:line="240" w:lineRule="auto"/>
+        <w:ind w:left="720"/>
+      </w:pPr>
+      <w:r>
+        <w:rPr>
+          <w:lang w:val="sw_KE" w:bidi="sw_KE"/>
+        </w:rPr>
+      </w:r>
+      <w:r>
+        <w:rPr>
+          <w:lang w:val="sw_KE" w:bidi="sw_KE"/>
+        </w:rPr>
+        <w:t>Kwa matumizi ya mfano ambapo maana halisi haingekuwa na maana katika lugha ya mradi, "kujikwaa" inaweza kutafsiriwa kama "dhambi" au "kuyumba" au "kuacha kuamini" au "kuwa dhaifu," kulingana na muktadha.</w:t>
+      </w:r>
+    </w:p>
+    <w:p>
+      <w:pPr>
+        <w:pStyle w:val="ListBullet"/>
+        <w:spacing w:line="240" w:lineRule="auto"/>
+        <w:ind w:left="720"/>
+      </w:pPr>
+      <w:r>
+        <w:rPr>
+          <w:lang w:val="sw_KE" w:bidi="sw_KE"/>
+        </w:rPr>
+      </w:r>
+      <w:r>
+        <w:rPr>
+          <w:lang w:val="sw_KE" w:bidi="sw_KE"/>
+        </w:rPr>
+        <w:t>Njia nyingine ya kutafsiri neno hili inaweza kuwa, "kujikwaa kwa kutenda dhambi" au "kujikwaa kwa kutoamini."</w:t>
+      </w:r>
+    </w:p>
+    <w:p>
+      <w:pPr>
+        <w:pStyle w:val="ListBullet"/>
+        <w:spacing w:line="240" w:lineRule="auto"/>
+        <w:ind w:left="720"/>
+      </w:pPr>
+      <w:r>
+        <w:rPr>
+          <w:lang w:val="sw_KE" w:bidi="sw_KE"/>
+        </w:rPr>
+      </w:r>
+      <w:r>
+        <w:rPr>
+          <w:lang w:val="sw_KE" w:bidi="sw_KE"/>
+        </w:rPr>
+        <w:t>Maneno "kufanywa kujikwaa" yanaweza kutafsiriwa kama "kusababisha kuwa dhaifu" au "kusababisha kuyumba."</w:t>
+      </w:r>
+    </w:p>
+    <w:p>
+      <w:pPr/>
+      <w:r>
+        <w:rPr>
+          <w:lang w:val="sw_KE" w:bidi="sw_KE"/>
+        </w:rPr>
+      </w:r>
+      <w:r>
+        <w:rPr>
+          <w:lang w:val="sw_KE" w:bidi="sw_KE"/>
+        </w:rPr>
+        <w:t xml:space="preserve">(Tazama pia: </w:t>
+      </w:r>
+      <w:r>
+        <w:rPr>
+          <w:lang w:val="sw_KE" w:bidi="sw_KE"/>
+        </w:rPr>
+        <w:t>amini</w:t>
+      </w:r>
+      <w:r>
+        <w:rPr>
+          <w:lang w:val="sw_KE" w:bidi="sw_KE"/>
+        </w:rPr>
+        <w:t xml:space="preserve">, </w:t>
+      </w:r>
+      <w:r>
+        <w:rPr>
+          <w:lang w:val="sw_KE" w:bidi="sw_KE"/>
+        </w:rPr>
+        <w:t>tesa</w:t>
+      </w:r>
+      <w:r>
+        <w:rPr>
+          <w:lang w:val="sw_KE" w:bidi="sw_KE"/>
+        </w:rPr>
+        <w:t xml:space="preserve">, </w:t>
+      </w:r>
+      <w:r>
+        <w:rPr>
+          <w:lang w:val="sw_KE" w:bidi="sw_KE"/>
+        </w:rPr>
         <w:t>dhambi</w:t>
       </w:r>
       <w:r>
         <w:rPr>
           <w:lang w:val="sw_KE" w:bidi="sw_KE"/>
         </w:rPr>
+        <w:t>, kikwazo)</w:t>
+      </w:r>
+    </w:p>
+    <w:p>
+      <w:pPr>
+        <w:pStyle w:val="Heading3"/>
+      </w:pPr>
+      <w:r>
+        <w:rPr>
+          <w:lang w:val="sw_KE" w:bidi="sw_KE"/>
+        </w:rPr>
+        <w:t>Marejeleo ya Biblia:</w:t>
+      </w:r>
+    </w:p>
+    <w:p>
+      <w:pPr>
+        <w:pStyle w:val="ListBullet"/>
+        <w:spacing w:line="240" w:lineRule="auto"/>
+        <w:ind w:left="720"/>
+      </w:pPr>
+      <w:r>
+        <w:rPr>
+          <w:lang w:val="sw_KE" w:bidi="sw_KE"/>
+        </w:rPr>
+      </w:r>
+      <w:r>
+        <w:rPr>
+          <w:lang w:val="sw_KE" w:bidi="sw_KE"/>
+        </w:rPr>
+        <w:t>1 Petro 2:8</w:t>
+      </w:r>
+    </w:p>
+    <w:p>
+      <w:pPr>
+        <w:pStyle w:val="ListBullet"/>
+        <w:spacing w:line="240" w:lineRule="auto"/>
+        <w:ind w:left="720"/>
+      </w:pPr>
+      <w:r>
+        <w:rPr>
+          <w:lang w:val="sw_KE" w:bidi="sw_KE"/>
+        </w:rPr>
+      </w:r>
+      <w:r>
+        <w:rPr>
+          <w:lang w:val="sw_KE" w:bidi="sw_KE"/>
+        </w:rPr>
+        <w:t>Hosea 4:5</w:t>
+      </w:r>
+    </w:p>
+    <w:p>
+      <w:pPr>
+        <w:pStyle w:val="ListBullet"/>
+        <w:spacing w:line="240" w:lineRule="auto"/>
+        <w:ind w:left="720"/>
+      </w:pPr>
+      <w:r>
+        <w:rPr>
+          <w:lang w:val="sw_KE" w:bidi="sw_KE"/>
+        </w:rPr>
+      </w:r>
+      <w:r>
+        <w:rPr>
+          <w:lang w:val="sw_KE" w:bidi="sw_KE"/>
+        </w:rPr>
+        <w:t>Isaya 31:3</w:t>
+      </w:r>
+    </w:p>
+    <w:p>
+      <w:pPr>
+        <w:pStyle w:val="ListBullet"/>
+        <w:spacing w:line="240" w:lineRule="auto"/>
+        <w:ind w:left="720"/>
+      </w:pPr>
+      <w:r>
+        <w:rPr>
+          <w:lang w:val="sw_KE" w:bidi="sw_KE"/>
+        </w:rPr>
+      </w:r>
+      <w:r>
+        <w:rPr>
+          <w:lang w:val="sw_KE" w:bidi="sw_KE"/>
+        </w:rPr>
+        <w:t>Mathayo 11:4–6</w:t>
+      </w:r>
+    </w:p>
+    <w:p>
+      <w:pPr>
+        <w:pStyle w:val="ListBullet"/>
+        <w:spacing w:line="240" w:lineRule="auto"/>
+        <w:ind w:left="720"/>
+      </w:pPr>
+      <w:r>
+        <w:rPr>
+          <w:lang w:val="sw_KE" w:bidi="sw_KE"/>
+        </w:rPr>
+      </w:r>
+      <w:r>
+        <w:rPr>
+          <w:lang w:val="sw_KE" w:bidi="sw_KE"/>
+        </w:rPr>
+        <w:t>Mathayo 18:8</w:t>
+      </w:r>
+    </w:p>
+    <w:p>
+      <w:pPr>
+        <w:pStyle w:val="Heading3"/>
+      </w:pPr>
+      <w:r>
+        <w:rPr>
+          <w:lang w:val="sw_KE" w:bidi="sw_KE"/>
+        </w:rPr>
+        <w:t>Data ya Neno:</w:t>
+      </w:r>
+    </w:p>
+    <w:p>
+      <w:pPr>
+        <w:pStyle w:val="ListBullet"/>
+        <w:spacing w:line="240" w:lineRule="auto"/>
+        <w:ind w:left="720"/>
+      </w:pPr>
+      <w:r>
+        <w:rPr>
+          <w:lang w:val="sw_KE" w:bidi="sw_KE"/>
+        </w:rPr>
+      </w:r>
+      <w:r>
+        <w:rPr>
+          <w:lang w:val="sw_KE" w:bidi="sw_KE"/>
+        </w:rPr>
+        <w:t>Strong's: H1762, H3782, H4383, H5062, H5063, H5307, H6328, H6761, H8058, G06790, G43480, G43500, G44170, G46240, G46250</w:t>
+      </w:r>
+      <w:r>
+        <w:rPr>
+          <w:lang w:val="sw_KE" w:bidi="sw_KE"/>
+        </w:rPr>
+      </w:r>
+      <w:r>
+        <w:rPr>
+          <w:lang w:val="sw_KE" w:bidi="sw_KE"/>
+        </w:rPr>
+      </w:r>
+    </w:p>
+    <w:p>
+      <w:pPr/>
+      <w:r>
+        <w:rPr>
+          <w:lang w:val="sw_KE" w:bidi="sw_KE"/>
+        </w:rPr>
+      </w:r>
+    </w:p>
+    <w:p>
+      <w:pPr>
+        <w:pStyle w:val="Heading2"/>
+      </w:pPr>
+      <w:r>
+        <w:rPr>
+          <w:lang w:val="sw_KE" w:bidi="sw_KE"/>
+        </w:rPr>
+        <w:t>Jirani</w:t>
+      </w:r>
+      <w:r>
+        <w:rPr>
+          <w:lang w:val="sw_KE" w:bidi="sw_KE"/>
+        </w:rPr>
+      </w:r>
+    </w:p>
+    <w:p>
+      <w:pPr>
+        <w:pStyle w:val="Heading3"/>
+      </w:pPr>
+      <w:r>
+        <w:rPr>
+          <w:lang w:val="sw_KE" w:bidi="sw_KE"/>
+        </w:rPr>
+        <w:t>Ufafanuzi:</w:t>
+      </w:r>
+    </w:p>
+    <w:p>
+      <w:pPr/>
+      <w:r>
+        <w:rPr>
+          <w:lang w:val="sw_KE" w:bidi="sw_KE"/>
+        </w:rPr>
+      </w:r>
+      <w:r>
+        <w:rPr>
+          <w:lang w:val="sw_KE" w:bidi="sw_KE"/>
+        </w:rPr>
+        <w:t>Neno "jirani" kwa kawaida linamaanisha mtu anayeishi karibu. Pia linaweza kumaanisha kwa ujumla mtu anayeishi katika jamii au kundi la watu sawa.</w:t>
+      </w:r>
+    </w:p>
+    <w:p>
+      <w:pPr>
+        <w:pStyle w:val="ListBullet"/>
+        <w:spacing w:line="240" w:lineRule="auto"/>
+        <w:ind w:left="720"/>
+      </w:pPr>
+      <w:r>
+        <w:rPr>
+          <w:lang w:val="sw_KE" w:bidi="sw_KE"/>
+        </w:rPr>
+      </w:r>
+      <w:r>
+        <w:rPr>
+          <w:lang w:val="sw_KE" w:bidi="sw_KE"/>
+        </w:rPr>
+        <w:t>“Jirani” ni mtu ambaye atalindwa na kutendewa wema kwa sababu yeye ni sehemu ya jamii hiyo hiyo.</w:t>
+      </w:r>
+    </w:p>
+    <w:p>
+      <w:pPr>
+        <w:pStyle w:val="ListBullet"/>
+        <w:spacing w:line="240" w:lineRule="auto"/>
+        <w:ind w:left="720"/>
+      </w:pPr>
+      <w:r>
+        <w:rPr>
+          <w:lang w:val="sw_KE" w:bidi="sw_KE"/>
+        </w:rPr>
+      </w:r>
+      <w:r>
+        <w:rPr>
+          <w:lang w:val="sw_KE" w:bidi="sw_KE"/>
+        </w:rPr>
+        <w:t>Kwenye mfano wa Agano Jipya wa Msamaria Mwema, Yesu alitumia neno "jirani" kwa njia ya mfano, akipanua maana yake kujumuisha wanadamu wote, hata mtu anayeonekana kama adui.</w:t>
+      </w:r>
+    </w:p>
+    <w:p>
+      <w:pPr>
+        <w:pStyle w:val="ListBullet"/>
+        <w:spacing w:line="240" w:lineRule="auto"/>
+        <w:ind w:left="720"/>
+      </w:pPr>
+      <w:r>
+        <w:rPr>
+          <w:lang w:val="sw_KE" w:bidi="sw_KE"/>
+        </w:rPr>
+      </w:r>
+      <w:r>
+        <w:rPr>
+          <w:lang w:val="sw_KE" w:bidi="sw_KE"/>
+        </w:rPr>
+        <w:t>Ikiwezekana, ni bora kutafsiri neno hili moja kwa moja kwa neno au kifungu kinachomaanisha "mtu anayeishi karibu."</w:t>
+      </w:r>
+    </w:p>
+    <w:p>
+      <w:pPr/>
+      <w:r>
+        <w:rPr>
+          <w:lang w:val="sw_KE" w:bidi="sw_KE"/>
+        </w:rPr>
+      </w:r>
+      <w:r>
+        <w:rPr>
+          <w:lang w:val="sw_KE" w:bidi="sw_KE"/>
+        </w:rPr>
+        <w:t xml:space="preserve">(Tazama pia: </w:t>
+      </w:r>
+      <w:r>
+        <w:rPr>
+          <w:lang w:val="sw_KE" w:bidi="sw_KE"/>
+        </w:rPr>
+        <w:t>mpinzani</w:t>
+      </w:r>
+      <w:r>
+        <w:rPr>
+          <w:lang w:val="sw_KE" w:bidi="sw_KE"/>
+        </w:rPr>
         <w:t xml:space="preserve">, </w:t>
       </w:r>
       <w:r>
         <w:rPr>
           <w:lang w:val="sw_KE" w:bidi="sw_KE"/>
         </w:rPr>
-        <w:t>jaribio</w:t>
+        <w:t>fumbo</w:t>
+      </w:r>
+      <w:r>
+        <w:rPr>
+          <w:lang w:val="sw_KE" w:bidi="sw_KE"/>
+        </w:rPr>
+        <w:t xml:space="preserve">, </w:t>
+      </w:r>
+      <w:r>
+        <w:rPr>
+          <w:lang w:val="sw_KE" w:bidi="sw_KE"/>
+        </w:rPr>
+        <w:t>kundi la watu</w:t>
+      </w:r>
+      <w:r>
+        <w:rPr>
+          <w:lang w:val="sw_KE" w:bidi="sw_KE"/>
+        </w:rPr>
+        <w:t xml:space="preserve">, </w:t>
+      </w:r>
+      <w:r>
+        <w:rPr>
+          <w:lang w:val="sw_KE" w:bidi="sw_KE"/>
+        </w:rPr>
+        <w:t>Samaria</w:t>
       </w:r>
       <w:r>
         <w:rPr>
@@ -1825,97 +3728,151 @@
         <w:rPr>
           <w:lang w:val="sw_KE" w:bidi="sw_KE"/>
         </w:rPr>
-        <w:t>1 Wathesalonike 3:4–5</w:t>
-      </w:r>
-    </w:p>
-    <w:p>
-      <w:pPr>
-        <w:pStyle w:val="ListBullet"/>
-        <w:spacing w:line="240" w:lineRule="auto"/>
-        <w:ind w:left="720"/>
-      </w:pPr>
-      <w:r>
-        <w:rPr>
-          <w:lang w:val="sw_KE" w:bidi="sw_KE"/>
-        </w:rPr>
-      </w:r>
-      <w:r>
-        <w:rPr>
-          <w:lang w:val="sw_KE" w:bidi="sw_KE"/>
-        </w:rPr>
-        <w:t>Waebrania 4:15</w:t>
-      </w:r>
-    </w:p>
-    <w:p>
-      <w:pPr>
-        <w:pStyle w:val="ListBullet"/>
-        <w:spacing w:line="240" w:lineRule="auto"/>
-        <w:ind w:left="720"/>
-      </w:pPr>
-      <w:r>
-        <w:rPr>
-          <w:lang w:val="sw_KE" w:bidi="sw_KE"/>
-        </w:rPr>
-      </w:r>
-      <w:r>
-        <w:rPr>
-          <w:lang w:val="sw_KE" w:bidi="sw_KE"/>
-        </w:rPr>
-        <w:t>Yakobo 1:13</w:t>
-      </w:r>
-    </w:p>
-    <w:p>
-      <w:pPr>
-        <w:pStyle w:val="ListBullet"/>
-        <w:spacing w:line="240" w:lineRule="auto"/>
-        <w:ind w:left="720"/>
-      </w:pPr>
-      <w:r>
-        <w:rPr>
-          <w:lang w:val="sw_KE" w:bidi="sw_KE"/>
-        </w:rPr>
-      </w:r>
-      <w:r>
-        <w:rPr>
-          <w:lang w:val="sw_KE" w:bidi="sw_KE"/>
-        </w:rPr>
-        <w:t>Luka 4:2</w:t>
-      </w:r>
-    </w:p>
-    <w:p>
-      <w:pPr>
-        <w:pStyle w:val="ListBullet"/>
-        <w:spacing w:line="240" w:lineRule="auto"/>
-        <w:ind w:left="720"/>
-      </w:pPr>
-      <w:r>
-        <w:rPr>
-          <w:lang w:val="sw_KE" w:bidi="sw_KE"/>
-        </w:rPr>
-      </w:r>
-      <w:r>
-        <w:rPr>
-          <w:lang w:val="sw_KE" w:bidi="sw_KE"/>
-        </w:rPr>
-        <w:t>Luka 11:4</w:t>
-      </w:r>
-    </w:p>
-    <w:p>
-      <w:pPr>
-        <w:pStyle w:val="ListBullet"/>
-        <w:spacing w:line="240" w:lineRule="auto"/>
-        <w:ind w:left="720"/>
-      </w:pPr>
-      <w:r>
-        <w:rPr>
-          <w:lang w:val="sw_KE" w:bidi="sw_KE"/>
-        </w:rPr>
-      </w:r>
-      <w:r>
-        <w:rPr>
-          <w:lang w:val="sw_KE" w:bidi="sw_KE"/>
-        </w:rPr>
-        <w:t>Mathayo 26:41</w:t>
+        <w:t>Matendo 7:26–28</w:t>
+      </w:r>
+    </w:p>
+    <w:p>
+      <w:pPr>
+        <w:pStyle w:val="ListBullet"/>
+        <w:spacing w:line="240" w:lineRule="auto"/>
+        <w:ind w:left="720"/>
+      </w:pPr>
+      <w:r>
+        <w:rPr>
+          <w:lang w:val="sw_KE" w:bidi="sw_KE"/>
+        </w:rPr>
+      </w:r>
+      <w:r>
+        <w:rPr>
+          <w:lang w:val="sw_KE" w:bidi="sw_KE"/>
+        </w:rPr>
+        <w:t>Waefeso 4:25–27</w:t>
+      </w:r>
+    </w:p>
+    <w:p>
+      <w:pPr>
+        <w:pStyle w:val="ListBullet"/>
+        <w:spacing w:line="240" w:lineRule="auto"/>
+        <w:ind w:left="720"/>
+      </w:pPr>
+      <w:r>
+        <w:rPr>
+          <w:lang w:val="sw_KE" w:bidi="sw_KE"/>
+        </w:rPr>
+      </w:r>
+      <w:r>
+        <w:rPr>
+          <w:lang w:val="sw_KE" w:bidi="sw_KE"/>
+        </w:rPr>
+        <w:t>Wagalatia 5:14</w:t>
+      </w:r>
+    </w:p>
+    <w:p>
+      <w:pPr>
+        <w:pStyle w:val="ListBullet"/>
+        <w:spacing w:line="240" w:lineRule="auto"/>
+        <w:ind w:left="720"/>
+      </w:pPr>
+      <w:r>
+        <w:rPr>
+          <w:lang w:val="sw_KE" w:bidi="sw_KE"/>
+        </w:rPr>
+      </w:r>
+      <w:r>
+        <w:rPr>
+          <w:lang w:val="sw_KE" w:bidi="sw_KE"/>
+        </w:rPr>
+        <w:t>Yakobo 2:8</w:t>
+      </w:r>
+    </w:p>
+    <w:p>
+      <w:pPr>
+        <w:pStyle w:val="ListBullet"/>
+        <w:spacing w:line="240" w:lineRule="auto"/>
+        <w:ind w:left="720"/>
+      </w:pPr>
+      <w:r>
+        <w:rPr>
+          <w:lang w:val="sw_KE" w:bidi="sw_KE"/>
+        </w:rPr>
+      </w:r>
+      <w:r>
+        <w:rPr>
+          <w:lang w:val="sw_KE" w:bidi="sw_KE"/>
+        </w:rPr>
+        <w:t>Yohana 9:8–9</w:t>
+      </w:r>
+    </w:p>
+    <w:p>
+      <w:pPr>
+        <w:pStyle w:val="ListBullet"/>
+        <w:spacing w:line="240" w:lineRule="auto"/>
+        <w:ind w:left="720"/>
+      </w:pPr>
+      <w:r>
+        <w:rPr>
+          <w:lang w:val="sw_KE" w:bidi="sw_KE"/>
+        </w:rPr>
+      </w:r>
+      <w:r>
+        <w:rPr>
+          <w:lang w:val="sw_KE" w:bidi="sw_KE"/>
+        </w:rPr>
+        <w:t>Luka 1:58</w:t>
+      </w:r>
+    </w:p>
+    <w:p>
+      <w:pPr>
+        <w:pStyle w:val="ListBullet"/>
+        <w:spacing w:line="240" w:lineRule="auto"/>
+        <w:ind w:left="720"/>
+      </w:pPr>
+      <w:r>
+        <w:rPr>
+          <w:lang w:val="sw_KE" w:bidi="sw_KE"/>
+        </w:rPr>
+      </w:r>
+      <w:r>
+        <w:rPr>
+          <w:lang w:val="sw_KE" w:bidi="sw_KE"/>
+        </w:rPr>
+        <w:t>Mathayo 5:43</w:t>
+      </w:r>
+    </w:p>
+    <w:p>
+      <w:pPr>
+        <w:pStyle w:val="ListBullet"/>
+        <w:spacing w:line="240" w:lineRule="auto"/>
+        <w:ind w:left="720"/>
+      </w:pPr>
+      <w:r>
+        <w:rPr>
+          <w:lang w:val="sw_KE" w:bidi="sw_KE"/>
+        </w:rPr>
+      </w:r>
+      <w:r>
+        <w:rPr>
+          <w:lang w:val="sw_KE" w:bidi="sw_KE"/>
+        </w:rPr>
+        <w:t>Mathayo 19:19</w:t>
+      </w:r>
+    </w:p>
+    <w:p>
+      <w:pPr>
+        <w:pStyle w:val="ListBullet"/>
+        <w:spacing w:line="240" w:lineRule="auto"/>
+        <w:ind w:left="720"/>
+      </w:pPr>
+      <w:r>
+        <w:rPr>
+          <w:lang w:val="sw_KE" w:bidi="sw_KE"/>
+        </w:rPr>
+      </w:r>
+      <w:r>
+        <w:rPr>
+          <w:lang w:val="sw_KE" w:bidi="sw_KE"/>
+        </w:rPr>
+        <w:t>Mathayo 22:39</w:t>
       </w:r>
     </w:p>
     <w:p>
@@ -1926,121 +3883,59 @@
         <w:rPr>
           <w:lang w:val="sw_KE" w:bidi="sw_KE"/>
         </w:rPr>
-        <w:t>Mifano kutoka kwa hadithi za Biblia:</w:t>
-      </w:r>
-    </w:p>
-    <w:p>
-      <w:pPr>
-        <w:pStyle w:val="ListBullet"/>
-        <w:spacing w:line="240" w:lineRule="auto"/>
-        <w:ind w:left="720"/>
-      </w:pPr>
-      <w:r>
-        <w:rPr>
-          <w:lang w:val="sw_KE" w:bidi="sw_KE"/>
-        </w:rPr>
-      </w:r>
-      <w:r>
-        <w:rPr>
-          <w:b/>
-          <w:lang w:val="sw_KE" w:bidi="sw_KE"/>
-        </w:rPr>
-        <w:t>25:1</w:t>
-      </w:r>
-      <w:r>
-        <w:rPr>
-          <w:lang w:val="sw_KE" w:bidi="sw_KE"/>
-        </w:rPr>
-        <w:t xml:space="preserve"> Kisha Shetani alikuja kwa Yesu na </w:t>
-      </w:r>
-      <w:r>
-        <w:rPr>
-          <w:b/>
-          <w:lang w:val="sw_KE" w:bidi="sw_KE"/>
-        </w:rPr>
-        <w:t>kumjaribu</w:t>
-      </w:r>
-      <w:r>
-        <w:rPr>
-          <w:lang w:val="sw_KE" w:bidi="sw_KE"/>
-        </w:rPr>
-        <w:t xml:space="preserve"> kufanya dhambi.</w:t>
-      </w:r>
-    </w:p>
-    <w:p>
-      <w:pPr>
-        <w:pStyle w:val="ListBullet"/>
-        <w:spacing w:line="240" w:lineRule="auto"/>
-        <w:ind w:left="720"/>
-      </w:pPr>
-      <w:r>
-        <w:rPr>
-          <w:lang w:val="sw_KE" w:bidi="sw_KE"/>
-        </w:rPr>
-      </w:r>
-      <w:r>
-        <w:rPr>
-          <w:b/>
-          <w:lang w:val="sw_KE" w:bidi="sw_KE"/>
-        </w:rPr>
-        <w:t>25:8</w:t>
-      </w:r>
-      <w:r>
-        <w:rPr>
-          <w:lang w:val="sw_KE" w:bidi="sw_KE"/>
-        </w:rPr>
-        <w:t xml:space="preserve"> Yesu hakukubali </w:t>
-      </w:r>
-      <w:r>
-        <w:rPr>
-          <w:b/>
-          <w:lang w:val="sw_KE" w:bidi="sw_KE"/>
-        </w:rPr>
-        <w:t xml:space="preserve">majaribu </w:t>
-      </w:r>
-      <w:r>
-        <w:rPr>
-          <w:lang w:val="sw_KE" w:bidi="sw_KE"/>
-        </w:rPr>
-        <w:t>ya Shetani, hivyo Shetani alimuacha.</w:t>
-      </w:r>
-    </w:p>
-    <w:p>
-      <w:pPr>
-        <w:pStyle w:val="ListBullet"/>
-        <w:spacing w:line="240" w:lineRule="auto"/>
-        <w:ind w:left="720"/>
-      </w:pPr>
-      <w:r>
-        <w:rPr>
-          <w:lang w:val="sw_KE" w:bidi="sw_KE"/>
-        </w:rPr>
-      </w:r>
-      <w:r>
-        <w:rPr>
-          <w:b/>
-          <w:lang w:val="sw_KE" w:bidi="sw_KE"/>
-        </w:rPr>
-        <w:t>38:11</w:t>
-      </w:r>
-      <w:r>
-        <w:rPr>
-          <w:lang w:val="sw_KE" w:bidi="sw_KE"/>
-        </w:rPr>
-        <w:t xml:space="preserve"> Yesu aliwaambia wanafunzi wake waombe ili wasije wakaingia katika </w:t>
-      </w:r>
-      <w:r>
-        <w:rPr>
-          <w:b/>
-          <w:lang w:val="sw_KE" w:bidi="sw_KE"/>
-        </w:rPr>
-        <w:t>majaribu</w:t>
-      </w:r>
-      <w:r>
-        <w:rPr>
-          <w:lang w:val="sw_KE" w:bidi="sw_KE"/>
-        </w:rPr>
-        <w:t>.</w:t>
+        <w:t>Data ya Neno:</w:t>
+      </w:r>
+    </w:p>
+    <w:p>
+      <w:pPr>
+        <w:pStyle w:val="ListBullet"/>
+        <w:spacing w:line="240" w:lineRule="auto"/>
+        <w:ind w:left="720"/>
+      </w:pPr>
+      <w:r>
+        <w:rPr>
+          <w:lang w:val="sw_KE" w:bidi="sw_KE"/>
+        </w:rPr>
+      </w:r>
+      <w:r>
+        <w:rPr>
+          <w:lang w:val="sw_KE" w:bidi="sw_KE"/>
+        </w:rPr>
+        <w:t>Strong's: H5997, H7138, H7453, H7468, H7934, G10690, G20870, G40400, G41390</w:t>
+      </w:r>
+      <w:r>
+        <w:rPr>
+          <w:lang w:val="sw_KE" w:bidi="sw_KE"/>
+        </w:rPr>
+      </w:r>
+      <w:r>
+        <w:rPr>
+          <w:lang w:val="sw_KE" w:bidi="sw_KE"/>
+        </w:rPr>
+      </w:r>
+    </w:p>
+    <w:p>
+      <w:pPr/>
+      <w:r>
+        <w:rPr>
+          <w:lang w:val="sw_KE" w:bidi="sw_KE"/>
+        </w:rPr>
+      </w:r>
+    </w:p>
+    <w:p>
+      <w:pPr>
+        <w:pStyle w:val="Heading2"/>
+      </w:pPr>
+      <w:r>
+        <w:rPr>
+          <w:lang w:val="sw_KE" w:bidi="sw_KE"/>
+        </w:rPr>
+        <w:t>Jisalimisha</w:t>
+      </w:r>
+      <w:r>
+        <w:rPr>
+          <w:lang w:val="sw_KE" w:bidi="sw_KE"/>
+        </w:rPr>
       </w:r>
     </w:p>
     <w:p>
@@ -2051,26 +3946,195 @@
         <w:rPr>
           <w:lang w:val="sw_KE" w:bidi="sw_KE"/>
         </w:rPr>
+        <w:t>Ufafanuzi:</w:t>
+      </w:r>
+    </w:p>
+    <w:p>
+      <w:pPr/>
+      <w:r>
+        <w:rPr>
+          <w:lang w:val="sw_KE" w:bidi="sw_KE"/>
+        </w:rPr>
+      </w:r>
+      <w:r>
+        <w:rPr>
+          <w:lang w:val="sw_KE" w:bidi="sw_KE"/>
+        </w:rPr>
+        <w:t>Kujisalimisha kwa kawaida kunamaanisha kuweka hiari chini ya mamlaka ya mtu au serikali.</w:t>
+      </w:r>
+    </w:p>
+    <w:p>
+      <w:pPr>
+        <w:pStyle w:val="ListBullet"/>
+        <w:spacing w:line="240" w:lineRule="auto"/>
+        <w:ind w:left="720"/>
+      </w:pPr>
+      <w:r>
+        <w:rPr>
+          <w:lang w:val="sw_KE" w:bidi="sw_KE"/>
+        </w:rPr>
+      </w:r>
+      <w:r>
+        <w:rPr>
+          <w:lang w:val="sw_KE" w:bidi="sw_KE"/>
+        </w:rPr>
+        <w:t>Biblia inawashauri waumini katika Yesu kujisalimisha kwa Mungu na kuheshimu mamlaka mengine katika maisha yao.</w:t>
+      </w:r>
+    </w:p>
+    <w:p>
+      <w:pPr>
+        <w:pStyle w:val="ListBullet"/>
+        <w:spacing w:line="240" w:lineRule="auto"/>
+        <w:ind w:left="720"/>
+      </w:pPr>
+      <w:r>
+        <w:rPr>
+          <w:lang w:val="sw_KE" w:bidi="sw_KE"/>
+        </w:rPr>
+      </w:r>
+      <w:r>
+        <w:rPr>
+          <w:lang w:val="sw_KE" w:bidi="sw_KE"/>
+        </w:rPr>
+        <w:t>Maagizo ya "kujisalimisha kwa kila mmoja" yanamaanisha kukubali kwa unyenyekevu marekebisho na kuzingatia mahitaji ya wengine badala ya mahitaji yetu binafsi.</w:t>
+      </w:r>
+    </w:p>
+    <w:p>
+      <w:pPr>
+        <w:pStyle w:val="ListBullet"/>
+        <w:spacing w:line="240" w:lineRule="auto"/>
+        <w:ind w:left="720"/>
+      </w:pPr>
+      <w:r>
+        <w:rPr>
+          <w:lang w:val="sw_KE" w:bidi="sw_KE"/>
+        </w:rPr>
+      </w:r>
+      <w:r>
+        <w:rPr>
+          <w:lang w:val="sw_KE" w:bidi="sw_KE"/>
+        </w:rPr>
+        <w:t>Kuishi katika utii kunamaanisha kumweka mtu chini ya mamlaka ya kitu au mtu.</w:t>
+      </w:r>
+    </w:p>
+    <w:p>
+      <w:pPr>
+        <w:pStyle w:val="Heading3"/>
+      </w:pPr>
+      <w:r>
+        <w:rPr>
+          <w:lang w:val="sw_KE" w:bidi="sw_KE"/>
+        </w:rPr>
+        <w:t>Mapendekezo ya Tafsiri:</w:t>
+      </w:r>
+    </w:p>
+    <w:p>
+      <w:pPr>
+        <w:pStyle w:val="ListBullet"/>
+        <w:spacing w:line="240" w:lineRule="auto"/>
+        <w:ind w:left="720"/>
+      </w:pPr>
+      <w:r>
+        <w:rPr>
+          <w:lang w:val="sw_KE" w:bidi="sw_KE"/>
+        </w:rPr>
+      </w:r>
+      <w:r>
+        <w:rPr>
+          <w:lang w:val="sw_KE" w:bidi="sw_KE"/>
+        </w:rPr>
+        <w:t>Amri "jisalimisha kwa" inaweza kutafsiriwa kama "Jieke chini ya mamlaka ya," "fuata uongozi wa," au "heshimu na uonyeshe unyenyekevu."</w:t>
+      </w:r>
+    </w:p>
+    <w:p>
+      <w:pPr>
+        <w:pStyle w:val="ListBullet"/>
+        <w:spacing w:line="240" w:lineRule="auto"/>
+        <w:ind w:left="720"/>
+      </w:pPr>
+      <w:r>
+        <w:rPr>
+          <w:lang w:val="sw_KE" w:bidi="sw_KE"/>
+        </w:rPr>
+      </w:r>
+      <w:r>
+        <w:rPr>
+          <w:lang w:val="sw_KE" w:bidi="sw_KE"/>
+        </w:rPr>
+        <w:t>Neno "unyenyekevu" linaweza kutafsiriwa kama "utii" au "kufuata mamlaka."</w:t>
+      </w:r>
+    </w:p>
+    <w:p>
+      <w:pPr>
+        <w:pStyle w:val="ListBullet"/>
+        <w:spacing w:line="240" w:lineRule="auto"/>
+        <w:ind w:left="720"/>
+      </w:pPr>
+      <w:r>
+        <w:rPr>
+          <w:lang w:val="sw_KE" w:bidi="sw_KE"/>
+        </w:rPr>
+      </w:r>
+      <w:r>
+        <w:rPr>
+          <w:lang w:val="sw_KE" w:bidi="sw_KE"/>
+        </w:rPr>
+        <w:t>Fasili ya "kuishi katika utiifu kwa" inaweza kutafsiriwa kama "kuwa mtiifu kwa" au "kujiweka chini ya mamlaka ya."</w:t>
+      </w:r>
+    </w:p>
+    <w:p>
+      <w:pPr>
+        <w:pStyle w:val="ListBullet"/>
+        <w:spacing w:line="240" w:lineRule="auto"/>
+        <w:ind w:left="720"/>
+      </w:pPr>
+      <w:r>
+        <w:rPr>
+          <w:lang w:val="sw_KE" w:bidi="sw_KE"/>
+        </w:rPr>
+      </w:r>
+      <w:r>
+        <w:rPr>
+          <w:lang w:val="sw_KE" w:bidi="sw_KE"/>
+        </w:rPr>
+        <w:t>Maneno "kuwa katika utiifu" yanaweza kutafsiriwa kama "kukubali mamlaka kwa unyenyekevu."</w:t>
+      </w:r>
+    </w:p>
+    <w:p>
+      <w:pPr/>
+      <w:r>
+        <w:rPr>
+          <w:lang w:val="sw_KE" w:bidi="sw_KE"/>
+        </w:rPr>
+      </w:r>
+      <w:r>
+        <w:rPr>
+          <w:lang w:val="sw_KE" w:bidi="sw_KE"/>
+        </w:rPr>
+        <w:t>(Tazama pia: somo-utiifu)</w:t>
+      </w:r>
+    </w:p>
+    <w:p>
+      <w:pPr>
+        <w:pStyle w:val="Heading3"/>
+      </w:pPr>
+      <w:r>
+        <w:rPr>
+          <w:lang w:val="sw_KE" w:bidi="sw_KE"/>
+        </w:rPr>
+        <w:t>Marejeleo ya Biblia:</w:t>
+      </w:r>
+    </w:p>
+    <w:p>
+      <w:pPr>
+        <w:pStyle w:val="Heading3"/>
+      </w:pPr>
+      <w:r>
+        <w:rPr>
+          <w:lang w:val="sw_KE" w:bidi="sw_KE"/>
+        </w:rPr>
         <w:t>Data ya Neno:</w:t>
       </w:r>
-    </w:p>
-    <w:p>
-      <w:pPr>
-        <w:pStyle w:val="ListBullet"/>
-        <w:spacing w:line="240" w:lineRule="auto"/>
-        <w:ind w:left="720"/>
-      </w:pPr>
-      <w:r>
-        <w:rPr>
-          <w:lang w:val="sw_KE" w:bidi="sw_KE"/>
-        </w:rPr>
-      </w:r>
-      <w:r>
-        <w:rPr>
-          <w:lang w:val="sw_KE" w:bidi="sw_KE"/>
-        </w:rPr>
-        <w:t>Strong's: H0974, H4531, H5254, G05510, G15980, G39850, G39860, G39870</w:t>
-      </w:r>
       <w:r>
         <w:rPr>
           <w:lang w:val="sw_KE" w:bidi="sw_KE"/>
@@ -2098,7 +4162,7 @@
         <w:rPr>
           <w:lang w:val="sw_KE" w:bidi="sw_KE"/>
         </w:rPr>
-        <w:t>Jehanamu</w:t>
+        <w:t>Jitu</w:t>
       </w:r>
       <w:r>
         <w:rPr>
@@ -2128,61 +4192,93 @@
         <w:rPr>
           <w:lang w:val="sw_KE" w:bidi="sw_KE"/>
         </w:rPr>
-        <w:t>Jehanamu ni mahali pa mwisho pa maumivu na mateso yasiyo na mwisho ambapo Mungu atawaadhibu wote wanaomuasi na kukataa mpango wake wa kuwaokoa kupitia dhabihu ya Yesu. Pia inajulikana kama "ziwa la moto."</w:t>
-      </w:r>
-    </w:p>
-    <w:p>
-      <w:pPr>
-        <w:pStyle w:val="ListBullet"/>
-        <w:spacing w:line="240" w:lineRule="auto"/>
-        <w:ind w:left="720"/>
-      </w:pPr>
-      <w:r>
-        <w:rPr>
-          <w:lang w:val="sw_KE" w:bidi="sw_KE"/>
-        </w:rPr>
-      </w:r>
-      <w:r>
-        <w:rPr>
-          <w:lang w:val="sw_KE" w:bidi="sw_KE"/>
-        </w:rPr>
-        <w:t>Jehanamu inaelezewa kama mahali pa moto na mateso makali.</w:t>
-      </w:r>
-    </w:p>
-    <w:p>
-      <w:pPr>
-        <w:pStyle w:val="ListBullet"/>
-        <w:spacing w:line="240" w:lineRule="auto"/>
-        <w:ind w:left="720"/>
-      </w:pPr>
-      <w:r>
-        <w:rPr>
-          <w:lang w:val="sw_KE" w:bidi="sw_KE"/>
-        </w:rPr>
-      </w:r>
-      <w:r>
-        <w:rPr>
-          <w:lang w:val="sw_KE" w:bidi="sw_KE"/>
-        </w:rPr>
-        <w:t>Shetani na pepo mbaya wanaomfuata watatupwa katika jehanamu kwa adhabu ya milele.</w:t>
-      </w:r>
-    </w:p>
-    <w:p>
-      <w:pPr>
-        <w:pStyle w:val="ListBullet"/>
-        <w:spacing w:line="240" w:lineRule="auto"/>
-        <w:ind w:left="720"/>
-      </w:pPr>
-      <w:r>
-        <w:rPr>
-          <w:lang w:val="sw_KE" w:bidi="sw_KE"/>
-        </w:rPr>
-      </w:r>
-      <w:r>
-        <w:rPr>
-          <w:lang w:val="sw_KE" w:bidi="sw_KE"/>
-        </w:rPr>
-        <w:t>Watu ambao hawaamini dhabihu ya Yesu kwa dhambi zao na hawamwamini ili awaokoe, wataadhibiwa milele motoni.</w:t>
+        <w:t>Neno "jitu" kwa kawaida humaanisha mtu ambaye ni mrefu sana na mwenye nguvu.</w:t>
+      </w:r>
+    </w:p>
+    <w:p>
+      <w:pPr>
+        <w:pStyle w:val="ListBullet"/>
+        <w:spacing w:line="240" w:lineRule="auto"/>
+        <w:ind w:left="720"/>
+      </w:pPr>
+      <w:r>
+        <w:rPr>
+          <w:lang w:val="sw_KE" w:bidi="sw_KE"/>
+        </w:rPr>
+      </w:r>
+      <w:r>
+        <w:rPr>
+          <w:lang w:val="sw_KE" w:bidi="sw_KE"/>
+        </w:rPr>
+        <w:t>Goliathi, askari wa Mfilisti aliyepigana na Daudi, aliitwa jitu kwa sababu alikuwa mrefu sana, mkubwa, na mtu mwenye nguvu.</w:t>
+      </w:r>
+    </w:p>
+    <w:p>
+      <w:pPr>
+        <w:pStyle w:val="ListBullet"/>
+        <w:spacing w:line="240" w:lineRule="auto"/>
+        <w:ind w:left="720"/>
+      </w:pPr>
+      <w:r>
+        <w:rPr>
+          <w:lang w:val="sw_KE" w:bidi="sw_KE"/>
+        </w:rPr>
+      </w:r>
+      <w:r>
+        <w:rPr>
+          <w:lang w:val="sw_KE" w:bidi="sw_KE"/>
+        </w:rPr>
+        <w:t>Wapelelezi wa Israeli waliovinjari nchi ya Kanaani walisema kwamba watu wanaoishi huko walionekana kama majitu.</w:t>
+      </w:r>
+    </w:p>
+    <w:p>
+      <w:pPr/>
+      <w:r>
+        <w:rPr>
+          <w:lang w:val="sw_KE" w:bidi="sw_KE"/>
+        </w:rPr>
+      </w:r>
+      <w:r>
+        <w:rPr>
+          <w:lang w:val="sw_KE" w:bidi="sw_KE"/>
+        </w:rPr>
+        <w:t xml:space="preserve">(Tazama pia: </w:t>
+      </w:r>
+      <w:r>
+        <w:rPr>
+          <w:lang w:val="sw_KE" w:bidi="sw_KE"/>
+        </w:rPr>
+        <w:t>Kanaani</w:t>
+      </w:r>
+      <w:r>
+        <w:rPr>
+          <w:lang w:val="sw_KE" w:bidi="sw_KE"/>
+        </w:rPr>
+        <w:t xml:space="preserve">, </w:t>
+      </w:r>
+      <w:r>
+        <w:rPr>
+          <w:lang w:val="sw_KE" w:bidi="sw_KE"/>
+        </w:rPr>
+        <w:t>Goliathi</w:t>
+      </w:r>
+      <w:r>
+        <w:rPr>
+          <w:lang w:val="sw_KE" w:bidi="sw_KE"/>
+        </w:rPr>
+        <w:t xml:space="preserve">, </w:t>
+      </w:r>
+      <w:r>
+        <w:rPr>
+          <w:lang w:val="sw_KE" w:bidi="sw_KE"/>
+        </w:rPr>
+        <w:t>Wafilisti</w:t>
+      </w:r>
+      <w:r>
+        <w:rPr>
+          <w:lang w:val="sw_KE" w:bidi="sw_KE"/>
+        </w:rPr>
+        <w:t>)</w:t>
       </w:r>
     </w:p>
     <w:p>
@@ -2193,6 +4289,608 @@
         <w:rPr>
           <w:lang w:val="sw_KE" w:bidi="sw_KE"/>
         </w:rPr>
+        <w:t>Marejeleo ya Biblia:</w:t>
+      </w:r>
+    </w:p>
+    <w:p>
+      <w:pPr>
+        <w:pStyle w:val="ListBullet"/>
+        <w:spacing w:line="240" w:lineRule="auto"/>
+        <w:ind w:left="720"/>
+      </w:pPr>
+      <w:r>
+        <w:rPr>
+          <w:lang w:val="sw_KE" w:bidi="sw_KE"/>
+        </w:rPr>
+      </w:r>
+      <w:r>
+        <w:rPr>
+          <w:lang w:val="sw_KE" w:bidi="sw_KE"/>
+        </w:rPr>
+        <w:t>Mwanzo 6:4</w:t>
+      </w:r>
+    </w:p>
+    <w:p>
+      <w:pPr>
+        <w:pStyle w:val="ListBullet"/>
+        <w:spacing w:line="240" w:lineRule="auto"/>
+        <w:ind w:left="720"/>
+      </w:pPr>
+      <w:r>
+        <w:rPr>
+          <w:lang w:val="sw_KE" w:bidi="sw_KE"/>
+        </w:rPr>
+      </w:r>
+      <w:r>
+        <w:rPr>
+          <w:lang w:val="sw_KE" w:bidi="sw_KE"/>
+        </w:rPr>
+        <w:t>Hesabu 13:32–33</w:t>
+      </w:r>
+    </w:p>
+    <w:p>
+      <w:pPr>
+        <w:pStyle w:val="Heading3"/>
+      </w:pPr>
+      <w:r>
+        <w:rPr>
+          <w:lang w:val="sw_KE" w:bidi="sw_KE"/>
+        </w:rPr>
+        <w:t>Data ya Neno:</w:t>
+      </w:r>
+    </w:p>
+    <w:p>
+      <w:pPr>
+        <w:pStyle w:val="ListBullet"/>
+        <w:spacing w:line="240" w:lineRule="auto"/>
+        <w:ind w:left="720"/>
+      </w:pPr>
+      <w:r>
+        <w:rPr>
+          <w:lang w:val="sw_KE" w:bidi="sw_KE"/>
+        </w:rPr>
+      </w:r>
+      <w:r>
+        <w:rPr>
+          <w:lang w:val="sw_KE" w:bidi="sw_KE"/>
+        </w:rPr>
+        <w:t>Strong's: H1368, H5303, H7497</w:t>
+      </w:r>
+      <w:r>
+        <w:rPr>
+          <w:lang w:val="sw_KE" w:bidi="sw_KE"/>
+        </w:rPr>
+      </w:r>
+      <w:r>
+        <w:rPr>
+          <w:lang w:val="sw_KE" w:bidi="sw_KE"/>
+        </w:rPr>
+      </w:r>
+    </w:p>
+    <w:p>
+      <w:pPr/>
+      <w:r>
+        <w:rPr>
+          <w:lang w:val="sw_KE" w:bidi="sw_KE"/>
+        </w:rPr>
+      </w:r>
+    </w:p>
+    <w:p>
+      <w:pPr>
+        <w:pStyle w:val="Heading2"/>
+      </w:pPr>
+      <w:r>
+        <w:rPr>
+          <w:lang w:val="sw_KE" w:bidi="sw_KE"/>
+        </w:rPr>
+        <w:t>Jiwe</w:t>
+      </w:r>
+      <w:r>
+        <w:rPr>
+          <w:lang w:val="sw_KE" w:bidi="sw_KE"/>
+        </w:rPr>
+      </w:r>
+    </w:p>
+    <w:p>
+      <w:pPr>
+        <w:pStyle w:val="Heading3"/>
+      </w:pPr>
+      <w:r>
+        <w:rPr>
+          <w:lang w:val="sw_KE" w:bidi="sw_KE"/>
+        </w:rPr>
+        <w:t>Ufafanuzi:</w:t>
+      </w:r>
+    </w:p>
+    <w:p>
+      <w:pPr/>
+      <w:r>
+        <w:rPr>
+          <w:lang w:val="sw_KE" w:bidi="sw_KE"/>
+        </w:rPr>
+      </w:r>
+      <w:r>
+        <w:rPr>
+          <w:lang w:val="sw_KE" w:bidi="sw_KE"/>
+        </w:rPr>
+        <w:t>Jiwe ni mwamba mdogo. Kumrushia mtu mawe ni kumtupia mawe na miamba mikubwa kwa lengo la kumuua. "Kumpiga mawe" ni tukio ambalo mtu alirushiwa mawe.</w:t>
+      </w:r>
+    </w:p>
+    <w:p>
+      <w:pPr>
+        <w:pStyle w:val="ListBullet"/>
+        <w:spacing w:line="240" w:lineRule="auto"/>
+        <w:ind w:left="720"/>
+      </w:pPr>
+      <w:r>
+        <w:rPr>
+          <w:lang w:val="sw_KE" w:bidi="sw_KE"/>
+        </w:rPr>
+      </w:r>
+      <w:r>
+        <w:rPr>
+          <w:lang w:val="sw_KE" w:bidi="sw_KE"/>
+        </w:rPr>
+        <w:t>Katika nyakati za kale, kupiga mawe kulikuwa njia ya kawaida ya kuwaua watu kama adhabu kwa uhalifu waliokuwa wamefanya.</w:t>
+      </w:r>
+    </w:p>
+    <w:p>
+      <w:pPr>
+        <w:pStyle w:val="ListBullet"/>
+        <w:spacing w:line="240" w:lineRule="auto"/>
+        <w:ind w:left="720"/>
+      </w:pPr>
+      <w:r>
+        <w:rPr>
+          <w:lang w:val="sw_KE" w:bidi="sw_KE"/>
+        </w:rPr>
+      </w:r>
+      <w:r>
+        <w:rPr>
+          <w:lang w:val="sw_KE" w:bidi="sw_KE"/>
+        </w:rPr>
+        <w:t>Mungu aliwaamuru viongozi wa Waisraeli kuwapiga mawe watu kwa dhambi fulani, kama vile uzinzi.</w:t>
+      </w:r>
+    </w:p>
+    <w:p>
+      <w:pPr>
+        <w:pStyle w:val="ListBullet"/>
+        <w:spacing w:line="240" w:lineRule="auto"/>
+        <w:ind w:left="720"/>
+      </w:pPr>
+      <w:r>
+        <w:rPr>
+          <w:lang w:val="sw_KE" w:bidi="sw_KE"/>
+        </w:rPr>
+      </w:r>
+      <w:r>
+        <w:rPr>
+          <w:lang w:val="sw_KE" w:bidi="sw_KE"/>
+        </w:rPr>
+        <w:t>Kwenye Agano Jipya, Yesu alimsamehe mwanamke aliyekamatwa katika uzinzi na akawazuia watu wasimpige mawe.</w:t>
+      </w:r>
+    </w:p>
+    <w:p>
+      <w:pPr>
+        <w:pStyle w:val="ListBullet"/>
+        <w:spacing w:line="240" w:lineRule="auto"/>
+        <w:ind w:left="720"/>
+      </w:pPr>
+      <w:r>
+        <w:rPr>
+          <w:lang w:val="sw_KE" w:bidi="sw_KE"/>
+        </w:rPr>
+      </w:r>
+      <w:r>
+        <w:rPr>
+          <w:lang w:val="sw_KE" w:bidi="sw_KE"/>
+        </w:rPr>
+        <w:t>Stefano, ambaye alikuwa mtu wa kwanza katika Biblia kuuawa kwa kushuhudia kuhusu Yesu, alipigwa mawe hadi kufa.</w:t>
+      </w:r>
+    </w:p>
+    <w:p>
+      <w:pPr>
+        <w:pStyle w:val="ListBullet"/>
+        <w:spacing w:line="240" w:lineRule="auto"/>
+        <w:ind w:left="720"/>
+      </w:pPr>
+      <w:r>
+        <w:rPr>
+          <w:lang w:val="sw_KE" w:bidi="sw_KE"/>
+        </w:rPr>
+      </w:r>
+      <w:r>
+        <w:rPr>
+          <w:lang w:val="sw_KE" w:bidi="sw_KE"/>
+        </w:rPr>
+        <w:t>Kwenye mji wa Listra, mtume Paulo alipigwa mawe, lakini hakufa kutokana na majeraha yake.</w:t>
+      </w:r>
+    </w:p>
+    <w:p>
+      <w:pPr/>
+      <w:r>
+        <w:rPr>
+          <w:lang w:val="sw_KE" w:bidi="sw_KE"/>
+        </w:rPr>
+      </w:r>
+      <w:r>
+        <w:rPr>
+          <w:lang w:val="sw_KE" w:bidi="sw_KE"/>
+        </w:rPr>
+        <w:t xml:space="preserve">(Tazama pia: </w:t>
+      </w:r>
+      <w:r>
+        <w:rPr>
+          <w:lang w:val="sw_KE" w:bidi="sw_KE"/>
+        </w:rPr>
+        <w:t>uzinzi</w:t>
+      </w:r>
+      <w:r>
+        <w:rPr>
+          <w:lang w:val="sw_KE" w:bidi="sw_KE"/>
+        </w:rPr>
+        <w:t xml:space="preserve">, </w:t>
+      </w:r>
+      <w:r>
+        <w:rPr>
+          <w:lang w:val="sw_KE" w:bidi="sw_KE"/>
+        </w:rPr>
+        <w:t>kufanya</w:t>
+      </w:r>
+      <w:r>
+        <w:rPr>
+          <w:lang w:val="sw_KE" w:bidi="sw_KE"/>
+        </w:rPr>
+        <w:t xml:space="preserve">, uhalifu, kifo, </w:t>
+      </w:r>
+      <w:r>
+        <w:rPr>
+          <w:lang w:val="sw_KE" w:bidi="sw_KE"/>
+        </w:rPr>
+        <w:t>Listra</w:t>
+      </w:r>
+      <w:r>
+        <w:rPr>
+          <w:lang w:val="sw_KE" w:bidi="sw_KE"/>
+        </w:rPr>
+        <w:t xml:space="preserve">, </w:t>
+      </w:r>
+      <w:r>
+        <w:rPr>
+          <w:lang w:val="sw_KE" w:bidi="sw_KE"/>
+        </w:rPr>
+        <w:t>ushuhuda</w:t>
+      </w:r>
+      <w:r>
+        <w:rPr>
+          <w:lang w:val="sw_KE" w:bidi="sw_KE"/>
+        </w:rPr>
+        <w:t>)</w:t>
+      </w:r>
+    </w:p>
+    <w:p>
+      <w:pPr>
+        <w:pStyle w:val="Heading3"/>
+      </w:pPr>
+      <w:r>
+        <w:rPr>
+          <w:lang w:val="sw_KE" w:bidi="sw_KE"/>
+        </w:rPr>
+        <w:t>Marejeleo ya Biblia:</w:t>
+      </w:r>
+    </w:p>
+    <w:p>
+      <w:pPr>
+        <w:pStyle w:val="ListBullet"/>
+        <w:spacing w:line="240" w:lineRule="auto"/>
+        <w:ind w:left="720"/>
+      </w:pPr>
+      <w:r>
+        <w:rPr>
+          <w:lang w:val="sw_KE" w:bidi="sw_KE"/>
+        </w:rPr>
+      </w:r>
+      <w:r>
+        <w:rPr>
+          <w:lang w:val="sw_KE" w:bidi="sw_KE"/>
+        </w:rPr>
+        <w:t>Matendo 7:57–58</w:t>
+      </w:r>
+    </w:p>
+    <w:p>
+      <w:pPr>
+        <w:pStyle w:val="ListBullet"/>
+        <w:spacing w:line="240" w:lineRule="auto"/>
+        <w:ind w:left="720"/>
+      </w:pPr>
+      <w:r>
+        <w:rPr>
+          <w:lang w:val="sw_KE" w:bidi="sw_KE"/>
+        </w:rPr>
+      </w:r>
+      <w:r>
+        <w:rPr>
+          <w:lang w:val="sw_KE" w:bidi="sw_KE"/>
+        </w:rPr>
+        <w:t>Matendo 7:59–60</w:t>
+      </w:r>
+    </w:p>
+    <w:p>
+      <w:pPr>
+        <w:pStyle w:val="ListBullet"/>
+        <w:spacing w:line="240" w:lineRule="auto"/>
+        <w:ind w:left="720"/>
+      </w:pPr>
+      <w:r>
+        <w:rPr>
+          <w:lang w:val="sw_KE" w:bidi="sw_KE"/>
+        </w:rPr>
+      </w:r>
+      <w:r>
+        <w:rPr>
+          <w:lang w:val="sw_KE" w:bidi="sw_KE"/>
+        </w:rPr>
+        <w:t>Matendo 14:5</w:t>
+      </w:r>
+    </w:p>
+    <w:p>
+      <w:pPr>
+        <w:pStyle w:val="ListBullet"/>
+        <w:spacing w:line="240" w:lineRule="auto"/>
+        <w:ind w:left="720"/>
+      </w:pPr>
+      <w:r>
+        <w:rPr>
+          <w:lang w:val="sw_KE" w:bidi="sw_KE"/>
+        </w:rPr>
+      </w:r>
+      <w:r>
+        <w:rPr>
+          <w:lang w:val="sw_KE" w:bidi="sw_KE"/>
+        </w:rPr>
+        <w:t>Matendo 14:19–20</w:t>
+      </w:r>
+    </w:p>
+    <w:p>
+      <w:pPr>
+        <w:pStyle w:val="ListBullet"/>
+        <w:spacing w:line="240" w:lineRule="auto"/>
+        <w:ind w:left="720"/>
+      </w:pPr>
+      <w:r>
+        <w:rPr>
+          <w:lang w:val="sw_KE" w:bidi="sw_KE"/>
+        </w:rPr>
+      </w:r>
+      <w:r>
+        <w:rPr>
+          <w:lang w:val="sw_KE" w:bidi="sw_KE"/>
+        </w:rPr>
+        <w:t>Yohana 8:4–6</w:t>
+      </w:r>
+    </w:p>
+    <w:p>
+      <w:pPr>
+        <w:pStyle w:val="ListBullet"/>
+        <w:spacing w:line="240" w:lineRule="auto"/>
+        <w:ind w:left="720"/>
+      </w:pPr>
+      <w:r>
+        <w:rPr>
+          <w:lang w:val="sw_KE" w:bidi="sw_KE"/>
+        </w:rPr>
+      </w:r>
+      <w:r>
+        <w:rPr>
+          <w:lang w:val="sw_KE" w:bidi="sw_KE"/>
+        </w:rPr>
+        <w:t>Luka 13:34</w:t>
+      </w:r>
+    </w:p>
+    <w:p>
+      <w:pPr>
+        <w:pStyle w:val="ListBullet"/>
+        <w:spacing w:line="240" w:lineRule="auto"/>
+        <w:ind w:left="720"/>
+      </w:pPr>
+      <w:r>
+        <w:rPr>
+          <w:lang w:val="sw_KE" w:bidi="sw_KE"/>
+        </w:rPr>
+      </w:r>
+      <w:r>
+        <w:rPr>
+          <w:lang w:val="sw_KE" w:bidi="sw_KE"/>
+        </w:rPr>
+        <w:t>Luka 20:6</w:t>
+      </w:r>
+    </w:p>
+    <w:p>
+      <w:pPr>
+        <w:pStyle w:val="ListBullet"/>
+        <w:spacing w:line="240" w:lineRule="auto"/>
+        <w:ind w:left="720"/>
+      </w:pPr>
+      <w:r>
+        <w:rPr>
+          <w:lang w:val="sw_KE" w:bidi="sw_KE"/>
+        </w:rPr>
+      </w:r>
+      <w:r>
+        <w:rPr>
+          <w:lang w:val="sw_KE" w:bidi="sw_KE"/>
+        </w:rPr>
+        <w:t>Mathayo 23:37–39</w:t>
+      </w:r>
+    </w:p>
+    <w:p>
+      <w:pPr>
+        <w:pStyle w:val="Heading3"/>
+      </w:pPr>
+      <w:r>
+        <w:rPr>
+          <w:lang w:val="sw_KE" w:bidi="sw_KE"/>
+        </w:rPr>
+        <w:t>Data Neno:</w:t>
+      </w:r>
+    </w:p>
+    <w:p>
+      <w:pPr>
+        <w:pStyle w:val="ListBullet"/>
+        <w:spacing w:line="240" w:lineRule="auto"/>
+        <w:ind w:left="720"/>
+      </w:pPr>
+      <w:r>
+        <w:rPr>
+          <w:lang w:val="sw_KE" w:bidi="sw_KE"/>
+        </w:rPr>
+      </w:r>
+      <w:r>
+        <w:rPr>
+          <w:lang w:val="sw_KE" w:bidi="sw_KE"/>
+        </w:rPr>
+        <w:t>Strong's: H0068, H0069, H0810, H1382, H1496, H1530, H2106, H2672, H2687, H2789, H4676, H4678, H5553, H5601, H5619, H6344, H6443, H6697, H6864, H6872, H7275, H7671, H8068, G26420, G29910, G30340, G30350, G30360, G30370, G40740, G43480, G55860</w:t>
+      </w:r>
+      <w:r>
+        <w:rPr>
+          <w:lang w:val="sw_KE" w:bidi="sw_KE"/>
+        </w:rPr>
+      </w:r>
+      <w:r>
+        <w:rPr>
+          <w:lang w:val="sw_KE" w:bidi="sw_KE"/>
+        </w:rPr>
+      </w:r>
+    </w:p>
+    <w:p>
+      <w:pPr/>
+      <w:r>
+        <w:rPr>
+          <w:lang w:val="sw_KE" w:bidi="sw_KE"/>
+        </w:rPr>
+      </w:r>
+    </w:p>
+    <w:p>
+      <w:pPr>
+        <w:pStyle w:val="Heading2"/>
+      </w:pPr>
+      <w:r>
+        <w:rPr>
+          <w:lang w:val="sw_KE" w:bidi="sw_KE"/>
+        </w:rPr>
+        <w:t>Jiwe la Pembeni</w:t>
+      </w:r>
+      <w:r>
+        <w:rPr>
+          <w:lang w:val="sw_KE" w:bidi="sw_KE"/>
+        </w:rPr>
+      </w:r>
+    </w:p>
+    <w:p>
+      <w:pPr>
+        <w:pStyle w:val="Heading3"/>
+      </w:pPr>
+      <w:r>
+        <w:rPr>
+          <w:lang w:val="sw_KE" w:bidi="sw_KE"/>
+        </w:rPr>
+        <w:t>Ufafanuzi:</w:t>
+      </w:r>
+    </w:p>
+    <w:p>
+      <w:pPr/>
+      <w:r>
+        <w:rPr>
+          <w:lang w:val="sw_KE" w:bidi="sw_KE"/>
+        </w:rPr>
+      </w:r>
+      <w:r>
+        <w:rPr>
+          <w:lang w:val="sw_KE" w:bidi="sw_KE"/>
+        </w:rPr>
+        <w:t>Neno "jiwe la pembeni" linamaanisha jiwe kubwa ambalo limekatwa kihalisi na kuwekwa kwenye pembe ya msingi wa jengo.</w:t>
+      </w:r>
+    </w:p>
+    <w:p>
+      <w:pPr>
+        <w:pStyle w:val="ListBullet"/>
+        <w:spacing w:line="240" w:lineRule="auto"/>
+        <w:ind w:left="720"/>
+      </w:pPr>
+      <w:r>
+        <w:rPr>
+          <w:lang w:val="sw_KE" w:bidi="sw_KE"/>
+        </w:rPr>
+      </w:r>
+      <w:r>
+        <w:rPr>
+          <w:lang w:val="sw_KE" w:bidi="sw_KE"/>
+        </w:rPr>
+        <w:t>Mawe mengine yote ya jengo hupimwa na kuwekwa kulingana na jiwe la pembeni.</w:t>
+      </w:r>
+    </w:p>
+    <w:p>
+      <w:pPr>
+        <w:pStyle w:val="ListBullet"/>
+        <w:spacing w:line="240" w:lineRule="auto"/>
+        <w:ind w:left="720"/>
+      </w:pPr>
+      <w:r>
+        <w:rPr>
+          <w:lang w:val="sw_KE" w:bidi="sw_KE"/>
+        </w:rPr>
+      </w:r>
+      <w:r>
+        <w:rPr>
+          <w:lang w:val="sw_KE" w:bidi="sw_KE"/>
+        </w:rPr>
+        <w:t>Ni muhimu sana kwa nguvu na utulivu wa muundo mzima.</w:t>
+      </w:r>
+    </w:p>
+    <w:p>
+      <w:pPr>
+        <w:pStyle w:val="ListBullet"/>
+        <w:spacing w:line="240" w:lineRule="auto"/>
+        <w:ind w:left="720"/>
+      </w:pPr>
+      <w:r>
+        <w:rPr>
+          <w:lang w:val="sw_KE" w:bidi="sw_KE"/>
+        </w:rPr>
+      </w:r>
+      <w:r>
+        <w:rPr>
+          <w:lang w:val="sw_KE" w:bidi="sw_KE"/>
+        </w:rPr>
+        <w:t>Kwenye Agano Jipya, Mkutano wa waumini unafananishwa kwa mfano na jengo ambalo lina Yesu Kristo kama "jiwe la pembeni."</w:t>
+      </w:r>
+    </w:p>
+    <w:p>
+      <w:pPr>
+        <w:pStyle w:val="ListBullet"/>
+        <w:spacing w:line="240" w:lineRule="auto"/>
+        <w:ind w:left="720"/>
+      </w:pPr>
+      <w:r>
+        <w:rPr>
+          <w:lang w:val="sw_KE" w:bidi="sw_KE"/>
+        </w:rPr>
+      </w:r>
+      <w:r>
+        <w:rPr>
+          <w:lang w:val="sw_KE" w:bidi="sw_KE"/>
+        </w:rPr>
+        <w:t>Vile vile kama jiwe la pembeni la jengo linavyosaidia na kuamua nafasi ya jengo zima, ndivyo Yesu Kristo alivyo jiwe la pembeni ambalo Mkutano wa waumini umejengwa na kushikiliwa.</w:t>
+      </w:r>
+    </w:p>
+    <w:p>
+      <w:pPr>
+        <w:pStyle w:val="Heading3"/>
+      </w:pPr>
+      <w:r>
+        <w:rPr>
+          <w:lang w:val="sw_KE" w:bidi="sw_KE"/>
+        </w:rPr>
         <w:t>Mapendekezo ya Tafsiri:</w:t>
       </w:r>
     </w:p>
@@ -2211,61 +4909,183 @@
         <w:rPr>
           <w:lang w:val="sw_KE" w:bidi="sw_KE"/>
         </w:rPr>
-        <w:t>Maneno haya yanapaswa kutafsiriwa tofauti kwa kuwa yanatokea katika muktadha tofauti.</w:t>
-      </w:r>
-    </w:p>
-    <w:p>
-      <w:pPr>
-        <w:pStyle w:val="ListBullet"/>
-        <w:spacing w:line="240" w:lineRule="auto"/>
-        <w:ind w:left="720"/>
-      </w:pPr>
-      <w:r>
-        <w:rPr>
-          <w:lang w:val="sw_KE" w:bidi="sw_KE"/>
-        </w:rPr>
-      </w:r>
-      <w:r>
-        <w:rPr>
-          <w:lang w:val="sw_KE" w:bidi="sw_KE"/>
-        </w:rPr>
-        <w:t>Lugha zingine haziwezi kutumia "ziwa" katika kifungu "ziwa la moto" kwa sababu inahusu maji.</w:t>
-      </w:r>
-    </w:p>
-    <w:p>
-      <w:pPr>
-        <w:pStyle w:val="ListBullet"/>
-        <w:spacing w:line="240" w:lineRule="auto"/>
-        <w:ind w:left="720"/>
-      </w:pPr>
-      <w:r>
-        <w:rPr>
-          <w:lang w:val="sw_KE" w:bidi="sw_KE"/>
-        </w:rPr>
-      </w:r>
-      <w:r>
-        <w:rPr>
-          <w:lang w:val="sw_KE" w:bidi="sw_KE"/>
-        </w:rPr>
-        <w:t>Neno "jehanamu" linaweza kutafsiriwa kama "mahali pa mateso" au "mahali pa mwisho pa giza na maumivu."</w:t>
-      </w:r>
-    </w:p>
-    <w:p>
-      <w:pPr>
-        <w:pStyle w:val="ListBullet"/>
-        <w:spacing w:line="240" w:lineRule="auto"/>
-        <w:ind w:left="720"/>
-      </w:pPr>
-      <w:r>
-        <w:rPr>
-          <w:lang w:val="sw_KE" w:bidi="sw_KE"/>
-        </w:rPr>
-      </w:r>
-      <w:r>
-        <w:rPr>
-          <w:lang w:val="sw_KE" w:bidi="sw_KE"/>
-        </w:rPr>
-        <w:t>Neno "ziwa la moto" linaweza pia kutafsiriwa kama "bahari ya moto" au "moto mkubwa (wa mateso)" au "uwanja wa moto."</w:t>
+        <w:t>Neno "jiwe la pembeni" linaweza pia kutafsiriwa kama "jiwe kuu la ujenzi" au "jiwe la msingi."</w:t>
+      </w:r>
+    </w:p>
+    <w:p>
+      <w:pPr>
+        <w:pStyle w:val="ListBullet"/>
+        <w:spacing w:line="240" w:lineRule="auto"/>
+        <w:ind w:left="720"/>
+      </w:pPr>
+      <w:r>
+        <w:rPr>
+          <w:lang w:val="sw_KE" w:bidi="sw_KE"/>
+        </w:rPr>
+      </w:r>
+      <w:r>
+        <w:rPr>
+          <w:lang w:val="sw_KE" w:bidi="sw_KE"/>
+        </w:rPr>
+        <w:t>Fikiria kama lugha lengwa ina neno kwa sehemu ya msingi wa jengo ambayo ni msaada mkuu. Ikiwa ndivyo, neno hili linaweza kutumika.</w:t>
+      </w:r>
+    </w:p>
+    <w:p>
+      <w:pPr>
+        <w:pStyle w:val="ListBullet"/>
+        <w:spacing w:line="240" w:lineRule="auto"/>
+        <w:ind w:left="720"/>
+      </w:pPr>
+      <w:r>
+        <w:rPr>
+          <w:lang w:val="sw_KE" w:bidi="sw_KE"/>
+        </w:rPr>
+      </w:r>
+      <w:r>
+        <w:rPr>
+          <w:lang w:val="sw_KE" w:bidi="sw_KE"/>
+        </w:rPr>
+        <w:t>Njia nyingine ya kutafsiri hii itakuwa, "jiwe la msingi linalotumika kwa pembe la jengo."</w:t>
+      </w:r>
+    </w:p>
+    <w:p>
+      <w:pPr>
+        <w:pStyle w:val="ListBullet"/>
+        <w:spacing w:line="240" w:lineRule="auto"/>
+        <w:ind w:left="720"/>
+      </w:pPr>
+      <w:r>
+        <w:rPr>
+          <w:lang w:val="sw_KE" w:bidi="sw_KE"/>
+        </w:rPr>
+      </w:r>
+      <w:r>
+        <w:rPr>
+          <w:lang w:val="sw_KE" w:bidi="sw_KE"/>
+        </w:rPr>
+        <w:t>Ni muhimu kuzingatia kwamba hii ni jiwe kubwa, linalotumika kama nyenzo thabiti na salama ya ujenzi. Ikiwa mawe hayatumiki kwa ajili ya kujenga majengo, kunaweza kuwa na neno lingine linaloweza kutumika kumaanisha "jiwe kubwa" (kama "mwamba") lakini pia linapaswa kuwa na wazo la kuwa limeundwa vizuri na kufaa.</w:t>
+      </w:r>
+    </w:p>
+    <w:p>
+      <w:pPr>
+        <w:pStyle w:val="Heading3"/>
+      </w:pPr>
+      <w:r>
+        <w:rPr>
+          <w:lang w:val="sw_KE" w:bidi="sw_KE"/>
+        </w:rPr>
+        <w:t>Marejeleo ya Biblia:</w:t>
+      </w:r>
+    </w:p>
+    <w:p>
+      <w:pPr>
+        <w:pStyle w:val="ListBullet"/>
+        <w:spacing w:line="240" w:lineRule="auto"/>
+        <w:ind w:left="720"/>
+      </w:pPr>
+      <w:r>
+        <w:rPr>
+          <w:lang w:val="sw_KE" w:bidi="sw_KE"/>
+        </w:rPr>
+      </w:r>
+      <w:r>
+        <w:rPr>
+          <w:lang w:val="sw_KE" w:bidi="sw_KE"/>
+        </w:rPr>
+        <w:t>Matendo 4:11</w:t>
+      </w:r>
+    </w:p>
+    <w:p>
+      <w:pPr>
+        <w:pStyle w:val="ListBullet"/>
+        <w:spacing w:line="240" w:lineRule="auto"/>
+        <w:ind w:left="720"/>
+      </w:pPr>
+      <w:r>
+        <w:rPr>
+          <w:lang w:val="sw_KE" w:bidi="sw_KE"/>
+        </w:rPr>
+      </w:r>
+      <w:r>
+        <w:rPr>
+          <w:lang w:val="sw_KE" w:bidi="sw_KE"/>
+        </w:rPr>
+        <w:t>Waefeso 2:20</w:t>
+      </w:r>
+    </w:p>
+    <w:p>
+      <w:pPr>
+        <w:pStyle w:val="ListBullet"/>
+        <w:spacing w:line="240" w:lineRule="auto"/>
+        <w:ind w:left="720"/>
+      </w:pPr>
+      <w:r>
+        <w:rPr>
+          <w:lang w:val="sw_KE" w:bidi="sw_KE"/>
+        </w:rPr>
+      </w:r>
+      <w:r>
+        <w:rPr>
+          <w:lang w:val="sw_KE" w:bidi="sw_KE"/>
+        </w:rPr>
+        <w:t>Mathayo 21:42</w:t>
+      </w:r>
+    </w:p>
+    <w:p>
+      <w:pPr>
+        <w:pStyle w:val="ListBullet"/>
+        <w:spacing w:line="240" w:lineRule="auto"/>
+        <w:ind w:left="720"/>
+      </w:pPr>
+      <w:r>
+        <w:rPr>
+          <w:lang w:val="sw_KE" w:bidi="sw_KE"/>
+        </w:rPr>
+      </w:r>
+      <w:r>
+        <w:rPr>
+          <w:lang w:val="sw_KE" w:bidi="sw_KE"/>
+        </w:rPr>
+        <w:t>Zaburi 118:22</w:t>
+      </w:r>
+    </w:p>
+    <w:p>
+      <w:pPr>
+        <w:pStyle w:val="Heading3"/>
+      </w:pPr>
+      <w:r>
+        <w:rPr>
+          <w:lang w:val="sw_KE" w:bidi="sw_KE"/>
+        </w:rPr>
+        <w:t>Neno Data:</w:t>
+      </w:r>
+    </w:p>
+    <w:p>
+      <w:pPr>
+        <w:pStyle w:val="ListBullet"/>
+        <w:spacing w:line="240" w:lineRule="auto"/>
+        <w:ind w:left="720"/>
+      </w:pPr>
+      <w:r>
+        <w:rPr>
+          <w:lang w:val="sw_KE" w:bidi="sw_KE"/>
+        </w:rPr>
+      </w:r>
+      <w:r>
+        <w:rPr>
+          <w:lang w:val="sw_KE" w:bidi="sw_KE"/>
+        </w:rPr>
+        <w:t>Strong's: H0068, H6438, H7218, G02040, G11370, G27760, G30370</w:t>
+      </w:r>
+      <w:r>
+        <w:rPr>
+          <w:lang w:val="sw_KE" w:bidi="sw_KE"/>
+        </w:rPr>
+      </w:r>
+      <w:r>
+        <w:rPr>
+          <w:lang w:val="sw_KE" w:bidi="sw_KE"/>
+        </w:rPr>
       </w:r>
     </w:p>
     <w:p>
@@ -2275,6 +5095,109 @@
           <w:lang w:val="sw_KE" w:bidi="sw_KE"/>
         </w:rPr>
       </w:r>
+    </w:p>
+    <w:p>
+      <w:pPr>
+        <w:pStyle w:val="Heading2"/>
+      </w:pPr>
+      <w:r>
+        <w:rPr>
+          <w:lang w:val="sw_KE" w:bidi="sw_KE"/>
+        </w:rPr>
+        <w:t>Joho</w:t>
+      </w:r>
+      <w:r>
+        <w:rPr>
+          <w:lang w:val="sw_KE" w:bidi="sw_KE"/>
+        </w:rPr>
+      </w:r>
+    </w:p>
+    <w:p>
+      <w:pPr>
+        <w:pStyle w:val="Heading3"/>
+      </w:pPr>
+      <w:r>
+        <w:rPr>
+          <w:lang w:val="sw_KE" w:bidi="sw_KE"/>
+        </w:rPr>
+        <w:t>Ufafanuzi:</w:t>
+      </w:r>
+    </w:p>
+    <w:p>
+      <w:pPr/>
+      <w:r>
+        <w:rPr>
+          <w:lang w:val="sw_KE" w:bidi="sw_KE"/>
+        </w:rPr>
+      </w:r>
+      <w:r>
+        <w:rPr>
+          <w:lang w:val="sw_KE" w:bidi="sw_KE"/>
+        </w:rPr>
+        <w:t>Joho ni vazi la nje lenye mikono mirefu ambalo linaweza kuvaliwa na mwanamume au mwanamke. Ni sawa na koti.</w:t>
+      </w:r>
+    </w:p>
+    <w:p>
+      <w:pPr>
+        <w:pStyle w:val="ListBullet"/>
+        <w:spacing w:line="240" w:lineRule="auto"/>
+        <w:ind w:left="720"/>
+      </w:pPr>
+      <w:r>
+        <w:rPr>
+          <w:lang w:val="sw_KE" w:bidi="sw_KE"/>
+        </w:rPr>
+      </w:r>
+      <w:r>
+        <w:rPr>
+          <w:lang w:val="sw_KE" w:bidi="sw_KE"/>
+        </w:rPr>
+        <w:t>Majoho yanafunguka mbele na hufungwa kwa ukanda au mkanda.</w:t>
+      </w:r>
+    </w:p>
+    <w:p>
+      <w:pPr>
+        <w:pStyle w:val="ListBullet"/>
+        <w:spacing w:line="240" w:lineRule="auto"/>
+        <w:ind w:left="720"/>
+      </w:pPr>
+      <w:r>
+        <w:rPr>
+          <w:lang w:val="sw_KE" w:bidi="sw_KE"/>
+        </w:rPr>
+      </w:r>
+      <w:r>
+        <w:rPr>
+          <w:lang w:val="sw_KE" w:bidi="sw_KE"/>
+        </w:rPr>
+        <w:t>Yanaweza kuwa marefu au mafupi.</w:t>
+      </w:r>
+    </w:p>
+    <w:p>
+      <w:pPr>
+        <w:pStyle w:val="ListBullet"/>
+        <w:spacing w:line="240" w:lineRule="auto"/>
+        <w:ind w:left="720"/>
+      </w:pPr>
+      <w:r>
+        <w:rPr>
+          <w:lang w:val="sw_KE" w:bidi="sw_KE"/>
+        </w:rPr>
+      </w:r>
+      <w:r>
+        <w:rPr>
+          <w:lang w:val="sw_KE" w:bidi="sw_KE"/>
+        </w:rPr>
+        <w:t>Majoho ya zambarau yalivaliwa na wafalme kama ishara ya kifalme, utajiri, na heshima.</w:t>
+      </w:r>
+    </w:p>
+    <w:p>
+      <w:pPr/>
+      <w:r>
+        <w:rPr>
+          <w:lang w:val="sw_KE" w:bidi="sw_KE"/>
+        </w:rPr>
+      </w:r>
       <w:r>
         <w:rPr>
           <w:lang w:val="sw_KE" w:bidi="sw_KE"/>
@@ -2285,7 +5208,7 @@
         <w:rPr>
           <w:lang w:val="sw_KE" w:bidi="sw_KE"/>
         </w:rPr>
-        <w:t>mbinguni</w:t>
+        <w:t>kifalme</w:t>
       </w:r>
       <w:r>
         <w:rPr>
@@ -2297,7 +5220,449 @@
         <w:rPr>
           <w:lang w:val="sw_KE" w:bidi="sw_KE"/>
         </w:rPr>
-        <w:t>kifo</w:t>
+        <w:t>joho</w:t>
+      </w:r>
+      <w:r>
+        <w:rPr>
+          <w:lang w:val="sw_KE" w:bidi="sw_KE"/>
+        </w:rPr>
+        <w:t>)</w:t>
+      </w:r>
+    </w:p>
+    <w:p>
+      <w:pPr>
+        <w:pStyle w:val="Heading3"/>
+      </w:pPr>
+      <w:r>
+        <w:rPr>
+          <w:lang w:val="sw_KE" w:bidi="sw_KE"/>
+        </w:rPr>
+        <w:t>Marejeleo ya Biblia:</w:t>
+      </w:r>
+    </w:p>
+    <w:p>
+      <w:pPr>
+        <w:pStyle w:val="ListBullet"/>
+        <w:spacing w:line="240" w:lineRule="auto"/>
+        <w:ind w:left="720"/>
+      </w:pPr>
+      <w:r>
+        <w:rPr>
+          <w:lang w:val="sw_KE" w:bidi="sw_KE"/>
+        </w:rPr>
+      </w:r>
+      <w:r>
+        <w:rPr>
+          <w:lang w:val="sw_KE" w:bidi="sw_KE"/>
+        </w:rPr>
+        <w:t>Kutoka 28:4–5</w:t>
+      </w:r>
+    </w:p>
+    <w:p>
+      <w:pPr>
+        <w:pStyle w:val="ListBullet"/>
+        <w:spacing w:line="240" w:lineRule="auto"/>
+        <w:ind w:left="720"/>
+      </w:pPr>
+      <w:r>
+        <w:rPr>
+          <w:lang w:val="sw_KE" w:bidi="sw_KE"/>
+        </w:rPr>
+      </w:r>
+      <w:r>
+        <w:rPr>
+          <w:lang w:val="sw_KE" w:bidi="sw_KE"/>
+        </w:rPr>
+        <w:t>Mwanzo 49:11–12</w:t>
+      </w:r>
+    </w:p>
+    <w:p>
+      <w:pPr>
+        <w:pStyle w:val="ListBullet"/>
+        <w:spacing w:line="240" w:lineRule="auto"/>
+        <w:ind w:left="720"/>
+      </w:pPr>
+      <w:r>
+        <w:rPr>
+          <w:lang w:val="sw_KE" w:bidi="sw_KE"/>
+        </w:rPr>
+      </w:r>
+      <w:r>
+        <w:rPr>
+          <w:lang w:val="sw_KE" w:bidi="sw_KE"/>
+        </w:rPr>
+        <w:t>Luka 15:22</w:t>
+      </w:r>
+    </w:p>
+    <w:p>
+      <w:pPr>
+        <w:pStyle w:val="ListBullet"/>
+        <w:spacing w:line="240" w:lineRule="auto"/>
+        <w:ind w:left="720"/>
+      </w:pPr>
+      <w:r>
+        <w:rPr>
+          <w:lang w:val="sw_KE" w:bidi="sw_KE"/>
+        </w:rPr>
+      </w:r>
+      <w:r>
+        <w:rPr>
+          <w:lang w:val="sw_KE" w:bidi="sw_KE"/>
+        </w:rPr>
+        <w:t>Luka 20:46</w:t>
+      </w:r>
+    </w:p>
+    <w:p>
+      <w:pPr>
+        <w:pStyle w:val="ListBullet"/>
+        <w:spacing w:line="240" w:lineRule="auto"/>
+        <w:ind w:left="720"/>
+      </w:pPr>
+      <w:r>
+        <w:rPr>
+          <w:lang w:val="sw_KE" w:bidi="sw_KE"/>
+        </w:rPr>
+      </w:r>
+      <w:r>
+        <w:rPr>
+          <w:lang w:val="sw_KE" w:bidi="sw_KE"/>
+        </w:rPr>
+        <w:t>Mathayo 27:27–29</w:t>
+      </w:r>
+    </w:p>
+    <w:p>
+      <w:pPr>
+        <w:pStyle w:val="Heading3"/>
+      </w:pPr>
+      <w:r>
+        <w:rPr>
+          <w:lang w:val="sw_KE" w:bidi="sw_KE"/>
+        </w:rPr>
+        <w:t>Data ya Neno:</w:t>
+      </w:r>
+    </w:p>
+    <w:p>
+      <w:pPr>
+        <w:pStyle w:val="ListBullet"/>
+        <w:spacing w:line="240" w:lineRule="auto"/>
+        <w:ind w:left="720"/>
+      </w:pPr>
+      <w:r>
+        <w:rPr>
+          <w:lang w:val="sw_KE" w:bidi="sw_KE"/>
+        </w:rPr>
+      </w:r>
+      <w:r>
+        <w:rPr>
+          <w:lang w:val="sw_KE" w:bidi="sw_KE"/>
+        </w:rPr>
+        <w:t>Strong's: H0145, H0155, H0899, H1545, H2436, H2684, H3671, H3801, H3830, H3847, H4060, H4254, H4598, H5497, H5622, H6614, H7640, H7757, H7897, H8071, G17460, G20670, G24400, G47490, G40160, G55110</w:t>
+      </w:r>
+      <w:r>
+        <w:rPr>
+          <w:lang w:val="sw_KE" w:bidi="sw_KE"/>
+        </w:rPr>
+      </w:r>
+      <w:r>
+        <w:rPr>
+          <w:lang w:val="sw_KE" w:bidi="sw_KE"/>
+        </w:rPr>
+      </w:r>
+    </w:p>
+    <w:p>
+      <w:pPr/>
+      <w:r>
+        <w:rPr>
+          <w:lang w:val="sw_KE" w:bidi="sw_KE"/>
+        </w:rPr>
+      </w:r>
+    </w:p>
+    <w:p>
+      <w:pPr>
+        <w:pStyle w:val="Heading2"/>
+      </w:pPr>
+      <w:r>
+        <w:rPr>
+          <w:lang w:val="sw_KE" w:bidi="sw_KE"/>
+        </w:rPr>
+        <w:t>Jua</w:t>
+      </w:r>
+      <w:r>
+        <w:rPr>
+          <w:lang w:val="sw_KE" w:bidi="sw_KE"/>
+        </w:rPr>
+      </w:r>
+    </w:p>
+    <w:p>
+      <w:pPr>
+        <w:pStyle w:val="Heading3"/>
+      </w:pPr>
+      <w:r>
+        <w:rPr>
+          <w:lang w:val="sw_KE" w:bidi="sw_KE"/>
+        </w:rPr>
+        <w:t>Ufafanuzi:</w:t>
+      </w:r>
+    </w:p>
+    <w:p>
+      <w:pPr/>
+      <w:r>
+        <w:rPr>
+          <w:lang w:val="sw_KE" w:bidi="sw_KE"/>
+        </w:rPr>
+      </w:r>
+      <w:r>
+        <w:rPr>
+          <w:lang w:val="sw_KE" w:bidi="sw_KE"/>
+        </w:rPr>
+        <w:t>Inapotumika kwa maana hii, neno "kujua" na "maarifa" kwa ujumla humaanisha kuelewa kitu. Pia inaweza kumaanisha kuwa na ufahamu wa ukweli. Usemi "kufanya kujulikana" humaanisha kutoa taarifa.</w:t>
+      </w:r>
+    </w:p>
+    <w:p>
+      <w:pPr>
+        <w:pStyle w:val="ListBullet"/>
+        <w:spacing w:line="240" w:lineRule="auto"/>
+        <w:ind w:left="720"/>
+      </w:pPr>
+      <w:r>
+        <w:rPr>
+          <w:lang w:val="sw_KE" w:bidi="sw_KE"/>
+        </w:rPr>
+      </w:r>
+      <w:r>
+        <w:rPr>
+          <w:lang w:val="sw_KE" w:bidi="sw_KE"/>
+        </w:rPr>
+        <w:t>Neno "maarifa" linahusu taarifa ambazo watu wanajua. Linaweza kutumika kwa kujua dhana za kimwili au dhana za dhahania.</w:t>
+      </w:r>
+    </w:p>
+    <w:p>
+      <w:pPr>
+        <w:pStyle w:val="ListBullet"/>
+        <w:spacing w:line="240" w:lineRule="auto"/>
+        <w:ind w:left="720"/>
+      </w:pPr>
+      <w:r>
+        <w:rPr>
+          <w:lang w:val="sw_KE" w:bidi="sw_KE"/>
+        </w:rPr>
+      </w:r>
+      <w:r>
+        <w:rPr>
+          <w:lang w:val="sw_KE" w:bidi="sw_KE"/>
+        </w:rPr>
+        <w:t>Kujua kuhusu Mungu inamaanisha kuelewa ukweli kumhusu kutokana na kile alichotufunulia.</w:t>
+      </w:r>
+    </w:p>
+    <w:p>
+      <w:pPr>
+        <w:pStyle w:val="ListBullet"/>
+        <w:spacing w:line="240" w:lineRule="auto"/>
+        <w:ind w:left="720"/>
+      </w:pPr>
+      <w:r>
+        <w:rPr>
+          <w:lang w:val="sw_KE" w:bidi="sw_KE"/>
+        </w:rPr>
+      </w:r>
+      <w:r>
+        <w:rPr>
+          <w:lang w:val="sw_KE" w:bidi="sw_KE"/>
+        </w:rPr>
+        <w:t>Kujua "Sheria" inamaanisha kuwa na ufahamu wa kile Mungu ameamuru au kuelewa kile Mungu ameagiza katika sheria alizompa Mose.</w:t>
+      </w:r>
+    </w:p>
+    <w:p>
+      <w:pPr>
+        <w:pStyle w:val="ListBullet"/>
+        <w:spacing w:line="240" w:lineRule="auto"/>
+        <w:ind w:left="720"/>
+      </w:pPr>
+      <w:r>
+        <w:rPr>
+          <w:lang w:val="sw_KE" w:bidi="sw_KE"/>
+        </w:rPr>
+      </w:r>
+      <w:r>
+        <w:rPr>
+          <w:lang w:val="sw_KE" w:bidi="sw_KE"/>
+        </w:rPr>
+        <w:t>Wakati mwingine "maarifa" hutumiwa kama kisawe cha "hekima," ambayo inajumuisha kuishi kwa njia inayompendeza Mungu.</w:t>
+      </w:r>
+    </w:p>
+    <w:p>
+      <w:pPr>
+        <w:pStyle w:val="ListBullet"/>
+        <w:spacing w:line="240" w:lineRule="auto"/>
+        <w:ind w:left="720"/>
+      </w:pPr>
+      <w:r>
+        <w:rPr>
+          <w:lang w:val="sw_KE" w:bidi="sw_KE"/>
+        </w:rPr>
+      </w:r>
+      <w:r>
+        <w:rPr>
+          <w:lang w:val="sw_KE" w:bidi="sw_KE"/>
+        </w:rPr>
+        <w:t>"Maarifa ya Mungu" wakati mwingine hutumiwa kama kisawe cha "hofu ya Yahweh."</w:t>
+      </w:r>
+    </w:p>
+    <w:p>
+      <w:pPr>
+        <w:pStyle w:val="Heading3"/>
+      </w:pPr>
+      <w:r>
+        <w:rPr>
+          <w:lang w:val="sw_KE" w:bidi="sw_KE"/>
+        </w:rPr>
+        <w:t>Mapendekezo ya Tafsiri</w:t>
+      </w:r>
+    </w:p>
+    <w:p>
+      <w:pPr>
+        <w:pStyle w:val="ListBullet"/>
+        <w:spacing w:line="240" w:lineRule="auto"/>
+        <w:ind w:left="720"/>
+      </w:pPr>
+      <w:r>
+        <w:rPr>
+          <w:lang w:val="sw_KE" w:bidi="sw_KE"/>
+        </w:rPr>
+      </w:r>
+      <w:r>
+        <w:rPr>
+          <w:lang w:val="sw_KE" w:bidi="sw_KE"/>
+        </w:rPr>
+        <w:t>Kulingana na muktadha, njia za kutafsiri "jua" inaweza kujumuisha "kuelewa" au "kufahamu" au "kujua" au "kuwa na ufahamu wa."</w:t>
+      </w:r>
+    </w:p>
+    <w:p>
+      <w:pPr>
+        <w:pStyle w:val="ListBullet"/>
+        <w:spacing w:line="240" w:lineRule="auto"/>
+        <w:ind w:left="720"/>
+      </w:pPr>
+      <w:r>
+        <w:rPr>
+          <w:lang w:val="sw_KE" w:bidi="sw_KE"/>
+        </w:rPr>
+      </w:r>
+      <w:r>
+        <w:rPr>
+          <w:lang w:val="sw_KE" w:bidi="sw_KE"/>
+        </w:rPr>
+        <w:t>Kwenye muktadha wa kuelewa tofauti kati ya vitu viwili, neno hili mara nyingi hutafsiriwa kama "kutofautisha." Linapotumika kwa njia hii, neno hili mara nyingi hufuatwa na kihusishi "kati ya."</w:t>
+      </w:r>
+    </w:p>
+    <w:p>
+      <w:pPr>
+        <w:pStyle w:val="ListBullet"/>
+        <w:spacing w:line="240" w:lineRule="auto"/>
+        <w:ind w:left="720"/>
+      </w:pPr>
+      <w:r>
+        <w:rPr>
+          <w:lang w:val="sw_KE" w:bidi="sw_KE"/>
+        </w:rPr>
+      </w:r>
+      <w:r>
+        <w:rPr>
+          <w:lang w:val="sw_KE" w:bidi="sw_KE"/>
+        </w:rPr>
+        <w:t>Neno "fanya kujulikana" linaweza kutafsiriwa kama "sababisha watu kujua" au "fichua" au "eleza kuhusu" au "fafanua."</w:t>
+      </w:r>
+    </w:p>
+    <w:p>
+      <w:pPr>
+        <w:pStyle w:val="ListBullet"/>
+        <w:spacing w:line="240" w:lineRule="auto"/>
+        <w:ind w:left="720"/>
+      </w:pPr>
+      <w:r>
+        <w:rPr>
+          <w:lang w:val="sw_KE" w:bidi="sw_KE"/>
+        </w:rPr>
+      </w:r>
+      <w:r>
+        <w:rPr>
+          <w:lang w:val="sw_KE" w:bidi="sw_KE"/>
+        </w:rPr>
+        <w:t>Kujua kuhusu kitu kinaweza kutafsiriwa kama "kuwa na ufahamu wa" au "kuwa na mazoea na."</w:t>
+      </w:r>
+    </w:p>
+    <w:p>
+      <w:pPr>
+        <w:pStyle w:val="ListBullet"/>
+        <w:spacing w:line="240" w:lineRule="auto"/>
+        <w:ind w:left="720"/>
+      </w:pPr>
+      <w:r>
+        <w:rPr>
+          <w:lang w:val="sw_KE" w:bidi="sw_KE"/>
+        </w:rPr>
+      </w:r>
+      <w:r>
+        <w:rPr>
+          <w:lang w:val="sw_KE" w:bidi="sw_KE"/>
+        </w:rPr>
+        <w:t>Usemi "jua jinsi ya" unamaanisha kuelewa mchakato au njia ya kufanya kitu. Inaweza pia kutafsiriwa kama "uweze" au "kuwa na ujuzi wa."</w:t>
+      </w:r>
+    </w:p>
+    <w:p>
+      <w:pPr>
+        <w:pStyle w:val="ListBullet"/>
+        <w:spacing w:line="240" w:lineRule="auto"/>
+        <w:ind w:left="720"/>
+      </w:pPr>
+      <w:r>
+        <w:rPr>
+          <w:lang w:val="sw_KE" w:bidi="sw_KE"/>
+        </w:rPr>
+      </w:r>
+      <w:r>
+        <w:rPr>
+          <w:lang w:val="sw_KE" w:bidi="sw_KE"/>
+        </w:rPr>
+        <w:t>Neno "maarifa" linaweza pia kutafsiriwa kama "kile kinachojulikana" au "hekima" au "ufahamu," kulingana na muktadha.</w:t>
+      </w:r>
+    </w:p>
+    <w:p>
+      <w:pPr>
+        <w:pStyle w:val="ListBullet"/>
+        <w:spacing w:line="240" w:lineRule="auto"/>
+        <w:ind w:left="720"/>
+      </w:pPr>
+      <w:r>
+        <w:rPr>
+          <w:lang w:val="sw_KE" w:bidi="sw_KE"/>
+        </w:rPr>
+      </w:r>
+      <w:r>
+        <w:rPr>
+          <w:lang w:val="sw_KE" w:bidi="sw_KE"/>
+        </w:rPr>
+        <w:t>Lugha zingine zina maneno mawili tofauti kwa "kujua," moja kwa kujua ukweli na nyingine kwa kumjua mtu na kuwa na uhusiano na mtu huyo. Neno la kujua ukweli linapaswa kutumika wakati wa kutafsiri maana hii ya neno "kujua."</w:t>
+      </w:r>
+    </w:p>
+    <w:p>
+      <w:pPr/>
+      <w:r>
+        <w:rPr>
+          <w:lang w:val="sw_KE" w:bidi="sw_KE"/>
+        </w:rPr>
+      </w:r>
+      <w:r>
+        <w:rPr>
+          <w:lang w:val="sw_KE" w:bidi="sw_KE"/>
+        </w:rPr>
+        <w:t xml:space="preserve">(Tazama pia: </w:t>
+      </w:r>
+      <w:r>
+        <w:rPr>
+          <w:lang w:val="sw_KE" w:bidi="sw_KE"/>
+        </w:rPr>
+        <w:t>jua-uhusiano</w:t>
       </w:r>
       <w:r>
         <w:rPr>
@@ -2309,7 +5674,19 @@
         <w:rPr>
           <w:lang w:val="sw_KE" w:bidi="sw_KE"/>
         </w:rPr>
-        <w:t>kuzimu</w:t>
+        <w:t>sheria</w:t>
+      </w:r>
+      <w:r>
+        <w:rPr>
+          <w:lang w:val="sw_KE" w:bidi="sw_KE"/>
+        </w:rPr>
+        <w:t xml:space="preserve">, fichua, </w:t>
+      </w:r>
+      <w:r>
+        <w:rPr>
+          <w:lang w:val="sw_KE" w:bidi="sw_KE"/>
+        </w:rPr>
+        <w:t>elewa</w:t>
       </w:r>
       <w:r>
         <w:rPr>
@@ -2321,7 +5698,7 @@
         <w:rPr>
           <w:lang w:val="sw_KE" w:bidi="sw_KE"/>
         </w:rPr>
-        <w:t>shimo</w:t>
+        <w:t>hekima</w:t>
       </w:r>
       <w:r>
         <w:rPr>
@@ -2343,251 +5720,47 @@
     </w:p>
     <w:p>
       <w:pPr>
-        <w:pStyle w:val="ListBullet"/>
-        <w:spacing w:line="240" w:lineRule="auto"/>
-        <w:ind w:left="720"/>
-      </w:pPr>
-      <w:r>
-        <w:rPr>
-          <w:lang w:val="sw_KE" w:bidi="sw_KE"/>
-        </w:rPr>
-      </w:r>
-      <w:r>
-        <w:rPr>
-          <w:lang w:val="sw_KE" w:bidi="sw_KE"/>
-        </w:rPr>
-        <w:t>Yakobo 3:6</w:t>
-      </w:r>
-    </w:p>
-    <w:p>
-      <w:pPr>
-        <w:pStyle w:val="ListBullet"/>
-        <w:spacing w:line="240" w:lineRule="auto"/>
-        <w:ind w:left="720"/>
-      </w:pPr>
-      <w:r>
-        <w:rPr>
-          <w:lang w:val="sw_KE" w:bidi="sw_KE"/>
-        </w:rPr>
-      </w:r>
-      <w:r>
-        <w:rPr>
-          <w:lang w:val="sw_KE" w:bidi="sw_KE"/>
-        </w:rPr>
-        <w:t>Luka 12:5</w:t>
-      </w:r>
-    </w:p>
-    <w:p>
-      <w:pPr>
-        <w:pStyle w:val="ListBullet"/>
-        <w:spacing w:line="240" w:lineRule="auto"/>
-        <w:ind w:left="720"/>
-      </w:pPr>
-      <w:r>
-        <w:rPr>
-          <w:lang w:val="sw_KE" w:bidi="sw_KE"/>
-        </w:rPr>
-      </w:r>
-      <w:r>
-        <w:rPr>
-          <w:lang w:val="sw_KE" w:bidi="sw_KE"/>
-        </w:rPr>
-        <w:t>Marko 9:42–44</w:t>
-      </w:r>
-    </w:p>
-    <w:p>
-      <w:pPr>
-        <w:pStyle w:val="ListBullet"/>
-        <w:spacing w:line="240" w:lineRule="auto"/>
-        <w:ind w:left="720"/>
-      </w:pPr>
-      <w:r>
-        <w:rPr>
-          <w:lang w:val="sw_KE" w:bidi="sw_KE"/>
-        </w:rPr>
-      </w:r>
-      <w:r>
-        <w:rPr>
-          <w:lang w:val="sw_KE" w:bidi="sw_KE"/>
-        </w:rPr>
-        <w:t>Mathayo 5:21–22</w:t>
-      </w:r>
-    </w:p>
-    <w:p>
-      <w:pPr>
-        <w:pStyle w:val="ListBullet"/>
-        <w:spacing w:line="240" w:lineRule="auto"/>
-        <w:ind w:left="720"/>
-      </w:pPr>
-      <w:r>
-        <w:rPr>
-          <w:lang w:val="sw_KE" w:bidi="sw_KE"/>
-        </w:rPr>
-      </w:r>
-      <w:r>
-        <w:rPr>
-          <w:lang w:val="sw_KE" w:bidi="sw_KE"/>
-        </w:rPr>
-        <w:t>Mathayo 5:29</w:t>
-      </w:r>
-    </w:p>
-    <w:p>
-      <w:pPr>
-        <w:pStyle w:val="ListBullet"/>
-        <w:spacing w:line="240" w:lineRule="auto"/>
-        <w:ind w:left="720"/>
-      </w:pPr>
-      <w:r>
-        <w:rPr>
-          <w:lang w:val="sw_KE" w:bidi="sw_KE"/>
-        </w:rPr>
-      </w:r>
-      <w:r>
-        <w:rPr>
-          <w:lang w:val="sw_KE" w:bidi="sw_KE"/>
-        </w:rPr>
-        <w:t>Mathayo 10:28–31</w:t>
-      </w:r>
-    </w:p>
-    <w:p>
-      <w:pPr>
-        <w:pStyle w:val="ListBullet"/>
-        <w:spacing w:line="240" w:lineRule="auto"/>
-        <w:ind w:left="720"/>
-      </w:pPr>
-      <w:r>
-        <w:rPr>
-          <w:lang w:val="sw_KE" w:bidi="sw_KE"/>
-        </w:rPr>
-      </w:r>
-      <w:r>
-        <w:rPr>
-          <w:lang w:val="sw_KE" w:bidi="sw_KE"/>
-        </w:rPr>
-        <w:t>Mathayo 23:33</w:t>
-      </w:r>
-    </w:p>
-    <w:p>
-      <w:pPr>
-        <w:pStyle w:val="ListBullet"/>
-        <w:spacing w:line="240" w:lineRule="auto"/>
-        <w:ind w:left="720"/>
-      </w:pPr>
-      <w:r>
-        <w:rPr>
-          <w:lang w:val="sw_KE" w:bidi="sw_KE"/>
-        </w:rPr>
-      </w:r>
-      <w:r>
-        <w:rPr>
-          <w:lang w:val="sw_KE" w:bidi="sw_KE"/>
-        </w:rPr>
-        <w:t>Mathayo 25:41–43</w:t>
-      </w:r>
-    </w:p>
-    <w:p>
-      <w:pPr>
-        <w:pStyle w:val="ListBullet"/>
-        <w:spacing w:line="240" w:lineRule="auto"/>
-        <w:ind w:left="720"/>
-      </w:pPr>
-      <w:r>
-        <w:rPr>
-          <w:lang w:val="sw_KE" w:bidi="sw_KE"/>
-        </w:rPr>
-      </w:r>
-      <w:r>
-        <w:rPr>
-          <w:lang w:val="sw_KE" w:bidi="sw_KE"/>
-        </w:rPr>
-        <w:t>Ufunuo 20:15</w:t>
-      </w:r>
-    </w:p>
-    <w:p>
-      <w:pPr>
         <w:pStyle w:val="Heading3"/>
       </w:pPr>
       <w:r>
         <w:rPr>
           <w:lang w:val="sw_KE" w:bidi="sw_KE"/>
         </w:rPr>
-        <w:t>Mifano kutoka kwa hadithi za Biblia:</w:t>
-      </w:r>
-    </w:p>
-    <w:p>
-      <w:pPr>
-        <w:pStyle w:val="ListBullet"/>
-        <w:spacing w:line="240" w:lineRule="auto"/>
-        <w:ind w:left="720"/>
-      </w:pPr>
-      <w:r>
-        <w:rPr>
-          <w:lang w:val="sw_KE" w:bidi="sw_KE"/>
-        </w:rPr>
-      </w:r>
-      <w:r>
-        <w:rPr>
-          <w:b/>
-          <w:lang w:val="sw_KE" w:bidi="sw_KE"/>
-        </w:rPr>
-        <w:t>50:14</w:t>
-      </w:r>
-      <w:r>
-        <w:rPr>
-          <w:lang w:val="sw_KE" w:bidi="sw_KE"/>
-        </w:rPr>
-        <w:t xml:space="preserve"> Yeye (Mungu) atawatupa katika </w:t>
-      </w:r>
-      <w:r>
-        <w:rPr>
-          <w:b/>
-          <w:lang w:val="sw_KE" w:bidi="sw_KE"/>
-        </w:rPr>
-        <w:t>jehanamu</w:t>
-      </w:r>
-      <w:r>
-        <w:rPr>
-          <w:lang w:val="sw_KE" w:bidi="sw_KE"/>
-        </w:rPr>
-        <w:t>, ambako watalia na kusaga meno yao kwa uchungu milele. Moto ambao hauzimiki utaendelea kuwachoma, na minyoo haitawahi kuacha kuwatafuna.</w:t>
-      </w:r>
-    </w:p>
-    <w:p>
-      <w:pPr>
-        <w:pStyle w:val="ListBullet"/>
-        <w:spacing w:line="240" w:lineRule="auto"/>
-        <w:ind w:left="720"/>
-      </w:pPr>
-      <w:r>
-        <w:rPr>
-          <w:lang w:val="sw_KE" w:bidi="sw_KE"/>
-        </w:rPr>
-      </w:r>
-      <w:r>
-        <w:rPr>
-          <w:b/>
-          <w:lang w:val="sw_KE" w:bidi="sw_KE"/>
-        </w:rPr>
-        <w:t>50:15</w:t>
-      </w:r>
-      <w:r>
-        <w:rPr>
-          <w:lang w:val="sw_KE" w:bidi="sw_KE"/>
-        </w:rPr>
-        <w:t xml:space="preserve"> Atamtupa Shetani katika </w:t>
-      </w:r>
-      <w:r>
-        <w:rPr>
-          <w:b/>
-          <w:lang w:val="sw_KE" w:bidi="sw_KE"/>
-        </w:rPr>
-        <w:t>jehanamu</w:t>
-      </w:r>
-      <w:r>
-        <w:rPr>
-          <w:lang w:val="sw_KE" w:bidi="sw_KE"/>
-        </w:rPr>
-        <w:t xml:space="preserve"> ambako atateketea milele, pamoja na kila mtu aliyemchagua kumfuata badala ya kumtii Mungu.</w:t>
+        <w:t>Data ya Neno:</w:t>
+      </w:r>
+      <w:r>
+        <w:rPr>
+          <w:lang w:val="sw_KE" w:bidi="sw_KE"/>
+        </w:rPr>
+      </w:r>
+      <w:r>
+        <w:rPr>
+          <w:lang w:val="sw_KE" w:bidi="sw_KE"/>
+        </w:rPr>
+      </w:r>
+    </w:p>
+    <w:p>
+      <w:pPr/>
+      <w:r>
+        <w:rPr>
+          <w:lang w:val="sw_KE" w:bidi="sw_KE"/>
+        </w:rPr>
+      </w:r>
+    </w:p>
+    <w:p>
+      <w:pPr>
+        <w:pStyle w:val="Heading2"/>
+      </w:pPr>
+      <w:r>
+        <w:rPr>
+          <w:lang w:val="sw_KE" w:bidi="sw_KE"/>
+        </w:rPr>
+        <w:t>Jua-uhusiano</w:t>
+      </w:r>
+      <w:r>
+        <w:rPr>
+          <w:lang w:val="sw_KE" w:bidi="sw_KE"/>
+        </w:rPr>
       </w:r>
     </w:p>
     <w:p>
@@ -2598,35 +5771,7 @@
         <w:rPr>
           <w:lang w:val="sw_KE" w:bidi="sw_KE"/>
         </w:rPr>
-        <w:t>Data ya Neno:</w:t>
-      </w:r>
-    </w:p>
-    <w:p>
-      <w:pPr>
-        <w:pStyle w:val="ListBullet"/>
-        <w:spacing w:line="240" w:lineRule="auto"/>
-        <w:ind w:left="720"/>
-      </w:pPr>
-      <w:r>
-        <w:rPr>
-          <w:lang w:val="sw_KE" w:bidi="sw_KE"/>
-        </w:rPr>
-      </w:r>
-      <w:r>
-        <w:rPr>
-          <w:lang w:val="sw_KE" w:bidi="sw_KE"/>
-        </w:rPr>
-        <w:t>Strong's: H7585, G00860, G04390, G04400, G10670, G30410, G44420, G44430, G44470, G44480, G50200, G53940, G54570</w:t>
-      </w:r>
-      <w:r>
-        <w:rPr>
-          <w:lang w:val="sw_KE" w:bidi="sw_KE"/>
-        </w:rPr>
-      </w:r>
-      <w:r>
-        <w:rPr>
-          <w:lang w:val="sw_KE" w:bidi="sw_KE"/>
-        </w:rPr>
+        <w:t>Ufafanuzi:</w:t>
       </w:r>
     </w:p>
     <w:p>
@@ -2636,21 +5781,83 @@
           <w:lang w:val="sw_KE" w:bidi="sw_KE"/>
         </w:rPr>
       </w:r>
-    </w:p>
-    <w:p>
-      <w:pPr>
-        <w:pStyle w:val="Heading2"/>
-      </w:pPr>
-      <w:r>
-        <w:rPr>
-          <w:lang w:val="sw_KE" w:bidi="sw_KE"/>
-        </w:rPr>
-        <w:t>Jemadari</w:t>
-      </w:r>
-      <w:r>
-        <w:rPr>
-          <w:lang w:val="sw_KE" w:bidi="sw_KE"/>
-        </w:rPr>
+      <w:r>
+        <w:rPr>
+          <w:lang w:val="sw_KE" w:bidi="sw_KE"/>
+        </w:rPr>
+        <w:t>Inapotumika kwa maana hii, maneno "kujua," "maarifa," na "alijua" yanamaanisha kuwa na uhusiano na mtu.</w:t>
+      </w:r>
+    </w:p>
+    <w:p>
+      <w:pPr>
+        <w:pStyle w:val="ListBullet"/>
+        <w:spacing w:line="240" w:lineRule="auto"/>
+        <w:ind w:left="720"/>
+      </w:pPr>
+      <w:r>
+        <w:rPr>
+          <w:lang w:val="sw_KE" w:bidi="sw_KE"/>
+        </w:rPr>
+      </w:r>
+      <w:r>
+        <w:rPr>
+          <w:lang w:val="sw_KE" w:bidi="sw_KE"/>
+        </w:rPr>
+        <w:t>Kumjua Mungu kunamaanisha kuwa na uhusiano naye. Hii pia inatumika kwa kuwajua watu.</w:t>
+      </w:r>
+    </w:p>
+    <w:p>
+      <w:pPr>
+        <w:pStyle w:val="ListBullet"/>
+        <w:spacing w:line="240" w:lineRule="auto"/>
+        <w:ind w:left="720"/>
+      </w:pPr>
+      <w:r>
+        <w:rPr>
+          <w:lang w:val="sw_KE" w:bidi="sw_KE"/>
+        </w:rPr>
+      </w:r>
+      <w:r>
+        <w:rPr>
+          <w:lang w:val="sw_KE" w:bidi="sw_KE"/>
+        </w:rPr>
+        <w:t>Yesu alisema katika Mathayo 7:23 kwamba siku ya hukumu atawaambia baadhi ya watu "Sikuwajua kamwe." Kwa kusema "Sikuwajua kamwe," anamaanisha kwamba hakuwa na uhusiano wa kibinafsi nao.</w:t>
+      </w:r>
+    </w:p>
+    <w:p>
+      <w:pPr>
+        <w:pStyle w:val="ListBullet"/>
+        <w:spacing w:line="240" w:lineRule="auto"/>
+        <w:ind w:left="720"/>
+      </w:pPr>
+      <w:r>
+        <w:rPr>
+          <w:lang w:val="sw_KE" w:bidi="sw_KE"/>
+        </w:rPr>
+      </w:r>
+      <w:r>
+        <w:rPr>
+          <w:lang w:val="sw_KE" w:bidi="sw_KE"/>
+        </w:rPr>
+        <w:t>"Maarifa ya Mungu" wakati mwingine hutumiwa kama kisawe cha "hofu ya Mungu."</w:t>
+      </w:r>
+    </w:p>
+    <w:p>
+      <w:pPr>
+        <w:pStyle w:val="ListBullet"/>
+        <w:spacing w:line="240" w:lineRule="auto"/>
+        <w:ind w:left="720"/>
+      </w:pPr>
+      <w:r>
+        <w:rPr>
+          <w:lang w:val="sw_KE" w:bidi="sw_KE"/>
+        </w:rPr>
+      </w:r>
+      <w:r>
+        <w:rPr>
+          <w:lang w:val="sw_KE" w:bidi="sw_KE"/>
+        </w:rPr>
+        <w:t>Inapotumiwa kwa mwanamume na mwanamke, "kujua" mara nyingi ni sitiari inayorejelea tendo la ngono.</w:t>
       </w:r>
     </w:p>
     <w:p>
@@ -2661,7 +5868,43 @@
         <w:rPr>
           <w:lang w:val="sw_KE" w:bidi="sw_KE"/>
         </w:rPr>
-        <w:t>Ufafanuzi:</w:t>
+        <w:t>Mapendekezo ya Tafsiri</w:t>
+      </w:r>
+    </w:p>
+    <w:p>
+      <w:pPr>
+        <w:pStyle w:val="ListBullet"/>
+        <w:spacing w:line="240" w:lineRule="auto"/>
+        <w:ind w:left="720"/>
+      </w:pPr>
+      <w:r>
+        <w:rPr>
+          <w:lang w:val="sw_KE" w:bidi="sw_KE"/>
+        </w:rPr>
+      </w:r>
+      <w:r>
+        <w:rPr>
+          <w:lang w:val="sw_KE" w:bidi="sw_KE"/>
+        </w:rPr>
+        <w:t>Kulingana na muktadha, njia za kutafsiri maana ya "kujua" zinaweza kujumuisha "kuwa na ufahamu wa," "kuwa na mazoea na," au "kuwa na uhusiano na."</w:t>
+      </w:r>
+    </w:p>
+    <w:p>
+      <w:pPr>
+        <w:pStyle w:val="ListBullet"/>
+        <w:spacing w:line="240" w:lineRule="auto"/>
+        <w:ind w:left="720"/>
+      </w:pPr>
+      <w:r>
+        <w:rPr>
+          <w:lang w:val="sw_KE" w:bidi="sw_KE"/>
+        </w:rPr>
+      </w:r>
+      <w:r>
+        <w:rPr>
+          <w:lang w:val="sw_KE" w:bidi="sw_KE"/>
+        </w:rPr>
+        <w:t>Lugha zingine zina maneno mawili tofauti kwa "kujua," moja kwa kuelewa ukweli na moja kwa kumfahamu mtu na kuwa na uhusiano naye. Neno la kumfahamu mtu na kuwa na uhusiano naye linapaswa kutumika wakati wa kutafsiri maana hii ya neno "kujua."</w:t>
       </w:r>
     </w:p>
     <w:p>
@@ -2675,3370 +5918,7 @@
         <w:rPr>
           <w:lang w:val="sw_KE" w:bidi="sw_KE"/>
         </w:rPr>
-        <w:t>Neno "jemadari" linamaanisha kiongozi mwenye nguvu au muhimu zaidi wa kundi fulani.</w:t>
-      </w:r>
-    </w:p>
-    <w:p>
-      <w:pPr>
-        <w:pStyle w:val="ListBullet"/>
-        <w:spacing w:line="240" w:lineRule="auto"/>
-        <w:ind w:left="720"/>
-      </w:pPr>
-      <w:r>
-        <w:rPr>
-          <w:lang w:val="sw_KE" w:bidi="sw_KE"/>
-        </w:rPr>
-      </w:r>
-      <w:r>
-        <w:rPr>
-          <w:lang w:val="sw_KE" w:bidi="sw_KE"/>
-        </w:rPr>
-        <w:t>Mifano ya hii ni pamoja na "jemadari mwanamuziki," "jemadari kuhani," "jemadari mkusanya kodi," na "jemadari mtawala."</w:t>
-      </w:r>
-    </w:p>
-    <w:p>
-      <w:pPr>
-        <w:pStyle w:val="ListBullet"/>
-        <w:spacing w:line="240" w:lineRule="auto"/>
-        <w:ind w:left="720"/>
-      </w:pPr>
-      <w:r>
-        <w:rPr>
-          <w:lang w:val="sw_KE" w:bidi="sw_KE"/>
-        </w:rPr>
-      </w:r>
-      <w:r>
-        <w:rPr>
-          <w:lang w:val="sw_KE" w:bidi="sw_KE"/>
-        </w:rPr>
-        <w:t>Pia, inaweza kutumika kumrejelea mkuu wa familia maalum, kama ilivyo katika Mwanzo 36 ambapo wanaume fulani wanatajwa kama "majemadari" wa koo zao za familia. Katika muktadha huu, neno "jemadari" linaweza pia kutafsiriwa kama "kiongozi" au "mkuu wa familia."</w:t>
-      </w:r>
-    </w:p>
-    <w:p>
-      <w:pPr>
-        <w:pStyle w:val="ListBullet"/>
-        <w:spacing w:line="240" w:lineRule="auto"/>
-        <w:ind w:left="720"/>
-      </w:pPr>
-      <w:r>
-        <w:rPr>
-          <w:lang w:val="sw_KE" w:bidi="sw_KE"/>
-        </w:rPr>
-      </w:r>
-      <w:r>
-        <w:rPr>
-          <w:lang w:val="sw_KE" w:bidi="sw_KE"/>
-        </w:rPr>
-        <w:t>Linapotumika kuelezea nomino, neno hili linaweza kutafsiriwa kama "inayoongoza" au "inayotawala," kama vile "mwanamuziki anayeongoza" au "kuhani anayetawala."</w:t>
-      </w:r>
-    </w:p>
-    <w:p>
-      <w:pPr/>
-      <w:r>
-        <w:rPr>
-          <w:lang w:val="sw_KE" w:bidi="sw_KE"/>
-        </w:rPr>
-      </w:r>
-      <w:r>
-        <w:rPr>
-          <w:lang w:val="sw_KE" w:bidi="sw_KE"/>
-        </w:rPr>
-        <w:t xml:space="preserve">(Tazama pia: </w:t>
-      </w:r>
-      <w:r>
-        <w:rPr>
-          <w:lang w:val="sw_KE" w:bidi="sw_KE"/>
-        </w:rPr>
-        <w:t>mkuu</w:t>
-      </w:r>
-      <w:r>
-        <w:rPr>
-          <w:lang w:val="sw_KE" w:bidi="sw_KE"/>
-        </w:rPr>
-        <w:t xml:space="preserve">, </w:t>
-      </w:r>
-      <w:r>
-        <w:rPr>
-          <w:lang w:val="sw_KE" w:bidi="sw_KE"/>
-        </w:rPr>
-        <w:t>makuhani wakuu</w:t>
-      </w:r>
-      <w:r>
-        <w:rPr>
-          <w:lang w:val="sw_KE" w:bidi="sw_KE"/>
-        </w:rPr>
-        <w:t xml:space="preserve">, </w:t>
-      </w:r>
-      <w:r>
-        <w:rPr>
-          <w:lang w:val="sw_KE" w:bidi="sw_KE"/>
-        </w:rPr>
-        <w:t>kuhani</w:t>
-      </w:r>
-      <w:r>
-        <w:rPr>
-          <w:lang w:val="sw_KE" w:bidi="sw_KE"/>
-        </w:rPr>
-        <w:t xml:space="preserve">, </w:t>
-      </w:r>
-      <w:r>
-        <w:rPr>
-          <w:lang w:val="sw_KE" w:bidi="sw_KE"/>
-        </w:rPr>
-        <w:t>mtoza ushuru</w:t>
-      </w:r>
-      <w:r>
-        <w:rPr>
-          <w:lang w:val="sw_KE" w:bidi="sw_KE"/>
-        </w:rPr>
-        <w:t>)</w:t>
-      </w:r>
-    </w:p>
-    <w:p>
-      <w:pPr>
-        <w:pStyle w:val="Heading3"/>
-      </w:pPr>
-      <w:r>
-        <w:rPr>
-          <w:lang w:val="sw_KE" w:bidi="sw_KE"/>
-        </w:rPr>
-        <w:t>Marejeleo ya Biblia:</w:t>
-      </w:r>
-    </w:p>
-    <w:p>
-      <w:pPr>
-        <w:pStyle w:val="ListBullet"/>
-        <w:spacing w:line="240" w:lineRule="auto"/>
-        <w:ind w:left="720"/>
-      </w:pPr>
-      <w:r>
-        <w:rPr>
-          <w:lang w:val="sw_KE" w:bidi="sw_KE"/>
-        </w:rPr>
-      </w:r>
-      <w:r>
-        <w:rPr>
-          <w:lang w:val="sw_KE" w:bidi="sw_KE"/>
-        </w:rPr>
-        <w:t>Danieli 1:11–13</w:t>
-      </w:r>
-    </w:p>
-    <w:p>
-      <w:pPr>
-        <w:pStyle w:val="ListBullet"/>
-        <w:spacing w:line="240" w:lineRule="auto"/>
-        <w:ind w:left="720"/>
-      </w:pPr>
-      <w:r>
-        <w:rPr>
-          <w:lang w:val="sw_KE" w:bidi="sw_KE"/>
-        </w:rPr>
-      </w:r>
-      <w:r>
-        <w:rPr>
-          <w:lang w:val="sw_KE" w:bidi="sw_KE"/>
-        </w:rPr>
-        <w:t>Ezekieli 26:15–16</w:t>
-      </w:r>
-    </w:p>
-    <w:p>
-      <w:pPr>
-        <w:pStyle w:val="ListBullet"/>
-        <w:spacing w:line="240" w:lineRule="auto"/>
-        <w:ind w:left="720"/>
-      </w:pPr>
-      <w:r>
-        <w:rPr>
-          <w:lang w:val="sw_KE" w:bidi="sw_KE"/>
-        </w:rPr>
-      </w:r>
-      <w:r>
-        <w:rPr>
-          <w:lang w:val="sw_KE" w:bidi="sw_KE"/>
-        </w:rPr>
-        <w:t>Luka 19:2</w:t>
-      </w:r>
-    </w:p>
-    <w:p>
-      <w:pPr>
-        <w:pStyle w:val="ListBullet"/>
-        <w:spacing w:line="240" w:lineRule="auto"/>
-        <w:ind w:left="720"/>
-      </w:pPr>
-      <w:r>
-        <w:rPr>
-          <w:lang w:val="sw_KE" w:bidi="sw_KE"/>
-        </w:rPr>
-      </w:r>
-      <w:r>
-        <w:rPr>
-          <w:lang w:val="sw_KE" w:bidi="sw_KE"/>
-        </w:rPr>
-        <w:t>Zaburi 4:1</w:t>
-      </w:r>
-    </w:p>
-    <w:p>
-      <w:pPr>
-        <w:pStyle w:val="Heading3"/>
-      </w:pPr>
-      <w:r>
-        <w:rPr>
-          <w:lang w:val="sw_KE" w:bidi="sw_KE"/>
-        </w:rPr>
-        <w:t>Data ya Neno:</w:t>
-      </w:r>
-    </w:p>
-    <w:p>
-      <w:pPr>
-        <w:pStyle w:val="ListBullet"/>
-        <w:spacing w:line="240" w:lineRule="auto"/>
-        <w:ind w:left="720"/>
-      </w:pPr>
-      <w:r>
-        <w:rPr>
-          <w:lang w:val="sw_KE" w:bidi="sw_KE"/>
-        </w:rPr>
-      </w:r>
-      <w:r>
-        <w:rPr>
-          <w:lang w:val="sw_KE" w:bidi="sw_KE"/>
-        </w:rPr>
-        <w:t>Strong's: H0047, H0441, H5057, H5387, H5632, H6496, H7218, H7225, H7227, H7229, H7262, H8269, H8334, G07490, G07500, G07540, G44100, G44130, G55060</w:t>
-      </w:r>
-      <w:r>
-        <w:rPr>
-          <w:lang w:val="sw_KE" w:bidi="sw_KE"/>
-        </w:rPr>
-      </w:r>
-      <w:r>
-        <w:rPr>
-          <w:lang w:val="sw_KE" w:bidi="sw_KE"/>
-        </w:rPr>
-      </w:r>
-    </w:p>
-    <w:p>
-      <w:pPr/>
-      <w:r>
-        <w:rPr>
-          <w:lang w:val="sw_KE" w:bidi="sw_KE"/>
-        </w:rPr>
-      </w:r>
-    </w:p>
-    <w:p>
-      <w:pPr>
-        <w:pStyle w:val="Heading2"/>
-      </w:pPr>
-      <w:r>
-        <w:rPr>
-          <w:lang w:val="sw_KE" w:bidi="sw_KE"/>
-        </w:rPr>
-        <w:t>Jembe</w:t>
-      </w:r>
-      <w:r>
-        <w:rPr>
-          <w:lang w:val="sw_KE" w:bidi="sw_KE"/>
-        </w:rPr>
-      </w:r>
-    </w:p>
-    <w:p>
-      <w:pPr>
-        <w:pStyle w:val="Heading3"/>
-      </w:pPr>
-      <w:r>
-        <w:rPr>
-          <w:lang w:val="sw_KE" w:bidi="sw_KE"/>
-        </w:rPr>
-        <w:t>Ufafanuzi:</w:t>
-      </w:r>
-    </w:p>
-    <w:p>
-      <w:pPr/>
-      <w:r>
-        <w:rPr>
-          <w:lang w:val="sw_KE" w:bidi="sw_KE"/>
-        </w:rPr>
-      </w:r>
-      <w:r>
-        <w:rPr>
-          <w:lang w:val="sw_KE" w:bidi="sw_KE"/>
-        </w:rPr>
-        <w:t>“Jembe” ni kifaa cha shambani kinachotumika kulima udongo ili kuandaa shamba kwa ajili ya kupanda.</w:t>
-      </w:r>
-    </w:p>
-    <w:p>
-      <w:pPr>
-        <w:pStyle w:val="ListBullet"/>
-        <w:spacing w:line="240" w:lineRule="auto"/>
-        <w:ind w:left="720"/>
-      </w:pPr>
-      <w:r>
-        <w:rPr>
-          <w:lang w:val="sw_KE" w:bidi="sw_KE"/>
-        </w:rPr>
-      </w:r>
-      <w:r>
-        <w:rPr>
-          <w:lang w:val="sw_KE" w:bidi="sw_KE"/>
-        </w:rPr>
-        <w:t>Majembe yana ncha kali zilizoelekezwa, ambazo huchimba kwenye udongo. Kwa kawaida, yana vipini ambavyo mkulima hutumia kuongozea jembe.</w:t>
-      </w:r>
-    </w:p>
-    <w:p>
-      <w:pPr>
-        <w:pStyle w:val="ListBullet"/>
-        <w:spacing w:line="240" w:lineRule="auto"/>
-        <w:ind w:left="720"/>
-      </w:pPr>
-      <w:r>
-        <w:rPr>
-          <w:lang w:val="sw_KE" w:bidi="sw_KE"/>
-        </w:rPr>
-      </w:r>
-      <w:r>
-        <w:rPr>
-          <w:lang w:val="sw_KE" w:bidi="sw_KE"/>
-        </w:rPr>
-        <w:t>Katika nyakati za Biblia, majembe yalivutwa kwa kawaida na jozi ya ng'ombe au wanyama wengine wa kazi.</w:t>
-      </w:r>
-    </w:p>
-    <w:p>
-      <w:pPr>
-        <w:pStyle w:val="ListBullet"/>
-        <w:spacing w:line="240" w:lineRule="auto"/>
-        <w:ind w:left="720"/>
-      </w:pPr>
-      <w:r>
-        <w:rPr>
-          <w:lang w:val="sw_KE" w:bidi="sw_KE"/>
-        </w:rPr>
-      </w:r>
-      <w:r>
-        <w:rPr>
-          <w:lang w:val="sw_KE" w:bidi="sw_KE"/>
-        </w:rPr>
-        <w:t>Majembe mengi yalitengenezwa kwa mbao ngumu, isipokuwa sehemu kali ambazo zilifanywa kwa chuma, kama vile shaba au chuma.</w:t>
-      </w:r>
-    </w:p>
-    <w:p>
-      <w:pPr/>
-      <w:r>
-        <w:rPr>
-          <w:lang w:val="sw_KE" w:bidi="sw_KE"/>
-        </w:rPr>
-      </w:r>
-      <w:r>
-        <w:rPr>
-          <w:lang w:val="sw_KE" w:bidi="sw_KE"/>
-        </w:rPr>
-        <w:t xml:space="preserve">(Tazama pia: </w:t>
-      </w:r>
-      <w:r>
-        <w:rPr>
-          <w:lang w:val="sw_KE" w:bidi="sw_KE"/>
-        </w:rPr>
-        <w:t>shaba</w:t>
-      </w:r>
-      <w:r>
-        <w:rPr>
-          <w:lang w:val="sw_KE" w:bidi="sw_KE"/>
-        </w:rPr>
-        <w:t xml:space="preserve">, </w:t>
-      </w:r>
-      <w:r>
-        <w:rPr>
-          <w:lang w:val="sw_KE" w:bidi="sw_KE"/>
-        </w:rPr>
-        <w:t>ng'ombe</w:t>
-      </w:r>
-      <w:r>
-        <w:rPr>
-          <w:lang w:val="sw_KE" w:bidi="sw_KE"/>
-        </w:rPr>
-        <w:t>)</w:t>
-      </w:r>
-    </w:p>
-    <w:p>
-      <w:pPr>
-        <w:pStyle w:val="Heading3"/>
-      </w:pPr>
-      <w:r>
-        <w:rPr>
-          <w:lang w:val="sw_KE" w:bidi="sw_KE"/>
-        </w:rPr>
-        <w:t>Marejeleo ya Biblia:</w:t>
-      </w:r>
-    </w:p>
-    <w:p>
-      <w:pPr>
-        <w:pStyle w:val="ListBullet"/>
-        <w:spacing w:line="240" w:lineRule="auto"/>
-        <w:ind w:left="720"/>
-      </w:pPr>
-      <w:r>
-        <w:rPr>
-          <w:lang w:val="sw_KE" w:bidi="sw_KE"/>
-        </w:rPr>
-      </w:r>
-      <w:r>
-        <w:rPr>
-          <w:lang w:val="sw_KE" w:bidi="sw_KE"/>
-        </w:rPr>
-        <w:t>1 Samweli 8:10–12</w:t>
-      </w:r>
-    </w:p>
-    <w:p>
-      <w:pPr>
-        <w:pStyle w:val="ListBullet"/>
-        <w:spacing w:line="240" w:lineRule="auto"/>
-        <w:ind w:left="720"/>
-      </w:pPr>
-      <w:r>
-        <w:rPr>
-          <w:lang w:val="sw_KE" w:bidi="sw_KE"/>
-        </w:rPr>
-      </w:r>
-      <w:r>
-        <w:rPr>
-          <w:lang w:val="sw_KE" w:bidi="sw_KE"/>
-        </w:rPr>
-        <w:t>Kumbukumbu la Torati 21:4</w:t>
-      </w:r>
-    </w:p>
-    <w:p>
-      <w:pPr>
-        <w:pStyle w:val="ListBullet"/>
-        <w:spacing w:line="240" w:lineRule="auto"/>
-        <w:ind w:left="720"/>
-      </w:pPr>
-      <w:r>
-        <w:rPr>
-          <w:lang w:val="sw_KE" w:bidi="sw_KE"/>
-        </w:rPr>
-      </w:r>
-      <w:r>
-        <w:rPr>
-          <w:lang w:val="sw_KE" w:bidi="sw_KE"/>
-        </w:rPr>
-        <w:t>Luka 9:62</w:t>
-      </w:r>
-    </w:p>
-    <w:p>
-      <w:pPr>
-        <w:pStyle w:val="ListBullet"/>
-        <w:spacing w:line="240" w:lineRule="auto"/>
-        <w:ind w:left="720"/>
-      </w:pPr>
-      <w:r>
-        <w:rPr>
-          <w:lang w:val="sw_KE" w:bidi="sw_KE"/>
-        </w:rPr>
-      </w:r>
-      <w:r>
-        <w:rPr>
-          <w:lang w:val="sw_KE" w:bidi="sw_KE"/>
-        </w:rPr>
-        <w:t>Luka 17:7</w:t>
-      </w:r>
-    </w:p>
-    <w:p>
-      <w:pPr>
-        <w:pStyle w:val="ListBullet"/>
-        <w:spacing w:line="240" w:lineRule="auto"/>
-        <w:ind w:left="720"/>
-      </w:pPr>
-      <w:r>
-        <w:rPr>
-          <w:lang w:val="sw_KE" w:bidi="sw_KE"/>
-        </w:rPr>
-      </w:r>
-      <w:r>
-        <w:rPr>
-          <w:lang w:val="sw_KE" w:bidi="sw_KE"/>
-        </w:rPr>
-        <w:t>Zaburi 141:5–7</w:t>
-      </w:r>
-    </w:p>
-    <w:p>
-      <w:pPr>
-        <w:pStyle w:val="Heading3"/>
-      </w:pPr>
-      <w:r>
-        <w:rPr>
-          <w:lang w:val="sw_KE" w:bidi="sw_KE"/>
-        </w:rPr>
-        <w:t>Data ya Neno:</w:t>
-      </w:r>
-    </w:p>
-    <w:p>
-      <w:pPr>
-        <w:pStyle w:val="ListBullet"/>
-        <w:spacing w:line="240" w:lineRule="auto"/>
-        <w:ind w:left="720"/>
-      </w:pPr>
-      <w:r>
-        <w:rPr>
-          <w:lang w:val="sw_KE" w:bidi="sw_KE"/>
-        </w:rPr>
-      </w:r>
-      <w:r>
-        <w:rPr>
-          <w:lang w:val="sw_KE" w:bidi="sw_KE"/>
-        </w:rPr>
-        <w:t>Strong's: H0406, H0855, H2758, H2790, H5215, H5647, H5656, H5674, H6213, H6398, G07220, G07230</w:t>
-      </w:r>
-      <w:r>
-        <w:rPr>
-          <w:lang w:val="sw_KE" w:bidi="sw_KE"/>
-        </w:rPr>
-      </w:r>
-      <w:r>
-        <w:rPr>
-          <w:lang w:val="sw_KE" w:bidi="sw_KE"/>
-        </w:rPr>
-      </w:r>
-    </w:p>
-    <w:p>
-      <w:pPr/>
-      <w:r>
-        <w:rPr>
-          <w:lang w:val="sw_KE" w:bidi="sw_KE"/>
-        </w:rPr>
-      </w:r>
-    </w:p>
-    <w:p>
-      <w:pPr>
-        <w:pStyle w:val="Heading2"/>
-      </w:pPr>
-      <w:r>
-        <w:rPr>
-          <w:lang w:val="sw_KE" w:bidi="sw_KE"/>
-        </w:rPr>
-        <w:t>Jikwaa</w:t>
-      </w:r>
-      <w:r>
-        <w:rPr>
-          <w:lang w:val="sw_KE" w:bidi="sw_KE"/>
-        </w:rPr>
-      </w:r>
-    </w:p>
-    <w:p>
-      <w:pPr>
-        <w:pStyle w:val="Heading3"/>
-      </w:pPr>
-      <w:r>
-        <w:rPr>
-          <w:lang w:val="sw_KE" w:bidi="sw_KE"/>
-        </w:rPr>
-        <w:t>Ufafanuzi:</w:t>
-      </w:r>
-    </w:p>
-    <w:p>
-      <w:pPr/>
-      <w:r>
-        <w:rPr>
-          <w:lang w:val="sw_KE" w:bidi="sw_KE"/>
-        </w:rPr>
-      </w:r>
-      <w:r>
-        <w:rPr>
-          <w:lang w:val="sw_KE" w:bidi="sw_KE"/>
-        </w:rPr>
-        <w:t>Neno "jikwaa" linamaanisha "karibu kuanguka" wakati wa kutembea au kukimbia. Kwa kawaida inahusisha kujikwaa juu ya kitu.</w:t>
-      </w:r>
-    </w:p>
-    <w:p>
-      <w:pPr>
-        <w:pStyle w:val="ListBullet"/>
-        <w:spacing w:line="240" w:lineRule="auto"/>
-        <w:ind w:left="720"/>
-      </w:pPr>
-      <w:r>
-        <w:rPr>
-          <w:lang w:val="sw_KE" w:bidi="sw_KE"/>
-        </w:rPr>
-      </w:r>
-      <w:r>
-        <w:rPr>
-          <w:lang w:val="sw_KE" w:bidi="sw_KE"/>
-        </w:rPr>
-        <w:t>Kwa njia ya mfano, "kujikwaa" kunaweza kumaanisha "dhambi" au "kuyumba" katika kuamini.</w:t>
-      </w:r>
-    </w:p>
-    <w:p>
-      <w:pPr>
-        <w:pStyle w:val="ListBullet"/>
-        <w:spacing w:line="240" w:lineRule="auto"/>
-        <w:ind w:left="720"/>
-      </w:pPr>
-      <w:r>
-        <w:rPr>
-          <w:lang w:val="sw_KE" w:bidi="sw_KE"/>
-        </w:rPr>
-      </w:r>
-      <w:r>
-        <w:rPr>
-          <w:lang w:val="sw_KE" w:bidi="sw_KE"/>
-        </w:rPr>
-        <w:t>Neno hili pia linaweza kumaanisha kuyumba au kuonyesha udhaifu wakati wa kupigana vita au wakati wa kuteswa au kuadhibiwa.</w:t>
-      </w:r>
-    </w:p>
-    <w:p>
-      <w:pPr>
-        <w:pStyle w:val="Heading3"/>
-      </w:pPr>
-      <w:r>
-        <w:rPr>
-          <w:lang w:val="sw_KE" w:bidi="sw_KE"/>
-        </w:rPr>
-        <w:t>Mapendekezo ya Tafsiri</w:t>
-      </w:r>
-    </w:p>
-    <w:p>
-      <w:pPr>
-        <w:pStyle w:val="ListBullet"/>
-        <w:spacing w:line="240" w:lineRule="auto"/>
-        <w:ind w:left="720"/>
-      </w:pPr>
-      <w:r>
-        <w:rPr>
-          <w:lang w:val="sw_KE" w:bidi="sw_KE"/>
-        </w:rPr>
-      </w:r>
-      <w:r>
-        <w:rPr>
-          <w:lang w:val="sw_KE" w:bidi="sw_KE"/>
-        </w:rPr>
-        <w:t>Kwenye muktadha ambapo neno "jikwaa" linamaanisha kujikwaa kimwili juu ya kitu, inapaswa kutafsiriwa kwa neno linalomaanisha "karibu kuanguka" au "kujikwaa."</w:t>
-      </w:r>
-    </w:p>
-    <w:p>
-      <w:pPr>
-        <w:pStyle w:val="ListBullet"/>
-        <w:spacing w:line="240" w:lineRule="auto"/>
-        <w:ind w:left="720"/>
-      </w:pPr>
-      <w:r>
-        <w:rPr>
-          <w:lang w:val="sw_KE" w:bidi="sw_KE"/>
-        </w:rPr>
-      </w:r>
-      <w:r>
-        <w:rPr>
-          <w:lang w:val="sw_KE" w:bidi="sw_KE"/>
-        </w:rPr>
-        <w:t>Maana halisi hii inaweza pia kutumika katika muktadha wa mfano, ikiwa inawasilisha maana sahihi katika muktadha huo.</w:t>
-      </w:r>
-    </w:p>
-    <w:p>
-      <w:pPr>
-        <w:pStyle w:val="ListBullet"/>
-        <w:spacing w:line="240" w:lineRule="auto"/>
-        <w:ind w:left="720"/>
-      </w:pPr>
-      <w:r>
-        <w:rPr>
-          <w:lang w:val="sw_KE" w:bidi="sw_KE"/>
-        </w:rPr>
-      </w:r>
-      <w:r>
-        <w:rPr>
-          <w:lang w:val="sw_KE" w:bidi="sw_KE"/>
-        </w:rPr>
-        <w:t>Kwa matumizi ya mfano ambapo maana halisi haingekuwa na maana katika lugha ya mradi, "kujikwaa" inaweza kutafsiriwa kama "dhambi" au "kuyumba" au "kuacha kuamini" au "kuwa dhaifu," kulingana na muktadha.</w:t>
-      </w:r>
-    </w:p>
-    <w:p>
-      <w:pPr>
-        <w:pStyle w:val="ListBullet"/>
-        <w:spacing w:line="240" w:lineRule="auto"/>
-        <w:ind w:left="720"/>
-      </w:pPr>
-      <w:r>
-        <w:rPr>
-          <w:lang w:val="sw_KE" w:bidi="sw_KE"/>
-        </w:rPr>
-      </w:r>
-      <w:r>
-        <w:rPr>
-          <w:lang w:val="sw_KE" w:bidi="sw_KE"/>
-        </w:rPr>
-        <w:t>Njia nyingine ya kutafsiri neno hili inaweza kuwa, "kujikwaa kwa kutenda dhambi" au "kujikwaa kwa kutoamini."</w:t>
-      </w:r>
-    </w:p>
-    <w:p>
-      <w:pPr>
-        <w:pStyle w:val="ListBullet"/>
-        <w:spacing w:line="240" w:lineRule="auto"/>
-        <w:ind w:left="720"/>
-      </w:pPr>
-      <w:r>
-        <w:rPr>
-          <w:lang w:val="sw_KE" w:bidi="sw_KE"/>
-        </w:rPr>
-      </w:r>
-      <w:r>
-        <w:rPr>
-          <w:lang w:val="sw_KE" w:bidi="sw_KE"/>
-        </w:rPr>
-        <w:t>Maneno "kufanywa kujikwaa" yanaweza kutafsiriwa kama "kusababisha kuwa dhaifu" au "kusababisha kuyumba."</w:t>
-      </w:r>
-    </w:p>
-    <w:p>
-      <w:pPr/>
-      <w:r>
-        <w:rPr>
-          <w:lang w:val="sw_KE" w:bidi="sw_KE"/>
-        </w:rPr>
-      </w:r>
-      <w:r>
-        <w:rPr>
-          <w:lang w:val="sw_KE" w:bidi="sw_KE"/>
-        </w:rPr>
-        <w:t xml:space="preserve">(Tazama pia: </w:t>
-      </w:r>
-      <w:r>
-        <w:rPr>
-          <w:lang w:val="sw_KE" w:bidi="sw_KE"/>
-        </w:rPr>
-        <w:t>amini</w:t>
-      </w:r>
-      <w:r>
-        <w:rPr>
-          <w:lang w:val="sw_KE" w:bidi="sw_KE"/>
-        </w:rPr>
-        <w:t xml:space="preserve">, </w:t>
-      </w:r>
-      <w:r>
-        <w:rPr>
-          <w:lang w:val="sw_KE" w:bidi="sw_KE"/>
-        </w:rPr>
-        <w:t>tesa</w:t>
-      </w:r>
-      <w:r>
-        <w:rPr>
-          <w:lang w:val="sw_KE" w:bidi="sw_KE"/>
-        </w:rPr>
-        <w:t xml:space="preserve">, </w:t>
-      </w:r>
-      <w:r>
-        <w:rPr>
-          <w:lang w:val="sw_KE" w:bidi="sw_KE"/>
-        </w:rPr>
-        <w:t>dhambi</w:t>
-      </w:r>
-      <w:r>
-        <w:rPr>
-          <w:lang w:val="sw_KE" w:bidi="sw_KE"/>
-        </w:rPr>
-        <w:t xml:space="preserve">, </w:t>
-      </w:r>
-      <w:r>
-        <w:rPr>
-          <w:lang w:val="sw_KE" w:bidi="sw_KE"/>
-        </w:rPr>
-        <w:t>kikwazo</w:t>
-      </w:r>
-      <w:r>
-        <w:rPr>
-          <w:lang w:val="sw_KE" w:bidi="sw_KE"/>
-        </w:rPr>
-        <w:t>)</w:t>
-      </w:r>
-    </w:p>
-    <w:p>
-      <w:pPr>
-        <w:pStyle w:val="Heading3"/>
-      </w:pPr>
-      <w:r>
-        <w:rPr>
-          <w:lang w:val="sw_KE" w:bidi="sw_KE"/>
-        </w:rPr>
-        <w:t>Marejeleo ya Biblia:</w:t>
-      </w:r>
-    </w:p>
-    <w:p>
-      <w:pPr>
-        <w:pStyle w:val="ListBullet"/>
-        <w:spacing w:line="240" w:lineRule="auto"/>
-        <w:ind w:left="720"/>
-      </w:pPr>
-      <w:r>
-        <w:rPr>
-          <w:lang w:val="sw_KE" w:bidi="sw_KE"/>
-        </w:rPr>
-      </w:r>
-      <w:r>
-        <w:rPr>
-          <w:lang w:val="sw_KE" w:bidi="sw_KE"/>
-        </w:rPr>
-        <w:t>1 Petro 2:8</w:t>
-      </w:r>
-    </w:p>
-    <w:p>
-      <w:pPr>
-        <w:pStyle w:val="ListBullet"/>
-        <w:spacing w:line="240" w:lineRule="auto"/>
-        <w:ind w:left="720"/>
-      </w:pPr>
-      <w:r>
-        <w:rPr>
-          <w:lang w:val="sw_KE" w:bidi="sw_KE"/>
-        </w:rPr>
-      </w:r>
-      <w:r>
-        <w:rPr>
-          <w:lang w:val="sw_KE" w:bidi="sw_KE"/>
-        </w:rPr>
-        <w:t>Hosea 4:5</w:t>
-      </w:r>
-    </w:p>
-    <w:p>
-      <w:pPr>
-        <w:pStyle w:val="ListBullet"/>
-        <w:spacing w:line="240" w:lineRule="auto"/>
-        <w:ind w:left="720"/>
-      </w:pPr>
-      <w:r>
-        <w:rPr>
-          <w:lang w:val="sw_KE" w:bidi="sw_KE"/>
-        </w:rPr>
-      </w:r>
-      <w:r>
-        <w:rPr>
-          <w:lang w:val="sw_KE" w:bidi="sw_KE"/>
-        </w:rPr>
-        <w:t>Isaya 31:3</w:t>
-      </w:r>
-    </w:p>
-    <w:p>
-      <w:pPr>
-        <w:pStyle w:val="ListBullet"/>
-        <w:spacing w:line="240" w:lineRule="auto"/>
-        <w:ind w:left="720"/>
-      </w:pPr>
-      <w:r>
-        <w:rPr>
-          <w:lang w:val="sw_KE" w:bidi="sw_KE"/>
-        </w:rPr>
-      </w:r>
-      <w:r>
-        <w:rPr>
-          <w:lang w:val="sw_KE" w:bidi="sw_KE"/>
-        </w:rPr>
-        <w:t>Mathayo 11:4–6</w:t>
-      </w:r>
-    </w:p>
-    <w:p>
-      <w:pPr>
-        <w:pStyle w:val="ListBullet"/>
-        <w:spacing w:line="240" w:lineRule="auto"/>
-        <w:ind w:left="720"/>
-      </w:pPr>
-      <w:r>
-        <w:rPr>
-          <w:lang w:val="sw_KE" w:bidi="sw_KE"/>
-        </w:rPr>
-      </w:r>
-      <w:r>
-        <w:rPr>
-          <w:lang w:val="sw_KE" w:bidi="sw_KE"/>
-        </w:rPr>
-        <w:t>Mathayo 18:8</w:t>
-      </w:r>
-    </w:p>
-    <w:p>
-      <w:pPr>
-        <w:pStyle w:val="Heading3"/>
-      </w:pPr>
-      <w:r>
-        <w:rPr>
-          <w:lang w:val="sw_KE" w:bidi="sw_KE"/>
-        </w:rPr>
-        <w:t>Data ya Neno:</w:t>
-      </w:r>
-    </w:p>
-    <w:p>
-      <w:pPr>
-        <w:pStyle w:val="ListBullet"/>
-        <w:spacing w:line="240" w:lineRule="auto"/>
-        <w:ind w:left="720"/>
-      </w:pPr>
-      <w:r>
-        <w:rPr>
-          <w:lang w:val="sw_KE" w:bidi="sw_KE"/>
-        </w:rPr>
-      </w:r>
-      <w:r>
-        <w:rPr>
-          <w:lang w:val="sw_KE" w:bidi="sw_KE"/>
-        </w:rPr>
-        <w:t>Strong's: H1762, H3782, H4383, H5062, H5063, H5307, H6328, H6761, H8058, G06790, G43480, G43500, G44170, G46240, G46250</w:t>
-      </w:r>
-      <w:r>
-        <w:rPr>
-          <w:lang w:val="sw_KE" w:bidi="sw_KE"/>
-        </w:rPr>
-      </w:r>
-      <w:r>
-        <w:rPr>
-          <w:lang w:val="sw_KE" w:bidi="sw_KE"/>
-        </w:rPr>
-      </w:r>
-    </w:p>
-    <w:p>
-      <w:pPr/>
-      <w:r>
-        <w:rPr>
-          <w:lang w:val="sw_KE" w:bidi="sw_KE"/>
-        </w:rPr>
-      </w:r>
-    </w:p>
-    <w:p>
-      <w:pPr>
-        <w:pStyle w:val="Heading2"/>
-      </w:pPr>
-      <w:r>
-        <w:rPr>
-          <w:lang w:val="sw_KE" w:bidi="sw_KE"/>
-        </w:rPr>
-        <w:t>Jirani</w:t>
-      </w:r>
-      <w:r>
-        <w:rPr>
-          <w:lang w:val="sw_KE" w:bidi="sw_KE"/>
-        </w:rPr>
-      </w:r>
-    </w:p>
-    <w:p>
-      <w:pPr>
-        <w:pStyle w:val="Heading3"/>
-      </w:pPr>
-      <w:r>
-        <w:rPr>
-          <w:lang w:val="sw_KE" w:bidi="sw_KE"/>
-        </w:rPr>
-        <w:t>Ufafanuzi:</w:t>
-      </w:r>
-    </w:p>
-    <w:p>
-      <w:pPr/>
-      <w:r>
-        <w:rPr>
-          <w:lang w:val="sw_KE" w:bidi="sw_KE"/>
-        </w:rPr>
-      </w:r>
-      <w:r>
-        <w:rPr>
-          <w:lang w:val="sw_KE" w:bidi="sw_KE"/>
-        </w:rPr>
-        <w:t>Neno "jirani" kwa kawaida linamaanisha mtu anayeishi karibu. Pia linaweza kumaanisha kwa ujumla mtu anayeishi katika jamii au kundi la watu sawa.</w:t>
-      </w:r>
-    </w:p>
-    <w:p>
-      <w:pPr>
-        <w:pStyle w:val="ListBullet"/>
-        <w:spacing w:line="240" w:lineRule="auto"/>
-        <w:ind w:left="720"/>
-      </w:pPr>
-      <w:r>
-        <w:rPr>
-          <w:lang w:val="sw_KE" w:bidi="sw_KE"/>
-        </w:rPr>
-      </w:r>
-      <w:r>
-        <w:rPr>
-          <w:lang w:val="sw_KE" w:bidi="sw_KE"/>
-        </w:rPr>
-        <w:t>“Jirani” ni mtu ambaye atalindwa na kutendewa wema kwa sababu yeye ni sehemu ya jamii hiyo hiyo.</w:t>
-      </w:r>
-    </w:p>
-    <w:p>
-      <w:pPr>
-        <w:pStyle w:val="ListBullet"/>
-        <w:spacing w:line="240" w:lineRule="auto"/>
-        <w:ind w:left="720"/>
-      </w:pPr>
-      <w:r>
-        <w:rPr>
-          <w:lang w:val="sw_KE" w:bidi="sw_KE"/>
-        </w:rPr>
-      </w:r>
-      <w:r>
-        <w:rPr>
-          <w:lang w:val="sw_KE" w:bidi="sw_KE"/>
-        </w:rPr>
-        <w:t>Kwenye mfano wa Agano Jipya wa Msamaria Mwema, Yesu alitumia neno "jirani" kwa njia ya mfano, akipanua maana yake kujumuisha wanadamu wote, hata mtu anayeonekana kama adui.</w:t>
-      </w:r>
-    </w:p>
-    <w:p>
-      <w:pPr>
-        <w:pStyle w:val="ListBullet"/>
-        <w:spacing w:line="240" w:lineRule="auto"/>
-        <w:ind w:left="720"/>
-      </w:pPr>
-      <w:r>
-        <w:rPr>
-          <w:lang w:val="sw_KE" w:bidi="sw_KE"/>
-        </w:rPr>
-      </w:r>
-      <w:r>
-        <w:rPr>
-          <w:lang w:val="sw_KE" w:bidi="sw_KE"/>
-        </w:rPr>
-        <w:t>Ikiwezekana, ni bora kutafsiri neno hili moja kwa moja kwa neno au kifungu kinachomaanisha "mtu anayeishi karibu."</w:t>
-      </w:r>
-    </w:p>
-    <w:p>
-      <w:pPr/>
-      <w:r>
-        <w:rPr>
-          <w:lang w:val="sw_KE" w:bidi="sw_KE"/>
-        </w:rPr>
-      </w:r>
-      <w:r>
-        <w:rPr>
-          <w:lang w:val="sw_KE" w:bidi="sw_KE"/>
-        </w:rPr>
-        <w:t xml:space="preserve">(Tazama pia: </w:t>
-      </w:r>
-      <w:r>
-        <w:rPr>
-          <w:lang w:val="sw_KE" w:bidi="sw_KE"/>
-        </w:rPr>
-        <w:t>mpinzani</w:t>
-      </w:r>
-      <w:r>
-        <w:rPr>
-          <w:lang w:val="sw_KE" w:bidi="sw_KE"/>
-        </w:rPr>
-        <w:t xml:space="preserve">, </w:t>
-      </w:r>
-      <w:r>
-        <w:rPr>
-          <w:lang w:val="sw_KE" w:bidi="sw_KE"/>
-        </w:rPr>
-        <w:t>fumbo</w:t>
-      </w:r>
-      <w:r>
-        <w:rPr>
-          <w:lang w:val="sw_KE" w:bidi="sw_KE"/>
-        </w:rPr>
-        <w:t xml:space="preserve">, </w:t>
-      </w:r>
-      <w:r>
-        <w:rPr>
-          <w:lang w:val="sw_KE" w:bidi="sw_KE"/>
-        </w:rPr>
-        <w:t>kundi la watu</w:t>
-      </w:r>
-      <w:r>
-        <w:rPr>
-          <w:lang w:val="sw_KE" w:bidi="sw_KE"/>
-        </w:rPr>
-        <w:t xml:space="preserve">, </w:t>
-      </w:r>
-      <w:r>
-        <w:rPr>
-          <w:lang w:val="sw_KE" w:bidi="sw_KE"/>
-        </w:rPr>
-        <w:t>Samaria</w:t>
-      </w:r>
-      <w:r>
-        <w:rPr>
-          <w:lang w:val="sw_KE" w:bidi="sw_KE"/>
-        </w:rPr>
-        <w:t>)</w:t>
-      </w:r>
-    </w:p>
-    <w:p>
-      <w:pPr>
-        <w:pStyle w:val="Heading3"/>
-      </w:pPr>
-      <w:r>
-        <w:rPr>
-          <w:lang w:val="sw_KE" w:bidi="sw_KE"/>
-        </w:rPr>
-        <w:t>Marejeleo ya Biblia:</w:t>
-      </w:r>
-    </w:p>
-    <w:p>
-      <w:pPr>
-        <w:pStyle w:val="ListBullet"/>
-        <w:spacing w:line="240" w:lineRule="auto"/>
-        <w:ind w:left="720"/>
-      </w:pPr>
-      <w:r>
-        <w:rPr>
-          <w:lang w:val="sw_KE" w:bidi="sw_KE"/>
-        </w:rPr>
-      </w:r>
-      <w:r>
-        <w:rPr>
-          <w:lang w:val="sw_KE" w:bidi="sw_KE"/>
-        </w:rPr>
-        <w:t>Matendo 7:26–28</w:t>
-      </w:r>
-    </w:p>
-    <w:p>
-      <w:pPr>
-        <w:pStyle w:val="ListBullet"/>
-        <w:spacing w:line="240" w:lineRule="auto"/>
-        <w:ind w:left="720"/>
-      </w:pPr>
-      <w:r>
-        <w:rPr>
-          <w:lang w:val="sw_KE" w:bidi="sw_KE"/>
-        </w:rPr>
-      </w:r>
-      <w:r>
-        <w:rPr>
-          <w:lang w:val="sw_KE" w:bidi="sw_KE"/>
-        </w:rPr>
-        <w:t>Waefeso 4:25–27</w:t>
-      </w:r>
-    </w:p>
-    <w:p>
-      <w:pPr>
-        <w:pStyle w:val="ListBullet"/>
-        <w:spacing w:line="240" w:lineRule="auto"/>
-        <w:ind w:left="720"/>
-      </w:pPr>
-      <w:r>
-        <w:rPr>
-          <w:lang w:val="sw_KE" w:bidi="sw_KE"/>
-        </w:rPr>
-      </w:r>
-      <w:r>
-        <w:rPr>
-          <w:lang w:val="sw_KE" w:bidi="sw_KE"/>
-        </w:rPr>
-        <w:t>Wagalatia 5:14</w:t>
-      </w:r>
-    </w:p>
-    <w:p>
-      <w:pPr>
-        <w:pStyle w:val="ListBullet"/>
-        <w:spacing w:line="240" w:lineRule="auto"/>
-        <w:ind w:left="720"/>
-      </w:pPr>
-      <w:r>
-        <w:rPr>
-          <w:lang w:val="sw_KE" w:bidi="sw_KE"/>
-        </w:rPr>
-      </w:r>
-      <w:r>
-        <w:rPr>
-          <w:lang w:val="sw_KE" w:bidi="sw_KE"/>
-        </w:rPr>
-        <w:t>Yakobo 2:8</w:t>
-      </w:r>
-    </w:p>
-    <w:p>
-      <w:pPr>
-        <w:pStyle w:val="ListBullet"/>
-        <w:spacing w:line="240" w:lineRule="auto"/>
-        <w:ind w:left="720"/>
-      </w:pPr>
-      <w:r>
-        <w:rPr>
-          <w:lang w:val="sw_KE" w:bidi="sw_KE"/>
-        </w:rPr>
-      </w:r>
-      <w:r>
-        <w:rPr>
-          <w:lang w:val="sw_KE" w:bidi="sw_KE"/>
-        </w:rPr>
-        <w:t>Yohana 9:8–9</w:t>
-      </w:r>
-    </w:p>
-    <w:p>
-      <w:pPr>
-        <w:pStyle w:val="ListBullet"/>
-        <w:spacing w:line="240" w:lineRule="auto"/>
-        <w:ind w:left="720"/>
-      </w:pPr>
-      <w:r>
-        <w:rPr>
-          <w:lang w:val="sw_KE" w:bidi="sw_KE"/>
-        </w:rPr>
-      </w:r>
-      <w:r>
-        <w:rPr>
-          <w:lang w:val="sw_KE" w:bidi="sw_KE"/>
-        </w:rPr>
-        <w:t>Luka 1:58</w:t>
-      </w:r>
-    </w:p>
-    <w:p>
-      <w:pPr>
-        <w:pStyle w:val="ListBullet"/>
-        <w:spacing w:line="240" w:lineRule="auto"/>
-        <w:ind w:left="720"/>
-      </w:pPr>
-      <w:r>
-        <w:rPr>
-          <w:lang w:val="sw_KE" w:bidi="sw_KE"/>
-        </w:rPr>
-      </w:r>
-      <w:r>
-        <w:rPr>
-          <w:lang w:val="sw_KE" w:bidi="sw_KE"/>
-        </w:rPr>
-        <w:t>Mathayo 5:43</w:t>
-      </w:r>
-    </w:p>
-    <w:p>
-      <w:pPr>
-        <w:pStyle w:val="ListBullet"/>
-        <w:spacing w:line="240" w:lineRule="auto"/>
-        <w:ind w:left="720"/>
-      </w:pPr>
-      <w:r>
-        <w:rPr>
-          <w:lang w:val="sw_KE" w:bidi="sw_KE"/>
-        </w:rPr>
-      </w:r>
-      <w:r>
-        <w:rPr>
-          <w:lang w:val="sw_KE" w:bidi="sw_KE"/>
-        </w:rPr>
-        <w:t>Mathayo 19:19</w:t>
-      </w:r>
-    </w:p>
-    <w:p>
-      <w:pPr>
-        <w:pStyle w:val="ListBullet"/>
-        <w:spacing w:line="240" w:lineRule="auto"/>
-        <w:ind w:left="720"/>
-      </w:pPr>
-      <w:r>
-        <w:rPr>
-          <w:lang w:val="sw_KE" w:bidi="sw_KE"/>
-        </w:rPr>
-      </w:r>
-      <w:r>
-        <w:rPr>
-          <w:lang w:val="sw_KE" w:bidi="sw_KE"/>
-        </w:rPr>
-        <w:t>Mathayo 22:39</w:t>
-      </w:r>
-    </w:p>
-    <w:p>
-      <w:pPr>
-        <w:pStyle w:val="Heading3"/>
-      </w:pPr>
-      <w:r>
-        <w:rPr>
-          <w:lang w:val="sw_KE" w:bidi="sw_KE"/>
-        </w:rPr>
-        <w:t>Data ya Neno:</w:t>
-      </w:r>
-    </w:p>
-    <w:p>
-      <w:pPr>
-        <w:pStyle w:val="ListBullet"/>
-        <w:spacing w:line="240" w:lineRule="auto"/>
-        <w:ind w:left="720"/>
-      </w:pPr>
-      <w:r>
-        <w:rPr>
-          <w:lang w:val="sw_KE" w:bidi="sw_KE"/>
-        </w:rPr>
-      </w:r>
-      <w:r>
-        <w:rPr>
-          <w:lang w:val="sw_KE" w:bidi="sw_KE"/>
-        </w:rPr>
-        <w:t>Strong's: H5997, H7138, H7453, H7468, H7934, G10690, G20870, G40400, G41390</w:t>
-      </w:r>
-      <w:r>
-        <w:rPr>
-          <w:lang w:val="sw_KE" w:bidi="sw_KE"/>
-        </w:rPr>
-      </w:r>
-      <w:r>
-        <w:rPr>
-          <w:lang w:val="sw_KE" w:bidi="sw_KE"/>
-        </w:rPr>
-      </w:r>
-    </w:p>
-    <w:p>
-      <w:pPr/>
-      <w:r>
-        <w:rPr>
-          <w:lang w:val="sw_KE" w:bidi="sw_KE"/>
-        </w:rPr>
-      </w:r>
-    </w:p>
-    <w:p>
-      <w:pPr>
-        <w:pStyle w:val="Heading2"/>
-      </w:pPr>
-      <w:r>
-        <w:rPr>
-          <w:lang w:val="sw_KE" w:bidi="sw_KE"/>
-        </w:rPr>
-        <w:t>Jisalimisha</w:t>
-      </w:r>
-      <w:r>
-        <w:rPr>
-          <w:lang w:val="sw_KE" w:bidi="sw_KE"/>
-        </w:rPr>
-      </w:r>
-    </w:p>
-    <w:p>
-      <w:pPr>
-        <w:pStyle w:val="Heading3"/>
-      </w:pPr>
-      <w:r>
-        <w:rPr>
-          <w:lang w:val="sw_KE" w:bidi="sw_KE"/>
-        </w:rPr>
-        <w:t>Ufafanuzi:</w:t>
-      </w:r>
-    </w:p>
-    <w:p>
-      <w:pPr/>
-      <w:r>
-        <w:rPr>
-          <w:lang w:val="sw_KE" w:bidi="sw_KE"/>
-        </w:rPr>
-      </w:r>
-      <w:r>
-        <w:rPr>
-          <w:lang w:val="sw_KE" w:bidi="sw_KE"/>
-        </w:rPr>
-        <w:t>Kujisalimisha kwa kawaida kunamaanisha kuweka hiari chini ya mamlaka ya mtu au serikali.</w:t>
-      </w:r>
-    </w:p>
-    <w:p>
-      <w:pPr>
-        <w:pStyle w:val="ListBullet"/>
-        <w:spacing w:line="240" w:lineRule="auto"/>
-        <w:ind w:left="720"/>
-      </w:pPr>
-      <w:r>
-        <w:rPr>
-          <w:lang w:val="sw_KE" w:bidi="sw_KE"/>
-        </w:rPr>
-      </w:r>
-      <w:r>
-        <w:rPr>
-          <w:lang w:val="sw_KE" w:bidi="sw_KE"/>
-        </w:rPr>
-        <w:t>Biblia inawashauri waumini katika Yesu kujisalimisha kwa Mungu na kuheshimu mamlaka mengine katika maisha yao.</w:t>
-      </w:r>
-    </w:p>
-    <w:p>
-      <w:pPr>
-        <w:pStyle w:val="ListBullet"/>
-        <w:spacing w:line="240" w:lineRule="auto"/>
-        <w:ind w:left="720"/>
-      </w:pPr>
-      <w:r>
-        <w:rPr>
-          <w:lang w:val="sw_KE" w:bidi="sw_KE"/>
-        </w:rPr>
-      </w:r>
-      <w:r>
-        <w:rPr>
-          <w:lang w:val="sw_KE" w:bidi="sw_KE"/>
-        </w:rPr>
-        <w:t>Maagizo ya "kujisalimisha kwa kila mmoja" yanamaanisha kukubali kwa unyenyekevu marekebisho na kuzingatia mahitaji ya wengine badala ya mahitaji yetu binafsi.</w:t>
-      </w:r>
-    </w:p>
-    <w:p>
-      <w:pPr>
-        <w:pStyle w:val="ListBullet"/>
-        <w:spacing w:line="240" w:lineRule="auto"/>
-        <w:ind w:left="720"/>
-      </w:pPr>
-      <w:r>
-        <w:rPr>
-          <w:lang w:val="sw_KE" w:bidi="sw_KE"/>
-        </w:rPr>
-      </w:r>
-      <w:r>
-        <w:rPr>
-          <w:lang w:val="sw_KE" w:bidi="sw_KE"/>
-        </w:rPr>
-        <w:t>Kuishi katika utii kunamaanisha kumweka mtu chini ya mamlaka ya kitu au mtu.</w:t>
-      </w:r>
-    </w:p>
-    <w:p>
-      <w:pPr>
-        <w:pStyle w:val="Heading3"/>
-      </w:pPr>
-      <w:r>
-        <w:rPr>
-          <w:lang w:val="sw_KE" w:bidi="sw_KE"/>
-        </w:rPr>
-        <w:t>Mapendekezo ya Tafsiri:</w:t>
-      </w:r>
-    </w:p>
-    <w:p>
-      <w:pPr>
-        <w:pStyle w:val="ListBullet"/>
-        <w:spacing w:line="240" w:lineRule="auto"/>
-        <w:ind w:left="720"/>
-      </w:pPr>
-      <w:r>
-        <w:rPr>
-          <w:lang w:val="sw_KE" w:bidi="sw_KE"/>
-        </w:rPr>
-      </w:r>
-      <w:r>
-        <w:rPr>
-          <w:lang w:val="sw_KE" w:bidi="sw_KE"/>
-        </w:rPr>
-        <w:t>Amri "jisalimisha kwa" inaweza kutafsiriwa kama "Jieke chini ya mamlaka ya," "fuata uongozi wa," au "heshimu na uonyeshe unyenyekevu."</w:t>
-      </w:r>
-    </w:p>
-    <w:p>
-      <w:pPr>
-        <w:pStyle w:val="ListBullet"/>
-        <w:spacing w:line="240" w:lineRule="auto"/>
-        <w:ind w:left="720"/>
-      </w:pPr>
-      <w:r>
-        <w:rPr>
-          <w:lang w:val="sw_KE" w:bidi="sw_KE"/>
-        </w:rPr>
-      </w:r>
-      <w:r>
-        <w:rPr>
-          <w:lang w:val="sw_KE" w:bidi="sw_KE"/>
-        </w:rPr>
-        <w:t>Neno "unyenyekevu" linaweza kutafsiriwa kama "utii" au "kufuata mamlaka."</w:t>
-      </w:r>
-    </w:p>
-    <w:p>
-      <w:pPr>
-        <w:pStyle w:val="ListBullet"/>
-        <w:spacing w:line="240" w:lineRule="auto"/>
-        <w:ind w:left="720"/>
-      </w:pPr>
-      <w:r>
-        <w:rPr>
-          <w:lang w:val="sw_KE" w:bidi="sw_KE"/>
-        </w:rPr>
-      </w:r>
-      <w:r>
-        <w:rPr>
-          <w:lang w:val="sw_KE" w:bidi="sw_KE"/>
-        </w:rPr>
-        <w:t>Fasili ya "kuishi katika utiifu kwa" inaweza kutafsiriwa kama "kuwa mtiifu kwa" au "kujiweka chini ya mamlaka ya."</w:t>
-      </w:r>
-    </w:p>
-    <w:p>
-      <w:pPr>
-        <w:pStyle w:val="ListBullet"/>
-        <w:spacing w:line="240" w:lineRule="auto"/>
-        <w:ind w:left="720"/>
-      </w:pPr>
-      <w:r>
-        <w:rPr>
-          <w:lang w:val="sw_KE" w:bidi="sw_KE"/>
-        </w:rPr>
-      </w:r>
-      <w:r>
-        <w:rPr>
-          <w:lang w:val="sw_KE" w:bidi="sw_KE"/>
-        </w:rPr>
-        <w:t>Maneno "kuwa katika utiifu" yanaweza kutafsiriwa kama "kukubali mamlaka kwa unyenyekevu."</w:t>
-      </w:r>
-    </w:p>
-    <w:p>
-      <w:pPr/>
-      <w:r>
-        <w:rPr>
-          <w:lang w:val="sw_KE" w:bidi="sw_KE"/>
-        </w:rPr>
-      </w:r>
-      <w:r>
-        <w:rPr>
-          <w:lang w:val="sw_KE" w:bidi="sw_KE"/>
-        </w:rPr>
-        <w:t xml:space="preserve">(Tazama pia: </w:t>
-      </w:r>
-      <w:r>
-        <w:rPr>
-          <w:lang w:val="sw_KE" w:bidi="sw_KE"/>
-        </w:rPr>
-        <w:t>somo-utiifu</w:t>
-      </w:r>
-      <w:r>
-        <w:rPr>
-          <w:lang w:val="sw_KE" w:bidi="sw_KE"/>
-        </w:rPr>
-        <w:t>)</w:t>
-      </w:r>
-    </w:p>
-    <w:p>
-      <w:pPr>
-        <w:pStyle w:val="Heading3"/>
-      </w:pPr>
-      <w:r>
-        <w:rPr>
-          <w:lang w:val="sw_KE" w:bidi="sw_KE"/>
-        </w:rPr>
-        <w:t>Marejeleo ya Biblia:</w:t>
-      </w:r>
-    </w:p>
-    <w:p>
-      <w:pPr>
-        <w:pStyle w:val="Heading3"/>
-      </w:pPr>
-      <w:r>
-        <w:rPr>
-          <w:lang w:val="sw_KE" w:bidi="sw_KE"/>
-        </w:rPr>
-        <w:t>Data ya Neno:</w:t>
-      </w:r>
-      <w:r>
-        <w:rPr>
-          <w:lang w:val="sw_KE" w:bidi="sw_KE"/>
-        </w:rPr>
-      </w:r>
-      <w:r>
-        <w:rPr>
-          <w:lang w:val="sw_KE" w:bidi="sw_KE"/>
-        </w:rPr>
-      </w:r>
-    </w:p>
-    <w:p>
-      <w:pPr/>
-      <w:r>
-        <w:rPr>
-          <w:lang w:val="sw_KE" w:bidi="sw_KE"/>
-        </w:rPr>
-      </w:r>
-    </w:p>
-    <w:p>
-      <w:pPr>
-        <w:pStyle w:val="Heading2"/>
-      </w:pPr>
-      <w:r>
-        <w:rPr>
-          <w:lang w:val="sw_KE" w:bidi="sw_KE"/>
-        </w:rPr>
-        <w:t>Jitu</w:t>
-      </w:r>
-      <w:r>
-        <w:rPr>
-          <w:lang w:val="sw_KE" w:bidi="sw_KE"/>
-        </w:rPr>
-      </w:r>
-    </w:p>
-    <w:p>
-      <w:pPr>
-        <w:pStyle w:val="Heading3"/>
-      </w:pPr>
-      <w:r>
-        <w:rPr>
-          <w:lang w:val="sw_KE" w:bidi="sw_KE"/>
-        </w:rPr>
-        <w:t>Ufafanuzi:</w:t>
-      </w:r>
-    </w:p>
-    <w:p>
-      <w:pPr/>
-      <w:r>
-        <w:rPr>
-          <w:lang w:val="sw_KE" w:bidi="sw_KE"/>
-        </w:rPr>
-      </w:r>
-      <w:r>
-        <w:rPr>
-          <w:lang w:val="sw_KE" w:bidi="sw_KE"/>
-        </w:rPr>
-        <w:t>Neno "jitu" kwa kawaida humaanisha mtu ambaye ni mrefu sana na mwenye nguvu.</w:t>
-      </w:r>
-    </w:p>
-    <w:p>
-      <w:pPr>
-        <w:pStyle w:val="ListBullet"/>
-        <w:spacing w:line="240" w:lineRule="auto"/>
-        <w:ind w:left="720"/>
-      </w:pPr>
-      <w:r>
-        <w:rPr>
-          <w:lang w:val="sw_KE" w:bidi="sw_KE"/>
-        </w:rPr>
-      </w:r>
-      <w:r>
-        <w:rPr>
-          <w:lang w:val="sw_KE" w:bidi="sw_KE"/>
-        </w:rPr>
-        <w:t>Goliathi, askari wa Mfilisti aliyepigana na Daudi, aliitwa jitu kwa sababu alikuwa mrefu sana, mkubwa, na mtu mwenye nguvu.</w:t>
-      </w:r>
-    </w:p>
-    <w:p>
-      <w:pPr>
-        <w:pStyle w:val="ListBullet"/>
-        <w:spacing w:line="240" w:lineRule="auto"/>
-        <w:ind w:left="720"/>
-      </w:pPr>
-      <w:r>
-        <w:rPr>
-          <w:lang w:val="sw_KE" w:bidi="sw_KE"/>
-        </w:rPr>
-      </w:r>
-      <w:r>
-        <w:rPr>
-          <w:lang w:val="sw_KE" w:bidi="sw_KE"/>
-        </w:rPr>
-        <w:t>Wapelelezi wa Israeli waliovinjari nchi ya Kanaani walisema kwamba watu wanaoishi huko walionekana kama majitu.</w:t>
-      </w:r>
-    </w:p>
-    <w:p>
-      <w:pPr/>
-      <w:r>
-        <w:rPr>
-          <w:lang w:val="sw_KE" w:bidi="sw_KE"/>
-        </w:rPr>
-      </w:r>
-      <w:r>
-        <w:rPr>
-          <w:lang w:val="sw_KE" w:bidi="sw_KE"/>
-        </w:rPr>
-        <w:t xml:space="preserve">(Tazama pia: </w:t>
-      </w:r>
-      <w:r>
-        <w:rPr>
-          <w:lang w:val="sw_KE" w:bidi="sw_KE"/>
-        </w:rPr>
-        <w:t>Kanaani</w:t>
-      </w:r>
-      <w:r>
-        <w:rPr>
-          <w:lang w:val="sw_KE" w:bidi="sw_KE"/>
-        </w:rPr>
-        <w:t xml:space="preserve">, </w:t>
-      </w:r>
-      <w:r>
-        <w:rPr>
-          <w:lang w:val="sw_KE" w:bidi="sw_KE"/>
-        </w:rPr>
-        <w:t>Goliathi</w:t>
-      </w:r>
-      <w:r>
-        <w:rPr>
-          <w:lang w:val="sw_KE" w:bidi="sw_KE"/>
-        </w:rPr>
-        <w:t xml:space="preserve">, </w:t>
-      </w:r>
-      <w:r>
-        <w:rPr>
-          <w:lang w:val="sw_KE" w:bidi="sw_KE"/>
-        </w:rPr>
-        <w:t>Wafilisti</w:t>
-      </w:r>
-      <w:r>
-        <w:rPr>
-          <w:lang w:val="sw_KE" w:bidi="sw_KE"/>
-        </w:rPr>
-        <w:t>)</w:t>
-      </w:r>
-    </w:p>
-    <w:p>
-      <w:pPr>
-        <w:pStyle w:val="Heading3"/>
-      </w:pPr>
-      <w:r>
-        <w:rPr>
-          <w:lang w:val="sw_KE" w:bidi="sw_KE"/>
-        </w:rPr>
-        <w:t>Marejeleo ya Biblia:</w:t>
-      </w:r>
-    </w:p>
-    <w:p>
-      <w:pPr>
-        <w:pStyle w:val="ListBullet"/>
-        <w:spacing w:line="240" w:lineRule="auto"/>
-        <w:ind w:left="720"/>
-      </w:pPr>
-      <w:r>
-        <w:rPr>
-          <w:lang w:val="sw_KE" w:bidi="sw_KE"/>
-        </w:rPr>
-      </w:r>
-      <w:r>
-        <w:rPr>
-          <w:lang w:val="sw_KE" w:bidi="sw_KE"/>
-        </w:rPr>
-        <w:t>Mwanzo 6:4</w:t>
-      </w:r>
-    </w:p>
-    <w:p>
-      <w:pPr>
-        <w:pStyle w:val="ListBullet"/>
-        <w:spacing w:line="240" w:lineRule="auto"/>
-        <w:ind w:left="720"/>
-      </w:pPr>
-      <w:r>
-        <w:rPr>
-          <w:lang w:val="sw_KE" w:bidi="sw_KE"/>
-        </w:rPr>
-      </w:r>
-      <w:r>
-        <w:rPr>
-          <w:lang w:val="sw_KE" w:bidi="sw_KE"/>
-        </w:rPr>
-        <w:t>Hesabu 13:32–33</w:t>
-      </w:r>
-    </w:p>
-    <w:p>
-      <w:pPr>
-        <w:pStyle w:val="Heading3"/>
-      </w:pPr>
-      <w:r>
-        <w:rPr>
-          <w:lang w:val="sw_KE" w:bidi="sw_KE"/>
-        </w:rPr>
-        <w:t>Data ya Neno:</w:t>
-      </w:r>
-    </w:p>
-    <w:p>
-      <w:pPr>
-        <w:pStyle w:val="ListBullet"/>
-        <w:spacing w:line="240" w:lineRule="auto"/>
-        <w:ind w:left="720"/>
-      </w:pPr>
-      <w:r>
-        <w:rPr>
-          <w:lang w:val="sw_KE" w:bidi="sw_KE"/>
-        </w:rPr>
-      </w:r>
-      <w:r>
-        <w:rPr>
-          <w:lang w:val="sw_KE" w:bidi="sw_KE"/>
-        </w:rPr>
-        <w:t>Strong's: H1368, H5303, H7497</w:t>
-      </w:r>
-      <w:r>
-        <w:rPr>
-          <w:lang w:val="sw_KE" w:bidi="sw_KE"/>
-        </w:rPr>
-      </w:r>
-      <w:r>
-        <w:rPr>
-          <w:lang w:val="sw_KE" w:bidi="sw_KE"/>
-        </w:rPr>
-      </w:r>
-    </w:p>
-    <w:p>
-      <w:pPr/>
-      <w:r>
-        <w:rPr>
-          <w:lang w:val="sw_KE" w:bidi="sw_KE"/>
-        </w:rPr>
-      </w:r>
-    </w:p>
-    <w:p>
-      <w:pPr>
-        <w:pStyle w:val="Heading2"/>
-      </w:pPr>
-      <w:r>
-        <w:rPr>
-          <w:lang w:val="sw_KE" w:bidi="sw_KE"/>
-        </w:rPr>
-        <w:t>Jiwe</w:t>
-      </w:r>
-      <w:r>
-        <w:rPr>
-          <w:lang w:val="sw_KE" w:bidi="sw_KE"/>
-        </w:rPr>
-      </w:r>
-    </w:p>
-    <w:p>
-      <w:pPr>
-        <w:pStyle w:val="Heading3"/>
-      </w:pPr>
-      <w:r>
-        <w:rPr>
-          <w:lang w:val="sw_KE" w:bidi="sw_KE"/>
-        </w:rPr>
-        <w:t>Ufafanuzi:</w:t>
-      </w:r>
-    </w:p>
-    <w:p>
-      <w:pPr/>
-      <w:r>
-        <w:rPr>
-          <w:lang w:val="sw_KE" w:bidi="sw_KE"/>
-        </w:rPr>
-      </w:r>
-      <w:r>
-        <w:rPr>
-          <w:lang w:val="sw_KE" w:bidi="sw_KE"/>
-        </w:rPr>
-        <w:t>Jiwe ni mwamba mdogo. Kumrushia mtu mawe ni kumtupia mawe na miamba mikubwa kwa lengo la kumuua. "Kumpiga mawe" ni tukio ambalo mtu alirushiwa mawe.</w:t>
-      </w:r>
-    </w:p>
-    <w:p>
-      <w:pPr>
-        <w:pStyle w:val="ListBullet"/>
-        <w:spacing w:line="240" w:lineRule="auto"/>
-        <w:ind w:left="720"/>
-      </w:pPr>
-      <w:r>
-        <w:rPr>
-          <w:lang w:val="sw_KE" w:bidi="sw_KE"/>
-        </w:rPr>
-      </w:r>
-      <w:r>
-        <w:rPr>
-          <w:lang w:val="sw_KE" w:bidi="sw_KE"/>
-        </w:rPr>
-        <w:t>Katika nyakati za kale, kupiga mawe kulikuwa njia ya kawaida ya kuwaua watu kama adhabu kwa uhalifu waliokuwa wamefanya.</w:t>
-      </w:r>
-    </w:p>
-    <w:p>
-      <w:pPr>
-        <w:pStyle w:val="ListBullet"/>
-        <w:spacing w:line="240" w:lineRule="auto"/>
-        <w:ind w:left="720"/>
-      </w:pPr>
-      <w:r>
-        <w:rPr>
-          <w:lang w:val="sw_KE" w:bidi="sw_KE"/>
-        </w:rPr>
-      </w:r>
-      <w:r>
-        <w:rPr>
-          <w:lang w:val="sw_KE" w:bidi="sw_KE"/>
-        </w:rPr>
-        <w:t>Mungu aliwaamuru viongozi wa Waisraeli kuwapiga mawe watu kwa dhambi fulani, kama vile uzinzi.</w:t>
-      </w:r>
-    </w:p>
-    <w:p>
-      <w:pPr>
-        <w:pStyle w:val="ListBullet"/>
-        <w:spacing w:line="240" w:lineRule="auto"/>
-        <w:ind w:left="720"/>
-      </w:pPr>
-      <w:r>
-        <w:rPr>
-          <w:lang w:val="sw_KE" w:bidi="sw_KE"/>
-        </w:rPr>
-      </w:r>
-      <w:r>
-        <w:rPr>
-          <w:lang w:val="sw_KE" w:bidi="sw_KE"/>
-        </w:rPr>
-        <w:t>Kwenye Agano Jipya, Yesu alimsamehe mwanamke aliyekamatwa katika uzinzi na akawazuia watu wasimpige mawe.</w:t>
-      </w:r>
-    </w:p>
-    <w:p>
-      <w:pPr>
-        <w:pStyle w:val="ListBullet"/>
-        <w:spacing w:line="240" w:lineRule="auto"/>
-        <w:ind w:left="720"/>
-      </w:pPr>
-      <w:r>
-        <w:rPr>
-          <w:lang w:val="sw_KE" w:bidi="sw_KE"/>
-        </w:rPr>
-      </w:r>
-      <w:r>
-        <w:rPr>
-          <w:lang w:val="sw_KE" w:bidi="sw_KE"/>
-        </w:rPr>
-        <w:t>Stefano, ambaye alikuwa mtu wa kwanza katika Biblia kuuawa kwa kushuhudia kuhusu Yesu, alipigwa mawe hadi kufa.</w:t>
-      </w:r>
-    </w:p>
-    <w:p>
-      <w:pPr>
-        <w:pStyle w:val="ListBullet"/>
-        <w:spacing w:line="240" w:lineRule="auto"/>
-        <w:ind w:left="720"/>
-      </w:pPr>
-      <w:r>
-        <w:rPr>
-          <w:lang w:val="sw_KE" w:bidi="sw_KE"/>
-        </w:rPr>
-      </w:r>
-      <w:r>
-        <w:rPr>
-          <w:lang w:val="sw_KE" w:bidi="sw_KE"/>
-        </w:rPr>
-        <w:t>Kwenye mji wa Listra, mtume Paulo alipigwa mawe, lakini hakufa kutokana na majeraha yake.</w:t>
-      </w:r>
-    </w:p>
-    <w:p>
-      <w:pPr/>
-      <w:r>
-        <w:rPr>
-          <w:lang w:val="sw_KE" w:bidi="sw_KE"/>
-        </w:rPr>
-      </w:r>
-      <w:r>
-        <w:rPr>
-          <w:lang w:val="sw_KE" w:bidi="sw_KE"/>
-        </w:rPr>
-        <w:t xml:space="preserve">(Tazama pia: </w:t>
-      </w:r>
-      <w:r>
-        <w:rPr>
-          <w:lang w:val="sw_KE" w:bidi="sw_KE"/>
-        </w:rPr>
-        <w:t>uzinzi</w:t>
-      </w:r>
-      <w:r>
-        <w:rPr>
-          <w:lang w:val="sw_KE" w:bidi="sw_KE"/>
-        </w:rPr>
-        <w:t xml:space="preserve">, </w:t>
-      </w:r>
-      <w:r>
-        <w:rPr>
-          <w:lang w:val="sw_KE" w:bidi="sw_KE"/>
-        </w:rPr>
-        <w:t>kufanya</w:t>
-      </w:r>
-      <w:r>
-        <w:rPr>
-          <w:lang w:val="sw_KE" w:bidi="sw_KE"/>
-        </w:rPr>
-        <w:t xml:space="preserve">, </w:t>
-      </w:r>
-      <w:r>
-        <w:rPr>
-          <w:lang w:val="sw_KE" w:bidi="sw_KE"/>
-        </w:rPr>
-        <w:t>uhalifu</w:t>
-      </w:r>
-      <w:r>
-        <w:rPr>
-          <w:lang w:val="sw_KE" w:bidi="sw_KE"/>
-        </w:rPr>
-        <w:t xml:space="preserve">, </w:t>
-      </w:r>
-      <w:r>
-        <w:rPr>
-          <w:lang w:val="sw_KE" w:bidi="sw_KE"/>
-        </w:rPr>
-        <w:t>kifo</w:t>
-      </w:r>
-      <w:r>
-        <w:rPr>
-          <w:lang w:val="sw_KE" w:bidi="sw_KE"/>
-        </w:rPr>
-        <w:t xml:space="preserve">, </w:t>
-      </w:r>
-      <w:r>
-        <w:rPr>
-          <w:lang w:val="sw_KE" w:bidi="sw_KE"/>
-        </w:rPr>
-        <w:t>Listra</w:t>
-      </w:r>
-      <w:r>
-        <w:rPr>
-          <w:lang w:val="sw_KE" w:bidi="sw_KE"/>
-        </w:rPr>
-        <w:t xml:space="preserve">, </w:t>
-      </w:r>
-      <w:r>
-        <w:rPr>
-          <w:lang w:val="sw_KE" w:bidi="sw_KE"/>
-        </w:rPr>
-        <w:t>ushuhuda</w:t>
-      </w:r>
-      <w:r>
-        <w:rPr>
-          <w:lang w:val="sw_KE" w:bidi="sw_KE"/>
-        </w:rPr>
-        <w:t>)</w:t>
-      </w:r>
-    </w:p>
-    <w:p>
-      <w:pPr>
-        <w:pStyle w:val="Heading3"/>
-      </w:pPr>
-      <w:r>
-        <w:rPr>
-          <w:lang w:val="sw_KE" w:bidi="sw_KE"/>
-        </w:rPr>
-        <w:t>Marejeleo ya Biblia:</w:t>
-      </w:r>
-    </w:p>
-    <w:p>
-      <w:pPr>
-        <w:pStyle w:val="ListBullet"/>
-        <w:spacing w:line="240" w:lineRule="auto"/>
-        <w:ind w:left="720"/>
-      </w:pPr>
-      <w:r>
-        <w:rPr>
-          <w:lang w:val="sw_KE" w:bidi="sw_KE"/>
-        </w:rPr>
-      </w:r>
-      <w:r>
-        <w:rPr>
-          <w:lang w:val="sw_KE" w:bidi="sw_KE"/>
-        </w:rPr>
-        <w:t>Matendo 7:57–58</w:t>
-      </w:r>
-    </w:p>
-    <w:p>
-      <w:pPr>
-        <w:pStyle w:val="ListBullet"/>
-        <w:spacing w:line="240" w:lineRule="auto"/>
-        <w:ind w:left="720"/>
-      </w:pPr>
-      <w:r>
-        <w:rPr>
-          <w:lang w:val="sw_KE" w:bidi="sw_KE"/>
-        </w:rPr>
-      </w:r>
-      <w:r>
-        <w:rPr>
-          <w:lang w:val="sw_KE" w:bidi="sw_KE"/>
-        </w:rPr>
-        <w:t>Matendo 7:59–60</w:t>
-      </w:r>
-    </w:p>
-    <w:p>
-      <w:pPr>
-        <w:pStyle w:val="ListBullet"/>
-        <w:spacing w:line="240" w:lineRule="auto"/>
-        <w:ind w:left="720"/>
-      </w:pPr>
-      <w:r>
-        <w:rPr>
-          <w:lang w:val="sw_KE" w:bidi="sw_KE"/>
-        </w:rPr>
-      </w:r>
-      <w:r>
-        <w:rPr>
-          <w:lang w:val="sw_KE" w:bidi="sw_KE"/>
-        </w:rPr>
-        <w:t>Matendo 14:5</w:t>
-      </w:r>
-    </w:p>
-    <w:p>
-      <w:pPr>
-        <w:pStyle w:val="ListBullet"/>
-        <w:spacing w:line="240" w:lineRule="auto"/>
-        <w:ind w:left="720"/>
-      </w:pPr>
-      <w:r>
-        <w:rPr>
-          <w:lang w:val="sw_KE" w:bidi="sw_KE"/>
-        </w:rPr>
-      </w:r>
-      <w:r>
-        <w:rPr>
-          <w:lang w:val="sw_KE" w:bidi="sw_KE"/>
-        </w:rPr>
-        <w:t>Matendo 14:19–20</w:t>
-      </w:r>
-    </w:p>
-    <w:p>
-      <w:pPr>
-        <w:pStyle w:val="ListBullet"/>
-        <w:spacing w:line="240" w:lineRule="auto"/>
-        <w:ind w:left="720"/>
-      </w:pPr>
-      <w:r>
-        <w:rPr>
-          <w:lang w:val="sw_KE" w:bidi="sw_KE"/>
-        </w:rPr>
-      </w:r>
-      <w:r>
-        <w:rPr>
-          <w:lang w:val="sw_KE" w:bidi="sw_KE"/>
-        </w:rPr>
-        <w:t>Yohana 8:4–6</w:t>
-      </w:r>
-    </w:p>
-    <w:p>
-      <w:pPr>
-        <w:pStyle w:val="ListBullet"/>
-        <w:spacing w:line="240" w:lineRule="auto"/>
-        <w:ind w:left="720"/>
-      </w:pPr>
-      <w:r>
-        <w:rPr>
-          <w:lang w:val="sw_KE" w:bidi="sw_KE"/>
-        </w:rPr>
-      </w:r>
-      <w:r>
-        <w:rPr>
-          <w:lang w:val="sw_KE" w:bidi="sw_KE"/>
-        </w:rPr>
-        <w:t>Luka 13:34</w:t>
-      </w:r>
-    </w:p>
-    <w:p>
-      <w:pPr>
-        <w:pStyle w:val="ListBullet"/>
-        <w:spacing w:line="240" w:lineRule="auto"/>
-        <w:ind w:left="720"/>
-      </w:pPr>
-      <w:r>
-        <w:rPr>
-          <w:lang w:val="sw_KE" w:bidi="sw_KE"/>
-        </w:rPr>
-      </w:r>
-      <w:r>
-        <w:rPr>
-          <w:lang w:val="sw_KE" w:bidi="sw_KE"/>
-        </w:rPr>
-        <w:t>Luka 20:6</w:t>
-      </w:r>
-    </w:p>
-    <w:p>
-      <w:pPr>
-        <w:pStyle w:val="ListBullet"/>
-        <w:spacing w:line="240" w:lineRule="auto"/>
-        <w:ind w:left="720"/>
-      </w:pPr>
-      <w:r>
-        <w:rPr>
-          <w:lang w:val="sw_KE" w:bidi="sw_KE"/>
-        </w:rPr>
-      </w:r>
-      <w:r>
-        <w:rPr>
-          <w:lang w:val="sw_KE" w:bidi="sw_KE"/>
-        </w:rPr>
-        <w:t>Mathayo 23:37–39</w:t>
-      </w:r>
-    </w:p>
-    <w:p>
-      <w:pPr>
-        <w:pStyle w:val="Heading3"/>
-      </w:pPr>
-      <w:r>
-        <w:rPr>
-          <w:lang w:val="sw_KE" w:bidi="sw_KE"/>
-        </w:rPr>
-        <w:t>Data Neno:</w:t>
-      </w:r>
-    </w:p>
-    <w:p>
-      <w:pPr>
-        <w:pStyle w:val="ListBullet"/>
-        <w:spacing w:line="240" w:lineRule="auto"/>
-        <w:ind w:left="720"/>
-      </w:pPr>
-      <w:r>
-        <w:rPr>
-          <w:lang w:val="sw_KE" w:bidi="sw_KE"/>
-        </w:rPr>
-      </w:r>
-      <w:r>
-        <w:rPr>
-          <w:lang w:val="sw_KE" w:bidi="sw_KE"/>
-        </w:rPr>
-        <w:t>Strong's: H0068, H0069, H0810, H1382, H1496, H1530, H2106, H2672, H2687, H2789, H4676, H4678, H5553, H5601, H5619, H6344, H6443, H6697, H6864, H6872, H7275, H7671, H8068, G26420, G29910, G30340, G30350, G30360, G30370, G40740, G43480, G55860</w:t>
-      </w:r>
-      <w:r>
-        <w:rPr>
-          <w:lang w:val="sw_KE" w:bidi="sw_KE"/>
-        </w:rPr>
-      </w:r>
-      <w:r>
-        <w:rPr>
-          <w:lang w:val="sw_KE" w:bidi="sw_KE"/>
-        </w:rPr>
-      </w:r>
-    </w:p>
-    <w:p>
-      <w:pPr/>
-      <w:r>
-        <w:rPr>
-          <w:lang w:val="sw_KE" w:bidi="sw_KE"/>
-        </w:rPr>
-      </w:r>
-    </w:p>
-    <w:p>
-      <w:pPr>
-        <w:pStyle w:val="Heading2"/>
-      </w:pPr>
-      <w:r>
-        <w:rPr>
-          <w:lang w:val="sw_KE" w:bidi="sw_KE"/>
-        </w:rPr>
-        <w:t>Jiwe la Pembeni</w:t>
-      </w:r>
-      <w:r>
-        <w:rPr>
-          <w:lang w:val="sw_KE" w:bidi="sw_KE"/>
-        </w:rPr>
-      </w:r>
-    </w:p>
-    <w:p>
-      <w:pPr>
-        <w:pStyle w:val="Heading3"/>
-      </w:pPr>
-      <w:r>
-        <w:rPr>
-          <w:lang w:val="sw_KE" w:bidi="sw_KE"/>
-        </w:rPr>
-        <w:t>Ufafanuzi:</w:t>
-      </w:r>
-    </w:p>
-    <w:p>
-      <w:pPr/>
-      <w:r>
-        <w:rPr>
-          <w:lang w:val="sw_KE" w:bidi="sw_KE"/>
-        </w:rPr>
-      </w:r>
-      <w:r>
-        <w:rPr>
-          <w:lang w:val="sw_KE" w:bidi="sw_KE"/>
-        </w:rPr>
-        <w:t>Neno "jiwe la pembeni" linamaanisha jiwe kubwa ambalo limekatwa kihalisi na kuwekwa kwenye pembe ya msingi wa jengo.</w:t>
-      </w:r>
-    </w:p>
-    <w:p>
-      <w:pPr>
-        <w:pStyle w:val="ListBullet"/>
-        <w:spacing w:line="240" w:lineRule="auto"/>
-        <w:ind w:left="720"/>
-      </w:pPr>
-      <w:r>
-        <w:rPr>
-          <w:lang w:val="sw_KE" w:bidi="sw_KE"/>
-        </w:rPr>
-      </w:r>
-      <w:r>
-        <w:rPr>
-          <w:lang w:val="sw_KE" w:bidi="sw_KE"/>
-        </w:rPr>
-        <w:t>Mawe mengine yote ya jengo hupimwa na kuwekwa kulingana na jiwe la pembeni.</w:t>
-      </w:r>
-    </w:p>
-    <w:p>
-      <w:pPr>
-        <w:pStyle w:val="ListBullet"/>
-        <w:spacing w:line="240" w:lineRule="auto"/>
-        <w:ind w:left="720"/>
-      </w:pPr>
-      <w:r>
-        <w:rPr>
-          <w:lang w:val="sw_KE" w:bidi="sw_KE"/>
-        </w:rPr>
-      </w:r>
-      <w:r>
-        <w:rPr>
-          <w:lang w:val="sw_KE" w:bidi="sw_KE"/>
-        </w:rPr>
-        <w:t>Ni muhimu sana kwa nguvu na utulivu wa muundo mzima.</w:t>
-      </w:r>
-    </w:p>
-    <w:p>
-      <w:pPr>
-        <w:pStyle w:val="ListBullet"/>
-        <w:spacing w:line="240" w:lineRule="auto"/>
-        <w:ind w:left="720"/>
-      </w:pPr>
-      <w:r>
-        <w:rPr>
-          <w:lang w:val="sw_KE" w:bidi="sw_KE"/>
-        </w:rPr>
-      </w:r>
-      <w:r>
-        <w:rPr>
-          <w:lang w:val="sw_KE" w:bidi="sw_KE"/>
-        </w:rPr>
-        <w:t>Kwenye Agano Jipya, Mkutano wa waumini unafananishwa kwa mfano na jengo ambalo lina Yesu Kristo kama "jiwe la pembeni."</w:t>
-      </w:r>
-    </w:p>
-    <w:p>
-      <w:pPr>
-        <w:pStyle w:val="ListBullet"/>
-        <w:spacing w:line="240" w:lineRule="auto"/>
-        <w:ind w:left="720"/>
-      </w:pPr>
-      <w:r>
-        <w:rPr>
-          <w:lang w:val="sw_KE" w:bidi="sw_KE"/>
-        </w:rPr>
-      </w:r>
-      <w:r>
-        <w:rPr>
-          <w:lang w:val="sw_KE" w:bidi="sw_KE"/>
-        </w:rPr>
-        <w:t>Vile vile kama jiwe la pembeni la jengo linavyosaidia na kuamua nafasi ya jengo zima, ndivyo Yesu Kristo alivyo jiwe la pembeni ambalo Mkutano wa waumini umejengwa na kushikiliwa.</w:t>
-      </w:r>
-    </w:p>
-    <w:p>
-      <w:pPr>
-        <w:pStyle w:val="Heading3"/>
-      </w:pPr>
-      <w:r>
-        <w:rPr>
-          <w:lang w:val="sw_KE" w:bidi="sw_KE"/>
-        </w:rPr>
-        <w:t>Mapendekezo ya Tafsiri:</w:t>
-      </w:r>
-    </w:p>
-    <w:p>
-      <w:pPr>
-        <w:pStyle w:val="ListBullet"/>
-        <w:spacing w:line="240" w:lineRule="auto"/>
-        <w:ind w:left="720"/>
-      </w:pPr>
-      <w:r>
-        <w:rPr>
-          <w:lang w:val="sw_KE" w:bidi="sw_KE"/>
-        </w:rPr>
-      </w:r>
-      <w:r>
-        <w:rPr>
-          <w:lang w:val="sw_KE" w:bidi="sw_KE"/>
-        </w:rPr>
-        <w:t>Neno "jiwe la pembeni" linaweza pia kutafsiriwa kama "jiwe kuu la ujenzi" au "jiwe la msingi."</w:t>
-      </w:r>
-    </w:p>
-    <w:p>
-      <w:pPr>
-        <w:pStyle w:val="ListBullet"/>
-        <w:spacing w:line="240" w:lineRule="auto"/>
-        <w:ind w:left="720"/>
-      </w:pPr>
-      <w:r>
-        <w:rPr>
-          <w:lang w:val="sw_KE" w:bidi="sw_KE"/>
-        </w:rPr>
-      </w:r>
-      <w:r>
-        <w:rPr>
-          <w:lang w:val="sw_KE" w:bidi="sw_KE"/>
-        </w:rPr>
-        <w:t>Fikiria kama lugha lengwa ina neno kwa sehemu ya msingi wa jengo ambayo ni msaada mkuu. Ikiwa ndivyo, neno hili linaweza kutumika.</w:t>
-      </w:r>
-    </w:p>
-    <w:p>
-      <w:pPr>
-        <w:pStyle w:val="ListBullet"/>
-        <w:spacing w:line="240" w:lineRule="auto"/>
-        <w:ind w:left="720"/>
-      </w:pPr>
-      <w:r>
-        <w:rPr>
-          <w:lang w:val="sw_KE" w:bidi="sw_KE"/>
-        </w:rPr>
-      </w:r>
-      <w:r>
-        <w:rPr>
-          <w:lang w:val="sw_KE" w:bidi="sw_KE"/>
-        </w:rPr>
-        <w:t>Njia nyingine ya kutafsiri hii itakuwa, "jiwe la msingi linalotumika kwa pembe la jengo."</w:t>
-      </w:r>
-    </w:p>
-    <w:p>
-      <w:pPr>
-        <w:pStyle w:val="ListBullet"/>
-        <w:spacing w:line="240" w:lineRule="auto"/>
-        <w:ind w:left="720"/>
-      </w:pPr>
-      <w:r>
-        <w:rPr>
-          <w:lang w:val="sw_KE" w:bidi="sw_KE"/>
-        </w:rPr>
-      </w:r>
-      <w:r>
-        <w:rPr>
-          <w:lang w:val="sw_KE" w:bidi="sw_KE"/>
-        </w:rPr>
-        <w:t>Ni muhimu kuzingatia kwamba hii ni jiwe kubwa, linalotumika kama nyenzo thabiti na salama ya ujenzi. Ikiwa mawe hayatumiki kwa ajili ya kujenga majengo, kunaweza kuwa na neno lingine linaloweza kutumika kumaanisha "jiwe kubwa" (kama "mwamba") lakini pia linapaswa kuwa na wazo la kuwa limeundwa vizuri na kufaa.</w:t>
-      </w:r>
-    </w:p>
-    <w:p>
-      <w:pPr>
-        <w:pStyle w:val="Heading3"/>
-      </w:pPr>
-      <w:r>
-        <w:rPr>
-          <w:lang w:val="sw_KE" w:bidi="sw_KE"/>
-        </w:rPr>
-        <w:t>Marejeleo ya Biblia:</w:t>
-      </w:r>
-    </w:p>
-    <w:p>
-      <w:pPr>
-        <w:pStyle w:val="ListBullet"/>
-        <w:spacing w:line="240" w:lineRule="auto"/>
-        <w:ind w:left="720"/>
-      </w:pPr>
-      <w:r>
-        <w:rPr>
-          <w:lang w:val="sw_KE" w:bidi="sw_KE"/>
-        </w:rPr>
-      </w:r>
-      <w:r>
-        <w:rPr>
-          <w:lang w:val="sw_KE" w:bidi="sw_KE"/>
-        </w:rPr>
-        <w:t>Matendo 4:11</w:t>
-      </w:r>
-    </w:p>
-    <w:p>
-      <w:pPr>
-        <w:pStyle w:val="ListBullet"/>
-        <w:spacing w:line="240" w:lineRule="auto"/>
-        <w:ind w:left="720"/>
-      </w:pPr>
-      <w:r>
-        <w:rPr>
-          <w:lang w:val="sw_KE" w:bidi="sw_KE"/>
-        </w:rPr>
-      </w:r>
-      <w:r>
-        <w:rPr>
-          <w:lang w:val="sw_KE" w:bidi="sw_KE"/>
-        </w:rPr>
-        <w:t>Waefeso 2:20</w:t>
-      </w:r>
-    </w:p>
-    <w:p>
-      <w:pPr>
-        <w:pStyle w:val="ListBullet"/>
-        <w:spacing w:line="240" w:lineRule="auto"/>
-        <w:ind w:left="720"/>
-      </w:pPr>
-      <w:r>
-        <w:rPr>
-          <w:lang w:val="sw_KE" w:bidi="sw_KE"/>
-        </w:rPr>
-      </w:r>
-      <w:r>
-        <w:rPr>
-          <w:lang w:val="sw_KE" w:bidi="sw_KE"/>
-        </w:rPr>
-        <w:t>Mathayo 21:42</w:t>
-      </w:r>
-    </w:p>
-    <w:p>
-      <w:pPr>
-        <w:pStyle w:val="ListBullet"/>
-        <w:spacing w:line="240" w:lineRule="auto"/>
-        <w:ind w:left="720"/>
-      </w:pPr>
-      <w:r>
-        <w:rPr>
-          <w:lang w:val="sw_KE" w:bidi="sw_KE"/>
-        </w:rPr>
-      </w:r>
-      <w:r>
-        <w:rPr>
-          <w:lang w:val="sw_KE" w:bidi="sw_KE"/>
-        </w:rPr>
-        <w:t>Zaburi 118:22</w:t>
-      </w:r>
-    </w:p>
-    <w:p>
-      <w:pPr>
-        <w:pStyle w:val="Heading3"/>
-      </w:pPr>
-      <w:r>
-        <w:rPr>
-          <w:lang w:val="sw_KE" w:bidi="sw_KE"/>
-        </w:rPr>
-        <w:t>Neno Data:</w:t>
-      </w:r>
-    </w:p>
-    <w:p>
-      <w:pPr>
-        <w:pStyle w:val="ListBullet"/>
-        <w:spacing w:line="240" w:lineRule="auto"/>
-        <w:ind w:left="720"/>
-      </w:pPr>
-      <w:r>
-        <w:rPr>
-          <w:lang w:val="sw_KE" w:bidi="sw_KE"/>
-        </w:rPr>
-      </w:r>
-      <w:r>
-        <w:rPr>
-          <w:lang w:val="sw_KE" w:bidi="sw_KE"/>
-        </w:rPr>
-        <w:t>Strong's: H0068, H6438, H7218, G02040, G11370, G27760, G30370</w:t>
-      </w:r>
-      <w:r>
-        <w:rPr>
-          <w:lang w:val="sw_KE" w:bidi="sw_KE"/>
-        </w:rPr>
-      </w:r>
-      <w:r>
-        <w:rPr>
-          <w:lang w:val="sw_KE" w:bidi="sw_KE"/>
-        </w:rPr>
-      </w:r>
-    </w:p>
-    <w:p>
-      <w:pPr/>
-      <w:r>
-        <w:rPr>
-          <w:lang w:val="sw_KE" w:bidi="sw_KE"/>
-        </w:rPr>
-      </w:r>
-    </w:p>
-    <w:p>
-      <w:pPr>
-        <w:pStyle w:val="Heading2"/>
-      </w:pPr>
-      <w:r>
-        <w:rPr>
-          <w:lang w:val="sw_KE" w:bidi="sw_KE"/>
-        </w:rPr>
-        <w:t>Joho</w:t>
-      </w:r>
-      <w:r>
-        <w:rPr>
-          <w:lang w:val="sw_KE" w:bidi="sw_KE"/>
-        </w:rPr>
-      </w:r>
-    </w:p>
-    <w:p>
-      <w:pPr>
-        <w:pStyle w:val="Heading3"/>
-      </w:pPr>
-      <w:r>
-        <w:rPr>
-          <w:lang w:val="sw_KE" w:bidi="sw_KE"/>
-        </w:rPr>
-        <w:t>Ufafanuzi:</w:t>
-      </w:r>
-    </w:p>
-    <w:p>
-      <w:pPr/>
-      <w:r>
-        <w:rPr>
-          <w:lang w:val="sw_KE" w:bidi="sw_KE"/>
-        </w:rPr>
-      </w:r>
-      <w:r>
-        <w:rPr>
-          <w:lang w:val="sw_KE" w:bidi="sw_KE"/>
-        </w:rPr>
-        <w:t>Joho ni vazi la nje lenye mikono mirefu ambalo linaweza kuvaliwa na mwanamume au mwanamke. Ni sawa na koti.</w:t>
-      </w:r>
-    </w:p>
-    <w:p>
-      <w:pPr>
-        <w:pStyle w:val="ListBullet"/>
-        <w:spacing w:line="240" w:lineRule="auto"/>
-        <w:ind w:left="720"/>
-      </w:pPr>
-      <w:r>
-        <w:rPr>
-          <w:lang w:val="sw_KE" w:bidi="sw_KE"/>
-        </w:rPr>
-      </w:r>
-      <w:r>
-        <w:rPr>
-          <w:lang w:val="sw_KE" w:bidi="sw_KE"/>
-        </w:rPr>
-        <w:t>Majoho yanafunguka mbele na hufungwa kwa ukanda au mkanda.</w:t>
-      </w:r>
-    </w:p>
-    <w:p>
-      <w:pPr>
-        <w:pStyle w:val="ListBullet"/>
-        <w:spacing w:line="240" w:lineRule="auto"/>
-        <w:ind w:left="720"/>
-      </w:pPr>
-      <w:r>
-        <w:rPr>
-          <w:lang w:val="sw_KE" w:bidi="sw_KE"/>
-        </w:rPr>
-      </w:r>
-      <w:r>
-        <w:rPr>
-          <w:lang w:val="sw_KE" w:bidi="sw_KE"/>
-        </w:rPr>
-        <w:t>Yanaweza kuwa marefu au mafupi.</w:t>
-      </w:r>
-    </w:p>
-    <w:p>
-      <w:pPr>
-        <w:pStyle w:val="ListBullet"/>
-        <w:spacing w:line="240" w:lineRule="auto"/>
-        <w:ind w:left="720"/>
-      </w:pPr>
-      <w:r>
-        <w:rPr>
-          <w:lang w:val="sw_KE" w:bidi="sw_KE"/>
-        </w:rPr>
-      </w:r>
-      <w:r>
-        <w:rPr>
-          <w:lang w:val="sw_KE" w:bidi="sw_KE"/>
-        </w:rPr>
-        <w:t>Majoho ya zambarau yalivaliwa na wafalme kama ishara ya kifalme, utajiri, na heshima.</w:t>
-      </w:r>
-    </w:p>
-    <w:p>
-      <w:pPr/>
-      <w:r>
-        <w:rPr>
-          <w:lang w:val="sw_KE" w:bidi="sw_KE"/>
-        </w:rPr>
-      </w:r>
-      <w:r>
-        <w:rPr>
-          <w:lang w:val="sw_KE" w:bidi="sw_KE"/>
-        </w:rPr>
-        <w:t xml:space="preserve">(Tazama pia: </w:t>
-      </w:r>
-      <w:r>
-        <w:rPr>
-          <w:lang w:val="sw_KE" w:bidi="sw_KE"/>
-        </w:rPr>
-        <w:t>kifalme</w:t>
-      </w:r>
-      <w:r>
-        <w:rPr>
-          <w:lang w:val="sw_KE" w:bidi="sw_KE"/>
-        </w:rPr>
-        <w:t xml:space="preserve">, </w:t>
-      </w:r>
-      <w:r>
-        <w:rPr>
-          <w:lang w:val="sw_KE" w:bidi="sw_KE"/>
-        </w:rPr>
-        <w:t>joho</w:t>
-      </w:r>
-      <w:r>
-        <w:rPr>
-          <w:lang w:val="sw_KE" w:bidi="sw_KE"/>
-        </w:rPr>
-        <w:t>)</w:t>
-      </w:r>
-    </w:p>
-    <w:p>
-      <w:pPr>
-        <w:pStyle w:val="Heading3"/>
-      </w:pPr>
-      <w:r>
-        <w:rPr>
-          <w:lang w:val="sw_KE" w:bidi="sw_KE"/>
-        </w:rPr>
-        <w:t>Marejeleo ya Biblia:</w:t>
-      </w:r>
-    </w:p>
-    <w:p>
-      <w:pPr>
-        <w:pStyle w:val="ListBullet"/>
-        <w:spacing w:line="240" w:lineRule="auto"/>
-        <w:ind w:left="720"/>
-      </w:pPr>
-      <w:r>
-        <w:rPr>
-          <w:lang w:val="sw_KE" w:bidi="sw_KE"/>
-        </w:rPr>
-      </w:r>
-      <w:r>
-        <w:rPr>
-          <w:lang w:val="sw_KE" w:bidi="sw_KE"/>
-        </w:rPr>
-        <w:t>Kutoka 28:4–5</w:t>
-      </w:r>
-    </w:p>
-    <w:p>
-      <w:pPr>
-        <w:pStyle w:val="ListBullet"/>
-        <w:spacing w:line="240" w:lineRule="auto"/>
-        <w:ind w:left="720"/>
-      </w:pPr>
-      <w:r>
-        <w:rPr>
-          <w:lang w:val="sw_KE" w:bidi="sw_KE"/>
-        </w:rPr>
-      </w:r>
-      <w:r>
-        <w:rPr>
-          <w:lang w:val="sw_KE" w:bidi="sw_KE"/>
-        </w:rPr>
-        <w:t>Mwanzo 49:11–12</w:t>
-      </w:r>
-    </w:p>
-    <w:p>
-      <w:pPr>
-        <w:pStyle w:val="ListBullet"/>
-        <w:spacing w:line="240" w:lineRule="auto"/>
-        <w:ind w:left="720"/>
-      </w:pPr>
-      <w:r>
-        <w:rPr>
-          <w:lang w:val="sw_KE" w:bidi="sw_KE"/>
-        </w:rPr>
-      </w:r>
-      <w:r>
-        <w:rPr>
-          <w:lang w:val="sw_KE" w:bidi="sw_KE"/>
-        </w:rPr>
-        <w:t>Luka 15:22</w:t>
-      </w:r>
-    </w:p>
-    <w:p>
-      <w:pPr>
-        <w:pStyle w:val="ListBullet"/>
-        <w:spacing w:line="240" w:lineRule="auto"/>
-        <w:ind w:left="720"/>
-      </w:pPr>
-      <w:r>
-        <w:rPr>
-          <w:lang w:val="sw_KE" w:bidi="sw_KE"/>
-        </w:rPr>
-      </w:r>
-      <w:r>
-        <w:rPr>
-          <w:lang w:val="sw_KE" w:bidi="sw_KE"/>
-        </w:rPr>
-        <w:t>Luka 20:46</w:t>
-      </w:r>
-    </w:p>
-    <w:p>
-      <w:pPr>
-        <w:pStyle w:val="ListBullet"/>
-        <w:spacing w:line="240" w:lineRule="auto"/>
-        <w:ind w:left="720"/>
-      </w:pPr>
-      <w:r>
-        <w:rPr>
-          <w:lang w:val="sw_KE" w:bidi="sw_KE"/>
-        </w:rPr>
-      </w:r>
-      <w:r>
-        <w:rPr>
-          <w:lang w:val="sw_KE" w:bidi="sw_KE"/>
-        </w:rPr>
-        <w:t>Mathayo 27:27–29</w:t>
-      </w:r>
-    </w:p>
-    <w:p>
-      <w:pPr>
-        <w:pStyle w:val="Heading3"/>
-      </w:pPr>
-      <w:r>
-        <w:rPr>
-          <w:lang w:val="sw_KE" w:bidi="sw_KE"/>
-        </w:rPr>
-        <w:t>Data ya Neno:</w:t>
-      </w:r>
-    </w:p>
-    <w:p>
-      <w:pPr>
-        <w:pStyle w:val="ListBullet"/>
-        <w:spacing w:line="240" w:lineRule="auto"/>
-        <w:ind w:left="720"/>
-      </w:pPr>
-      <w:r>
-        <w:rPr>
-          <w:lang w:val="sw_KE" w:bidi="sw_KE"/>
-        </w:rPr>
-      </w:r>
-      <w:r>
-        <w:rPr>
-          <w:lang w:val="sw_KE" w:bidi="sw_KE"/>
-        </w:rPr>
-        <w:t>Strong's: H0145, H0155, H0899, H1545, H2436, H2684, H3671, H3801, H3830, H3847, H4060, H4254, H4598, H5497, H5622, H6614, H7640, H7757, H7897, H8071, G17460, G20670, G24400, G47490, G40160, G55110</w:t>
-      </w:r>
-      <w:r>
-        <w:rPr>
-          <w:lang w:val="sw_KE" w:bidi="sw_KE"/>
-        </w:rPr>
-      </w:r>
-      <w:r>
-        <w:rPr>
-          <w:lang w:val="sw_KE" w:bidi="sw_KE"/>
-        </w:rPr>
-      </w:r>
-    </w:p>
-    <w:p>
-      <w:pPr/>
-      <w:r>
-        <w:rPr>
-          <w:lang w:val="sw_KE" w:bidi="sw_KE"/>
-        </w:rPr>
-      </w:r>
-    </w:p>
-    <w:p>
-      <w:pPr>
-        <w:pStyle w:val="Heading2"/>
-      </w:pPr>
-      <w:r>
-        <w:rPr>
-          <w:lang w:val="sw_KE" w:bidi="sw_KE"/>
-        </w:rPr>
-        <w:t>Jua</w:t>
-      </w:r>
-      <w:r>
-        <w:rPr>
-          <w:lang w:val="sw_KE" w:bidi="sw_KE"/>
-        </w:rPr>
-      </w:r>
-    </w:p>
-    <w:p>
-      <w:pPr>
-        <w:pStyle w:val="Heading3"/>
-      </w:pPr>
-      <w:r>
-        <w:rPr>
-          <w:lang w:val="sw_KE" w:bidi="sw_KE"/>
-        </w:rPr>
-        <w:t>Ufafanuzi:</w:t>
-      </w:r>
-    </w:p>
-    <w:p>
-      <w:pPr/>
-      <w:r>
-        <w:rPr>
-          <w:lang w:val="sw_KE" w:bidi="sw_KE"/>
-        </w:rPr>
-      </w:r>
-      <w:r>
-        <w:rPr>
-          <w:lang w:val="sw_KE" w:bidi="sw_KE"/>
-        </w:rPr>
-        <w:t>Inapotumika kwa maana hii, neno "kujua" na "maarifa" kwa ujumla humaanisha kuelewa kitu. Pia inaweza kumaanisha kuwa na ufahamu wa ukweli. Usemi "kufanya kujulikana" humaanisha kutoa taarifa.</w:t>
-      </w:r>
-    </w:p>
-    <w:p>
-      <w:pPr>
-        <w:pStyle w:val="ListBullet"/>
-        <w:spacing w:line="240" w:lineRule="auto"/>
-        <w:ind w:left="720"/>
-      </w:pPr>
-      <w:r>
-        <w:rPr>
-          <w:lang w:val="sw_KE" w:bidi="sw_KE"/>
-        </w:rPr>
-      </w:r>
-      <w:r>
-        <w:rPr>
-          <w:lang w:val="sw_KE" w:bidi="sw_KE"/>
-        </w:rPr>
-        <w:t>Neno "maarifa" linahusu taarifa ambazo watu wanajua. Linaweza kutumika kwa kujua dhana za kimwili au dhana za dhahania.</w:t>
-      </w:r>
-    </w:p>
-    <w:p>
-      <w:pPr>
-        <w:pStyle w:val="ListBullet"/>
-        <w:spacing w:line="240" w:lineRule="auto"/>
-        <w:ind w:left="720"/>
-      </w:pPr>
-      <w:r>
-        <w:rPr>
-          <w:lang w:val="sw_KE" w:bidi="sw_KE"/>
-        </w:rPr>
-      </w:r>
-      <w:r>
-        <w:rPr>
-          <w:lang w:val="sw_KE" w:bidi="sw_KE"/>
-        </w:rPr>
-        <w:t>Kujua kuhusu Mungu inamaanisha kuelewa ukweli kumhusu kutokana na kile alichotufunulia.</w:t>
-      </w:r>
-    </w:p>
-    <w:p>
-      <w:pPr>
-        <w:pStyle w:val="ListBullet"/>
-        <w:spacing w:line="240" w:lineRule="auto"/>
-        <w:ind w:left="720"/>
-      </w:pPr>
-      <w:r>
-        <w:rPr>
-          <w:lang w:val="sw_KE" w:bidi="sw_KE"/>
-        </w:rPr>
-      </w:r>
-      <w:r>
-        <w:rPr>
-          <w:lang w:val="sw_KE" w:bidi="sw_KE"/>
-        </w:rPr>
-        <w:t>Kujua "Sheria" inamaanisha kuwa na ufahamu wa kile Mungu ameamuru au kuelewa kile Mungu ameagiza katika sheria alizompa Mose.</w:t>
-      </w:r>
-    </w:p>
-    <w:p>
-      <w:pPr>
-        <w:pStyle w:val="ListBullet"/>
-        <w:spacing w:line="240" w:lineRule="auto"/>
-        <w:ind w:left="720"/>
-      </w:pPr>
-      <w:r>
-        <w:rPr>
-          <w:lang w:val="sw_KE" w:bidi="sw_KE"/>
-        </w:rPr>
-      </w:r>
-      <w:r>
-        <w:rPr>
-          <w:lang w:val="sw_KE" w:bidi="sw_KE"/>
-        </w:rPr>
-        <w:t>Wakati mwingine "maarifa" hutumiwa kama kisawe cha "hekima," ambayo inajumuisha kuishi kwa njia inayompendeza Mungu.</w:t>
-      </w:r>
-    </w:p>
-    <w:p>
-      <w:pPr>
-        <w:pStyle w:val="ListBullet"/>
-        <w:spacing w:line="240" w:lineRule="auto"/>
-        <w:ind w:left="720"/>
-      </w:pPr>
-      <w:r>
-        <w:rPr>
-          <w:lang w:val="sw_KE" w:bidi="sw_KE"/>
-        </w:rPr>
-      </w:r>
-      <w:r>
-        <w:rPr>
-          <w:lang w:val="sw_KE" w:bidi="sw_KE"/>
-        </w:rPr>
-        <w:t>"Maarifa ya Mungu" wakati mwingine hutumiwa kama kisawe cha "hofu ya Yahweh."</w:t>
-      </w:r>
-    </w:p>
-    <w:p>
-      <w:pPr>
-        <w:pStyle w:val="Heading3"/>
-      </w:pPr>
-      <w:r>
-        <w:rPr>
-          <w:lang w:val="sw_KE" w:bidi="sw_KE"/>
-        </w:rPr>
-        <w:t>Mapendekezo ya Tafsiri</w:t>
-      </w:r>
-    </w:p>
-    <w:p>
-      <w:pPr>
-        <w:pStyle w:val="ListBullet"/>
-        <w:spacing w:line="240" w:lineRule="auto"/>
-        <w:ind w:left="720"/>
-      </w:pPr>
-      <w:r>
-        <w:rPr>
-          <w:lang w:val="sw_KE" w:bidi="sw_KE"/>
-        </w:rPr>
-      </w:r>
-      <w:r>
-        <w:rPr>
-          <w:lang w:val="sw_KE" w:bidi="sw_KE"/>
-        </w:rPr>
-        <w:t>Kulingana na muktadha, njia za kutafsiri "jua" inaweza kujumuisha "kuelewa" au "kufahamu" au "kujua" au "kuwa na ufahamu wa."</w:t>
-      </w:r>
-    </w:p>
-    <w:p>
-      <w:pPr>
-        <w:pStyle w:val="ListBullet"/>
-        <w:spacing w:line="240" w:lineRule="auto"/>
-        <w:ind w:left="720"/>
-      </w:pPr>
-      <w:r>
-        <w:rPr>
-          <w:lang w:val="sw_KE" w:bidi="sw_KE"/>
-        </w:rPr>
-      </w:r>
-      <w:r>
-        <w:rPr>
-          <w:lang w:val="sw_KE" w:bidi="sw_KE"/>
-        </w:rPr>
-        <w:t>Kwenye muktadha wa kuelewa tofauti kati ya vitu viwili, neno hili mara nyingi hutafsiriwa kama "kutofautisha." Linapotumika kwa njia hii, neno hili mara nyingi hufuatwa na kihusishi "kati ya."</w:t>
-      </w:r>
-    </w:p>
-    <w:p>
-      <w:pPr>
-        <w:pStyle w:val="ListBullet"/>
-        <w:spacing w:line="240" w:lineRule="auto"/>
-        <w:ind w:left="720"/>
-      </w:pPr>
-      <w:r>
-        <w:rPr>
-          <w:lang w:val="sw_KE" w:bidi="sw_KE"/>
-        </w:rPr>
-      </w:r>
-      <w:r>
-        <w:rPr>
-          <w:lang w:val="sw_KE" w:bidi="sw_KE"/>
-        </w:rPr>
-        <w:t>Neno "fanya kujulikana" linaweza kutafsiriwa kama "sababisha watu kujua" au "fichua" au "eleza kuhusu" au "fafanua."</w:t>
-      </w:r>
-    </w:p>
-    <w:p>
-      <w:pPr>
-        <w:pStyle w:val="ListBullet"/>
-        <w:spacing w:line="240" w:lineRule="auto"/>
-        <w:ind w:left="720"/>
-      </w:pPr>
-      <w:r>
-        <w:rPr>
-          <w:lang w:val="sw_KE" w:bidi="sw_KE"/>
-        </w:rPr>
-      </w:r>
-      <w:r>
-        <w:rPr>
-          <w:lang w:val="sw_KE" w:bidi="sw_KE"/>
-        </w:rPr>
-        <w:t>Kujua kuhusu kitu kinaweza kutafsiriwa kama "kuwa na ufahamu wa" au "kuwa na mazoea na."</w:t>
-      </w:r>
-    </w:p>
-    <w:p>
-      <w:pPr>
-        <w:pStyle w:val="ListBullet"/>
-        <w:spacing w:line="240" w:lineRule="auto"/>
-        <w:ind w:left="720"/>
-      </w:pPr>
-      <w:r>
-        <w:rPr>
-          <w:lang w:val="sw_KE" w:bidi="sw_KE"/>
-        </w:rPr>
-      </w:r>
-      <w:r>
-        <w:rPr>
-          <w:lang w:val="sw_KE" w:bidi="sw_KE"/>
-        </w:rPr>
-        <w:t>Usemi "jua jinsi ya" unamaanisha kuelewa mchakato au njia ya kufanya kitu. Inaweza pia kutafsiriwa kama "uweze" au "kuwa na ujuzi wa."</w:t>
-      </w:r>
-    </w:p>
-    <w:p>
-      <w:pPr>
-        <w:pStyle w:val="ListBullet"/>
-        <w:spacing w:line="240" w:lineRule="auto"/>
-        <w:ind w:left="720"/>
-      </w:pPr>
-      <w:r>
-        <w:rPr>
-          <w:lang w:val="sw_KE" w:bidi="sw_KE"/>
-        </w:rPr>
-      </w:r>
-      <w:r>
-        <w:rPr>
-          <w:lang w:val="sw_KE" w:bidi="sw_KE"/>
-        </w:rPr>
-        <w:t>Neno "maarifa" linaweza pia kutafsiriwa kama "kile kinachojulikana" au "hekima" au "ufahamu," kulingana na muktadha.</w:t>
-      </w:r>
-    </w:p>
-    <w:p>
-      <w:pPr>
-        <w:pStyle w:val="ListBullet"/>
-        <w:spacing w:line="240" w:lineRule="auto"/>
-        <w:ind w:left="720"/>
-      </w:pPr>
-      <w:r>
-        <w:rPr>
-          <w:lang w:val="sw_KE" w:bidi="sw_KE"/>
-        </w:rPr>
-      </w:r>
-      <w:r>
-        <w:rPr>
-          <w:lang w:val="sw_KE" w:bidi="sw_KE"/>
-        </w:rPr>
-        <w:t>Lugha zingine zina maneno mawili tofauti kwa "kujua," moja kwa kujua ukweli na nyingine kwa kumjua mtu na kuwa na uhusiano na mtu huyo. Neno la kujua ukweli linapaswa kutumika wakati wa kutafsiri maana hii ya neno "kujua."</w:t>
-      </w:r>
-    </w:p>
-    <w:p>
-      <w:pPr/>
-      <w:r>
-        <w:rPr>
-          <w:lang w:val="sw_KE" w:bidi="sw_KE"/>
-        </w:rPr>
-      </w:r>
-      <w:r>
-        <w:rPr>
-          <w:lang w:val="sw_KE" w:bidi="sw_KE"/>
-        </w:rPr>
-        <w:t xml:space="preserve">(Tazama pia: </w:t>
-      </w:r>
-      <w:r>
-        <w:rPr>
-          <w:lang w:val="sw_KE" w:bidi="sw_KE"/>
-        </w:rPr>
-        <w:t>jua-uhusiano</w:t>
-      </w:r>
-      <w:r>
-        <w:rPr>
-          <w:lang w:val="sw_KE" w:bidi="sw_KE"/>
-        </w:rPr>
-        <w:t xml:space="preserve">, </w:t>
-      </w:r>
-      <w:r>
-        <w:rPr>
-          <w:lang w:val="sw_KE" w:bidi="sw_KE"/>
-        </w:rPr>
-        <w:t>sheria</w:t>
-      </w:r>
-      <w:r>
-        <w:rPr>
-          <w:lang w:val="sw_KE" w:bidi="sw_KE"/>
-        </w:rPr>
-        <w:t xml:space="preserve">, </w:t>
-      </w:r>
-      <w:r>
-        <w:rPr>
-          <w:lang w:val="sw_KE" w:bidi="sw_KE"/>
-        </w:rPr>
-        <w:t>fichua</w:t>
-      </w:r>
-      <w:r>
-        <w:rPr>
-          <w:lang w:val="sw_KE" w:bidi="sw_KE"/>
-        </w:rPr>
-        <w:t xml:space="preserve">, </w:t>
-      </w:r>
-      <w:r>
-        <w:rPr>
-          <w:lang w:val="sw_KE" w:bidi="sw_KE"/>
-        </w:rPr>
-        <w:t>elewa</w:t>
-      </w:r>
-      <w:r>
-        <w:rPr>
-          <w:lang w:val="sw_KE" w:bidi="sw_KE"/>
-        </w:rPr>
-        <w:t xml:space="preserve">, </w:t>
-      </w:r>
-      <w:r>
-        <w:rPr>
-          <w:lang w:val="sw_KE" w:bidi="sw_KE"/>
-        </w:rPr>
-        <w:t>hekima</w:t>
-      </w:r>
-      <w:r>
-        <w:rPr>
-          <w:lang w:val="sw_KE" w:bidi="sw_KE"/>
-        </w:rPr>
-        <w:t>)</w:t>
-      </w:r>
-    </w:p>
-    <w:p>
-      <w:pPr>
-        <w:pStyle w:val="Heading3"/>
-      </w:pPr>
-      <w:r>
-        <w:rPr>
-          <w:lang w:val="sw_KE" w:bidi="sw_KE"/>
-        </w:rPr>
-        <w:t>Marejeleo ya Biblia:</w:t>
-      </w:r>
-    </w:p>
-    <w:p>
-      <w:pPr>
-        <w:pStyle w:val="Heading3"/>
-      </w:pPr>
-      <w:r>
-        <w:rPr>
-          <w:lang w:val="sw_KE" w:bidi="sw_KE"/>
-        </w:rPr>
-        <w:t>Data ya Neno:</w:t>
-      </w:r>
-      <w:r>
-        <w:rPr>
-          <w:lang w:val="sw_KE" w:bidi="sw_KE"/>
-        </w:rPr>
-      </w:r>
-      <w:r>
-        <w:rPr>
-          <w:lang w:val="sw_KE" w:bidi="sw_KE"/>
-        </w:rPr>
-      </w:r>
-    </w:p>
-    <w:p>
-      <w:pPr/>
-      <w:r>
-        <w:rPr>
-          <w:lang w:val="sw_KE" w:bidi="sw_KE"/>
-        </w:rPr>
-      </w:r>
-    </w:p>
-    <w:p>
-      <w:pPr>
-        <w:pStyle w:val="Heading2"/>
-      </w:pPr>
-      <w:r>
-        <w:rPr>
-          <w:lang w:val="sw_KE" w:bidi="sw_KE"/>
-        </w:rPr>
-        <w:t>Jua-uhusiano</w:t>
-      </w:r>
-      <w:r>
-        <w:rPr>
-          <w:lang w:val="sw_KE" w:bidi="sw_KE"/>
-        </w:rPr>
-      </w:r>
-    </w:p>
-    <w:p>
-      <w:pPr>
-        <w:pStyle w:val="Heading3"/>
-      </w:pPr>
-      <w:r>
-        <w:rPr>
-          <w:lang w:val="sw_KE" w:bidi="sw_KE"/>
-        </w:rPr>
-        <w:t>Ufafanuzi:</w:t>
-      </w:r>
-    </w:p>
-    <w:p>
-      <w:pPr/>
-      <w:r>
-        <w:rPr>
-          <w:lang w:val="sw_KE" w:bidi="sw_KE"/>
-        </w:rPr>
-      </w:r>
-      <w:r>
-        <w:rPr>
-          <w:lang w:val="sw_KE" w:bidi="sw_KE"/>
-        </w:rPr>
-        <w:t>Inapotumika kwa maana hii, maneno "kujua," "maarifa," na "alijua" yanamaanisha kuwa na uhusiano na mtu.</w:t>
-      </w:r>
-    </w:p>
-    <w:p>
-      <w:pPr>
-        <w:pStyle w:val="ListBullet"/>
-        <w:spacing w:line="240" w:lineRule="auto"/>
-        <w:ind w:left="720"/>
-      </w:pPr>
-      <w:r>
-        <w:rPr>
-          <w:lang w:val="sw_KE" w:bidi="sw_KE"/>
-        </w:rPr>
-      </w:r>
-      <w:r>
-        <w:rPr>
-          <w:lang w:val="sw_KE" w:bidi="sw_KE"/>
-        </w:rPr>
-        <w:t>Kumjua Mungu kunamaanisha kuwa na uhusiano naye. Hii pia inatumika kwa kuwajua watu.</w:t>
-      </w:r>
-    </w:p>
-    <w:p>
-      <w:pPr>
-        <w:pStyle w:val="ListBullet"/>
-        <w:spacing w:line="240" w:lineRule="auto"/>
-        <w:ind w:left="720"/>
-      </w:pPr>
-      <w:r>
-        <w:rPr>
-          <w:lang w:val="sw_KE" w:bidi="sw_KE"/>
-        </w:rPr>
-      </w:r>
-      <w:r>
-        <w:rPr>
-          <w:lang w:val="sw_KE" w:bidi="sw_KE"/>
-        </w:rPr>
-        <w:t>Yesu alisema katika Mathayo 7:23 kwamba siku ya hukumu atawaambia baadhi ya watu "Sikuwajua kamwe." Kwa kusema "Sikuwajua kamwe," anamaanisha kwamba hakuwa na uhusiano wa kibinafsi nao.</w:t>
-      </w:r>
-    </w:p>
-    <w:p>
-      <w:pPr>
-        <w:pStyle w:val="ListBullet"/>
-        <w:spacing w:line="240" w:lineRule="auto"/>
-        <w:ind w:left="720"/>
-      </w:pPr>
-      <w:r>
-        <w:rPr>
-          <w:lang w:val="sw_KE" w:bidi="sw_KE"/>
-        </w:rPr>
-      </w:r>
-      <w:r>
-        <w:rPr>
-          <w:lang w:val="sw_KE" w:bidi="sw_KE"/>
-        </w:rPr>
-        <w:t>"Maarifa ya Mungu" wakati mwingine hutumiwa kama kisawe cha "hofu ya Mungu."</w:t>
-      </w:r>
-    </w:p>
-    <w:p>
-      <w:pPr>
-        <w:pStyle w:val="ListBullet"/>
-        <w:spacing w:line="240" w:lineRule="auto"/>
-        <w:ind w:left="720"/>
-      </w:pPr>
-      <w:r>
-        <w:rPr>
-          <w:lang w:val="sw_KE" w:bidi="sw_KE"/>
-        </w:rPr>
-      </w:r>
-      <w:r>
-        <w:rPr>
-          <w:lang w:val="sw_KE" w:bidi="sw_KE"/>
-        </w:rPr>
-        <w:t>Inapotumiwa kwa mwanamume na mwanamke, "kujua" mara nyingi ni sitiari inayorejelea tendo la ngono.</w:t>
-      </w:r>
-    </w:p>
-    <w:p>
-      <w:pPr>
-        <w:pStyle w:val="Heading3"/>
-      </w:pPr>
-      <w:r>
-        <w:rPr>
-          <w:lang w:val="sw_KE" w:bidi="sw_KE"/>
-        </w:rPr>
-        <w:t>Mapendekezo ya Tafsiri</w:t>
-      </w:r>
-    </w:p>
-    <w:p>
-      <w:pPr>
-        <w:pStyle w:val="ListBullet"/>
-        <w:spacing w:line="240" w:lineRule="auto"/>
-        <w:ind w:left="720"/>
-      </w:pPr>
-      <w:r>
-        <w:rPr>
-          <w:lang w:val="sw_KE" w:bidi="sw_KE"/>
-        </w:rPr>
-      </w:r>
-      <w:r>
-        <w:rPr>
-          <w:lang w:val="sw_KE" w:bidi="sw_KE"/>
-        </w:rPr>
-        <w:t>Kulingana na muktadha, njia za kutafsiri maana ya "kujua" zinaweza kujumuisha "kuwa na ufahamu wa," "kuwa na mazoea na," au "kuwa na uhusiano na."</w:t>
-      </w:r>
-    </w:p>
-    <w:p>
-      <w:pPr>
-        <w:pStyle w:val="ListBullet"/>
-        <w:spacing w:line="240" w:lineRule="auto"/>
-        <w:ind w:left="720"/>
-      </w:pPr>
-      <w:r>
-        <w:rPr>
-          <w:lang w:val="sw_KE" w:bidi="sw_KE"/>
-        </w:rPr>
-      </w:r>
-      <w:r>
-        <w:rPr>
-          <w:lang w:val="sw_KE" w:bidi="sw_KE"/>
-        </w:rPr>
-        <w:t>Lugha zingine zina maneno mawili tofauti kwa "kujua," moja kwa kuelewa ukweli na moja kwa kumfahamu mtu na kuwa na uhusiano naye. Neno la kumfahamu mtu na kuwa na uhusiano naye linapaswa kutumika wakati wa kutafsiri maana hii ya neno "kujua."</w:t>
-      </w:r>
-    </w:p>
-    <w:p>
-      <w:pPr/>
-      <w:r>
-        <w:rPr>
-          <w:lang w:val="sw_KE" w:bidi="sw_KE"/>
-        </w:rPr>
-      </w:r>
-      <w:r>
-        <w:rPr>
-          <w:lang w:val="sw_KE" w:bidi="sw_KE"/>
-        </w:rPr>
-        <w:t xml:space="preserve">(Tazama pia: </w:t>
-      </w:r>
-      <w:r>
-        <w:rPr>
-          <w:lang w:val="sw_KE" w:bidi="sw_KE"/>
-        </w:rPr>
-        <w:t>kujua-habari</w:t>
-      </w:r>
-      <w:r>
-        <w:rPr>
-          <w:lang w:val="sw_KE" w:bidi="sw_KE"/>
-        </w:rPr>
-        <w:t>,</w:t>
-      </w:r>
-      <w:r>
-        <w:rPr>
-          <w:lang w:val="sw_KE" w:bidi="sw_KE"/>
-        </w:rPr>
-        <w:t>fichua</w:t>
-      </w:r>
-      <w:r>
-        <w:rPr>
-          <w:lang w:val="sw_KE" w:bidi="sw_KE"/>
-        </w:rPr>
-        <w:t>)</w:t>
+        <w:t>(Tazama pia: kujua-habari,fichua)</w:t>
       </w:r>
     </w:p>
     <w:p>
